--- a/Language Learning.docx
+++ b/Language Learning.docx
@@ -32,7 +32,7 @@
         <w:spacing w:line="240" w:lineRule="auto"/>
         <w:jc w:val="left"/>
         <w:rPr>
-          <w:rFonts w:ascii="Times New Roman" w:eastAsiaTheme="minorEastAsia" w:hAnsi="Times New Roman" w:cs="Times New Roman" w:hint="eastAsia"/>
+          <w:rFonts w:ascii="Times New Roman" w:eastAsiaTheme="minorEastAsia" w:hAnsi="Times New Roman" w:cs="Times New Roman"/>
           <w:b/>
           <w:bCs/>
           <w:sz w:val="20"/>
@@ -53,10 +53,11 @@
     <w:p>
       <w:pPr>
         <w:pStyle w:val="af2"/>
+        <w:spacing w:line="240" w:lineRule="auto"/>
         <w:ind w:left="142"/>
         <w:jc w:val="left"/>
         <w:rPr>
-          <w:rFonts w:ascii="Times New Roman" w:eastAsiaTheme="minorEastAsia" w:hAnsi="Times New Roman" w:cs="Times New Roman" w:hint="eastAsia"/>
+          <w:rFonts w:ascii="Times New Roman" w:eastAsiaTheme="minorEastAsia" w:hAnsi="Times New Roman" w:cs="Times New Roman"/>
           <w:b/>
           <w:bCs/>
           <w:i/>
@@ -90,7 +91,7 @@
         <w:ind w:firstLineChars="200" w:firstLine="320"/>
         <w:jc w:val="left"/>
         <w:rPr>
-          <w:rFonts w:ascii="Times New Roman" w:eastAsiaTheme="minorEastAsia" w:hAnsi="Times New Roman" w:cs="Times New Roman" w:hint="eastAsia"/>
+          <w:rFonts w:ascii="Times New Roman" w:eastAsiaTheme="minorEastAsia" w:hAnsi="Times New Roman" w:cs="Times New Roman"/>
         </w:rPr>
       </w:pPr>
       <w:r>
@@ -198,21 +199,6 @@
           <w:bCs/>
         </w:rPr>
         <w:t>)</w:t>
-      </w:r>
-    </w:p>
-    <w:p>
-      <w:pPr>
-        <w:pStyle w:val="af2"/>
-        <w:jc w:val="left"/>
-        <w:rPr>
-          <w:rFonts w:ascii="Times New Roman" w:eastAsiaTheme="minorEastAsia" w:hAnsi="Times New Roman" w:cs="Times New Roman"/>
-        </w:rPr>
-      </w:pPr>
-      <w:r>
-        <w:rPr>
-          <w:rFonts w:ascii="Times New Roman" w:eastAsiaTheme="minorEastAsia" w:hAnsi="Times New Roman" w:cs="Times New Roman" w:hint="eastAsia"/>
-        </w:rPr>
-        <w:t xml:space="preserve">    </w:t>
       </w:r>
     </w:p>
     <w:p>
@@ -228,14 +214,6 @@
       </w:pPr>
       <w:r>
         <w:rPr>
-          <w:rFonts w:asciiTheme="minorEastAsia" w:eastAsiaTheme="minorEastAsia" w:hAnsiTheme="minorEastAsia" w:cs="Times New Roman" w:hint="eastAsia"/>
-          <w:b/>
-          <w:bCs/>
-        </w:rPr>
-        <w:t xml:space="preserve">② </w:t>
-      </w:r>
-      <w:r>
-        <w:rPr>
           <w:rFonts w:asciiTheme="minorEastAsia" w:eastAsiaTheme="minorEastAsia" w:hAnsiTheme="minorEastAsia" w:cs="Times New Roman"/>
           <w:b/>
           <w:bCs/>
@@ -265,7 +243,7 @@
         <w:ind w:leftChars="67" w:left="141"/>
         <w:jc w:val="left"/>
         <w:rPr>
-          <w:rFonts w:asciiTheme="minorEastAsia" w:eastAsiaTheme="minorEastAsia" w:hAnsiTheme="minorEastAsia" w:cs="Times New Roman"/>
+          <w:rFonts w:asciiTheme="minorEastAsia" w:eastAsiaTheme="minorEastAsia" w:hAnsiTheme="minorEastAsia" w:cs="Times New Roman" w:hint="eastAsia"/>
         </w:rPr>
       </w:pPr>
       <w:r>
@@ -393,7 +371,7 @@
         <w:ind w:leftChars="67" w:left="141" w:firstLineChars="100" w:firstLine="160"/>
         <w:jc w:val="left"/>
         <w:rPr>
-          <w:rFonts w:asciiTheme="minorEastAsia" w:eastAsiaTheme="minorEastAsia" w:hAnsiTheme="minorEastAsia" w:cs="Times New Roman"/>
+          <w:rFonts w:asciiTheme="minorEastAsia" w:eastAsiaTheme="minorEastAsia" w:hAnsiTheme="minorEastAsia" w:cs="Times New Roman" w:hint="eastAsia"/>
         </w:rPr>
       </w:pPr>
       <w:r>
@@ -464,7 +442,7 @@
               <w:widowControl/>
               <w:spacing w:line="220" w:lineRule="exact"/>
               <w:rPr>
-                <w:rFonts w:asciiTheme="minorEastAsia" w:hAnsiTheme="minorEastAsia" w:cs="宋体"/>
+                <w:rFonts w:asciiTheme="minorEastAsia" w:hAnsiTheme="minorEastAsia" w:cs="宋体" w:hint="eastAsia"/>
                 <w:b/>
                 <w:bCs/>
                 <w:kern w:val="0"/>
@@ -496,7 +474,7 @@
               <w:widowControl/>
               <w:spacing w:line="220" w:lineRule="exact"/>
               <w:rPr>
-                <w:rFonts w:asciiTheme="minorEastAsia" w:hAnsiTheme="minorEastAsia" w:cs="宋体"/>
+                <w:rFonts w:asciiTheme="minorEastAsia" w:hAnsiTheme="minorEastAsia" w:cs="宋体" w:hint="eastAsia"/>
                 <w:b/>
                 <w:bCs/>
                 <w:kern w:val="0"/>
@@ -530,7 +508,7 @@
               <w:widowControl/>
               <w:spacing w:line="220" w:lineRule="exact"/>
               <w:rPr>
-                <w:rFonts w:asciiTheme="minorEastAsia" w:hAnsiTheme="minorEastAsia" w:cs="宋体"/>
+                <w:rFonts w:asciiTheme="minorEastAsia" w:hAnsiTheme="minorEastAsia" w:cs="宋体" w:hint="eastAsia"/>
                 <w:kern w:val="0"/>
                 <w:sz w:val="16"/>
                 <w:szCs w:val="16"/>
@@ -558,7 +536,7 @@
               <w:widowControl/>
               <w:spacing w:line="220" w:lineRule="exact"/>
               <w:rPr>
-                <w:rFonts w:asciiTheme="minorEastAsia" w:hAnsiTheme="minorEastAsia" w:cs="宋体"/>
+                <w:rFonts w:asciiTheme="minorEastAsia" w:hAnsiTheme="minorEastAsia" w:cs="宋体" w:hint="eastAsia"/>
                 <w:kern w:val="0"/>
                 <w:sz w:val="16"/>
                 <w:szCs w:val="16"/>
@@ -588,7 +566,7 @@
               <w:widowControl/>
               <w:spacing w:line="220" w:lineRule="exact"/>
               <w:rPr>
-                <w:rFonts w:asciiTheme="minorEastAsia" w:hAnsiTheme="minorEastAsia" w:cs="宋体"/>
+                <w:rFonts w:asciiTheme="minorEastAsia" w:hAnsiTheme="minorEastAsia" w:cs="宋体" w:hint="eastAsia"/>
                 <w:kern w:val="0"/>
                 <w:sz w:val="16"/>
                 <w:szCs w:val="16"/>
@@ -616,7 +594,7 @@
               <w:widowControl/>
               <w:spacing w:line="220" w:lineRule="exact"/>
               <w:rPr>
-                <w:rFonts w:asciiTheme="minorEastAsia" w:hAnsiTheme="minorEastAsia" w:cs="宋体"/>
+                <w:rFonts w:asciiTheme="minorEastAsia" w:hAnsiTheme="minorEastAsia" w:cs="宋体" w:hint="eastAsia"/>
                 <w:kern w:val="0"/>
                 <w:sz w:val="16"/>
                 <w:szCs w:val="16"/>
@@ -646,7 +624,7 @@
               <w:widowControl/>
               <w:spacing w:line="220" w:lineRule="exact"/>
               <w:rPr>
-                <w:rFonts w:asciiTheme="minorEastAsia" w:hAnsiTheme="minorEastAsia" w:cs="宋体"/>
+                <w:rFonts w:asciiTheme="minorEastAsia" w:hAnsiTheme="minorEastAsia" w:cs="宋体" w:hint="eastAsia"/>
                 <w:kern w:val="0"/>
                 <w:sz w:val="16"/>
                 <w:szCs w:val="16"/>
@@ -674,7 +652,7 @@
               <w:widowControl/>
               <w:spacing w:line="220" w:lineRule="exact"/>
               <w:rPr>
-                <w:rFonts w:asciiTheme="minorEastAsia" w:hAnsiTheme="minorEastAsia" w:cs="宋体"/>
+                <w:rFonts w:asciiTheme="minorEastAsia" w:hAnsiTheme="minorEastAsia" w:cs="宋体" w:hint="eastAsia"/>
                 <w:kern w:val="0"/>
                 <w:sz w:val="16"/>
                 <w:szCs w:val="16"/>
@@ -704,7 +682,7 @@
               <w:widowControl/>
               <w:spacing w:line="220" w:lineRule="exact"/>
               <w:rPr>
-                <w:rFonts w:asciiTheme="minorEastAsia" w:hAnsiTheme="minorEastAsia" w:cs="宋体"/>
+                <w:rFonts w:asciiTheme="minorEastAsia" w:hAnsiTheme="minorEastAsia" w:cs="宋体" w:hint="eastAsia"/>
                 <w:kern w:val="0"/>
                 <w:sz w:val="16"/>
                 <w:szCs w:val="16"/>
@@ -732,7 +710,7 @@
               <w:widowControl/>
               <w:spacing w:line="220" w:lineRule="exact"/>
               <w:rPr>
-                <w:rFonts w:asciiTheme="minorEastAsia" w:hAnsiTheme="minorEastAsia" w:cs="宋体"/>
+                <w:rFonts w:asciiTheme="minorEastAsia" w:hAnsiTheme="minorEastAsia" w:cs="宋体" w:hint="eastAsia"/>
                 <w:kern w:val="0"/>
                 <w:sz w:val="16"/>
                 <w:szCs w:val="16"/>
@@ -762,7 +740,7 @@
               <w:widowControl/>
               <w:spacing w:line="220" w:lineRule="exact"/>
               <w:rPr>
-                <w:rFonts w:asciiTheme="minorEastAsia" w:hAnsiTheme="minorEastAsia" w:cs="宋体"/>
+                <w:rFonts w:asciiTheme="minorEastAsia" w:hAnsiTheme="minorEastAsia" w:cs="宋体" w:hint="eastAsia"/>
                 <w:kern w:val="0"/>
                 <w:sz w:val="16"/>
                 <w:szCs w:val="16"/>
@@ -790,7 +768,7 @@
               <w:widowControl/>
               <w:spacing w:line="220" w:lineRule="exact"/>
               <w:rPr>
-                <w:rFonts w:asciiTheme="minorEastAsia" w:hAnsiTheme="minorEastAsia" w:cs="宋体"/>
+                <w:rFonts w:asciiTheme="minorEastAsia" w:hAnsiTheme="minorEastAsia" w:cs="宋体" w:hint="eastAsia"/>
                 <w:kern w:val="0"/>
                 <w:sz w:val="16"/>
                 <w:szCs w:val="16"/>
@@ -820,7 +798,7 @@
               <w:widowControl/>
               <w:spacing w:line="220" w:lineRule="exact"/>
               <w:rPr>
-                <w:rFonts w:asciiTheme="minorEastAsia" w:hAnsiTheme="minorEastAsia" w:cs="宋体"/>
+                <w:rFonts w:asciiTheme="minorEastAsia" w:hAnsiTheme="minorEastAsia" w:cs="宋体" w:hint="eastAsia"/>
                 <w:kern w:val="0"/>
                 <w:sz w:val="16"/>
                 <w:szCs w:val="16"/>
@@ -848,19 +826,19 @@
               <w:widowControl/>
               <w:spacing w:line="220" w:lineRule="exact"/>
               <w:rPr>
+                <w:rFonts w:asciiTheme="minorEastAsia" w:hAnsiTheme="minorEastAsia" w:cs="宋体" w:hint="eastAsia"/>
+                <w:kern w:val="0"/>
+                <w:sz w:val="16"/>
+                <w:szCs w:val="16"/>
+              </w:rPr>
+            </w:pPr>
+            <w:r>
+              <w:rPr>
                 <w:rFonts w:asciiTheme="minorEastAsia" w:hAnsiTheme="minorEastAsia" w:cs="宋体"/>
                 <w:kern w:val="0"/>
                 <w:sz w:val="16"/>
                 <w:szCs w:val="16"/>
               </w:rPr>
-            </w:pPr>
-            <w:r>
-              <w:rPr>
-                <w:rFonts w:asciiTheme="minorEastAsia" w:hAnsiTheme="minorEastAsia" w:cs="宋体"/>
-                <w:kern w:val="0"/>
-                <w:sz w:val="16"/>
-                <w:szCs w:val="16"/>
-              </w:rPr>
               <w:t>尝起来</w:t>
             </w:r>
           </w:p>
@@ -882,7 +860,7 @@
         <w:ind w:leftChars="67" w:left="141" w:firstLineChars="100" w:firstLine="160"/>
         <w:jc w:val="left"/>
         <w:rPr>
-          <w:rFonts w:asciiTheme="minorEastAsia" w:eastAsiaTheme="minorEastAsia" w:hAnsiTheme="minorEastAsia" w:cs="Times New Roman"/>
+          <w:rFonts w:asciiTheme="minorEastAsia" w:eastAsiaTheme="minorEastAsia" w:hAnsiTheme="minorEastAsia" w:cs="Times New Roman" w:hint="eastAsia"/>
         </w:rPr>
       </w:pPr>
       <w:r>
@@ -1010,7 +988,7 @@
         <w:pStyle w:val="af2"/>
         <w:jc w:val="left"/>
         <w:rPr>
-          <w:rFonts w:asciiTheme="minorEastAsia" w:eastAsiaTheme="minorEastAsia" w:hAnsiTheme="minorEastAsia" w:cs="Times New Roman"/>
+          <w:rFonts w:asciiTheme="minorEastAsia" w:eastAsiaTheme="minorEastAsia" w:hAnsiTheme="minorEastAsia" w:cs="Times New Roman" w:hint="eastAsia"/>
         </w:rPr>
       </w:pPr>
     </w:p>
@@ -1020,26 +998,18 @@
         <w:ind w:firstLineChars="200" w:firstLine="320"/>
         <w:jc w:val="left"/>
         <w:rPr>
-          <w:rFonts w:asciiTheme="minorEastAsia" w:eastAsiaTheme="minorEastAsia" w:hAnsiTheme="minorEastAsia" w:cs="Times New Roman"/>
-          <w:b/>
-          <w:bCs/>
-        </w:rPr>
-      </w:pPr>
-      <w:r>
-        <w:rPr>
           <w:rFonts w:asciiTheme="minorEastAsia" w:eastAsiaTheme="minorEastAsia" w:hAnsiTheme="minorEastAsia" w:cs="Times New Roman" w:hint="eastAsia"/>
           <w:b/>
           <w:bCs/>
         </w:rPr>
-        <w:t xml:space="preserve">③ </w:t>
-      </w:r>
+      </w:pPr>
       <w:r>
         <w:rPr>
           <w:rFonts w:asciiTheme="minorEastAsia" w:eastAsiaTheme="minorEastAsia" w:hAnsiTheme="minorEastAsia" w:cs="Times New Roman" w:hint="eastAsia"/>
           <w:b/>
           <w:bCs/>
         </w:rPr>
-        <w:t>句子扩展: 复杂</w:t>
+        <w:t xml:space="preserve">② </w:t>
       </w:r>
       <w:r>
         <w:rPr>
@@ -1047,7 +1017,7 @@
           <w:b/>
           <w:bCs/>
         </w:rPr>
-        <w:t>句子</w:t>
+        <w:t>句子扩展</w:t>
       </w:r>
       <w:r>
         <w:rPr>
@@ -1055,7 +1025,7 @@
           <w:b/>
           <w:bCs/>
         </w:rPr>
-        <w:t xml:space="preserve"> </w:t>
+        <w:t>Modifier</w:t>
       </w:r>
       <w:r>
         <w:rPr>
@@ -1063,55 +1033,7 @@
           <w:b/>
           <w:bCs/>
         </w:rPr>
-        <w:t>=</w:t>
-      </w:r>
-      <w:r>
-        <w:rPr>
-          <w:rFonts w:asciiTheme="minorEastAsia" w:eastAsiaTheme="minorEastAsia" w:hAnsiTheme="minorEastAsia" w:cs="Times New Roman" w:hint="eastAsia"/>
-          <w:b/>
-          <w:bCs/>
-        </w:rPr>
-        <w:t xml:space="preserve"> 基础</w:t>
-      </w:r>
-      <w:r>
-        <w:rPr>
-          <w:rFonts w:asciiTheme="minorEastAsia" w:eastAsiaTheme="minorEastAsia" w:hAnsiTheme="minorEastAsia" w:cs="Times New Roman" w:hint="eastAsia"/>
-          <w:b/>
-          <w:bCs/>
-        </w:rPr>
-        <w:t>结构</w:t>
-      </w:r>
-      <w:r>
-        <w:rPr>
-          <w:rFonts w:asciiTheme="minorEastAsia" w:eastAsiaTheme="minorEastAsia" w:hAnsiTheme="minorEastAsia" w:cs="Times New Roman" w:hint="eastAsia"/>
-          <w:b/>
-          <w:bCs/>
-        </w:rPr>
-        <w:t xml:space="preserve"> </w:t>
-      </w:r>
-      <w:r>
-        <w:rPr>
-          <w:rFonts w:asciiTheme="minorEastAsia" w:eastAsiaTheme="minorEastAsia" w:hAnsiTheme="minorEastAsia" w:cs="Times New Roman" w:hint="eastAsia"/>
-          <w:b/>
-          <w:bCs/>
-        </w:rPr>
-        <w:t>+</w:t>
-      </w:r>
-      <w:r>
-        <w:rPr>
-          <w:rFonts w:asciiTheme="minorEastAsia" w:eastAsiaTheme="minorEastAsia" w:hAnsiTheme="minorEastAsia" w:cs="Times New Roman" w:hint="eastAsia"/>
-          <w:b/>
-          <w:bCs/>
-        </w:rPr>
-        <w:t xml:space="preserve"> </w:t>
-      </w:r>
-      <w:r>
-        <w:rPr>
-          <w:rFonts w:asciiTheme="minorEastAsia" w:eastAsiaTheme="minorEastAsia" w:hAnsiTheme="minorEastAsia" w:cs="Times New Roman" w:hint="eastAsia"/>
-          <w:b/>
-          <w:bCs/>
-        </w:rPr>
-        <w:t>修饰信息</w:t>
+        <w:t>: 复杂句子 = 基础结构 + 修饰信息</w:t>
       </w:r>
     </w:p>
     <w:p>
@@ -1120,20 +1042,38 @@
         <w:ind w:firstLine="320"/>
         <w:jc w:val="left"/>
         <w:rPr>
-          <w:rFonts w:asciiTheme="minorEastAsia" w:eastAsiaTheme="minorEastAsia" w:hAnsiTheme="minorEastAsia" w:cs="Times New Roman"/>
-        </w:rPr>
-      </w:pPr>
-      <w:r>
-        <w:rPr>
           <w:rFonts w:asciiTheme="minorEastAsia" w:eastAsiaTheme="minorEastAsia" w:hAnsiTheme="minorEastAsia" w:cs="Times New Roman" w:hint="eastAsia"/>
         </w:rPr>
-        <w:t>主要有四种扩展方式</w:t>
-      </w:r>
+      </w:pPr>
       <w:r>
         <w:rPr>
           <w:rFonts w:asciiTheme="minorEastAsia" w:eastAsiaTheme="minorEastAsia" w:hAnsiTheme="minorEastAsia" w:cs="Times New Roman" w:hint="eastAsia"/>
         </w:rPr>
-        <w:t>:</w:t>
+        <w:t xml:space="preserve">    </w:t>
+      </w:r>
+      <w:r>
+        <w:rPr>
+          <w:rFonts w:asciiTheme="minorEastAsia" w:eastAsiaTheme="minorEastAsia" w:hAnsiTheme="minorEastAsia" w:cs="Times New Roman" w:hint="eastAsia"/>
+        </w:rPr>
+        <w:t>常见的</w:t>
+      </w:r>
+      <w:r>
+        <w:rPr>
+          <w:rFonts w:asciiTheme="minorEastAsia" w:eastAsiaTheme="minorEastAsia" w:hAnsiTheme="minorEastAsia" w:cs="Times New Roman" w:hint="eastAsia"/>
+        </w:rPr>
+        <w:t>四种</w:t>
+      </w:r>
+      <w:r>
+        <w:rPr>
+          <w:rFonts w:asciiTheme="minorEastAsia" w:eastAsiaTheme="minorEastAsia" w:hAnsiTheme="minorEastAsia" w:cs="Times New Roman" w:hint="eastAsia"/>
+        </w:rPr>
+        <w:t>修饰</w:t>
+      </w:r>
+      <w:r>
+        <w:rPr>
+          <w:rFonts w:asciiTheme="minorEastAsia" w:eastAsiaTheme="minorEastAsia" w:hAnsiTheme="minorEastAsia" w:cs="Times New Roman" w:hint="eastAsia"/>
+        </w:rPr>
+        <w:t>方式:</w:t>
       </w:r>
     </w:p>
     <w:p>
@@ -1150,6 +1090,12 @@
         <w:rPr>
           <w:rFonts w:asciiTheme="minorEastAsia" w:eastAsiaTheme="minorEastAsia" w:hAnsiTheme="minorEastAsia" w:cs="Times New Roman" w:hint="eastAsia"/>
         </w:rPr>
+        <w:t xml:space="preserve">  </w:t>
+      </w:r>
+      <w:r>
+        <w:rPr>
+          <w:rFonts w:asciiTheme="minorEastAsia" w:eastAsiaTheme="minorEastAsia" w:hAnsiTheme="minorEastAsia" w:cs="Times New Roman" w:hint="eastAsia"/>
+        </w:rPr>
         <w:t>1 副词修饰</w:t>
       </w:r>
       <w:r>
@@ -1179,6 +1125,12 @@
         <w:rPr>
           <w:rFonts w:asciiTheme="minorEastAsia" w:eastAsiaTheme="minorEastAsia" w:hAnsiTheme="minorEastAsia" w:cs="Times New Roman" w:hint="eastAsia"/>
         </w:rPr>
+        <w:t xml:space="preserve">  </w:t>
+      </w:r>
+      <w:r>
+        <w:rPr>
+          <w:rFonts w:asciiTheme="minorEastAsia" w:eastAsiaTheme="minorEastAsia" w:hAnsiTheme="minorEastAsia" w:cs="Times New Roman" w:hint="eastAsia"/>
+        </w:rPr>
         <w:t>2 介词短语</w:t>
       </w:r>
       <w:r>
@@ -1201,10 +1153,39 @@
       </w:r>
       <w:r>
         <w:rPr>
-          <w:rFonts w:ascii="Times New Roman" w:eastAsiaTheme="minorEastAsia" w:hAnsi="Times New Roman" w:cs="Times New Roman"/>
-        </w:rPr>
-        <w:t>The book on the table is mine.</w:t>
-      </w:r>
+          <w:rFonts w:asciiTheme="minorEastAsia" w:eastAsiaTheme="minorEastAsia" w:hAnsiTheme="minorEastAsia" w:cs="Times New Roman" w:hint="eastAsia"/>
+        </w:rPr>
+        <w:t>(</w:t>
+      </w:r>
+      <w:r>
+        <w:rPr>
+          <w:rFonts w:ascii="Times New Roman" w:eastAsiaTheme="minorEastAsia" w:hAnsi="Times New Roman" w:cs="Times New Roman"/>
+        </w:rPr>
+        <w:t>the</w:t>
+      </w:r>
+      <w:r>
+        <w:rPr>
+          <w:rFonts w:ascii="Times New Roman" w:eastAsiaTheme="minorEastAsia" w:hAnsi="Times New Roman" w:cs="Times New Roman"/>
+        </w:rPr>
+        <w:t xml:space="preserve"> book on the table is mine.</w:t>
+      </w:r>
+      <w:r>
+        <w:rPr>
+          <w:rFonts w:ascii="Times New Roman" w:eastAsiaTheme="minorEastAsia" w:hAnsi="Times New Roman" w:cs="Times New Roman" w:hint="eastAsia"/>
+        </w:rPr>
+        <w:t>)</w:t>
+      </w:r>
+    </w:p>
+    <w:p>
+      <w:pPr>
+        <w:pStyle w:val="af2"/>
+        <w:spacing w:line="120" w:lineRule="exact"/>
+        <w:ind w:leftChars="67" w:left="141" w:firstLine="318"/>
+        <w:jc w:val="left"/>
+        <w:rPr>
+          <w:rFonts w:ascii="Times New Roman" w:eastAsiaTheme="minorEastAsia" w:hAnsi="Times New Roman" w:cs="Times New Roman"/>
+        </w:rPr>
+      </w:pPr>
     </w:p>
     <w:tbl>
       <w:tblPr>
@@ -1215,7 +1196,7 @@
       </w:tblPr>
       <w:tblGrid>
         <w:gridCol w:w="538"/>
-        <w:gridCol w:w="696"/>
+        <w:gridCol w:w="741"/>
       </w:tblGrid>
       <w:tr>
         <w:tc>
@@ -1522,6 +1503,24 @@
               </w:rPr>
               <w:t>和</w:t>
             </w:r>
+            <w:r>
+              <w:rPr>
+                <w:rFonts w:ascii="Times New Roman" w:eastAsia="宋体" w:hAnsi="Times New Roman" w:cs="Times New Roman" w:hint="eastAsia"/>
+                <w:kern w:val="0"/>
+                <w:sz w:val="16"/>
+                <w:szCs w:val="16"/>
+              </w:rPr>
+              <w:t>/</w:t>
+            </w:r>
+            <w:r>
+              <w:rPr>
+                <w:rFonts w:ascii="Times New Roman" w:eastAsia="宋体" w:hAnsi="Times New Roman" w:cs="Times New Roman" w:hint="eastAsia"/>
+                <w:kern w:val="0"/>
+                <w:sz w:val="16"/>
+                <w:szCs w:val="16"/>
+              </w:rPr>
+              <w:t>伴随</w:t>
+            </w:r>
           </w:p>
         </w:tc>
       </w:tr>
@@ -1649,12 +1648,43 @@
     <w:p>
       <w:pPr>
         <w:pStyle w:val="af2"/>
+        <w:jc w:val="left"/>
+        <w:rPr>
+          <w:rFonts w:asciiTheme="minorEastAsia" w:eastAsiaTheme="minorEastAsia" w:hAnsiTheme="minorEastAsia" w:cs="Times New Roman" w:hint="eastAsia"/>
+        </w:rPr>
+      </w:pPr>
+    </w:p>
+    <w:p>
+      <w:pPr>
+        <w:pStyle w:val="af2"/>
         <w:ind w:leftChars="67" w:left="141" w:firstLine="320"/>
         <w:jc w:val="left"/>
         <w:rPr>
           <w:rFonts w:asciiTheme="minorEastAsia" w:eastAsiaTheme="minorEastAsia" w:hAnsiTheme="minorEastAsia" w:cs="Times New Roman" w:hint="eastAsia"/>
         </w:rPr>
       </w:pPr>
+      <w:r>
+        <w:rPr>
+          <w:rFonts w:asciiTheme="minorEastAsia" w:eastAsiaTheme="minorEastAsia" w:hAnsiTheme="minorEastAsia" w:cs="Times New Roman" w:hint="eastAsia"/>
+        </w:rPr>
+        <w:t>3 非谓语结构</w:t>
+      </w:r>
+    </w:p>
+    <w:p>
+      <w:pPr>
+        <w:pStyle w:val="af2"/>
+        <w:ind w:leftChars="67" w:left="141" w:firstLineChars="300" w:firstLine="480"/>
+        <w:jc w:val="left"/>
+        <w:rPr>
+          <w:rFonts w:asciiTheme="minorEastAsia" w:eastAsiaTheme="minorEastAsia" w:hAnsiTheme="minorEastAsia" w:cs="Times New Roman" w:hint="eastAsia"/>
+        </w:rPr>
+      </w:pPr>
+      <w:r>
+        <w:rPr>
+          <w:rFonts w:asciiTheme="minorEastAsia" w:eastAsiaTheme="minorEastAsia" w:hAnsiTheme="minorEastAsia" w:cs="Times New Roman" w:hint="eastAsia"/>
+        </w:rPr>
+        <w:t>把从句变得简洁</w:t>
+      </w:r>
     </w:p>
     <w:p>
       <w:pPr>
@@ -1669,22 +1699,6 @@
         <w:rPr>
           <w:rFonts w:asciiTheme="minorEastAsia" w:eastAsiaTheme="minorEastAsia" w:hAnsiTheme="minorEastAsia" w:cs="Times New Roman" w:hint="eastAsia"/>
         </w:rPr>
-        <w:t>3 非谓语结构</w:t>
-      </w:r>
-    </w:p>
-    <w:p>
-      <w:pPr>
-        <w:pStyle w:val="af2"/>
-        <w:ind w:leftChars="67" w:left="141" w:firstLine="320"/>
-        <w:jc w:val="left"/>
-        <w:rPr>
-          <w:rFonts w:asciiTheme="minorEastAsia" w:eastAsiaTheme="minorEastAsia" w:hAnsiTheme="minorEastAsia" w:cs="Times New Roman"/>
-        </w:rPr>
-      </w:pPr>
-      <w:r>
-        <w:rPr>
-          <w:rFonts w:asciiTheme="minorEastAsia" w:eastAsiaTheme="minorEastAsia" w:hAnsiTheme="minorEastAsia" w:cs="Times New Roman" w:hint="eastAsia"/>
-        </w:rPr>
         <w:t>4 从句</w:t>
       </w:r>
     </w:p>
@@ -1697,6 +1711,18 @@
           <w:rFonts w:ascii="Times New Roman" w:eastAsiaTheme="minorEastAsia" w:hAnsi="Times New Roman" w:cs="Times New Roman"/>
         </w:rPr>
       </w:pPr>
+      <w:r>
+        <w:rPr>
+          <w:rFonts w:ascii="Times New Roman" w:eastAsiaTheme="minorEastAsia" w:hAnsi="Times New Roman" w:cs="Times New Roman" w:hint="eastAsia"/>
+        </w:rPr>
+        <w:t xml:space="preserve">    </w:t>
+      </w:r>
+      <w:r>
+        <w:rPr>
+          <w:rFonts w:ascii="Times New Roman" w:eastAsiaTheme="minorEastAsia" w:hAnsi="Times New Roman" w:cs="Times New Roman"/>
+        </w:rPr>
+        <w:t>一个句子嵌套在另一个句子里面</w:t>
+      </w:r>
     </w:p>
     <w:p>
       <w:pPr>
@@ -1707,11 +1733,28 @@
           <w:rFonts w:ascii="Times New Roman" w:eastAsiaTheme="minorEastAsia" w:hAnsi="Times New Roman" w:cs="Times New Roman"/>
         </w:rPr>
       </w:pPr>
-    </w:p>
-    <w:p>
-      <w:pPr>
-        <w:pStyle w:val="af2"/>
-        <w:ind w:firstLine="320"/>
+      <w:r>
+        <w:rPr>
+          <w:rFonts w:ascii="Times New Roman" w:eastAsiaTheme="minorEastAsia" w:hAnsi="Times New Roman" w:cs="Times New Roman"/>
+        </w:rPr>
+        <w:tab/>
+      </w:r>
+      <w:r>
+        <w:rPr>
+          <w:rFonts w:ascii="Times New Roman" w:eastAsiaTheme="minorEastAsia" w:hAnsi="Times New Roman" w:cs="Times New Roman" w:hint="eastAsia"/>
+        </w:rPr>
+        <w:t xml:space="preserve">  </w:t>
+      </w:r>
+      <w:r>
+        <w:rPr>
+          <w:rFonts w:ascii="Times New Roman" w:eastAsiaTheme="minorEastAsia" w:hAnsi="Times New Roman" w:cs="Times New Roman" w:hint="eastAsia"/>
+        </w:rPr>
+        <w:t xml:space="preserve"> </w:t>
+      </w:r>
+    </w:p>
+    <w:p>
+      <w:pPr>
+        <w:pStyle w:val="af2"/>
         <w:jc w:val="left"/>
         <w:rPr>
           <w:rFonts w:ascii="Times New Roman" w:eastAsiaTheme="minorEastAsia" w:hAnsi="Times New Roman" w:cs="Times New Roman"/>
@@ -1721,65 +1764,7 @@
     <w:p>
       <w:pPr>
         <w:pStyle w:val="af2"/>
-        <w:ind w:firstLine="320"/>
-        <w:jc w:val="left"/>
-        <w:rPr>
-          <w:rFonts w:ascii="Times New Roman" w:eastAsiaTheme="minorEastAsia" w:hAnsi="Times New Roman" w:cs="Times New Roman"/>
-        </w:rPr>
-      </w:pPr>
-    </w:p>
-    <w:p>
-      <w:pPr>
-        <w:pStyle w:val="af2"/>
-        <w:ind w:firstLine="320"/>
-        <w:jc w:val="left"/>
-        <w:rPr>
-          <w:rFonts w:ascii="Times New Roman" w:eastAsiaTheme="minorEastAsia" w:hAnsi="Times New Roman" w:cs="Times New Roman"/>
-        </w:rPr>
-      </w:pPr>
-    </w:p>
-    <w:p>
-      <w:pPr>
-        <w:pStyle w:val="af2"/>
-        <w:ind w:firstLine="320"/>
-        <w:jc w:val="left"/>
-        <w:rPr>
-          <w:rFonts w:ascii="Times New Roman" w:eastAsiaTheme="minorEastAsia" w:hAnsi="Times New Roman" w:cs="Times New Roman"/>
-        </w:rPr>
-      </w:pPr>
-    </w:p>
-    <w:p>
-      <w:pPr>
-        <w:pStyle w:val="af2"/>
-        <w:ind w:firstLine="320"/>
-        <w:jc w:val="left"/>
-        <w:rPr>
-          <w:rFonts w:ascii="Times New Roman" w:eastAsiaTheme="minorEastAsia" w:hAnsi="Times New Roman" w:cs="Times New Roman"/>
-        </w:rPr>
-      </w:pPr>
-    </w:p>
-    <w:p>
-      <w:pPr>
-        <w:pStyle w:val="af2"/>
-        <w:ind w:firstLine="320"/>
-        <w:jc w:val="left"/>
-        <w:rPr>
-          <w:rFonts w:ascii="Times New Roman" w:eastAsiaTheme="minorEastAsia" w:hAnsi="Times New Roman" w:cs="Times New Roman" w:hint="eastAsia"/>
-        </w:rPr>
-      </w:pPr>
-    </w:p>
-    <w:p>
-      <w:pPr>
-        <w:pStyle w:val="af2"/>
-        <w:jc w:val="left"/>
-        <w:rPr>
-          <w:rFonts w:ascii="Times New Roman" w:eastAsiaTheme="minorEastAsia" w:hAnsi="Times New Roman" w:cs="Times New Roman" w:hint="eastAsia"/>
-        </w:rPr>
-      </w:pPr>
-    </w:p>
-    <w:p>
-      <w:pPr>
-        <w:pStyle w:val="af2"/>
+        <w:spacing w:line="240" w:lineRule="auto"/>
         <w:ind w:left="142"/>
         <w:jc w:val="left"/>
         <w:rPr>
@@ -1798,18 +1783,5662 @@
           <w:i/>
           <w:iCs/>
         </w:rPr>
-        <w:t>2</w:t>
-      </w:r>
-      <w:r>
-        <w:rPr>
-          <w:rFonts w:ascii="Times New Roman" w:eastAsiaTheme="minorEastAsia" w:hAnsi="Times New Roman" w:cs="Times New Roman" w:hint="eastAsia"/>
+        <w:t>2 Vocabulary Structure</w:t>
+      </w:r>
+    </w:p>
+    <w:p>
+      <w:pPr>
+        <w:pStyle w:val="af2"/>
+        <w:ind w:left="142"/>
+        <w:jc w:val="left"/>
+        <w:rPr>
+          <w:rFonts w:ascii="Times New Roman" w:eastAsiaTheme="minorEastAsia" w:hAnsi="Times New Roman" w:cs="Times New Roman"/>
+        </w:rPr>
+      </w:pPr>
+      <w:r>
+        <w:rPr>
+          <w:rFonts w:ascii="Times New Roman" w:eastAsiaTheme="minorEastAsia" w:hAnsi="Times New Roman" w:cs="Times New Roman"/>
+        </w:rPr>
+        <w:t xml:space="preserve">  </w:t>
+      </w:r>
+      <w:r>
+        <w:rPr>
+          <w:rFonts w:ascii="Times New Roman" w:eastAsiaTheme="minorEastAsia" w:hAnsi="Times New Roman" w:cs="Times New Roman" w:hint="eastAsia"/>
+        </w:rPr>
+        <w:t>主要内容</w:t>
+      </w:r>
+      <w:r>
+        <w:rPr>
+          <w:rFonts w:ascii="Times New Roman" w:eastAsiaTheme="minorEastAsia" w:hAnsi="Times New Roman" w:cs="Times New Roman" w:hint="eastAsia"/>
+        </w:rPr>
+        <w:t xml:space="preserve">: </w:t>
+      </w:r>
+    </w:p>
+    <w:p>
+      <w:pPr>
+        <w:pStyle w:val="af2"/>
+        <w:ind w:left="142"/>
+        <w:jc w:val="left"/>
+        <w:rPr>
+          <w:rFonts w:ascii="Times New Roman" w:eastAsiaTheme="minorEastAsia" w:hAnsi="Times New Roman" w:cs="Times New Roman" w:hint="eastAsia"/>
+        </w:rPr>
+      </w:pPr>
+      <w:r>
+        <w:rPr>
+          <w:rFonts w:ascii="Times New Roman" w:eastAsiaTheme="minorEastAsia" w:hAnsi="Times New Roman" w:cs="Times New Roman" w:hint="eastAsia"/>
+        </w:rPr>
+        <w:t xml:space="preserve">    </w:t>
+      </w:r>
+      <w:r>
+        <w:rPr>
+          <w:rFonts w:ascii="Times New Roman" w:eastAsiaTheme="minorEastAsia" w:hAnsi="Times New Roman" w:cs="Times New Roman" w:hint="eastAsia"/>
+        </w:rPr>
+        <w:t>词汇结构</w:t>
+      </w:r>
+      <w:r>
+        <w:rPr>
+          <w:rFonts w:ascii="Times New Roman" w:eastAsiaTheme="minorEastAsia" w:hAnsi="Times New Roman" w:cs="Times New Roman" w:hint="eastAsia"/>
+        </w:rPr>
+        <w:t xml:space="preserve">, </w:t>
+      </w:r>
+      <w:r>
+        <w:rPr>
+          <w:rFonts w:ascii="Times New Roman" w:eastAsiaTheme="minorEastAsia" w:hAnsi="Times New Roman" w:cs="Times New Roman" w:hint="eastAsia"/>
+        </w:rPr>
+        <w:t>词族</w:t>
+      </w:r>
+      <w:r>
+        <w:rPr>
+          <w:rFonts w:ascii="Times New Roman" w:eastAsiaTheme="minorEastAsia" w:hAnsi="Times New Roman" w:cs="Times New Roman" w:hint="eastAsia"/>
+        </w:rPr>
+        <w:t xml:space="preserve">, </w:t>
+      </w:r>
+      <w:r>
+        <w:rPr>
+          <w:rFonts w:ascii="Times New Roman" w:eastAsiaTheme="minorEastAsia" w:hAnsi="Times New Roman" w:cs="Times New Roman" w:hint="eastAsia"/>
+        </w:rPr>
+        <w:t>词根</w:t>
+      </w:r>
+    </w:p>
+    <w:p>
+      <w:pPr>
+        <w:pStyle w:val="af2"/>
+        <w:ind w:left="142" w:firstLine="278"/>
+        <w:jc w:val="left"/>
+        <w:rPr>
+          <w:rFonts w:ascii="Times New Roman" w:eastAsiaTheme="minorEastAsia" w:hAnsi="Times New Roman" w:cs="Times New Roman"/>
+          <w:b/>
+          <w:bCs/>
+        </w:rPr>
+      </w:pPr>
+      <w:r>
+        <w:rPr>
+          <w:rFonts w:ascii="Times New Roman" w:eastAsiaTheme="minorEastAsia" w:hAnsi="Times New Roman" w:cs="Times New Roman" w:hint="eastAsia"/>
+          <w:b/>
+          <w:bCs/>
+        </w:rPr>
+        <w:t xml:space="preserve">(1) </w:t>
+      </w:r>
+      <w:r>
+        <w:rPr>
+          <w:rFonts w:ascii="Times New Roman" w:eastAsiaTheme="minorEastAsia" w:hAnsi="Times New Roman" w:cs="Times New Roman" w:hint="eastAsia"/>
+          <w:b/>
+          <w:bCs/>
+        </w:rPr>
+        <w:t>词汇结构</w:t>
+      </w:r>
+      <w:r>
+        <w:rPr>
+          <w:rFonts w:ascii="Times New Roman" w:eastAsiaTheme="minorEastAsia" w:hAnsi="Times New Roman" w:cs="Times New Roman" w:hint="eastAsia"/>
+          <w:b/>
+          <w:bCs/>
+        </w:rPr>
+        <w:t xml:space="preserve"> Vocabulary Structure</w:t>
+      </w:r>
+      <w:r>
+        <w:rPr>
+          <w:rFonts w:ascii="Times New Roman" w:eastAsiaTheme="minorEastAsia" w:hAnsi="Times New Roman" w:cs="Times New Roman" w:hint="eastAsia"/>
+          <w:b/>
+          <w:bCs/>
+        </w:rPr>
+        <w:t xml:space="preserve">: </w:t>
+      </w:r>
+    </w:p>
+    <w:p>
+      <w:pPr>
+        <w:pStyle w:val="af2"/>
+        <w:ind w:left="220" w:firstLine="420"/>
+        <w:jc w:val="left"/>
+        <w:rPr>
+          <w:rFonts w:ascii="Times New Roman" w:eastAsiaTheme="minorEastAsia" w:hAnsi="Times New Roman" w:cs="Times New Roman" w:hint="eastAsia"/>
+        </w:rPr>
+      </w:pPr>
+      <w:r>
+        <w:rPr>
+          <w:rFonts w:asciiTheme="minorEastAsia" w:eastAsiaTheme="minorEastAsia" w:hAnsiTheme="minorEastAsia" w:cs="Times New Roman" w:hint="eastAsia"/>
+        </w:rPr>
+        <w:t>① 词性</w:t>
+      </w:r>
+      <w:r>
+        <w:rPr>
+          <w:rFonts w:asciiTheme="minorEastAsia" w:eastAsiaTheme="minorEastAsia" w:hAnsiTheme="minorEastAsia" w:cs="Times New Roman" w:hint="eastAsia"/>
+        </w:rPr>
+        <w:t>part of speech</w:t>
+      </w:r>
+      <w:r>
+        <w:rPr>
+          <w:rFonts w:asciiTheme="minorEastAsia" w:eastAsiaTheme="minorEastAsia" w:hAnsiTheme="minorEastAsia" w:cs="Times New Roman" w:hint="eastAsia"/>
+        </w:rPr>
+        <w:t xml:space="preserve">: </w:t>
+      </w:r>
+      <w:r>
+        <w:rPr>
+          <w:rFonts w:asciiTheme="minorEastAsia" w:eastAsiaTheme="minorEastAsia" w:hAnsiTheme="minorEastAsia" w:cs="Times New Roman"/>
+        </w:rPr>
+        <w:t>单词可能有不同词性</w:t>
+      </w:r>
+      <w:r>
+        <w:rPr>
+          <w:rFonts w:asciiTheme="minorEastAsia" w:eastAsiaTheme="minorEastAsia" w:hAnsiTheme="minorEastAsia" w:cs="Times New Roman" w:hint="eastAsia"/>
+        </w:rPr>
+        <w:t xml:space="preserve"> (不同的表达意思)</w:t>
+      </w:r>
+      <w:r>
+        <w:rPr>
+          <w:rFonts w:asciiTheme="minorEastAsia" w:eastAsiaTheme="minorEastAsia" w:hAnsiTheme="minorEastAsia" w:cs="Times New Roman" w:hint="eastAsia"/>
+        </w:rPr>
+        <w:t xml:space="preserve"> </w:t>
+      </w:r>
+      <w:r>
+        <w:rPr>
+          <w:rFonts w:ascii="Times New Roman" w:eastAsiaTheme="minorEastAsia" w:hAnsi="Times New Roman" w:cs="Times New Roman" w:hint="eastAsia"/>
+        </w:rPr>
+        <w:t>book(</w:t>
+      </w:r>
+      <w:r>
+        <w:rPr>
+          <w:rFonts w:ascii="Times New Roman" w:eastAsiaTheme="minorEastAsia" w:hAnsi="Times New Roman" w:cs="Times New Roman" w:hint="eastAsia"/>
+        </w:rPr>
+        <w:t>书</w:t>
+      </w:r>
+      <w:r>
+        <w:rPr>
+          <w:rFonts w:ascii="Times New Roman" w:eastAsiaTheme="minorEastAsia" w:hAnsi="Times New Roman" w:cs="Times New Roman" w:hint="eastAsia"/>
+        </w:rPr>
+        <w:t xml:space="preserve">, </w:t>
+      </w:r>
+      <w:r>
+        <w:rPr>
+          <w:rFonts w:ascii="Times New Roman" w:eastAsiaTheme="minorEastAsia" w:hAnsi="Times New Roman" w:cs="Times New Roman" w:hint="eastAsia"/>
+        </w:rPr>
+        <w:t>预定</w:t>
+      </w:r>
+      <w:r>
+        <w:rPr>
+          <w:rFonts w:ascii="Times New Roman" w:eastAsiaTheme="minorEastAsia" w:hAnsi="Times New Roman" w:cs="Times New Roman" w:hint="eastAsia"/>
+        </w:rPr>
+        <w:t>)</w:t>
+      </w:r>
+    </w:p>
+    <w:p>
+      <w:pPr>
+        <w:pStyle w:val="af2"/>
+        <w:ind w:firstLineChars="400" w:firstLine="640"/>
+        <w:jc w:val="left"/>
+        <w:rPr>
+          <w:rFonts w:ascii="Times New Roman" w:eastAsiaTheme="minorEastAsia" w:hAnsi="Times New Roman" w:cs="Times New Roman" w:hint="eastAsia"/>
+        </w:rPr>
+      </w:pPr>
+      <w:r>
+        <w:rPr>
+          <w:rFonts w:asciiTheme="minorEastAsia" w:eastAsiaTheme="minorEastAsia" w:hAnsiTheme="minorEastAsia" w:cs="Times New Roman" w:hint="eastAsia"/>
+        </w:rPr>
+        <w:t>② 搭配</w:t>
+      </w:r>
+      <w:r>
+        <w:rPr>
+          <w:rFonts w:asciiTheme="minorEastAsia" w:eastAsiaTheme="minorEastAsia" w:hAnsiTheme="minorEastAsia" w:cs="Times New Roman" w:hint="eastAsia"/>
+        </w:rPr>
+        <w:t xml:space="preserve"> collocation</w:t>
+      </w:r>
+      <w:r>
+        <w:rPr>
+          <w:rFonts w:asciiTheme="minorEastAsia" w:eastAsiaTheme="minorEastAsia" w:hAnsiTheme="minorEastAsia" w:cs="Times New Roman" w:hint="eastAsia"/>
+        </w:rPr>
+        <w:t xml:space="preserve">: </w:t>
+      </w:r>
+      <w:r>
+        <w:rPr>
+          <w:rFonts w:asciiTheme="minorEastAsia" w:eastAsiaTheme="minorEastAsia" w:hAnsiTheme="minorEastAsia" w:cs="Times New Roman"/>
+        </w:rPr>
+        <w:t>很多表达不是随便组合的</w:t>
+      </w:r>
+      <w:r>
+        <w:rPr>
+          <w:rFonts w:asciiTheme="minorEastAsia" w:eastAsiaTheme="minorEastAsia" w:hAnsiTheme="minorEastAsia" w:cs="Times New Roman" w:hint="eastAsia"/>
+        </w:rPr>
+        <w:t xml:space="preserve"> (</w:t>
+      </w:r>
+      <w:r>
+        <w:rPr>
+          <w:rFonts w:asciiTheme="minorEastAsia" w:eastAsiaTheme="minorEastAsia" w:hAnsiTheme="minorEastAsia" w:cs="Times New Roman"/>
+        </w:rPr>
+        <w:t>单词 + 常见搭配</w:t>
+      </w:r>
+      <w:r>
+        <w:rPr>
+          <w:rFonts w:asciiTheme="minorEastAsia" w:eastAsiaTheme="minorEastAsia" w:hAnsiTheme="minorEastAsia" w:cs="Times New Roman" w:hint="eastAsia"/>
+        </w:rPr>
+        <w:t>)</w:t>
+      </w:r>
+      <w:r>
+        <w:rPr>
+          <w:rFonts w:asciiTheme="minorEastAsia" w:eastAsiaTheme="minorEastAsia" w:hAnsiTheme="minorEastAsia" w:cs="Times New Roman" w:hint="eastAsia"/>
+        </w:rPr>
+        <w:t xml:space="preserve"> </w:t>
+      </w:r>
+      <w:r>
+        <w:rPr>
+          <w:rFonts w:ascii="Times New Roman" w:eastAsiaTheme="minorEastAsia" w:hAnsi="Times New Roman" w:cs="Times New Roman" w:hint="eastAsia"/>
+        </w:rPr>
+        <w:t xml:space="preserve">make </w:t>
+      </w:r>
+      <w:r>
+        <w:rPr>
+          <w:rFonts w:ascii="Times New Roman" w:eastAsiaTheme="minorEastAsia" w:hAnsi="Times New Roman" w:cs="Times New Roman" w:hint="eastAsia"/>
+        </w:rPr>
+        <w:t xml:space="preserve">a </w:t>
+      </w:r>
+      <w:r>
+        <w:rPr>
+          <w:rFonts w:ascii="Times New Roman" w:eastAsiaTheme="minorEastAsia" w:hAnsi="Times New Roman" w:cs="Times New Roman" w:hint="eastAsia"/>
+        </w:rPr>
+        <w:t>decisions</w:t>
+      </w:r>
+    </w:p>
+    <w:p>
+      <w:pPr>
+        <w:pStyle w:val="af2"/>
+        <w:ind w:left="142" w:firstLineChars="300" w:firstLine="480"/>
+        <w:jc w:val="left"/>
+        <w:rPr>
+          <w:rFonts w:ascii="Times New Roman" w:eastAsiaTheme="minorEastAsia" w:hAnsi="Times New Roman" w:cs="Times New Roman" w:hint="eastAsia"/>
+        </w:rPr>
+      </w:pPr>
+      <w:r>
+        <w:rPr>
+          <w:rFonts w:ascii="Times New Roman" w:eastAsiaTheme="minorEastAsia" w:hAnsi="Times New Roman" w:cs="Times New Roman" w:hint="eastAsia"/>
+        </w:rPr>
+        <w:t>③</w:t>
+      </w:r>
+      <w:r>
+        <w:rPr>
+          <w:rFonts w:ascii="Times New Roman" w:eastAsiaTheme="minorEastAsia" w:hAnsi="Times New Roman" w:cs="Times New Roman" w:hint="eastAsia"/>
+        </w:rPr>
+        <w:t xml:space="preserve"> </w:t>
+      </w:r>
+      <w:r>
+        <w:rPr>
+          <w:rFonts w:ascii="Times New Roman" w:eastAsiaTheme="minorEastAsia" w:hAnsi="Times New Roman" w:cs="Times New Roman" w:hint="eastAsia"/>
+        </w:rPr>
+        <w:t>语义网络</w:t>
+      </w:r>
+      <w:r>
+        <w:rPr>
+          <w:rFonts w:ascii="Times New Roman" w:eastAsiaTheme="minorEastAsia" w:hAnsi="Times New Roman" w:cs="Times New Roman" w:hint="eastAsia"/>
+        </w:rPr>
+        <w:t>(</w:t>
+      </w:r>
+      <w:r>
+        <w:rPr>
+          <w:rFonts w:ascii="Times New Roman" w:eastAsiaTheme="minorEastAsia" w:hAnsi="Times New Roman" w:cs="Times New Roman" w:hint="eastAsia"/>
+        </w:rPr>
+        <w:t>同义词</w:t>
+      </w:r>
+      <w:r>
+        <w:rPr>
+          <w:rFonts w:ascii="Times New Roman" w:eastAsiaTheme="minorEastAsia" w:hAnsi="Times New Roman" w:cs="Times New Roman" w:hint="eastAsia"/>
+        </w:rPr>
+        <w:t xml:space="preserve">) </w:t>
+      </w:r>
+      <w:r>
+        <w:rPr>
+          <w:rFonts w:ascii="Times New Roman" w:eastAsiaTheme="minorEastAsia" w:hAnsi="Times New Roman" w:cs="Times New Roman"/>
+        </w:rPr>
+        <w:t>synonyms</w:t>
+      </w:r>
+      <w:r>
+        <w:rPr>
+          <w:rFonts w:ascii="Times New Roman" w:eastAsiaTheme="minorEastAsia" w:hAnsi="Times New Roman" w:cs="Times New Roman" w:hint="eastAsia"/>
+        </w:rPr>
+        <w:t xml:space="preserve"> (buy, purchase,</w:t>
+      </w:r>
+      <w:r>
+        <w:rPr>
+          <w:rFonts w:ascii="Times New Roman" w:eastAsiaTheme="minorEastAsia" w:hAnsi="Times New Roman" w:cs="Times New Roman" w:hint="eastAsia"/>
+        </w:rPr>
+        <w:t xml:space="preserve"> acquire</w:t>
+      </w:r>
+      <w:r>
+        <w:rPr>
+          <w:rFonts w:ascii="Times New Roman" w:eastAsiaTheme="minorEastAsia" w:hAnsi="Times New Roman" w:cs="Times New Roman"/>
+        </w:rPr>
+        <w:t>…</w:t>
+      </w:r>
+      <w:r>
+        <w:rPr>
+          <w:rFonts w:ascii="Times New Roman" w:eastAsiaTheme="minorEastAsia" w:hAnsi="Times New Roman" w:cs="Times New Roman" w:hint="eastAsia"/>
+        </w:rPr>
+        <w:t>)</w:t>
+      </w:r>
+    </w:p>
+    <w:p>
+      <w:pPr>
+        <w:pStyle w:val="af2"/>
+        <w:ind w:left="142" w:firstLineChars="300" w:firstLine="480"/>
+        <w:jc w:val="left"/>
+        <w:rPr>
+          <w:rFonts w:ascii="Times New Roman" w:eastAsiaTheme="minorEastAsia" w:hAnsi="Times New Roman" w:cs="Times New Roman" w:hint="eastAsia"/>
+        </w:rPr>
+      </w:pPr>
+      <w:r>
+        <w:rPr>
+          <w:rFonts w:ascii="Times New Roman" w:eastAsiaTheme="minorEastAsia" w:hAnsi="Times New Roman" w:cs="Times New Roman" w:hint="eastAsia"/>
+        </w:rPr>
+        <w:t>④</w:t>
+      </w:r>
+      <w:r>
+        <w:rPr>
+          <w:rFonts w:ascii="Times New Roman" w:eastAsiaTheme="minorEastAsia" w:hAnsi="Times New Roman" w:cs="Times New Roman" w:hint="eastAsia"/>
+        </w:rPr>
+        <w:t xml:space="preserve"> </w:t>
+      </w:r>
+      <w:r>
+        <w:rPr>
+          <w:rFonts w:ascii="Times New Roman" w:eastAsiaTheme="minorEastAsia" w:hAnsi="Times New Roman" w:cs="Times New Roman" w:hint="eastAsia"/>
+        </w:rPr>
+        <w:t>使用场景</w:t>
+      </w:r>
+      <w:r>
+        <w:rPr>
+          <w:rFonts w:ascii="Times New Roman" w:eastAsiaTheme="minorEastAsia" w:hAnsi="Times New Roman" w:cs="Times New Roman" w:hint="eastAsia"/>
+        </w:rPr>
+        <w:t xml:space="preserve"> context</w:t>
+      </w:r>
+    </w:p>
+    <w:p>
+      <w:pPr>
+        <w:pStyle w:val="af2"/>
+        <w:ind w:left="142"/>
+        <w:jc w:val="left"/>
+        <w:rPr>
+          <w:rFonts w:ascii="Times New Roman" w:eastAsiaTheme="minorEastAsia" w:hAnsi="Times New Roman" w:cs="Times New Roman"/>
+        </w:rPr>
+      </w:pPr>
+    </w:p>
+    <w:p>
+      <w:pPr>
+        <w:pStyle w:val="af2"/>
+        <w:ind w:firstLineChars="200" w:firstLine="320"/>
+        <w:jc w:val="left"/>
+        <w:rPr>
+          <w:rFonts w:ascii="Times New Roman" w:eastAsiaTheme="minorEastAsia" w:hAnsi="Times New Roman" w:cs="Times New Roman" w:hint="eastAsia"/>
+        </w:rPr>
+      </w:pPr>
+      <w:r>
+        <w:rPr>
+          <w:rFonts w:ascii="Times New Roman" w:eastAsiaTheme="minorEastAsia" w:hAnsi="Times New Roman" w:cs="Times New Roman" w:hint="eastAsia"/>
+        </w:rPr>
+        <w:t>单词：</w:t>
+      </w:r>
+      <w:r>
+        <w:rPr>
+          <w:rFonts w:ascii="Times New Roman" w:eastAsiaTheme="minorEastAsia" w:hAnsi="Times New Roman" w:cs="Times New Roman" w:hint="eastAsia"/>
+        </w:rPr>
+        <w:t>increase</w:t>
+      </w:r>
+    </w:p>
+    <w:p>
+      <w:pPr>
+        <w:pStyle w:val="af2"/>
+        <w:ind w:firstLineChars="200" w:firstLine="320"/>
+        <w:jc w:val="left"/>
+        <w:rPr>
+          <w:rFonts w:ascii="Times New Roman" w:eastAsiaTheme="minorEastAsia" w:hAnsi="Times New Roman" w:cs="Times New Roman"/>
+        </w:rPr>
+      </w:pPr>
+      <w:r>
+        <w:rPr>
+          <w:rFonts w:ascii="Times New Roman" w:eastAsiaTheme="minorEastAsia" w:hAnsi="Times New Roman" w:cs="Times New Roman" w:hint="eastAsia"/>
+        </w:rPr>
+        <w:t>词性：</w:t>
+      </w:r>
+      <w:r>
+        <w:rPr>
+          <w:rFonts w:ascii="Times New Roman" w:eastAsiaTheme="minorEastAsia" w:hAnsi="Times New Roman" w:cs="Times New Roman" w:hint="eastAsia"/>
+        </w:rPr>
+        <w:t>increase (verb)</w:t>
+      </w:r>
+      <w:r>
+        <w:rPr>
+          <w:rFonts w:ascii="Times New Roman" w:eastAsiaTheme="minorEastAsia" w:hAnsi="Times New Roman" w:cs="Times New Roman" w:hint="eastAsia"/>
+        </w:rPr>
+        <w:t>;</w:t>
+      </w:r>
+      <w:r>
+        <w:rPr>
+          <w:rFonts w:ascii="Times New Roman" w:eastAsiaTheme="minorEastAsia" w:hAnsi="Times New Roman" w:cs="Times New Roman" w:hint="eastAsia"/>
+        </w:rPr>
+        <w:t xml:space="preserve"> </w:t>
+      </w:r>
+      <w:r>
+        <w:rPr>
+          <w:rFonts w:ascii="Times New Roman" w:eastAsiaTheme="minorEastAsia" w:hAnsi="Times New Roman" w:cs="Times New Roman" w:hint="eastAsia"/>
+        </w:rPr>
+        <w:t>increase (noun)</w:t>
+      </w:r>
+    </w:p>
+    <w:p>
+      <w:pPr>
+        <w:pStyle w:val="af2"/>
+        <w:ind w:firstLineChars="200" w:firstLine="320"/>
+        <w:jc w:val="left"/>
+        <w:rPr>
+          <w:rFonts w:ascii="Times New Roman" w:eastAsiaTheme="minorEastAsia" w:hAnsi="Times New Roman" w:cs="Times New Roman" w:hint="eastAsia"/>
+        </w:rPr>
+      </w:pPr>
+      <w:r>
+        <w:rPr>
+          <w:rFonts w:ascii="Times New Roman" w:eastAsiaTheme="minorEastAsia" w:hAnsi="Times New Roman" w:cs="Times New Roman" w:hint="eastAsia"/>
+        </w:rPr>
+        <w:t>搭配：</w:t>
+      </w:r>
+    </w:p>
+    <w:p>
+      <w:pPr>
+        <w:pStyle w:val="af2"/>
+        <w:ind w:leftChars="168" w:left="353" w:firstLineChars="177" w:firstLine="283"/>
+        <w:jc w:val="left"/>
+        <w:rPr>
+          <w:rFonts w:ascii="Times New Roman" w:eastAsiaTheme="minorEastAsia" w:hAnsi="Times New Roman" w:cs="Times New Roman" w:hint="eastAsia"/>
+        </w:rPr>
+      </w:pPr>
+      <w:r>
+        <w:rPr>
+          <w:rFonts w:ascii="Times New Roman" w:eastAsiaTheme="minorEastAsia" w:hAnsi="Times New Roman" w:cs="Times New Roman" w:hint="eastAsia"/>
+        </w:rPr>
+        <w:t>increase prices</w:t>
+      </w:r>
+    </w:p>
+    <w:p>
+      <w:pPr>
+        <w:pStyle w:val="af2"/>
+        <w:ind w:leftChars="168" w:left="353" w:firstLineChars="177" w:firstLine="283"/>
+        <w:jc w:val="left"/>
+        <w:rPr>
+          <w:rFonts w:ascii="Times New Roman" w:eastAsiaTheme="minorEastAsia" w:hAnsi="Times New Roman" w:cs="Times New Roman" w:hint="eastAsia"/>
+        </w:rPr>
+      </w:pPr>
+      <w:r>
+        <w:rPr>
+          <w:rFonts w:ascii="Times New Roman" w:eastAsiaTheme="minorEastAsia" w:hAnsi="Times New Roman" w:cs="Times New Roman" w:hint="eastAsia"/>
+        </w:rPr>
+        <w:t>increase production</w:t>
+      </w:r>
+    </w:p>
+    <w:p>
+      <w:pPr>
+        <w:pStyle w:val="af2"/>
+        <w:ind w:leftChars="168" w:left="353" w:firstLineChars="177" w:firstLine="283"/>
+        <w:jc w:val="left"/>
+        <w:rPr>
+          <w:rFonts w:ascii="Times New Roman" w:eastAsiaTheme="minorEastAsia" w:hAnsi="Times New Roman" w:cs="Times New Roman" w:hint="eastAsia"/>
+        </w:rPr>
+      </w:pPr>
+      <w:r>
+        <w:rPr>
+          <w:rFonts w:ascii="Times New Roman" w:eastAsiaTheme="minorEastAsia" w:hAnsi="Times New Roman" w:cs="Times New Roman" w:hint="eastAsia"/>
+        </w:rPr>
+        <w:t>a sharp increase</w:t>
+      </w:r>
+    </w:p>
+    <w:p>
+      <w:pPr>
+        <w:pStyle w:val="af2"/>
+        <w:ind w:firstLineChars="200" w:firstLine="320"/>
+        <w:jc w:val="left"/>
+        <w:rPr>
+          <w:rFonts w:ascii="Times New Roman" w:eastAsiaTheme="minorEastAsia" w:hAnsi="Times New Roman" w:cs="Times New Roman" w:hint="eastAsia"/>
+        </w:rPr>
+      </w:pPr>
+      <w:r>
+        <w:rPr>
+          <w:rFonts w:ascii="Times New Roman" w:eastAsiaTheme="minorEastAsia" w:hAnsi="Times New Roman" w:cs="Times New Roman" w:hint="eastAsia"/>
+        </w:rPr>
+        <w:t>语义网络：</w:t>
+      </w:r>
+      <w:r>
+        <w:rPr>
+          <w:rFonts w:ascii="Times New Roman" w:eastAsiaTheme="minorEastAsia" w:hAnsi="Times New Roman" w:cs="Times New Roman" w:hint="eastAsia"/>
+        </w:rPr>
+        <w:t>i</w:t>
+      </w:r>
+      <w:r>
+        <w:rPr>
+          <w:rFonts w:ascii="Times New Roman" w:eastAsiaTheme="minorEastAsia" w:hAnsi="Times New Roman" w:cs="Times New Roman" w:hint="eastAsia"/>
+        </w:rPr>
+        <w:t>ncrease</w:t>
+      </w:r>
+      <w:r>
+        <w:rPr>
+          <w:rFonts w:ascii="Times New Roman" w:eastAsiaTheme="minorEastAsia" w:hAnsi="Times New Roman" w:cs="Times New Roman" w:hint="eastAsia"/>
+        </w:rPr>
+        <w:t xml:space="preserve">: rise; </w:t>
+      </w:r>
+      <w:r>
+        <w:rPr>
+          <w:rFonts w:ascii="Times New Roman" w:eastAsiaTheme="minorEastAsia" w:hAnsi="Times New Roman" w:cs="Times New Roman"/>
+        </w:rPr>
+        <w:t>grow.</w:t>
+      </w:r>
+    </w:p>
+    <w:p>
+      <w:pPr>
+        <w:pStyle w:val="af2"/>
+        <w:ind w:firstLineChars="200" w:firstLine="320"/>
+        <w:jc w:val="left"/>
+        <w:rPr>
+          <w:rFonts w:ascii="Times New Roman" w:eastAsiaTheme="minorEastAsia" w:hAnsi="Times New Roman" w:cs="Times New Roman"/>
+        </w:rPr>
+      </w:pPr>
+      <w:r>
+        <w:rPr>
+          <w:rFonts w:ascii="Times New Roman" w:eastAsiaTheme="minorEastAsia" w:hAnsi="Times New Roman" w:cs="Times New Roman" w:hint="eastAsia"/>
+        </w:rPr>
+        <w:t>应用场景</w:t>
+      </w:r>
+      <w:r>
+        <w:rPr>
+          <w:rFonts w:ascii="Times New Roman" w:eastAsiaTheme="minorEastAsia" w:hAnsi="Times New Roman" w:cs="Times New Roman" w:hint="eastAsia"/>
+        </w:rPr>
+        <w:t>：</w:t>
+      </w:r>
+      <w:r>
+        <w:rPr>
+          <w:rFonts w:ascii="Times New Roman" w:eastAsiaTheme="minorEastAsia" w:hAnsi="Times New Roman" w:cs="Times New Roman" w:hint="eastAsia"/>
+        </w:rPr>
+        <w:t>The company increased its production last year.</w:t>
+      </w:r>
+    </w:p>
+    <w:p>
+      <w:pPr>
+        <w:pStyle w:val="af2"/>
+        <w:ind w:left="142"/>
+        <w:jc w:val="left"/>
+        <w:rPr>
+          <w:rFonts w:ascii="Times New Roman" w:eastAsiaTheme="minorEastAsia" w:hAnsi="Times New Roman" w:cs="Times New Roman"/>
+        </w:rPr>
+      </w:pPr>
+    </w:p>
+    <w:p>
+      <w:pPr>
+        <w:pStyle w:val="af2"/>
+        <w:ind w:left="142" w:firstLine="278"/>
+        <w:jc w:val="left"/>
+        <w:rPr>
+          <w:rFonts w:ascii="Times New Roman" w:eastAsiaTheme="minorEastAsia" w:hAnsi="Times New Roman" w:cs="Times New Roman"/>
+        </w:rPr>
+      </w:pPr>
+      <w:r>
+        <w:rPr>
+          <w:rFonts w:ascii="Times New Roman" w:eastAsiaTheme="minorEastAsia" w:hAnsi="Times New Roman" w:cs="Times New Roman" w:hint="eastAsia"/>
+          <w:b/>
+          <w:bCs/>
+        </w:rPr>
+        <w:t xml:space="preserve">(2) </w:t>
+      </w:r>
+      <w:r>
+        <w:rPr>
+          <w:rFonts w:ascii="Times New Roman" w:eastAsiaTheme="minorEastAsia" w:hAnsi="Times New Roman" w:cs="Times New Roman" w:hint="eastAsia"/>
+          <w:b/>
+          <w:bCs/>
+        </w:rPr>
+        <w:t>词</w:t>
+      </w:r>
+      <w:proofErr w:type="gramStart"/>
+      <w:r>
+        <w:rPr>
+          <w:rFonts w:ascii="Times New Roman" w:eastAsiaTheme="minorEastAsia" w:hAnsi="Times New Roman" w:cs="Times New Roman" w:hint="eastAsia"/>
+          <w:b/>
+          <w:bCs/>
+        </w:rPr>
+        <w:t>族</w:t>
+      </w:r>
+      <w:r>
+        <w:rPr>
+          <w:rFonts w:ascii="Times New Roman" w:eastAsiaTheme="minorEastAsia" w:hAnsi="Times New Roman" w:cs="Times New Roman" w:hint="eastAsia"/>
+          <w:b/>
+          <w:bCs/>
+        </w:rPr>
+        <w:t>系统</w:t>
+      </w:r>
+      <w:proofErr w:type="gramEnd"/>
+      <w:r>
+        <w:rPr>
+          <w:rFonts w:ascii="Times New Roman" w:eastAsiaTheme="minorEastAsia" w:hAnsi="Times New Roman" w:cs="Times New Roman" w:hint="eastAsia"/>
+          <w:b/>
+          <w:bCs/>
+        </w:rPr>
+        <w:t>word families</w:t>
+      </w:r>
+      <w:r>
+        <w:rPr>
+          <w:rFonts w:ascii="Times New Roman" w:eastAsiaTheme="minorEastAsia" w:hAnsi="Times New Roman" w:cs="Times New Roman" w:hint="eastAsia"/>
+          <w:b/>
+          <w:bCs/>
+        </w:rPr>
+        <w:t>:</w:t>
+      </w:r>
+      <w:r>
+        <w:rPr>
+          <w:rFonts w:ascii="Times New Roman" w:eastAsiaTheme="minorEastAsia" w:hAnsi="Times New Roman" w:cs="Times New Roman" w:hint="eastAsia"/>
+        </w:rPr>
+        <w:t xml:space="preserve"> </w:t>
+      </w:r>
+      <w:r>
+        <w:rPr>
+          <w:rFonts w:ascii="Times New Roman" w:eastAsiaTheme="minorEastAsia" w:hAnsi="Times New Roman" w:cs="Times New Roman"/>
+        </w:rPr>
+        <w:t>一个核心词派生出多个相关词</w:t>
+      </w:r>
+      <w:r>
+        <w:rPr>
+          <w:rFonts w:ascii="Times New Roman" w:eastAsiaTheme="minorEastAsia" w:hAnsi="Times New Roman" w:cs="Times New Roman" w:hint="eastAsia"/>
+        </w:rPr>
+        <w:t xml:space="preserve"> (</w:t>
+      </w:r>
+      <w:r>
+        <w:rPr>
+          <w:rFonts w:ascii="Times New Roman" w:eastAsiaTheme="minorEastAsia" w:hAnsi="Times New Roman" w:cs="Times New Roman"/>
+        </w:rPr>
+        <w:t>这些词通常来自</w:t>
+      </w:r>
+      <w:r>
+        <w:rPr>
+          <w:rFonts w:ascii="Times New Roman" w:eastAsiaTheme="minorEastAsia" w:hAnsi="Times New Roman" w:cs="Times New Roman"/>
+        </w:rPr>
+        <w:t xml:space="preserve"> </w:t>
+      </w:r>
+      <w:r>
+        <w:rPr>
+          <w:rFonts w:ascii="Times New Roman" w:eastAsiaTheme="minorEastAsia" w:hAnsi="Times New Roman" w:cs="Times New Roman"/>
+          <w:b/>
+          <w:bCs/>
+        </w:rPr>
+        <w:t>同一个词根</w:t>
+      </w:r>
+      <w:r>
+        <w:rPr>
+          <w:rFonts w:ascii="Times New Roman" w:eastAsiaTheme="minorEastAsia" w:hAnsi="Times New Roman" w:cs="Times New Roman" w:hint="eastAsia"/>
+        </w:rPr>
+        <w:t>)</w:t>
+      </w:r>
+    </w:p>
+    <w:p>
+      <w:pPr>
+        <w:pStyle w:val="af2"/>
+        <w:ind w:left="142" w:firstLine="278"/>
+        <w:jc w:val="left"/>
+        <w:rPr>
+          <w:rFonts w:ascii="Times New Roman" w:eastAsiaTheme="minorEastAsia" w:hAnsi="Times New Roman" w:cs="Times New Roman" w:hint="eastAsia"/>
+        </w:rPr>
+      </w:pPr>
+      <w:r>
+        <w:rPr>
+          <w:rFonts w:ascii="Times New Roman" w:eastAsiaTheme="minorEastAsia" w:hAnsi="Times New Roman" w:cs="Times New Roman" w:hint="eastAsia"/>
+        </w:rPr>
+        <w:t xml:space="preserve">    </w:t>
+      </w:r>
+      <w:r>
+        <w:rPr>
+          <w:rFonts w:ascii="Times New Roman" w:eastAsiaTheme="minorEastAsia" w:hAnsi="Times New Roman" w:cs="Times New Roman" w:hint="eastAsia"/>
+        </w:rPr>
+        <w:t>要知道一个词的</w:t>
+      </w:r>
+      <w:r>
+        <w:rPr>
+          <w:rFonts w:ascii="Times New Roman" w:eastAsiaTheme="minorEastAsia" w:hAnsi="Times New Roman" w:cs="Times New Roman" w:hint="eastAsia"/>
+        </w:rPr>
+        <w:t>noun, verb, adj, adv</w:t>
+      </w:r>
+    </w:p>
+    <w:p>
+      <w:pPr>
+        <w:pStyle w:val="af2"/>
+        <w:ind w:left="142" w:firstLine="278"/>
+        <w:jc w:val="left"/>
+        <w:rPr>
+          <w:rFonts w:ascii="Times New Roman" w:eastAsiaTheme="minorEastAsia" w:hAnsi="Times New Roman" w:cs="Times New Roman" w:hint="eastAsia"/>
+        </w:rPr>
+      </w:pPr>
+      <w:r>
+        <w:rPr>
+          <w:rFonts w:ascii="Times New Roman" w:eastAsiaTheme="minorEastAsia" w:hAnsi="Times New Roman" w:cs="Times New Roman"/>
+        </w:rPr>
+        <w:tab/>
+      </w:r>
+    </w:p>
+    <w:p>
+      <w:pPr>
+        <w:pStyle w:val="af2"/>
+        <w:ind w:left="142"/>
+        <w:jc w:val="left"/>
+        <w:rPr>
+          <w:rFonts w:ascii="Times New Roman" w:eastAsiaTheme="minorEastAsia" w:hAnsi="Times New Roman" w:cs="Times New Roman"/>
+        </w:rPr>
+      </w:pPr>
+      <w:r>
+        <w:rPr>
+          <w:rFonts w:ascii="Times New Roman" w:eastAsiaTheme="minorEastAsia" w:hAnsi="Times New Roman" w:cs="Times New Roman"/>
+        </w:rPr>
+        <w:tab/>
+      </w:r>
+      <w:r>
+        <w:rPr>
+          <w:rFonts w:ascii="Times New Roman" w:eastAsiaTheme="minorEastAsia" w:hAnsi="Times New Roman" w:cs="Times New Roman" w:hint="eastAsia"/>
+        </w:rPr>
+        <w:t xml:space="preserve">   </w:t>
+      </w:r>
+      <w:r>
+        <w:rPr>
+          <w:rFonts w:ascii="Times New Roman" w:eastAsiaTheme="minorEastAsia" w:hAnsi="Times New Roman" w:cs="Times New Roman" w:hint="eastAsia"/>
+        </w:rPr>
+        <w:t>例如</w:t>
+      </w:r>
+      <w:r>
+        <w:rPr>
+          <w:rFonts w:ascii="Times New Roman" w:eastAsiaTheme="minorEastAsia" w:hAnsi="Times New Roman" w:cs="Times New Roman" w:hint="eastAsia"/>
+        </w:rPr>
+        <w:t xml:space="preserve">: </w:t>
+      </w:r>
+    </w:p>
+    <w:tbl>
+      <w:tblPr>
+        <w:tblStyle w:val="af4"/>
+        <w:tblW w:w="0" w:type="auto"/>
+        <w:jc w:val="center"/>
+        <w:tblLook w:val="04A0" w:firstRow="1" w:lastRow="0" w:firstColumn="1" w:lastColumn="0" w:noHBand="0" w:noVBand="1"/>
+      </w:tblPr>
+      <w:tblGrid>
+        <w:gridCol w:w="1185"/>
+        <w:gridCol w:w="680"/>
+        <w:gridCol w:w="999"/>
+      </w:tblGrid>
+      <w:tr>
+        <w:trPr>
+          <w:jc w:val="center"/>
+        </w:trPr>
+        <w:tc>
+          <w:tcPr>
+            <w:tcW w:w="0" w:type="auto"/>
+            <w:vAlign w:val="center"/>
+            <w:hideMark/>
+          </w:tcPr>
+          <w:p>
+            <w:pPr>
+              <w:pStyle w:val="af2"/>
+              <w:ind w:left="142"/>
+              <w:rPr>
+                <w:rFonts w:ascii="Times New Roman" w:hAnsi="Times New Roman" w:cs="Times New Roman"/>
+                <w:b/>
+                <w:bCs/>
+              </w:rPr>
+            </w:pPr>
+            <w:r>
+              <w:rPr>
+                <w:rFonts w:ascii="宋体" w:eastAsia="宋体" w:hAnsi="宋体" w:cs="宋体" w:hint="eastAsia"/>
+                <w:b/>
+                <w:bCs/>
+              </w:rPr>
+              <w:t>词</w:t>
+            </w:r>
+          </w:p>
+        </w:tc>
+        <w:tc>
+          <w:tcPr>
+            <w:tcW w:w="0" w:type="auto"/>
+            <w:vAlign w:val="center"/>
+            <w:hideMark/>
+          </w:tcPr>
+          <w:p>
+            <w:pPr>
+              <w:pStyle w:val="af2"/>
+              <w:ind w:left="142"/>
+              <w:rPr>
+                <w:rFonts w:ascii="Times New Roman" w:hAnsi="Times New Roman" w:cs="Times New Roman"/>
+                <w:b/>
+                <w:bCs/>
+              </w:rPr>
+            </w:pPr>
+            <w:r>
+              <w:rPr>
+                <w:rFonts w:ascii="宋体" w:eastAsia="宋体" w:hAnsi="宋体" w:cs="宋体" w:hint="eastAsia"/>
+                <w:b/>
+                <w:bCs/>
+              </w:rPr>
+              <w:t>词性</w:t>
+            </w:r>
+          </w:p>
+        </w:tc>
+        <w:tc>
+          <w:tcPr>
+            <w:tcW w:w="0" w:type="auto"/>
+            <w:vAlign w:val="center"/>
+            <w:hideMark/>
+          </w:tcPr>
+          <w:p>
+            <w:pPr>
+              <w:pStyle w:val="af2"/>
+              <w:ind w:left="142"/>
+              <w:rPr>
+                <w:rFonts w:ascii="Times New Roman" w:hAnsi="Times New Roman" w:cs="Times New Roman"/>
+                <w:b/>
+                <w:bCs/>
+              </w:rPr>
+            </w:pPr>
+            <w:r>
+              <w:rPr>
+                <w:rFonts w:ascii="宋体" w:eastAsia="宋体" w:hAnsi="宋体" w:cs="宋体" w:hint="eastAsia"/>
+                <w:b/>
+                <w:bCs/>
+              </w:rPr>
+              <w:t>意思</w:t>
+            </w:r>
+          </w:p>
+        </w:tc>
+      </w:tr>
+      <w:tr>
+        <w:trPr>
+          <w:jc w:val="center"/>
+        </w:trPr>
+        <w:tc>
+          <w:tcPr>
+            <w:tcW w:w="0" w:type="auto"/>
+            <w:vAlign w:val="center"/>
+            <w:hideMark/>
+          </w:tcPr>
+          <w:p>
+            <w:pPr>
+              <w:pStyle w:val="af2"/>
+              <w:ind w:left="142"/>
+              <w:rPr>
+                <w:rFonts w:ascii="Times New Roman" w:hAnsi="Times New Roman" w:cs="Times New Roman"/>
+              </w:rPr>
+            </w:pPr>
+            <w:r>
+              <w:rPr>
+                <w:rFonts w:ascii="Times New Roman" w:hAnsi="Times New Roman" w:cs="Times New Roman"/>
+              </w:rPr>
+              <w:t>develop</w:t>
+            </w:r>
+          </w:p>
+        </w:tc>
+        <w:tc>
+          <w:tcPr>
+            <w:tcW w:w="0" w:type="auto"/>
+            <w:vAlign w:val="center"/>
+            <w:hideMark/>
+          </w:tcPr>
+          <w:p>
+            <w:pPr>
+              <w:pStyle w:val="af2"/>
+              <w:ind w:left="142"/>
+              <w:rPr>
+                <w:rFonts w:ascii="Times New Roman" w:hAnsi="Times New Roman" w:cs="Times New Roman"/>
+              </w:rPr>
+            </w:pPr>
+            <w:r>
+              <w:rPr>
+                <w:rFonts w:ascii="Times New Roman" w:hAnsi="Times New Roman" w:cs="Times New Roman"/>
+              </w:rPr>
+              <w:t>verb</w:t>
+            </w:r>
+          </w:p>
+        </w:tc>
+        <w:tc>
+          <w:tcPr>
+            <w:tcW w:w="0" w:type="auto"/>
+            <w:vAlign w:val="center"/>
+            <w:hideMark/>
+          </w:tcPr>
+          <w:p>
+            <w:pPr>
+              <w:pStyle w:val="af2"/>
+              <w:ind w:left="142"/>
+              <w:rPr>
+                <w:rFonts w:ascii="Times New Roman" w:hAnsi="Times New Roman" w:cs="Times New Roman"/>
+              </w:rPr>
+            </w:pPr>
+            <w:r>
+              <w:rPr>
+                <w:rFonts w:ascii="宋体" w:eastAsia="宋体" w:hAnsi="宋体" w:cs="宋体" w:hint="eastAsia"/>
+              </w:rPr>
+              <w:t>发展</w:t>
+            </w:r>
+          </w:p>
+        </w:tc>
+      </w:tr>
+      <w:tr>
+        <w:trPr>
+          <w:jc w:val="center"/>
+        </w:trPr>
+        <w:tc>
+          <w:tcPr>
+            <w:tcW w:w="0" w:type="auto"/>
+            <w:vAlign w:val="center"/>
+            <w:hideMark/>
+          </w:tcPr>
+          <w:p>
+            <w:pPr>
+              <w:pStyle w:val="af2"/>
+              <w:ind w:left="142"/>
+              <w:rPr>
+                <w:rFonts w:ascii="Times New Roman" w:hAnsi="Times New Roman" w:cs="Times New Roman"/>
+              </w:rPr>
+            </w:pPr>
+            <w:r>
+              <w:rPr>
+                <w:rFonts w:ascii="Times New Roman" w:hAnsi="Times New Roman" w:cs="Times New Roman"/>
+              </w:rPr>
+              <w:t>development</w:t>
+            </w:r>
+          </w:p>
+        </w:tc>
+        <w:tc>
+          <w:tcPr>
+            <w:tcW w:w="0" w:type="auto"/>
+            <w:vAlign w:val="center"/>
+            <w:hideMark/>
+          </w:tcPr>
+          <w:p>
+            <w:pPr>
+              <w:pStyle w:val="af2"/>
+              <w:ind w:left="142"/>
+              <w:rPr>
+                <w:rFonts w:ascii="Times New Roman" w:hAnsi="Times New Roman" w:cs="Times New Roman"/>
+              </w:rPr>
+            </w:pPr>
+            <w:r>
+              <w:rPr>
+                <w:rFonts w:ascii="Times New Roman" w:hAnsi="Times New Roman" w:cs="Times New Roman"/>
+              </w:rPr>
+              <w:t>noun</w:t>
+            </w:r>
+          </w:p>
+        </w:tc>
+        <w:tc>
+          <w:tcPr>
+            <w:tcW w:w="0" w:type="auto"/>
+            <w:vAlign w:val="center"/>
+            <w:hideMark/>
+          </w:tcPr>
+          <w:p>
+            <w:pPr>
+              <w:pStyle w:val="af2"/>
+              <w:ind w:left="142"/>
+              <w:rPr>
+                <w:rFonts w:ascii="Times New Roman" w:hAnsi="Times New Roman" w:cs="Times New Roman"/>
+              </w:rPr>
+            </w:pPr>
+            <w:r>
+              <w:rPr>
+                <w:rFonts w:ascii="宋体" w:eastAsia="宋体" w:hAnsi="宋体" w:cs="宋体" w:hint="eastAsia"/>
+              </w:rPr>
+              <w:t>发展</w:t>
+            </w:r>
+          </w:p>
+        </w:tc>
+      </w:tr>
+      <w:tr>
+        <w:trPr>
+          <w:jc w:val="center"/>
+        </w:trPr>
+        <w:tc>
+          <w:tcPr>
+            <w:tcW w:w="0" w:type="auto"/>
+            <w:vAlign w:val="center"/>
+            <w:hideMark/>
+          </w:tcPr>
+          <w:p>
+            <w:pPr>
+              <w:pStyle w:val="af2"/>
+              <w:ind w:left="142"/>
+              <w:rPr>
+                <w:rFonts w:ascii="Times New Roman" w:hAnsi="Times New Roman" w:cs="Times New Roman"/>
+              </w:rPr>
+            </w:pPr>
+            <w:r>
+              <w:rPr>
+                <w:rFonts w:ascii="Times New Roman" w:hAnsi="Times New Roman" w:cs="Times New Roman"/>
+              </w:rPr>
+              <w:t>developer</w:t>
+            </w:r>
+          </w:p>
+        </w:tc>
+        <w:tc>
+          <w:tcPr>
+            <w:tcW w:w="0" w:type="auto"/>
+            <w:vAlign w:val="center"/>
+            <w:hideMark/>
+          </w:tcPr>
+          <w:p>
+            <w:pPr>
+              <w:pStyle w:val="af2"/>
+              <w:ind w:left="142"/>
+              <w:rPr>
+                <w:rFonts w:ascii="Times New Roman" w:hAnsi="Times New Roman" w:cs="Times New Roman"/>
+              </w:rPr>
+            </w:pPr>
+            <w:r>
+              <w:rPr>
+                <w:rFonts w:ascii="Times New Roman" w:hAnsi="Times New Roman" w:cs="Times New Roman"/>
+              </w:rPr>
+              <w:t>noun</w:t>
+            </w:r>
+          </w:p>
+        </w:tc>
+        <w:tc>
+          <w:tcPr>
+            <w:tcW w:w="0" w:type="auto"/>
+            <w:vAlign w:val="center"/>
+            <w:hideMark/>
+          </w:tcPr>
+          <w:p>
+            <w:pPr>
+              <w:pStyle w:val="af2"/>
+              <w:ind w:left="142"/>
+              <w:rPr>
+                <w:rFonts w:ascii="Times New Roman" w:hAnsi="Times New Roman" w:cs="Times New Roman"/>
+              </w:rPr>
+            </w:pPr>
+            <w:r>
+              <w:rPr>
+                <w:rFonts w:ascii="宋体" w:eastAsia="宋体" w:hAnsi="宋体" w:cs="宋体" w:hint="eastAsia"/>
+              </w:rPr>
+              <w:t>开发者</w:t>
+            </w:r>
+          </w:p>
+        </w:tc>
+      </w:tr>
+      <w:tr>
+        <w:trPr>
+          <w:jc w:val="center"/>
+        </w:trPr>
+        <w:tc>
+          <w:tcPr>
+            <w:tcW w:w="0" w:type="auto"/>
+            <w:vAlign w:val="center"/>
+            <w:hideMark/>
+          </w:tcPr>
+          <w:p>
+            <w:pPr>
+              <w:pStyle w:val="af2"/>
+              <w:ind w:left="142"/>
+              <w:rPr>
+                <w:rFonts w:ascii="Times New Roman" w:hAnsi="Times New Roman" w:cs="Times New Roman"/>
+              </w:rPr>
+            </w:pPr>
+            <w:r>
+              <w:rPr>
+                <w:rFonts w:ascii="Times New Roman" w:hAnsi="Times New Roman" w:cs="Times New Roman"/>
+              </w:rPr>
+              <w:t>developing</w:t>
+            </w:r>
+          </w:p>
+        </w:tc>
+        <w:tc>
+          <w:tcPr>
+            <w:tcW w:w="0" w:type="auto"/>
+            <w:vAlign w:val="center"/>
+            <w:hideMark/>
+          </w:tcPr>
+          <w:p>
+            <w:pPr>
+              <w:pStyle w:val="af2"/>
+              <w:ind w:left="142"/>
+              <w:rPr>
+                <w:rFonts w:ascii="Times New Roman" w:hAnsi="Times New Roman" w:cs="Times New Roman"/>
+              </w:rPr>
+            </w:pPr>
+            <w:r>
+              <w:rPr>
+                <w:rFonts w:ascii="Times New Roman" w:hAnsi="Times New Roman" w:cs="Times New Roman"/>
+              </w:rPr>
+              <w:t>adj</w:t>
+            </w:r>
+          </w:p>
+        </w:tc>
+        <w:tc>
+          <w:tcPr>
+            <w:tcW w:w="0" w:type="auto"/>
+            <w:vAlign w:val="center"/>
+            <w:hideMark/>
+          </w:tcPr>
+          <w:p>
+            <w:pPr>
+              <w:pStyle w:val="af2"/>
+              <w:ind w:left="142"/>
+              <w:rPr>
+                <w:rFonts w:ascii="Times New Roman" w:hAnsi="Times New Roman" w:cs="Times New Roman"/>
+              </w:rPr>
+            </w:pPr>
+            <w:r>
+              <w:rPr>
+                <w:rFonts w:ascii="宋体" w:eastAsia="宋体" w:hAnsi="宋体" w:cs="宋体" w:hint="eastAsia"/>
+              </w:rPr>
+              <w:t>发展中的</w:t>
+            </w:r>
+          </w:p>
+        </w:tc>
+      </w:tr>
+      <w:tr>
+        <w:trPr>
+          <w:jc w:val="center"/>
+        </w:trPr>
+        <w:tc>
+          <w:tcPr>
+            <w:tcW w:w="0" w:type="auto"/>
+            <w:vAlign w:val="center"/>
+            <w:hideMark/>
+          </w:tcPr>
+          <w:p>
+            <w:pPr>
+              <w:pStyle w:val="af2"/>
+              <w:ind w:left="142"/>
+              <w:rPr>
+                <w:rFonts w:ascii="Times New Roman" w:hAnsi="Times New Roman" w:cs="Times New Roman"/>
+              </w:rPr>
+            </w:pPr>
+            <w:r>
+              <w:rPr>
+                <w:rFonts w:ascii="Times New Roman" w:hAnsi="Times New Roman" w:cs="Times New Roman"/>
+              </w:rPr>
+              <w:t>developed</w:t>
+            </w:r>
+          </w:p>
+        </w:tc>
+        <w:tc>
+          <w:tcPr>
+            <w:tcW w:w="0" w:type="auto"/>
+            <w:vAlign w:val="center"/>
+            <w:hideMark/>
+          </w:tcPr>
+          <w:p>
+            <w:pPr>
+              <w:pStyle w:val="af2"/>
+              <w:ind w:left="142"/>
+              <w:rPr>
+                <w:rFonts w:ascii="Times New Roman" w:hAnsi="Times New Roman" w:cs="Times New Roman"/>
+              </w:rPr>
+            </w:pPr>
+            <w:r>
+              <w:rPr>
+                <w:rFonts w:ascii="Times New Roman" w:hAnsi="Times New Roman" w:cs="Times New Roman"/>
+              </w:rPr>
+              <w:t>adj</w:t>
+            </w:r>
+          </w:p>
+        </w:tc>
+        <w:tc>
+          <w:tcPr>
+            <w:tcW w:w="0" w:type="auto"/>
+            <w:vAlign w:val="center"/>
+            <w:hideMark/>
+          </w:tcPr>
+          <w:p>
+            <w:pPr>
+              <w:pStyle w:val="af2"/>
+              <w:ind w:left="142"/>
+              <w:rPr>
+                <w:rFonts w:ascii="Times New Roman" w:hAnsi="Times New Roman" w:cs="Times New Roman"/>
+              </w:rPr>
+            </w:pPr>
+            <w:r>
+              <w:rPr>
+                <w:rFonts w:ascii="宋体" w:eastAsia="宋体" w:hAnsi="宋体" w:cs="宋体" w:hint="eastAsia"/>
+              </w:rPr>
+              <w:t>发达的</w:t>
+            </w:r>
+          </w:p>
+        </w:tc>
+      </w:tr>
+    </w:tbl>
+    <w:p>
+      <w:pPr>
+        <w:pStyle w:val="af2"/>
+        <w:ind w:left="142"/>
+        <w:jc w:val="left"/>
+        <w:rPr>
+          <w:rFonts w:ascii="Times New Roman" w:eastAsiaTheme="minorEastAsia" w:hAnsi="Times New Roman" w:cs="Times New Roman" w:hint="eastAsia"/>
+        </w:rPr>
+      </w:pPr>
+    </w:p>
+    <w:p>
+      <w:pPr>
+        <w:pStyle w:val="af2"/>
+        <w:ind w:left="142"/>
+        <w:jc w:val="left"/>
+        <w:rPr>
+          <w:rFonts w:ascii="Times New Roman" w:eastAsiaTheme="minorEastAsia" w:hAnsi="Times New Roman" w:cs="Times New Roman"/>
+        </w:rPr>
+      </w:pPr>
+    </w:p>
+    <w:p>
+      <w:pPr>
+        <w:pStyle w:val="af2"/>
+        <w:ind w:left="142" w:firstLineChars="150" w:firstLine="240"/>
+        <w:jc w:val="left"/>
+        <w:rPr>
+          <w:rFonts w:ascii="Times New Roman" w:eastAsiaTheme="minorEastAsia" w:hAnsi="Times New Roman" w:cs="Times New Roman"/>
+        </w:rPr>
+      </w:pPr>
+      <w:r>
+        <w:rPr>
+          <w:rFonts w:ascii="Times New Roman" w:eastAsiaTheme="minorEastAsia" w:hAnsi="Times New Roman" w:cs="Times New Roman" w:hint="eastAsia"/>
+          <w:b/>
+          <w:bCs/>
+        </w:rPr>
+        <w:t>(</w:t>
+      </w:r>
+      <w:r>
+        <w:rPr>
+          <w:rFonts w:ascii="Times New Roman" w:eastAsiaTheme="minorEastAsia" w:hAnsi="Times New Roman" w:cs="Times New Roman" w:hint="eastAsia"/>
+          <w:b/>
+          <w:bCs/>
+        </w:rPr>
+        <w:t>3</w:t>
+      </w:r>
+      <w:r>
+        <w:rPr>
+          <w:rFonts w:ascii="Times New Roman" w:eastAsiaTheme="minorEastAsia" w:hAnsi="Times New Roman" w:cs="Times New Roman" w:hint="eastAsia"/>
+          <w:b/>
+          <w:bCs/>
+        </w:rPr>
+        <w:t xml:space="preserve">) </w:t>
+      </w:r>
+      <w:r>
+        <w:rPr>
+          <w:rFonts w:ascii="Times New Roman" w:eastAsiaTheme="minorEastAsia" w:hAnsi="Times New Roman" w:cs="Times New Roman" w:hint="eastAsia"/>
+          <w:b/>
+          <w:bCs/>
+        </w:rPr>
+        <w:t>词</w:t>
+      </w:r>
+      <w:r>
+        <w:rPr>
+          <w:rFonts w:ascii="Times New Roman" w:eastAsiaTheme="minorEastAsia" w:hAnsi="Times New Roman" w:cs="Times New Roman" w:hint="eastAsia"/>
+          <w:b/>
+          <w:bCs/>
+        </w:rPr>
+        <w:t>根</w:t>
+      </w:r>
+      <w:r>
+        <w:rPr>
+          <w:rFonts w:ascii="Times New Roman" w:eastAsiaTheme="minorEastAsia" w:hAnsi="Times New Roman" w:cs="Times New Roman" w:hint="eastAsia"/>
+          <w:b/>
+          <w:bCs/>
+        </w:rPr>
+        <w:t>系统</w:t>
+      </w:r>
+      <w:r>
+        <w:rPr>
+          <w:rFonts w:ascii="Times New Roman" w:eastAsiaTheme="minorEastAsia" w:hAnsi="Times New Roman" w:cs="Times New Roman" w:hint="eastAsia"/>
+          <w:b/>
+          <w:bCs/>
+        </w:rPr>
+        <w:t xml:space="preserve"> word roots</w:t>
+      </w:r>
+      <w:r>
+        <w:rPr>
+          <w:rFonts w:ascii="Times New Roman" w:eastAsiaTheme="minorEastAsia" w:hAnsi="Times New Roman" w:cs="Times New Roman" w:hint="eastAsia"/>
+          <w:b/>
+          <w:bCs/>
+        </w:rPr>
+        <w:t>:</w:t>
+      </w:r>
+      <w:r>
+        <w:rPr>
+          <w:rFonts w:ascii="Times New Roman" w:eastAsiaTheme="minorEastAsia" w:hAnsi="Times New Roman" w:cs="Times New Roman" w:hint="eastAsia"/>
+        </w:rPr>
+        <w:t xml:space="preserve"> </w:t>
+      </w:r>
+      <w:r>
+        <w:rPr>
+          <w:rFonts w:ascii="Times New Roman" w:eastAsiaTheme="minorEastAsia" w:hAnsi="Times New Roman" w:cs="Times New Roman" w:hint="eastAsia"/>
+        </w:rPr>
+        <w:t>单词</w:t>
+      </w:r>
+      <w:proofErr w:type="gramStart"/>
+      <w:r>
+        <w:rPr>
+          <w:rFonts w:ascii="Times New Roman" w:eastAsiaTheme="minorEastAsia" w:hAnsi="Times New Roman" w:cs="Times New Roman" w:hint="eastAsia"/>
+        </w:rPr>
+        <w:t>最</w:t>
+      </w:r>
+      <w:proofErr w:type="gramEnd"/>
+      <w:r>
+        <w:rPr>
+          <w:rFonts w:ascii="Times New Roman" w:eastAsiaTheme="minorEastAsia" w:hAnsi="Times New Roman" w:cs="Times New Roman" w:hint="eastAsia"/>
+        </w:rPr>
+        <w:t>核心的意思</w:t>
+      </w:r>
+    </w:p>
+    <w:p>
+      <w:pPr>
+        <w:pStyle w:val="af2"/>
+        <w:ind w:left="142" w:firstLineChars="300" w:firstLine="480"/>
+        <w:jc w:val="left"/>
+        <w:rPr>
+          <w:rFonts w:ascii="Times New Roman" w:eastAsiaTheme="minorEastAsia" w:hAnsi="Times New Roman" w:cs="Times New Roman"/>
+        </w:rPr>
+      </w:pPr>
+      <w:r>
+        <w:rPr>
+          <w:rFonts w:ascii="Times New Roman" w:eastAsiaTheme="minorEastAsia" w:hAnsi="Times New Roman" w:cs="Times New Roman"/>
+        </w:rPr>
+        <w:t>英语单词通常由三部分组成</w:t>
+      </w:r>
+      <w:r>
+        <w:rPr>
+          <w:rFonts w:ascii="Times New Roman" w:eastAsiaTheme="minorEastAsia" w:hAnsi="Times New Roman" w:cs="Times New Roman" w:hint="eastAsia"/>
+        </w:rPr>
+        <w:t xml:space="preserve">: </w:t>
+      </w:r>
+      <w:r>
+        <w:rPr>
+          <w:rFonts w:ascii="Times New Roman" w:eastAsiaTheme="minorEastAsia" w:hAnsi="Times New Roman" w:cs="Times New Roman"/>
+        </w:rPr>
+        <w:t>prefix + root + suffix</w:t>
+      </w:r>
+    </w:p>
+    <w:p>
+      <w:pPr>
+        <w:pStyle w:val="af2"/>
+        <w:spacing w:line="240" w:lineRule="auto"/>
+        <w:ind w:left="142" w:firstLineChars="473" w:firstLine="757"/>
+        <w:jc w:val="left"/>
+        <w:rPr>
+          <w:rFonts w:ascii="Times New Roman" w:eastAsiaTheme="minorEastAsia" w:hAnsi="Times New Roman" w:cs="Times New Roman"/>
+        </w:rPr>
+      </w:pPr>
+      <w:r>
+        <w:rPr>
+          <w:rFonts w:ascii="Times New Roman" w:eastAsiaTheme="minorEastAsia" w:hAnsi="Times New Roman" w:cs="Times New Roman" w:hint="eastAsia"/>
+        </w:rPr>
+        <w:t>例子</w:t>
+      </w:r>
+      <w:r>
+        <w:rPr>
+          <w:rFonts w:ascii="Times New Roman" w:eastAsiaTheme="minorEastAsia" w:hAnsi="Times New Roman" w:cs="Times New Roman" w:hint="eastAsia"/>
+        </w:rPr>
+        <w:t xml:space="preserve">: </w:t>
+      </w:r>
+      <w:r>
+        <w:rPr>
+          <w:rFonts w:ascii="Times New Roman" w:eastAsiaTheme="minorEastAsia" w:hAnsi="Times New Roman" w:cs="Times New Roman" w:hint="eastAsia"/>
+        </w:rPr>
+        <w:t>词根</w:t>
+      </w:r>
+      <w:proofErr w:type="spellStart"/>
+      <w:r>
+        <w:rPr>
+          <w:rFonts w:ascii="Times New Roman" w:eastAsiaTheme="minorEastAsia" w:hAnsi="Times New Roman" w:cs="Times New Roman"/>
+        </w:rPr>
+        <w:t>spec</w:t>
+      </w:r>
+      <w:r>
+        <w:rPr>
+          <w:rFonts w:ascii="Times New Roman" w:eastAsiaTheme="minorEastAsia" w:hAnsi="Times New Roman" w:cs="Times New Roman" w:hint="eastAsia"/>
+        </w:rPr>
+        <w:t>t</w:t>
+      </w:r>
+      <w:proofErr w:type="spellEnd"/>
+      <w:r>
+        <w:rPr>
+          <w:rFonts w:ascii="Times New Roman" w:eastAsiaTheme="minorEastAsia" w:hAnsi="Times New Roman" w:cs="Times New Roman" w:hint="eastAsia"/>
+        </w:rPr>
+        <w:t xml:space="preserve"> </w:t>
+      </w:r>
+      <w:r>
+        <w:rPr>
+          <w:rFonts w:ascii="Times New Roman" w:eastAsiaTheme="minorEastAsia" w:hAnsi="Times New Roman" w:cs="Times New Roman" w:hint="eastAsia"/>
+        </w:rPr>
+        <w:t>(</w:t>
+      </w:r>
+      <w:r>
+        <w:rPr>
+          <w:rFonts w:ascii="Times New Roman" w:eastAsiaTheme="minorEastAsia" w:hAnsi="Times New Roman" w:cs="Times New Roman" w:hint="eastAsia"/>
+        </w:rPr>
+        <w:t>看</w:t>
+      </w:r>
+      <w:r>
+        <w:rPr>
+          <w:rFonts w:ascii="Times New Roman" w:eastAsiaTheme="minorEastAsia" w:hAnsi="Times New Roman" w:cs="Times New Roman" w:hint="eastAsia"/>
+        </w:rPr>
+        <w:t>,</w:t>
+      </w:r>
+      <w:r>
+        <w:rPr>
+          <w:rFonts w:ascii="Times New Roman" w:eastAsiaTheme="minorEastAsia" w:hAnsi="Times New Roman" w:cs="Times New Roman" w:hint="eastAsia"/>
+        </w:rPr>
+        <w:t xml:space="preserve"> </w:t>
+      </w:r>
+      <w:r>
+        <w:rPr>
+          <w:rFonts w:ascii="Times New Roman" w:eastAsiaTheme="minorEastAsia" w:hAnsi="Times New Roman" w:cs="Times New Roman" w:hint="eastAsia"/>
+        </w:rPr>
+        <w:t>源自</w:t>
+      </w:r>
+      <w:r>
+        <w:rPr>
+          <w:rFonts w:ascii="Times New Roman" w:eastAsiaTheme="minorEastAsia" w:hAnsi="Times New Roman" w:cs="Times New Roman" w:hint="eastAsia"/>
+        </w:rPr>
+        <w:t>拉丁语</w:t>
+      </w:r>
+      <w:r>
+        <w:rPr>
+          <w:rFonts w:ascii="Times New Roman" w:eastAsiaTheme="minorEastAsia" w:hAnsi="Times New Roman" w:cs="Times New Roman" w:hint="eastAsia"/>
+        </w:rPr>
+        <w:t>)</w:t>
+      </w:r>
+    </w:p>
+    <w:tbl>
+      <w:tblPr>
+        <w:tblStyle w:val="af4"/>
+        <w:tblW w:w="0" w:type="auto"/>
+        <w:jc w:val="center"/>
+        <w:tblLook w:val="04A0" w:firstRow="1" w:lastRow="0" w:firstColumn="1" w:lastColumn="0" w:noHBand="0" w:noVBand="1"/>
+      </w:tblPr>
+      <w:tblGrid>
+        <w:gridCol w:w="846"/>
+        <w:gridCol w:w="992"/>
+        <w:gridCol w:w="709"/>
+      </w:tblGrid>
+      <w:tr>
+        <w:trPr>
+          <w:jc w:val="center"/>
+        </w:trPr>
+        <w:tc>
+          <w:tcPr>
+            <w:tcW w:w="846" w:type="dxa"/>
+            <w:vAlign w:val="center"/>
+            <w:hideMark/>
+          </w:tcPr>
+          <w:p>
+            <w:pPr>
+              <w:pStyle w:val="af2"/>
+              <w:jc w:val="center"/>
+              <w:rPr>
+                <w:rFonts w:ascii="Times New Roman" w:eastAsiaTheme="minorEastAsia" w:hAnsi="Times New Roman" w:cs="Times New Roman"/>
+                <w:b/>
+                <w:bCs/>
+              </w:rPr>
+            </w:pPr>
+            <w:r>
+              <w:rPr>
+                <w:rFonts w:ascii="Times New Roman" w:eastAsiaTheme="minorEastAsia" w:hAnsi="Times New Roman" w:cs="Times New Roman"/>
+                <w:b/>
+                <w:bCs/>
+              </w:rPr>
+              <w:t>单词</w:t>
+            </w:r>
+          </w:p>
+        </w:tc>
+        <w:tc>
+          <w:tcPr>
+            <w:tcW w:w="992" w:type="dxa"/>
+            <w:vAlign w:val="center"/>
+            <w:hideMark/>
+          </w:tcPr>
+          <w:p>
+            <w:pPr>
+              <w:pStyle w:val="af2"/>
+              <w:jc w:val="center"/>
+              <w:rPr>
+                <w:rFonts w:ascii="Times New Roman" w:eastAsiaTheme="minorEastAsia" w:hAnsi="Times New Roman" w:cs="Times New Roman"/>
+                <w:b/>
+                <w:bCs/>
+              </w:rPr>
+            </w:pPr>
+            <w:r>
+              <w:rPr>
+                <w:rFonts w:ascii="Times New Roman" w:eastAsiaTheme="minorEastAsia" w:hAnsi="Times New Roman" w:cs="Times New Roman"/>
+                <w:b/>
+                <w:bCs/>
+              </w:rPr>
+              <w:t>结构</w:t>
+            </w:r>
+          </w:p>
+        </w:tc>
+        <w:tc>
+          <w:tcPr>
+            <w:tcW w:w="709" w:type="dxa"/>
+            <w:vAlign w:val="center"/>
+            <w:hideMark/>
+          </w:tcPr>
+          <w:p>
+            <w:pPr>
+              <w:pStyle w:val="af2"/>
+              <w:jc w:val="center"/>
+              <w:rPr>
+                <w:rFonts w:ascii="Times New Roman" w:eastAsiaTheme="minorEastAsia" w:hAnsi="Times New Roman" w:cs="Times New Roman"/>
+                <w:b/>
+                <w:bCs/>
+              </w:rPr>
+            </w:pPr>
+            <w:r>
+              <w:rPr>
+                <w:rFonts w:ascii="Times New Roman" w:eastAsiaTheme="minorEastAsia" w:hAnsi="Times New Roman" w:cs="Times New Roman"/>
+                <w:b/>
+                <w:bCs/>
+              </w:rPr>
+              <w:t>意思</w:t>
+            </w:r>
+          </w:p>
+        </w:tc>
+      </w:tr>
+      <w:tr>
+        <w:trPr>
+          <w:jc w:val="center"/>
+        </w:trPr>
+        <w:tc>
+          <w:tcPr>
+            <w:tcW w:w="846" w:type="dxa"/>
+            <w:vAlign w:val="center"/>
+            <w:hideMark/>
+          </w:tcPr>
+          <w:p>
+            <w:pPr>
+              <w:pStyle w:val="af2"/>
+              <w:jc w:val="center"/>
+              <w:rPr>
+                <w:rFonts w:ascii="Times New Roman" w:eastAsiaTheme="minorEastAsia" w:hAnsi="Times New Roman" w:cs="Times New Roman"/>
+              </w:rPr>
+            </w:pPr>
+            <w:r>
+              <w:rPr>
+                <w:rFonts w:ascii="Times New Roman" w:eastAsiaTheme="minorEastAsia" w:hAnsi="Times New Roman" w:cs="Times New Roman"/>
+              </w:rPr>
+              <w:t>inspect</w:t>
+            </w:r>
+          </w:p>
+        </w:tc>
+        <w:tc>
+          <w:tcPr>
+            <w:tcW w:w="992" w:type="dxa"/>
+            <w:vAlign w:val="center"/>
+            <w:hideMark/>
+          </w:tcPr>
+          <w:p>
+            <w:pPr>
+              <w:pStyle w:val="af2"/>
+              <w:jc w:val="center"/>
+              <w:rPr>
+                <w:rFonts w:ascii="Times New Roman" w:eastAsiaTheme="minorEastAsia" w:hAnsi="Times New Roman" w:cs="Times New Roman"/>
+              </w:rPr>
+            </w:pPr>
+            <w:r>
+              <w:rPr>
+                <w:rFonts w:ascii="Times New Roman" w:eastAsiaTheme="minorEastAsia" w:hAnsi="Times New Roman" w:cs="Times New Roman"/>
+              </w:rPr>
+              <w:t xml:space="preserve">in + </w:t>
+            </w:r>
+            <w:proofErr w:type="spellStart"/>
+            <w:r>
+              <w:rPr>
+                <w:rFonts w:ascii="Times New Roman" w:eastAsiaTheme="minorEastAsia" w:hAnsi="Times New Roman" w:cs="Times New Roman"/>
+              </w:rPr>
+              <w:t>spect</w:t>
+            </w:r>
+            <w:proofErr w:type="spellEnd"/>
+          </w:p>
+        </w:tc>
+        <w:tc>
+          <w:tcPr>
+            <w:tcW w:w="709" w:type="dxa"/>
+            <w:vAlign w:val="center"/>
+            <w:hideMark/>
+          </w:tcPr>
+          <w:p>
+            <w:pPr>
+              <w:pStyle w:val="af2"/>
+              <w:jc w:val="center"/>
+              <w:rPr>
+                <w:rFonts w:ascii="Times New Roman" w:eastAsiaTheme="minorEastAsia" w:hAnsi="Times New Roman" w:cs="Times New Roman"/>
+              </w:rPr>
+            </w:pPr>
+            <w:r>
+              <w:rPr>
+                <w:rFonts w:ascii="Times New Roman" w:eastAsiaTheme="minorEastAsia" w:hAnsi="Times New Roman" w:cs="Times New Roman"/>
+              </w:rPr>
+              <w:t>检查</w:t>
+            </w:r>
+          </w:p>
+        </w:tc>
+      </w:tr>
+      <w:tr>
+        <w:trPr>
+          <w:jc w:val="center"/>
+        </w:trPr>
+        <w:tc>
+          <w:tcPr>
+            <w:tcW w:w="846" w:type="dxa"/>
+            <w:vAlign w:val="center"/>
+            <w:hideMark/>
+          </w:tcPr>
+          <w:p>
+            <w:pPr>
+              <w:pStyle w:val="af2"/>
+              <w:jc w:val="center"/>
+              <w:rPr>
+                <w:rFonts w:ascii="Times New Roman" w:eastAsiaTheme="minorEastAsia" w:hAnsi="Times New Roman" w:cs="Times New Roman"/>
+              </w:rPr>
+            </w:pPr>
+            <w:r>
+              <w:rPr>
+                <w:rFonts w:ascii="Times New Roman" w:eastAsiaTheme="minorEastAsia" w:hAnsi="Times New Roman" w:cs="Times New Roman"/>
+              </w:rPr>
+              <w:t>respect</w:t>
+            </w:r>
+          </w:p>
+        </w:tc>
+        <w:tc>
+          <w:tcPr>
+            <w:tcW w:w="992" w:type="dxa"/>
+            <w:vAlign w:val="center"/>
+            <w:hideMark/>
+          </w:tcPr>
+          <w:p>
+            <w:pPr>
+              <w:pStyle w:val="af2"/>
+              <w:jc w:val="center"/>
+              <w:rPr>
+                <w:rFonts w:ascii="Times New Roman" w:eastAsiaTheme="minorEastAsia" w:hAnsi="Times New Roman" w:cs="Times New Roman"/>
+              </w:rPr>
+            </w:pPr>
+            <w:r>
+              <w:rPr>
+                <w:rFonts w:ascii="Times New Roman" w:eastAsiaTheme="minorEastAsia" w:hAnsi="Times New Roman" w:cs="Times New Roman"/>
+              </w:rPr>
+              <w:t xml:space="preserve">re + </w:t>
+            </w:r>
+            <w:proofErr w:type="spellStart"/>
+            <w:r>
+              <w:rPr>
+                <w:rFonts w:ascii="Times New Roman" w:eastAsiaTheme="minorEastAsia" w:hAnsi="Times New Roman" w:cs="Times New Roman"/>
+              </w:rPr>
+              <w:t>spect</w:t>
+            </w:r>
+            <w:proofErr w:type="spellEnd"/>
+          </w:p>
+        </w:tc>
+        <w:tc>
+          <w:tcPr>
+            <w:tcW w:w="709" w:type="dxa"/>
+            <w:vAlign w:val="center"/>
+            <w:hideMark/>
+          </w:tcPr>
+          <w:p>
+            <w:pPr>
+              <w:pStyle w:val="af2"/>
+              <w:jc w:val="center"/>
+              <w:rPr>
+                <w:rFonts w:ascii="Times New Roman" w:eastAsiaTheme="minorEastAsia" w:hAnsi="Times New Roman" w:cs="Times New Roman"/>
+              </w:rPr>
+            </w:pPr>
+            <w:r>
+              <w:rPr>
+                <w:rFonts w:ascii="Times New Roman" w:eastAsiaTheme="minorEastAsia" w:hAnsi="Times New Roman" w:cs="Times New Roman"/>
+              </w:rPr>
+              <w:t>尊重</w:t>
+            </w:r>
+          </w:p>
+        </w:tc>
+      </w:tr>
+      <w:tr>
+        <w:trPr>
+          <w:jc w:val="center"/>
+        </w:trPr>
+        <w:tc>
+          <w:tcPr>
+            <w:tcW w:w="846" w:type="dxa"/>
+            <w:vAlign w:val="center"/>
+            <w:hideMark/>
+          </w:tcPr>
+          <w:p>
+            <w:pPr>
+              <w:pStyle w:val="af2"/>
+              <w:jc w:val="center"/>
+              <w:rPr>
+                <w:rFonts w:ascii="Times New Roman" w:eastAsiaTheme="minorEastAsia" w:hAnsi="Times New Roman" w:cs="Times New Roman"/>
+              </w:rPr>
+            </w:pPr>
+            <w:r>
+              <w:rPr>
+                <w:rFonts w:ascii="Times New Roman" w:eastAsiaTheme="minorEastAsia" w:hAnsi="Times New Roman" w:cs="Times New Roman"/>
+              </w:rPr>
+              <w:t>spectator</w:t>
+            </w:r>
+          </w:p>
+        </w:tc>
+        <w:tc>
+          <w:tcPr>
+            <w:tcW w:w="992" w:type="dxa"/>
+            <w:vAlign w:val="center"/>
+            <w:hideMark/>
+          </w:tcPr>
+          <w:p>
+            <w:pPr>
+              <w:pStyle w:val="af2"/>
+              <w:jc w:val="center"/>
+              <w:rPr>
+                <w:rFonts w:ascii="Times New Roman" w:eastAsiaTheme="minorEastAsia" w:hAnsi="Times New Roman" w:cs="Times New Roman"/>
+              </w:rPr>
+            </w:pPr>
+            <w:proofErr w:type="spellStart"/>
+            <w:r>
+              <w:rPr>
+                <w:rFonts w:ascii="Times New Roman" w:eastAsiaTheme="minorEastAsia" w:hAnsi="Times New Roman" w:cs="Times New Roman"/>
+              </w:rPr>
+              <w:t>spect</w:t>
+            </w:r>
+            <w:proofErr w:type="spellEnd"/>
+            <w:r>
+              <w:rPr>
+                <w:rFonts w:ascii="Times New Roman" w:eastAsiaTheme="minorEastAsia" w:hAnsi="Times New Roman" w:cs="Times New Roman"/>
+              </w:rPr>
+              <w:t xml:space="preserve"> + </w:t>
+            </w:r>
+            <w:proofErr w:type="spellStart"/>
+            <w:r>
+              <w:rPr>
+                <w:rFonts w:ascii="Times New Roman" w:eastAsiaTheme="minorEastAsia" w:hAnsi="Times New Roman" w:cs="Times New Roman"/>
+              </w:rPr>
+              <w:t>ator</w:t>
+            </w:r>
+            <w:proofErr w:type="spellEnd"/>
+          </w:p>
+        </w:tc>
+        <w:tc>
+          <w:tcPr>
+            <w:tcW w:w="709" w:type="dxa"/>
+            <w:vAlign w:val="center"/>
+            <w:hideMark/>
+          </w:tcPr>
+          <w:p>
+            <w:pPr>
+              <w:pStyle w:val="af2"/>
+              <w:jc w:val="center"/>
+              <w:rPr>
+                <w:rFonts w:ascii="Times New Roman" w:eastAsiaTheme="minorEastAsia" w:hAnsi="Times New Roman" w:cs="Times New Roman"/>
+              </w:rPr>
+            </w:pPr>
+            <w:r>
+              <w:rPr>
+                <w:rFonts w:ascii="Times New Roman" w:eastAsiaTheme="minorEastAsia" w:hAnsi="Times New Roman" w:cs="Times New Roman"/>
+              </w:rPr>
+              <w:t>观众</w:t>
+            </w:r>
+          </w:p>
+        </w:tc>
+      </w:tr>
+    </w:tbl>
+    <w:p>
+      <w:pPr>
+        <w:pStyle w:val="af2"/>
+        <w:jc w:val="left"/>
+        <w:rPr>
+          <w:rFonts w:ascii="Times New Roman" w:eastAsiaTheme="minorEastAsia" w:hAnsi="Times New Roman" w:cs="Times New Roman"/>
+        </w:rPr>
+      </w:pPr>
+    </w:p>
+    <w:p>
+      <w:pPr>
+        <w:pStyle w:val="af2"/>
+        <w:jc w:val="left"/>
+        <w:rPr>
+          <w:rFonts w:ascii="Times New Roman" w:eastAsiaTheme="minorEastAsia" w:hAnsi="Times New Roman" w:cs="Times New Roman" w:hint="eastAsia"/>
+          <w:b/>
+          <w:bCs/>
+        </w:rPr>
+      </w:pPr>
+      <w:r>
+        <w:rPr>
+          <w:rFonts w:ascii="Times New Roman" w:eastAsiaTheme="minorEastAsia" w:hAnsi="Times New Roman" w:cs="Times New Roman" w:hint="eastAsia"/>
+        </w:rPr>
+        <w:t xml:space="preserve">   </w:t>
+      </w:r>
+      <w:r>
+        <w:rPr>
+          <w:rFonts w:ascii="Times New Roman" w:eastAsiaTheme="minorEastAsia" w:hAnsi="Times New Roman" w:cs="Times New Roman" w:hint="eastAsia"/>
+          <w:b/>
+          <w:bCs/>
+        </w:rPr>
+        <w:t xml:space="preserve"> </w:t>
+      </w:r>
+      <w:r>
+        <w:rPr>
+          <w:rFonts w:ascii="Times New Roman" w:eastAsiaTheme="minorEastAsia" w:hAnsi="Times New Roman" w:cs="Times New Roman" w:hint="eastAsia"/>
+          <w:b/>
+          <w:bCs/>
+        </w:rPr>
+        <w:t>词组使用</w:t>
+      </w:r>
+      <w:r>
+        <w:rPr>
+          <w:rFonts w:ascii="Times New Roman" w:eastAsiaTheme="minorEastAsia" w:hAnsi="Times New Roman" w:cs="Times New Roman" w:hint="eastAsia"/>
+          <w:b/>
+          <w:bCs/>
+        </w:rPr>
+        <w:t>:</w:t>
+      </w:r>
+    </w:p>
+    <w:p>
+      <w:pPr>
+        <w:pStyle w:val="af2"/>
+        <w:ind w:leftChars="200" w:left="420" w:firstLineChars="100" w:firstLine="160"/>
+        <w:jc w:val="left"/>
+        <w:rPr>
+          <w:rFonts w:ascii="Times New Roman" w:eastAsiaTheme="minorEastAsia" w:hAnsi="Times New Roman" w:cs="Times New Roman"/>
+        </w:rPr>
+      </w:pPr>
+      <w:r>
+        <w:rPr>
+          <w:rFonts w:ascii="Times New Roman" w:eastAsiaTheme="minorEastAsia" w:hAnsi="Times New Roman" w:cs="Times New Roman"/>
+        </w:rPr>
+        <w:t>动词</w:t>
+      </w:r>
+      <w:r>
+        <w:rPr>
+          <w:rFonts w:ascii="Times New Roman" w:eastAsiaTheme="minorEastAsia" w:hAnsi="Times New Roman" w:cs="Times New Roman"/>
+        </w:rPr>
+        <w:t>+doing/noun</w:t>
+      </w:r>
+    </w:p>
+    <w:p>
+      <w:pPr>
+        <w:pStyle w:val="af2"/>
+        <w:ind w:leftChars="200" w:left="420"/>
+        <w:jc w:val="left"/>
+        <w:rPr>
+          <w:rFonts w:ascii="Times New Roman" w:eastAsiaTheme="minorEastAsia" w:hAnsi="Times New Roman" w:cs="Times New Roman"/>
+        </w:rPr>
+      </w:pPr>
+      <w:r>
+        <w:rPr>
+          <w:rFonts w:ascii="Times New Roman" w:eastAsiaTheme="minorEastAsia" w:hAnsi="Times New Roman" w:cs="Times New Roman"/>
+        </w:rPr>
+        <w:t xml:space="preserve">    Finish (</w:t>
+      </w:r>
+      <w:r>
+        <w:rPr>
+          <w:rFonts w:ascii="Times New Roman" w:eastAsiaTheme="minorEastAsia" w:hAnsi="Times New Roman" w:cs="Times New Roman"/>
+        </w:rPr>
+        <w:t>完成</w:t>
+      </w:r>
+      <w:r>
+        <w:rPr>
+          <w:rFonts w:ascii="Times New Roman" w:eastAsiaTheme="minorEastAsia" w:hAnsi="Times New Roman" w:cs="Times New Roman"/>
+        </w:rPr>
+        <w:t>): Finish installing the sensor. (</w:t>
+      </w:r>
+      <w:r>
+        <w:rPr>
+          <w:rFonts w:ascii="Times New Roman" w:eastAsiaTheme="minorEastAsia" w:hAnsi="Times New Roman" w:cs="Times New Roman"/>
+        </w:rPr>
+        <w:t>完成安装</w:t>
+      </w:r>
+      <w:r>
+        <w:rPr>
+          <w:rFonts w:ascii="Times New Roman" w:eastAsiaTheme="minorEastAsia" w:hAnsi="Times New Roman" w:cs="Times New Roman"/>
+        </w:rPr>
+        <w:t>)</w:t>
+      </w:r>
+    </w:p>
+    <w:p>
+      <w:pPr>
+        <w:pStyle w:val="af2"/>
+        <w:ind w:leftChars="200" w:left="420"/>
+        <w:jc w:val="left"/>
+        <w:rPr>
+          <w:rFonts w:ascii="Times New Roman" w:eastAsiaTheme="minorEastAsia" w:hAnsi="Times New Roman" w:cs="Times New Roman"/>
+        </w:rPr>
+      </w:pPr>
+      <w:r>
+        <w:rPr>
+          <w:rFonts w:ascii="Times New Roman" w:eastAsiaTheme="minorEastAsia" w:hAnsi="Times New Roman" w:cs="Times New Roman"/>
+        </w:rPr>
+        <w:t xml:space="preserve">    Suggest (</w:t>
+      </w:r>
+      <w:r>
+        <w:rPr>
+          <w:rFonts w:ascii="Times New Roman" w:eastAsiaTheme="minorEastAsia" w:hAnsi="Times New Roman" w:cs="Times New Roman"/>
+        </w:rPr>
+        <w:t>建议</w:t>
+      </w:r>
+      <w:r>
+        <w:rPr>
+          <w:rFonts w:ascii="Times New Roman" w:eastAsiaTheme="minorEastAsia" w:hAnsi="Times New Roman" w:cs="Times New Roman"/>
+        </w:rPr>
+        <w:t>): I suggest changing the position. (</w:t>
+      </w:r>
+      <w:r>
+        <w:rPr>
+          <w:rFonts w:ascii="Times New Roman" w:eastAsiaTheme="minorEastAsia" w:hAnsi="Times New Roman" w:cs="Times New Roman"/>
+        </w:rPr>
+        <w:t>我建议更换位置</w:t>
+      </w:r>
+      <w:r>
+        <w:rPr>
+          <w:rFonts w:ascii="Times New Roman" w:eastAsiaTheme="minorEastAsia" w:hAnsi="Times New Roman" w:cs="Times New Roman"/>
+        </w:rPr>
+        <w:t>)</w:t>
+      </w:r>
+    </w:p>
+    <w:p>
+      <w:pPr>
+        <w:pStyle w:val="af2"/>
+        <w:ind w:leftChars="200" w:left="420"/>
+        <w:jc w:val="left"/>
+        <w:rPr>
+          <w:rFonts w:ascii="Times New Roman" w:eastAsiaTheme="minorEastAsia" w:hAnsi="Times New Roman" w:cs="Times New Roman"/>
+        </w:rPr>
+      </w:pPr>
+      <w:r>
+        <w:rPr>
+          <w:rFonts w:ascii="Times New Roman" w:eastAsiaTheme="minorEastAsia" w:hAnsi="Times New Roman" w:cs="Times New Roman"/>
+        </w:rPr>
+        <w:t xml:space="preserve">    Keep (</w:t>
+      </w:r>
+      <w:r>
+        <w:rPr>
+          <w:rFonts w:ascii="Times New Roman" w:eastAsiaTheme="minorEastAsia" w:hAnsi="Times New Roman" w:cs="Times New Roman"/>
+        </w:rPr>
+        <w:t>保持</w:t>
+      </w:r>
+      <w:r>
+        <w:rPr>
+          <w:rFonts w:ascii="Times New Roman" w:eastAsiaTheme="minorEastAsia" w:hAnsi="Times New Roman" w:cs="Times New Roman"/>
+        </w:rPr>
+        <w:t>/</w:t>
+      </w:r>
+      <w:r>
+        <w:rPr>
+          <w:rFonts w:ascii="Times New Roman" w:eastAsiaTheme="minorEastAsia" w:hAnsi="Times New Roman" w:cs="Times New Roman"/>
+        </w:rPr>
+        <w:t>继续</w:t>
+      </w:r>
+      <w:r>
+        <w:rPr>
+          <w:rFonts w:ascii="Times New Roman" w:eastAsiaTheme="minorEastAsia" w:hAnsi="Times New Roman" w:cs="Times New Roman"/>
+        </w:rPr>
+        <w:t>): Keep monitoring the temperature. (</w:t>
+      </w:r>
+      <w:r>
+        <w:rPr>
+          <w:rFonts w:ascii="Times New Roman" w:eastAsiaTheme="minorEastAsia" w:hAnsi="Times New Roman" w:cs="Times New Roman"/>
+        </w:rPr>
+        <w:t>持续监控温度</w:t>
+      </w:r>
+      <w:r>
+        <w:rPr>
+          <w:rFonts w:ascii="Times New Roman" w:eastAsiaTheme="minorEastAsia" w:hAnsi="Times New Roman" w:cs="Times New Roman"/>
+        </w:rPr>
+        <w:t>)</w:t>
+      </w:r>
+    </w:p>
+    <w:p>
+      <w:pPr>
+        <w:pStyle w:val="af2"/>
+        <w:ind w:leftChars="200" w:left="420"/>
+        <w:jc w:val="left"/>
+        <w:rPr>
+          <w:rFonts w:ascii="Times New Roman" w:eastAsiaTheme="minorEastAsia" w:hAnsi="Times New Roman" w:cs="Times New Roman"/>
+        </w:rPr>
+      </w:pPr>
+      <w:r>
+        <w:rPr>
+          <w:rFonts w:ascii="Times New Roman" w:eastAsiaTheme="minorEastAsia" w:hAnsi="Times New Roman" w:cs="Times New Roman"/>
+        </w:rPr>
+        <w:t xml:space="preserve">    Consider (</w:t>
+      </w:r>
+      <w:r>
+        <w:rPr>
+          <w:rFonts w:ascii="Times New Roman" w:eastAsiaTheme="minorEastAsia" w:hAnsi="Times New Roman" w:cs="Times New Roman"/>
+        </w:rPr>
+        <w:t>考虑</w:t>
+      </w:r>
+      <w:r>
+        <w:rPr>
+          <w:rFonts w:ascii="Times New Roman" w:eastAsiaTheme="minorEastAsia" w:hAnsi="Times New Roman" w:cs="Times New Roman"/>
+        </w:rPr>
+        <w:t>): Consider moving the baffle. (</w:t>
+      </w:r>
+      <w:r>
+        <w:rPr>
+          <w:rFonts w:ascii="Times New Roman" w:eastAsiaTheme="minorEastAsia" w:hAnsi="Times New Roman" w:cs="Times New Roman"/>
+        </w:rPr>
+        <w:t>考虑移动挡板</w:t>
+      </w:r>
+      <w:r>
+        <w:rPr>
+          <w:rFonts w:ascii="Times New Roman" w:eastAsiaTheme="minorEastAsia" w:hAnsi="Times New Roman" w:cs="Times New Roman"/>
+        </w:rPr>
+        <w:t>)</w:t>
+      </w:r>
+    </w:p>
+    <w:p>
+      <w:pPr>
+        <w:pStyle w:val="af2"/>
+        <w:ind w:leftChars="200" w:left="420"/>
+        <w:jc w:val="left"/>
+        <w:rPr>
+          <w:rFonts w:ascii="Times New Roman" w:eastAsiaTheme="minorEastAsia" w:hAnsi="Times New Roman" w:cs="Times New Roman"/>
+        </w:rPr>
+      </w:pPr>
+      <w:r>
+        <w:rPr>
+          <w:rFonts w:ascii="Times New Roman" w:eastAsiaTheme="minorEastAsia" w:hAnsi="Times New Roman" w:cs="Times New Roman"/>
+        </w:rPr>
+        <w:t xml:space="preserve">    Avoid (</w:t>
+      </w:r>
+      <w:r>
+        <w:rPr>
+          <w:rFonts w:ascii="Times New Roman" w:eastAsiaTheme="minorEastAsia" w:hAnsi="Times New Roman" w:cs="Times New Roman"/>
+        </w:rPr>
+        <w:t>避免</w:t>
+      </w:r>
+      <w:r>
+        <w:rPr>
+          <w:rFonts w:ascii="Times New Roman" w:eastAsiaTheme="minorEastAsia" w:hAnsi="Times New Roman" w:cs="Times New Roman"/>
+        </w:rPr>
+        <w:t>): Avoid hitting the air baffles (</w:t>
+      </w:r>
+      <w:r>
+        <w:rPr>
+          <w:rFonts w:ascii="Times New Roman" w:eastAsiaTheme="minorEastAsia" w:hAnsi="Times New Roman" w:cs="Times New Roman"/>
+        </w:rPr>
+        <w:t>避免碰到挡风板</w:t>
+      </w:r>
+      <w:r>
+        <w:rPr>
+          <w:rFonts w:ascii="Times New Roman" w:eastAsiaTheme="minorEastAsia" w:hAnsi="Times New Roman" w:cs="Times New Roman"/>
+        </w:rPr>
+        <w:t xml:space="preserve">)  </w:t>
+      </w:r>
+    </w:p>
+    <w:p>
+      <w:pPr>
+        <w:pStyle w:val="af2"/>
+        <w:ind w:leftChars="200" w:left="420" w:firstLine="315"/>
+        <w:jc w:val="left"/>
+        <w:rPr>
+          <w:rFonts w:ascii="Times New Roman" w:eastAsiaTheme="minorEastAsia" w:hAnsi="Times New Roman" w:cs="Times New Roman"/>
+        </w:rPr>
+      </w:pPr>
+      <w:r>
+        <w:rPr>
+          <w:rFonts w:ascii="Times New Roman" w:eastAsiaTheme="minorEastAsia" w:hAnsi="Times New Roman" w:cs="Times New Roman"/>
+        </w:rPr>
+        <w:t>Recommend (</w:t>
+      </w:r>
+      <w:r>
+        <w:rPr>
+          <w:rFonts w:ascii="Times New Roman" w:eastAsiaTheme="minorEastAsia" w:hAnsi="Times New Roman" w:cs="Times New Roman"/>
+        </w:rPr>
+        <w:t>推荐</w:t>
+      </w:r>
+      <w:r>
+        <w:rPr>
+          <w:rFonts w:ascii="Times New Roman" w:eastAsiaTheme="minorEastAsia" w:hAnsi="Times New Roman" w:cs="Times New Roman"/>
+        </w:rPr>
+        <w:t>/</w:t>
+      </w:r>
+      <w:r>
+        <w:rPr>
+          <w:rFonts w:ascii="Times New Roman" w:eastAsiaTheme="minorEastAsia" w:hAnsi="Times New Roman" w:cs="Times New Roman"/>
+        </w:rPr>
+        <w:t>建议</w:t>
+      </w:r>
+      <w:r>
+        <w:rPr>
+          <w:rFonts w:ascii="Times New Roman" w:eastAsiaTheme="minorEastAsia" w:hAnsi="Times New Roman" w:cs="Times New Roman"/>
+        </w:rPr>
+        <w:t>)</w:t>
+      </w:r>
+      <w:r>
+        <w:rPr>
+          <w:rFonts w:ascii="Times New Roman" w:eastAsiaTheme="minorEastAsia" w:hAnsi="Times New Roman" w:cs="Times New Roman" w:hint="eastAsia"/>
+        </w:rPr>
+        <w:t xml:space="preserve">: I recommend </w:t>
+      </w:r>
+      <w:r>
+        <w:rPr>
+          <w:rFonts w:ascii="Times New Roman" w:eastAsiaTheme="minorEastAsia" w:hAnsi="Times New Roman" w:cs="Times New Roman"/>
+        </w:rPr>
+        <w:t xml:space="preserve">doing </w:t>
+      </w:r>
+      <w:proofErr w:type="spellStart"/>
+      <w:r>
+        <w:rPr>
+          <w:rFonts w:ascii="Times New Roman" w:eastAsiaTheme="minorEastAsia" w:hAnsi="Times New Roman" w:cs="Times New Roman"/>
+        </w:rPr>
+        <w:t>sth</w:t>
+      </w:r>
+      <w:proofErr w:type="spellEnd"/>
+      <w:r>
+        <w:rPr>
+          <w:rFonts w:ascii="Times New Roman" w:eastAsiaTheme="minorEastAsia" w:hAnsi="Times New Roman" w:cs="Times New Roman"/>
+        </w:rPr>
+        <w:t>.</w:t>
+      </w:r>
+    </w:p>
+    <w:p>
+      <w:pPr>
+        <w:pStyle w:val="af2"/>
+        <w:ind w:leftChars="200" w:left="420"/>
+        <w:jc w:val="left"/>
+        <w:rPr>
+          <w:rFonts w:ascii="Times New Roman" w:eastAsiaTheme="minorEastAsia" w:hAnsi="Times New Roman" w:cs="Times New Roman"/>
+        </w:rPr>
+      </w:pPr>
+    </w:p>
+    <w:p>
+      <w:pPr>
+        <w:pStyle w:val="af2"/>
+        <w:ind w:leftChars="200" w:left="420"/>
+        <w:jc w:val="left"/>
+        <w:rPr>
+          <w:rFonts w:ascii="Times New Roman" w:eastAsiaTheme="minorEastAsia" w:hAnsi="Times New Roman" w:cs="Times New Roman"/>
+        </w:rPr>
+      </w:pPr>
+      <w:r>
+        <w:rPr>
+          <w:rFonts w:ascii="Times New Roman" w:eastAsiaTheme="minorEastAsia" w:hAnsi="Times New Roman" w:cs="Times New Roman"/>
+        </w:rPr>
+        <w:t xml:space="preserve">  </w:t>
+      </w:r>
+      <w:r>
+        <w:rPr>
+          <w:rFonts w:ascii="Times New Roman" w:eastAsiaTheme="minorEastAsia" w:hAnsi="Times New Roman" w:cs="Times New Roman"/>
+        </w:rPr>
+        <w:t>动词</w:t>
+      </w:r>
+      <w:r>
+        <w:rPr>
+          <w:rFonts w:ascii="Times New Roman" w:eastAsiaTheme="minorEastAsia" w:hAnsi="Times New Roman" w:cs="Times New Roman"/>
+        </w:rPr>
+        <w:t>+to do</w:t>
+      </w:r>
+    </w:p>
+    <w:p>
+      <w:pPr>
+        <w:pStyle w:val="af2"/>
+        <w:ind w:leftChars="200" w:left="420"/>
+        <w:jc w:val="left"/>
+        <w:rPr>
+          <w:rFonts w:ascii="Times New Roman" w:eastAsiaTheme="minorEastAsia" w:hAnsi="Times New Roman" w:cs="Times New Roman"/>
+        </w:rPr>
+      </w:pPr>
+      <w:r>
+        <w:rPr>
+          <w:rFonts w:ascii="Times New Roman" w:eastAsiaTheme="minorEastAsia" w:hAnsi="Times New Roman" w:cs="Times New Roman"/>
+        </w:rPr>
+        <w:t xml:space="preserve">    Decide (</w:t>
+      </w:r>
+      <w:r>
+        <w:rPr>
+          <w:rFonts w:ascii="Times New Roman" w:eastAsiaTheme="minorEastAsia" w:hAnsi="Times New Roman" w:cs="Times New Roman"/>
+        </w:rPr>
+        <w:t>决定</w:t>
+      </w:r>
+      <w:r>
+        <w:rPr>
+          <w:rFonts w:ascii="Times New Roman" w:eastAsiaTheme="minorEastAsia" w:hAnsi="Times New Roman" w:cs="Times New Roman"/>
+        </w:rPr>
+        <w:t>): Decide to install... (</w:t>
+      </w:r>
+      <w:r>
+        <w:rPr>
+          <w:rFonts w:ascii="Times New Roman" w:eastAsiaTheme="minorEastAsia" w:hAnsi="Times New Roman" w:cs="Times New Roman"/>
+        </w:rPr>
+        <w:t>决定去安装</w:t>
+      </w:r>
+      <w:r>
+        <w:rPr>
+          <w:rFonts w:ascii="Times New Roman" w:eastAsiaTheme="minorEastAsia" w:hAnsi="Times New Roman" w:cs="Times New Roman"/>
+        </w:rPr>
+        <w:t>)</w:t>
+      </w:r>
+    </w:p>
+    <w:p>
+      <w:pPr>
+        <w:pStyle w:val="af2"/>
+        <w:ind w:leftChars="200" w:left="420"/>
+        <w:jc w:val="left"/>
+        <w:rPr>
+          <w:rFonts w:ascii="Times New Roman" w:eastAsiaTheme="minorEastAsia" w:hAnsi="Times New Roman" w:cs="Times New Roman"/>
+        </w:rPr>
+      </w:pPr>
+      <w:r>
+        <w:rPr>
+          <w:rFonts w:ascii="Times New Roman" w:eastAsiaTheme="minorEastAsia" w:hAnsi="Times New Roman" w:cs="Times New Roman"/>
+        </w:rPr>
+        <w:t xml:space="preserve">    Need (</w:t>
+      </w:r>
+      <w:r>
+        <w:rPr>
+          <w:rFonts w:ascii="Times New Roman" w:eastAsiaTheme="minorEastAsia" w:hAnsi="Times New Roman" w:cs="Times New Roman"/>
+        </w:rPr>
+        <w:t>需要</w:t>
+      </w:r>
+      <w:r>
+        <w:rPr>
+          <w:rFonts w:ascii="Times New Roman" w:eastAsiaTheme="minorEastAsia" w:hAnsi="Times New Roman" w:cs="Times New Roman"/>
+        </w:rPr>
+        <w:t>): Need to avoid... (</w:t>
+      </w:r>
+      <w:r>
+        <w:rPr>
+          <w:rFonts w:ascii="Times New Roman" w:eastAsiaTheme="minorEastAsia" w:hAnsi="Times New Roman" w:cs="Times New Roman"/>
+        </w:rPr>
+        <w:t>需要去避开</w:t>
+      </w:r>
+      <w:r>
+        <w:rPr>
+          <w:rFonts w:ascii="Times New Roman" w:eastAsiaTheme="minorEastAsia" w:hAnsi="Times New Roman" w:cs="Times New Roman"/>
+        </w:rPr>
+        <w:t>)</w:t>
+      </w:r>
+    </w:p>
+    <w:p>
+      <w:pPr>
+        <w:pStyle w:val="af2"/>
+        <w:ind w:leftChars="200" w:left="420"/>
+        <w:jc w:val="left"/>
+        <w:rPr>
+          <w:rFonts w:ascii="Times New Roman" w:eastAsiaTheme="minorEastAsia" w:hAnsi="Times New Roman" w:cs="Times New Roman"/>
+        </w:rPr>
+      </w:pPr>
+      <w:r>
+        <w:rPr>
+          <w:rFonts w:ascii="Times New Roman" w:eastAsiaTheme="minorEastAsia" w:hAnsi="Times New Roman" w:cs="Times New Roman"/>
+        </w:rPr>
+        <w:t xml:space="preserve">    Plan (</w:t>
+      </w:r>
+      <w:r>
+        <w:rPr>
+          <w:rFonts w:ascii="Times New Roman" w:eastAsiaTheme="minorEastAsia" w:hAnsi="Times New Roman" w:cs="Times New Roman"/>
+        </w:rPr>
+        <w:t>计划</w:t>
+      </w:r>
+      <w:r>
+        <w:rPr>
+          <w:rFonts w:ascii="Times New Roman" w:eastAsiaTheme="minorEastAsia" w:hAnsi="Times New Roman" w:cs="Times New Roman"/>
+        </w:rPr>
+        <w:t>): Plan to move... (</w:t>
+      </w:r>
+      <w:r>
+        <w:rPr>
+          <w:rFonts w:ascii="Times New Roman" w:eastAsiaTheme="minorEastAsia" w:hAnsi="Times New Roman" w:cs="Times New Roman"/>
+        </w:rPr>
+        <w:t>计划去移动</w:t>
+      </w:r>
+      <w:r>
+        <w:rPr>
+          <w:rFonts w:ascii="Times New Roman" w:eastAsiaTheme="minorEastAsia" w:hAnsi="Times New Roman" w:cs="Times New Roman"/>
+        </w:rPr>
+        <w:t>)</w:t>
+      </w:r>
+    </w:p>
+    <w:p>
+      <w:pPr>
+        <w:pStyle w:val="af2"/>
+        <w:ind w:leftChars="200" w:left="420"/>
+        <w:jc w:val="left"/>
+        <w:rPr>
+          <w:rFonts w:ascii="Times New Roman" w:eastAsiaTheme="minorEastAsia" w:hAnsi="Times New Roman" w:cs="Times New Roman"/>
+        </w:rPr>
+      </w:pPr>
+      <w:r>
+        <w:rPr>
+          <w:rFonts w:ascii="Times New Roman" w:eastAsiaTheme="minorEastAsia" w:hAnsi="Times New Roman" w:cs="Times New Roman"/>
+        </w:rPr>
+        <w:t xml:space="preserve">    </w:t>
+      </w:r>
+    </w:p>
+    <w:p>
+      <w:pPr>
+        <w:pStyle w:val="af2"/>
+        <w:ind w:leftChars="200" w:left="420"/>
+        <w:jc w:val="left"/>
+        <w:rPr>
+          <w:rFonts w:ascii="Times New Roman" w:eastAsiaTheme="minorEastAsia" w:hAnsi="Times New Roman" w:cs="Times New Roman"/>
+        </w:rPr>
+      </w:pPr>
+      <w:r>
+        <w:rPr>
+          <w:rFonts w:ascii="Times New Roman" w:eastAsiaTheme="minorEastAsia" w:hAnsi="Times New Roman" w:cs="Times New Roman"/>
+        </w:rPr>
+        <w:t xml:space="preserve">  </w:t>
+      </w:r>
+    </w:p>
+    <w:p>
+      <w:pPr>
+        <w:pStyle w:val="af2"/>
+        <w:ind w:leftChars="200" w:left="420"/>
+        <w:jc w:val="left"/>
+        <w:rPr>
+          <w:rFonts w:ascii="Times New Roman" w:eastAsiaTheme="minorEastAsia" w:hAnsi="Times New Roman" w:cs="Times New Roman"/>
+        </w:rPr>
+      </w:pPr>
+      <w:r>
+        <w:rPr>
+          <w:rFonts w:ascii="Times New Roman" w:eastAsiaTheme="minorEastAsia" w:hAnsi="Times New Roman" w:cs="Times New Roman"/>
+        </w:rPr>
+        <w:t xml:space="preserve">  </w:t>
+      </w:r>
+      <w:r>
+        <w:rPr>
+          <w:rFonts w:ascii="Times New Roman" w:eastAsiaTheme="minorEastAsia" w:hAnsi="Times New Roman" w:cs="Times New Roman"/>
+        </w:rPr>
+        <w:t>其他常见</w:t>
+      </w:r>
+      <w:r>
+        <w:rPr>
+          <w:rFonts w:ascii="Times New Roman" w:eastAsiaTheme="minorEastAsia" w:hAnsi="Times New Roman" w:cs="Times New Roman"/>
+        </w:rPr>
+        <w:t xml:space="preserve"> </w:t>
+      </w:r>
+    </w:p>
+    <w:p>
+      <w:pPr>
+        <w:pStyle w:val="af2"/>
+        <w:ind w:leftChars="200" w:left="420"/>
+        <w:jc w:val="left"/>
+        <w:rPr>
+          <w:rFonts w:ascii="Times New Roman" w:eastAsiaTheme="minorEastAsia" w:hAnsi="Times New Roman" w:cs="Times New Roman"/>
+        </w:rPr>
+      </w:pPr>
+      <w:r>
+        <w:rPr>
+          <w:rFonts w:ascii="Times New Roman" w:eastAsiaTheme="minorEastAsia" w:hAnsi="Times New Roman" w:cs="Times New Roman"/>
+        </w:rPr>
+        <w:t xml:space="preserve">    Prevent + </w:t>
+      </w:r>
+      <w:r>
+        <w:rPr>
+          <w:rFonts w:ascii="Times New Roman" w:eastAsiaTheme="minorEastAsia" w:hAnsi="Times New Roman" w:cs="Times New Roman"/>
+        </w:rPr>
+        <w:t>名词</w:t>
+      </w:r>
+      <w:r>
+        <w:rPr>
+          <w:rFonts w:ascii="Times New Roman" w:eastAsiaTheme="minorEastAsia" w:hAnsi="Times New Roman" w:cs="Times New Roman"/>
+        </w:rPr>
+        <w:t xml:space="preserve"> + from + doing</w:t>
+      </w:r>
+    </w:p>
+    <w:p>
+      <w:pPr>
+        <w:pStyle w:val="af2"/>
+        <w:ind w:leftChars="200" w:left="420" w:firstLine="315"/>
+        <w:jc w:val="left"/>
+        <w:rPr>
+          <w:rFonts w:ascii="Times New Roman" w:eastAsiaTheme="minorEastAsia" w:hAnsi="Times New Roman" w:cs="Times New Roman"/>
+        </w:rPr>
+      </w:pPr>
+      <w:r>
+        <w:rPr>
+          <w:rFonts w:ascii="Times New Roman" w:eastAsiaTheme="minorEastAsia" w:hAnsi="Times New Roman" w:cs="Times New Roman"/>
+        </w:rPr>
+        <w:t xml:space="preserve">Help (to) do </w:t>
+      </w:r>
+      <w:proofErr w:type="spellStart"/>
+      <w:r>
+        <w:rPr>
+          <w:rFonts w:ascii="Times New Roman" w:eastAsiaTheme="minorEastAsia" w:hAnsi="Times New Roman" w:cs="Times New Roman"/>
+        </w:rPr>
+        <w:t>sth</w:t>
+      </w:r>
+      <w:proofErr w:type="spellEnd"/>
+      <w:r>
+        <w:rPr>
+          <w:rFonts w:ascii="Times New Roman" w:eastAsiaTheme="minorEastAsia" w:hAnsi="Times New Roman" w:cs="Times New Roman"/>
+        </w:rPr>
+        <w:t xml:space="preserve">. </w:t>
+      </w:r>
+      <w:r>
+        <w:rPr>
+          <w:rFonts w:ascii="Times New Roman" w:eastAsiaTheme="minorEastAsia" w:hAnsi="Times New Roman" w:cs="Times New Roman"/>
+        </w:rPr>
+        <w:t>或</w:t>
+      </w:r>
+      <w:r>
+        <w:rPr>
+          <w:rFonts w:ascii="Times New Roman" w:eastAsiaTheme="minorEastAsia" w:hAnsi="Times New Roman" w:cs="Times New Roman"/>
+        </w:rPr>
+        <w:t xml:space="preserve"> Help someone (to) do </w:t>
+      </w:r>
+      <w:proofErr w:type="spellStart"/>
+      <w:r>
+        <w:rPr>
+          <w:rFonts w:ascii="Times New Roman" w:eastAsiaTheme="minorEastAsia" w:hAnsi="Times New Roman" w:cs="Times New Roman"/>
+        </w:rPr>
+        <w:t>sth</w:t>
+      </w:r>
+      <w:proofErr w:type="spellEnd"/>
+      <w:r>
+        <w:rPr>
+          <w:rFonts w:ascii="Times New Roman" w:eastAsiaTheme="minorEastAsia" w:hAnsi="Times New Roman" w:cs="Times New Roman"/>
+        </w:rPr>
+        <w:t>.</w:t>
+      </w:r>
+    </w:p>
+    <w:p>
+      <w:pPr>
+        <w:pStyle w:val="af2"/>
+        <w:ind w:leftChars="200" w:left="420"/>
+        <w:jc w:val="left"/>
+        <w:rPr>
+          <w:rFonts w:ascii="Times New Roman" w:eastAsiaTheme="minorEastAsia" w:hAnsi="Times New Roman" w:cs="Times New Roman"/>
+        </w:rPr>
+      </w:pPr>
+      <w:r>
+        <w:rPr>
+          <w:rFonts w:ascii="Times New Roman" w:eastAsiaTheme="minorEastAsia" w:hAnsi="Times New Roman" w:cs="Times New Roman"/>
+        </w:rPr>
+        <w:t xml:space="preserve">    Stop doing </w:t>
+      </w:r>
+      <w:proofErr w:type="spellStart"/>
+      <w:r>
+        <w:rPr>
+          <w:rFonts w:ascii="Times New Roman" w:eastAsiaTheme="minorEastAsia" w:hAnsi="Times New Roman" w:cs="Times New Roman"/>
+        </w:rPr>
+        <w:t>sth</w:t>
+      </w:r>
+      <w:proofErr w:type="spellEnd"/>
+      <w:r>
+        <w:rPr>
+          <w:rFonts w:ascii="Times New Roman" w:eastAsiaTheme="minorEastAsia" w:hAnsi="Times New Roman" w:cs="Times New Roman"/>
+        </w:rPr>
+        <w:t>. (</w:t>
+      </w:r>
+      <w:r>
+        <w:rPr>
+          <w:rFonts w:ascii="Times New Roman" w:eastAsiaTheme="minorEastAsia" w:hAnsi="Times New Roman" w:cs="Times New Roman"/>
+        </w:rPr>
+        <w:t>停止正在做的事</w:t>
+      </w:r>
+      <w:r>
+        <w:rPr>
+          <w:rFonts w:ascii="Times New Roman" w:eastAsiaTheme="minorEastAsia" w:hAnsi="Times New Roman" w:cs="Times New Roman"/>
+        </w:rPr>
+        <w:t>) -&gt; Stop working. (</w:t>
+      </w:r>
+      <w:r>
+        <w:rPr>
+          <w:rFonts w:ascii="Times New Roman" w:eastAsiaTheme="minorEastAsia" w:hAnsi="Times New Roman" w:cs="Times New Roman"/>
+        </w:rPr>
+        <w:t>停工</w:t>
+      </w:r>
+      <w:r>
+        <w:rPr>
+          <w:rFonts w:ascii="Times New Roman" w:eastAsiaTheme="minorEastAsia" w:hAnsi="Times New Roman" w:cs="Times New Roman"/>
+        </w:rPr>
+        <w:t>)</w:t>
+      </w:r>
+    </w:p>
+    <w:p>
+      <w:pPr>
+        <w:pStyle w:val="af2"/>
+        <w:ind w:leftChars="132" w:left="277"/>
+        <w:jc w:val="left"/>
+        <w:rPr>
+          <w:rFonts w:ascii="Times New Roman" w:eastAsiaTheme="minorEastAsia" w:hAnsi="Times New Roman" w:cs="Times New Roman"/>
+        </w:rPr>
+      </w:pPr>
+      <w:r>
+        <w:rPr>
+          <w:rFonts w:ascii="Times New Roman" w:eastAsiaTheme="minorEastAsia" w:hAnsi="Times New Roman" w:cs="Times New Roman"/>
+        </w:rPr>
+        <w:t xml:space="preserve">        Stop someone/</w:t>
+      </w:r>
+      <w:proofErr w:type="spellStart"/>
+      <w:r>
+        <w:rPr>
+          <w:rFonts w:ascii="Times New Roman" w:eastAsiaTheme="minorEastAsia" w:hAnsi="Times New Roman" w:cs="Times New Roman"/>
+        </w:rPr>
+        <w:t>sth</w:t>
+      </w:r>
+      <w:proofErr w:type="spellEnd"/>
+      <w:r>
+        <w:rPr>
+          <w:rFonts w:ascii="Times New Roman" w:eastAsiaTheme="minorEastAsia" w:hAnsi="Times New Roman" w:cs="Times New Roman"/>
+        </w:rPr>
+        <w:t xml:space="preserve">. from doing </w:t>
+      </w:r>
+      <w:proofErr w:type="spellStart"/>
+      <w:r>
+        <w:rPr>
+          <w:rFonts w:ascii="Times New Roman" w:eastAsiaTheme="minorEastAsia" w:hAnsi="Times New Roman" w:cs="Times New Roman"/>
+        </w:rPr>
+        <w:t>sth</w:t>
+      </w:r>
+      <w:proofErr w:type="spellEnd"/>
+      <w:r>
+        <w:rPr>
+          <w:rFonts w:ascii="Times New Roman" w:eastAsiaTheme="minorEastAsia" w:hAnsi="Times New Roman" w:cs="Times New Roman"/>
+        </w:rPr>
+        <w:t>. (</w:t>
+      </w:r>
+      <w:r>
+        <w:rPr>
+          <w:rFonts w:ascii="Times New Roman" w:eastAsiaTheme="minorEastAsia" w:hAnsi="Times New Roman" w:cs="Times New Roman"/>
+        </w:rPr>
+        <w:t>阻止某事发生</w:t>
+      </w:r>
+      <w:r>
+        <w:rPr>
+          <w:rFonts w:ascii="Times New Roman" w:eastAsiaTheme="minorEastAsia" w:hAnsi="Times New Roman" w:cs="Times New Roman"/>
+        </w:rPr>
+        <w:t>) "This bracket stops the sensor from falling." (</w:t>
+      </w:r>
+      <w:r>
+        <w:rPr>
+          <w:rFonts w:ascii="Times New Roman" w:eastAsiaTheme="minorEastAsia" w:hAnsi="Times New Roman" w:cs="Times New Roman"/>
+        </w:rPr>
+        <w:t>这</w:t>
+      </w:r>
+    </w:p>
+    <w:p>
+      <w:pPr>
+        <w:pStyle w:val="af2"/>
+        <w:ind w:leftChars="132" w:left="277"/>
+        <w:jc w:val="left"/>
+        <w:rPr>
+          <w:rFonts w:ascii="Times New Roman" w:eastAsiaTheme="minorEastAsia" w:hAnsi="Times New Roman" w:cs="Times New Roman"/>
+        </w:rPr>
+      </w:pPr>
+      <w:r>
+        <w:rPr>
+          <w:rFonts w:ascii="Times New Roman" w:eastAsiaTheme="minorEastAsia" w:hAnsi="Times New Roman" w:cs="Times New Roman"/>
+        </w:rPr>
+        <w:t xml:space="preserve">        </w:t>
+      </w:r>
+      <w:proofErr w:type="gramStart"/>
+      <w:r>
+        <w:rPr>
+          <w:rFonts w:ascii="Times New Roman" w:eastAsiaTheme="minorEastAsia" w:hAnsi="Times New Roman" w:cs="Times New Roman"/>
+        </w:rPr>
+        <w:t>个</w:t>
+      </w:r>
+      <w:proofErr w:type="gramEnd"/>
+      <w:r>
+        <w:rPr>
+          <w:rFonts w:ascii="Times New Roman" w:eastAsiaTheme="minorEastAsia" w:hAnsi="Times New Roman" w:cs="Times New Roman"/>
+        </w:rPr>
+        <w:t>支架防止传感器掉落。</w:t>
+      </w:r>
+    </w:p>
+    <w:p>
+      <w:pPr>
+        <w:pStyle w:val="af2"/>
+        <w:ind w:leftChars="131" w:left="275"/>
+        <w:jc w:val="left"/>
+        <w:rPr>
+          <w:rFonts w:ascii="Times New Roman" w:eastAsiaTheme="minorEastAsia" w:hAnsi="Times New Roman" w:cs="Times New Roman"/>
+        </w:rPr>
+      </w:pPr>
+      <w:r>
+        <w:rPr>
+          <w:rFonts w:ascii="Times New Roman" w:eastAsiaTheme="minorEastAsia" w:hAnsi="Times New Roman" w:cs="Times New Roman"/>
+        </w:rPr>
+        <w:t xml:space="preserve">      Ensure</w:t>
+      </w:r>
+      <w:r>
+        <w:rPr>
+          <w:rFonts w:ascii="Times New Roman" w:eastAsiaTheme="minorEastAsia" w:hAnsi="Times New Roman" w:cs="Times New Roman"/>
+        </w:rPr>
+        <w:t>后面通常不直接</w:t>
+      </w:r>
+      <w:proofErr w:type="gramStart"/>
+      <w:r>
+        <w:rPr>
+          <w:rFonts w:ascii="Times New Roman" w:eastAsiaTheme="minorEastAsia" w:hAnsi="Times New Roman" w:cs="Times New Roman"/>
+        </w:rPr>
+        <w:t>接</w:t>
+      </w:r>
+      <w:proofErr w:type="gramEnd"/>
+      <w:r>
+        <w:rPr>
+          <w:rFonts w:ascii="Times New Roman" w:eastAsiaTheme="minorEastAsia" w:hAnsi="Times New Roman" w:cs="Times New Roman"/>
+        </w:rPr>
+        <w:t xml:space="preserve"> doing </w:t>
+      </w:r>
+      <w:r>
+        <w:rPr>
+          <w:rFonts w:ascii="Times New Roman" w:eastAsiaTheme="minorEastAsia" w:hAnsi="Times New Roman" w:cs="Times New Roman"/>
+        </w:rPr>
+        <w:t>或</w:t>
+      </w:r>
+      <w:r>
+        <w:rPr>
+          <w:rFonts w:ascii="Times New Roman" w:eastAsiaTheme="minorEastAsia" w:hAnsi="Times New Roman" w:cs="Times New Roman"/>
+        </w:rPr>
+        <w:t xml:space="preserve"> to do, </w:t>
+      </w:r>
+      <w:r>
+        <w:rPr>
+          <w:rFonts w:ascii="Times New Roman" w:eastAsiaTheme="minorEastAsia" w:hAnsi="Times New Roman" w:cs="Times New Roman"/>
+        </w:rPr>
+        <w:t>它最喜欢接一个完整的句子（</w:t>
+      </w:r>
+      <w:r>
+        <w:rPr>
+          <w:rFonts w:ascii="Times New Roman" w:eastAsiaTheme="minorEastAsia" w:hAnsi="Times New Roman" w:cs="Times New Roman"/>
+        </w:rPr>
+        <w:t xml:space="preserve">that </w:t>
+      </w:r>
+      <w:r>
+        <w:rPr>
+          <w:rFonts w:ascii="Times New Roman" w:eastAsiaTheme="minorEastAsia" w:hAnsi="Times New Roman" w:cs="Times New Roman"/>
+        </w:rPr>
+        <w:t>从句）</w:t>
+      </w:r>
+    </w:p>
+    <w:p>
+      <w:pPr>
+        <w:pStyle w:val="af2"/>
+        <w:ind w:leftChars="262" w:left="550" w:firstLine="145"/>
+        <w:jc w:val="left"/>
+        <w:rPr>
+          <w:rFonts w:ascii="Times New Roman" w:eastAsiaTheme="minorEastAsia" w:hAnsi="Times New Roman" w:cs="Times New Roman"/>
+        </w:rPr>
+      </w:pPr>
+      <w:r>
+        <w:rPr>
+          <w:rFonts w:ascii="Times New Roman" w:eastAsiaTheme="minorEastAsia" w:hAnsi="Times New Roman" w:cs="Times New Roman"/>
+        </w:rPr>
+        <w:t>"Ensure</w:t>
+      </w:r>
+      <w:r>
+        <w:rPr>
+          <w:rFonts w:ascii="Times New Roman" w:eastAsiaTheme="minorEastAsia" w:hAnsi="Times New Roman" w:cs="Times New Roman" w:hint="eastAsia"/>
+        </w:rPr>
+        <w:t xml:space="preserve"> </w:t>
+      </w:r>
+      <w:r>
+        <w:rPr>
+          <w:rFonts w:ascii="Times New Roman" w:eastAsiaTheme="minorEastAsia" w:hAnsi="Times New Roman" w:cs="Times New Roman"/>
+        </w:rPr>
+        <w:t>(that) the sensor is installed correctly." (</w:t>
+      </w:r>
+      <w:r>
+        <w:rPr>
+          <w:rFonts w:ascii="Times New Roman" w:eastAsiaTheme="minorEastAsia" w:hAnsi="Times New Roman" w:cs="Times New Roman"/>
+        </w:rPr>
+        <w:t>确保传感器安装正确</w:t>
+      </w:r>
+      <w:r>
+        <w:rPr>
+          <w:rFonts w:ascii="Times New Roman" w:eastAsiaTheme="minorEastAsia" w:hAnsi="Times New Roman" w:cs="Times New Roman"/>
+        </w:rPr>
+        <w:t>)</w:t>
+      </w:r>
+    </w:p>
+    <w:p>
+      <w:pPr>
+        <w:pStyle w:val="af2"/>
+        <w:ind w:leftChars="132" w:left="277"/>
+        <w:jc w:val="left"/>
+        <w:rPr>
+          <w:rFonts w:ascii="Times New Roman" w:eastAsiaTheme="minorEastAsia" w:hAnsi="Times New Roman" w:cs="Times New Roman"/>
+        </w:rPr>
+      </w:pPr>
+      <w:r>
+        <w:rPr>
+          <w:rFonts w:ascii="Times New Roman" w:eastAsiaTheme="minorEastAsia" w:hAnsi="Times New Roman" w:cs="Times New Roman"/>
+        </w:rPr>
+        <w:t xml:space="preserve">      </w:t>
+      </w:r>
+    </w:p>
+    <w:p>
+      <w:pPr>
+        <w:pStyle w:val="af2"/>
+        <w:ind w:leftChars="132" w:left="277"/>
+        <w:jc w:val="left"/>
+        <w:rPr>
+          <w:rFonts w:ascii="Times New Roman" w:eastAsiaTheme="minorEastAsia" w:hAnsi="Times New Roman" w:cs="Times New Roman"/>
+        </w:rPr>
+      </w:pPr>
+      <w:r>
+        <w:rPr>
+          <w:rFonts w:ascii="Times New Roman" w:eastAsiaTheme="minorEastAsia" w:hAnsi="Times New Roman" w:cs="Times New Roman"/>
+        </w:rPr>
+        <w:tab/>
+      </w:r>
+      <w:r>
+        <w:rPr>
+          <w:rFonts w:ascii="Times New Roman" w:eastAsiaTheme="minorEastAsia" w:hAnsi="Times New Roman" w:cs="Times New Roman" w:hint="eastAsia"/>
+        </w:rPr>
+        <w:t xml:space="preserve">  </w:t>
+      </w:r>
+      <w:r>
+        <w:rPr>
+          <w:rFonts w:ascii="Times New Roman" w:eastAsiaTheme="minorEastAsia" w:hAnsi="Times New Roman" w:cs="Times New Roman" w:hint="eastAsia"/>
+        </w:rPr>
+        <w:t>建议</w:t>
+      </w:r>
+      <w:r>
+        <w:rPr>
+          <w:rFonts w:ascii="Times New Roman" w:eastAsiaTheme="minorEastAsia" w:hAnsi="Times New Roman" w:cs="Times New Roman" w:hint="eastAsia"/>
+        </w:rPr>
+        <w:t xml:space="preserve">: Advise sb to do </w:t>
+      </w:r>
+      <w:proofErr w:type="spellStart"/>
+      <w:r>
+        <w:rPr>
+          <w:rFonts w:ascii="Times New Roman" w:eastAsiaTheme="minorEastAsia" w:hAnsi="Times New Roman" w:cs="Times New Roman" w:hint="eastAsia"/>
+        </w:rPr>
+        <w:t>sth</w:t>
+      </w:r>
+      <w:proofErr w:type="spellEnd"/>
+      <w:r>
+        <w:rPr>
+          <w:rFonts w:ascii="Times New Roman" w:eastAsiaTheme="minorEastAsia" w:hAnsi="Times New Roman" w:cs="Times New Roman" w:hint="eastAsia"/>
+        </w:rPr>
+        <w:t xml:space="preserve">.  </w:t>
+      </w:r>
+      <w:r>
+        <w:rPr>
+          <w:rFonts w:ascii="Times New Roman" w:eastAsiaTheme="minorEastAsia" w:hAnsi="Times New Roman" w:cs="Times New Roman"/>
+        </w:rPr>
+        <w:t>R</w:t>
+      </w:r>
+      <w:r>
+        <w:rPr>
+          <w:rFonts w:ascii="Times New Roman" w:eastAsiaTheme="minorEastAsia" w:hAnsi="Times New Roman" w:cs="Times New Roman" w:hint="eastAsia"/>
+        </w:rPr>
+        <w:t xml:space="preserve">ecommend sb to do </w:t>
+      </w:r>
+      <w:proofErr w:type="spellStart"/>
+      <w:r>
+        <w:rPr>
+          <w:rFonts w:ascii="Times New Roman" w:eastAsiaTheme="minorEastAsia" w:hAnsi="Times New Roman" w:cs="Times New Roman" w:hint="eastAsia"/>
+        </w:rPr>
+        <w:t>sth</w:t>
+      </w:r>
+      <w:proofErr w:type="spellEnd"/>
+      <w:r>
+        <w:rPr>
+          <w:rFonts w:ascii="Times New Roman" w:eastAsiaTheme="minorEastAsia" w:hAnsi="Times New Roman" w:cs="Times New Roman" w:hint="eastAsia"/>
+        </w:rPr>
+        <w:t xml:space="preserve">.  </w:t>
+      </w:r>
+      <w:r>
+        <w:rPr>
+          <w:rFonts w:ascii="Times New Roman" w:eastAsiaTheme="minorEastAsia" w:hAnsi="Times New Roman" w:cs="Times New Roman"/>
+        </w:rPr>
+        <w:t>S</w:t>
+      </w:r>
+      <w:r>
+        <w:rPr>
+          <w:rFonts w:ascii="Times New Roman" w:eastAsiaTheme="minorEastAsia" w:hAnsi="Times New Roman" w:cs="Times New Roman" w:hint="eastAsia"/>
+        </w:rPr>
+        <w:t>uggest doing / that</w:t>
+      </w:r>
+      <w:r>
+        <w:rPr>
+          <w:rFonts w:ascii="Times New Roman" w:eastAsiaTheme="minorEastAsia" w:hAnsi="Times New Roman" w:cs="Times New Roman" w:hint="eastAsia"/>
+        </w:rPr>
+        <w:t>从句</w:t>
+      </w:r>
+      <w:r>
+        <w:rPr>
+          <w:rFonts w:ascii="Times New Roman" w:eastAsiaTheme="minorEastAsia" w:hAnsi="Times New Roman" w:cs="Times New Roman" w:hint="eastAsia"/>
+        </w:rPr>
+        <w:t xml:space="preserve"> / </w:t>
+      </w:r>
+      <w:r>
+        <w:rPr>
+          <w:rFonts w:ascii="Times New Roman" w:eastAsiaTheme="minorEastAsia" w:hAnsi="Times New Roman" w:cs="Times New Roman" w:hint="eastAsia"/>
+        </w:rPr>
+        <w:t>名词</w:t>
+      </w:r>
+    </w:p>
+    <w:p>
+      <w:pPr>
+        <w:pStyle w:val="af2"/>
+        <w:jc w:val="left"/>
+        <w:rPr>
+          <w:rFonts w:ascii="Times New Roman" w:eastAsiaTheme="minorEastAsia" w:hAnsi="Times New Roman" w:cs="Times New Roman"/>
+        </w:rPr>
+      </w:pPr>
+    </w:p>
+    <w:p>
+      <w:pPr>
+        <w:pStyle w:val="af2"/>
+        <w:jc w:val="left"/>
+        <w:rPr>
+          <w:rFonts w:ascii="Times New Roman" w:eastAsiaTheme="minorEastAsia" w:hAnsi="Times New Roman" w:cs="Times New Roman"/>
+        </w:rPr>
+      </w:pPr>
+    </w:p>
+    <w:p>
+      <w:pPr>
+        <w:pStyle w:val="af2"/>
+        <w:jc w:val="left"/>
+        <w:rPr>
+          <w:rFonts w:ascii="Times New Roman" w:eastAsiaTheme="minorEastAsia" w:hAnsi="Times New Roman" w:cs="Times New Roman"/>
+        </w:rPr>
+      </w:pPr>
+    </w:p>
+    <w:p>
+      <w:pPr>
+        <w:pStyle w:val="af2"/>
+        <w:spacing w:line="240" w:lineRule="auto"/>
+        <w:ind w:left="142"/>
+        <w:jc w:val="left"/>
+        <w:rPr>
+          <w:rFonts w:ascii="Times New Roman" w:eastAsiaTheme="minorEastAsia" w:hAnsi="Times New Roman" w:cs="Times New Roman"/>
           <w:b/>
           <w:bCs/>
           <w:i/>
           <w:iCs/>
         </w:rPr>
-        <w:t xml:space="preserve"> Vocabulary Structure</w:t>
-      </w:r>
+      </w:pPr>
+      <w:r>
+        <w:rPr>
+          <w:rFonts w:ascii="Times New Roman" w:eastAsiaTheme="minorEastAsia" w:hAnsi="Times New Roman" w:cs="Times New Roman"/>
+          <w:b/>
+          <w:bCs/>
+          <w:i/>
+          <w:iCs/>
+        </w:rPr>
+        <w:t>3</w:t>
+      </w:r>
+      <w:r>
+        <w:rPr>
+          <w:rFonts w:ascii="Times New Roman" w:eastAsiaTheme="minorEastAsia" w:hAnsi="Times New Roman" w:cs="Times New Roman" w:hint="eastAsia"/>
+          <w:b/>
+          <w:bCs/>
+          <w:i/>
+          <w:iCs/>
+        </w:rPr>
+        <w:t xml:space="preserve"> Grammer Structure</w:t>
+      </w:r>
+    </w:p>
+    <w:p>
+      <w:pPr>
+        <w:pStyle w:val="af2"/>
+        <w:rPr>
+          <w:rFonts w:ascii="Times New Roman" w:eastAsiaTheme="minorEastAsia" w:hAnsi="Times New Roman" w:cs="Times New Roman"/>
+          <w:b/>
+          <w:bCs/>
+        </w:rPr>
+      </w:pPr>
+      <w:r>
+        <w:rPr>
+          <w:rFonts w:ascii="Times New Roman" w:eastAsiaTheme="minorEastAsia" w:hAnsi="Times New Roman" w:cs="Times New Roman" w:hint="eastAsia"/>
+        </w:rPr>
+        <w:t xml:space="preserve">  </w:t>
+      </w:r>
+      <w:r>
+        <w:rPr>
+          <w:rFonts w:ascii="Times New Roman" w:eastAsiaTheme="minorEastAsia" w:hAnsi="Times New Roman" w:cs="Times New Roman" w:hint="eastAsia"/>
+          <w:b/>
+          <w:bCs/>
+        </w:rPr>
+        <w:t xml:space="preserve"> (1) </w:t>
+      </w:r>
+      <w:r>
+        <w:rPr>
+          <w:rFonts w:ascii="Times New Roman" w:eastAsiaTheme="minorEastAsia" w:hAnsi="Times New Roman" w:cs="Times New Roman" w:hint="eastAsia"/>
+          <w:b/>
+          <w:bCs/>
+        </w:rPr>
+        <w:t>时态系统</w:t>
+      </w:r>
+    </w:p>
+    <w:p>
+      <w:pPr>
+        <w:pStyle w:val="af2"/>
+        <w:ind w:left="420" w:firstLineChars="200" w:firstLine="320"/>
+        <w:rPr>
+          <w:rFonts w:ascii="Times New Roman" w:eastAsiaTheme="minorEastAsia" w:hAnsi="Times New Roman" w:cs="Times New Roman" w:hint="eastAsia"/>
+          <w:b/>
+          <w:bCs/>
+          <w:color w:val="EE0000"/>
+        </w:rPr>
+      </w:pPr>
+      <w:r>
+        <w:rPr>
+          <w:rFonts w:ascii="Times New Roman" w:eastAsiaTheme="minorEastAsia" w:hAnsi="Times New Roman" w:cs="Times New Roman" w:hint="eastAsia"/>
+          <w:b/>
+          <w:bCs/>
+          <w:color w:val="EE0000"/>
+        </w:rPr>
+        <w:t>时态</w:t>
+      </w:r>
+      <w:r>
+        <w:rPr>
+          <w:rFonts w:ascii="Times New Roman" w:eastAsiaTheme="minorEastAsia" w:hAnsi="Times New Roman" w:cs="Times New Roman" w:hint="eastAsia"/>
+          <w:b/>
+          <w:bCs/>
+          <w:color w:val="EE0000"/>
+        </w:rPr>
+        <w:t xml:space="preserve"> = </w:t>
+      </w:r>
+      <w:r>
+        <w:rPr>
+          <w:rFonts w:ascii="Times New Roman" w:eastAsiaTheme="minorEastAsia" w:hAnsi="Times New Roman" w:cs="Times New Roman"/>
+          <w:b/>
+          <w:bCs/>
+          <w:color w:val="EE0000"/>
+        </w:rPr>
+        <w:t>时间</w:t>
+      </w:r>
+      <w:r>
+        <w:rPr>
+          <w:rFonts w:ascii="Times New Roman" w:eastAsiaTheme="minorEastAsia" w:hAnsi="Times New Roman" w:cs="Times New Roman"/>
+          <w:b/>
+          <w:bCs/>
+          <w:color w:val="EE0000"/>
+        </w:rPr>
+        <w:t xml:space="preserve"> + </w:t>
+      </w:r>
+      <w:r>
+        <w:rPr>
+          <w:rFonts w:ascii="Times New Roman" w:eastAsiaTheme="minorEastAsia" w:hAnsi="Times New Roman" w:cs="Times New Roman"/>
+          <w:b/>
+          <w:bCs/>
+          <w:color w:val="EE0000"/>
+        </w:rPr>
+        <w:t>动作状态</w:t>
+      </w:r>
+    </w:p>
+    <w:p>
+      <w:pPr>
+        <w:pStyle w:val="af2"/>
+        <w:numPr>
+          <w:ilvl w:val="3"/>
+          <w:numId w:val="1"/>
+        </w:numPr>
+        <w:spacing w:line="240" w:lineRule="auto"/>
+        <w:ind w:left="993" w:hanging="284"/>
+        <w:rPr>
+          <w:rFonts w:ascii="Times New Roman" w:eastAsiaTheme="minorEastAsia" w:hAnsi="Times New Roman" w:cs="Times New Roman"/>
+          <w:b/>
+          <w:bCs/>
+          <w:color w:val="45B0E1" w:themeColor="accent1" w:themeTint="99"/>
+        </w:rPr>
+      </w:pPr>
+      <w:r>
+        <w:rPr>
+          <w:rFonts w:ascii="Times New Roman" w:eastAsiaTheme="minorEastAsia" w:hAnsi="Times New Roman" w:cs="Times New Roman" w:hint="eastAsia"/>
+          <w:b/>
+          <w:bCs/>
+          <w:color w:val="45B0E1" w:themeColor="accent1" w:themeTint="99"/>
+        </w:rPr>
+        <w:t>时间</w:t>
+      </w:r>
+      <w:r>
+        <w:rPr>
+          <w:rFonts w:ascii="Times New Roman" w:eastAsiaTheme="minorEastAsia" w:hAnsi="Times New Roman" w:cs="Times New Roman" w:hint="eastAsia"/>
+          <w:b/>
+          <w:bCs/>
+          <w:color w:val="45B0E1" w:themeColor="accent1" w:themeTint="99"/>
+        </w:rPr>
+        <w:t xml:space="preserve">: </w:t>
+      </w:r>
+      <w:r>
+        <w:rPr>
+          <w:rFonts w:ascii="Times New Roman" w:eastAsiaTheme="minorEastAsia" w:hAnsi="Times New Roman" w:cs="Times New Roman" w:hint="eastAsia"/>
+          <w:b/>
+          <w:bCs/>
+          <w:color w:val="45B0E1" w:themeColor="accent1" w:themeTint="99"/>
+        </w:rPr>
+        <w:t>现在</w:t>
+      </w:r>
+      <w:r>
+        <w:rPr>
+          <w:rFonts w:ascii="Times New Roman" w:eastAsiaTheme="minorEastAsia" w:hAnsi="Times New Roman" w:cs="Times New Roman" w:hint="eastAsia"/>
+          <w:b/>
+          <w:bCs/>
+          <w:color w:val="45B0E1" w:themeColor="accent1" w:themeTint="99"/>
+        </w:rPr>
+        <w:t xml:space="preserve">; </w:t>
+      </w:r>
+      <w:r>
+        <w:rPr>
+          <w:rFonts w:ascii="Times New Roman" w:eastAsiaTheme="minorEastAsia" w:hAnsi="Times New Roman" w:cs="Times New Roman" w:hint="eastAsia"/>
+          <w:b/>
+          <w:bCs/>
+          <w:color w:val="45B0E1" w:themeColor="accent1" w:themeTint="99"/>
+        </w:rPr>
+        <w:t>过去</w:t>
+      </w:r>
+      <w:r>
+        <w:rPr>
+          <w:rFonts w:ascii="Times New Roman" w:eastAsiaTheme="minorEastAsia" w:hAnsi="Times New Roman" w:cs="Times New Roman" w:hint="eastAsia"/>
+          <w:b/>
+          <w:bCs/>
+          <w:color w:val="45B0E1" w:themeColor="accent1" w:themeTint="99"/>
+        </w:rPr>
+        <w:t xml:space="preserve">; </w:t>
+      </w:r>
+      <w:r>
+        <w:rPr>
+          <w:rFonts w:ascii="Times New Roman" w:eastAsiaTheme="minorEastAsia" w:hAnsi="Times New Roman" w:cs="Times New Roman" w:hint="eastAsia"/>
+          <w:b/>
+          <w:bCs/>
+          <w:color w:val="45B0E1" w:themeColor="accent1" w:themeTint="99"/>
+        </w:rPr>
+        <w:t>将来</w:t>
+      </w:r>
+    </w:p>
+    <w:p>
+      <w:pPr>
+        <w:pStyle w:val="af2"/>
+        <w:numPr>
+          <w:ilvl w:val="3"/>
+          <w:numId w:val="1"/>
+        </w:numPr>
+        <w:ind w:left="993" w:hanging="284"/>
+        <w:rPr>
+          <w:rFonts w:ascii="Times New Roman" w:eastAsiaTheme="minorEastAsia" w:hAnsi="Times New Roman" w:cs="Times New Roman"/>
+          <w:b/>
+          <w:bCs/>
+          <w:color w:val="45B0E1" w:themeColor="accent1" w:themeTint="99"/>
+        </w:rPr>
+      </w:pPr>
+      <w:r>
+        <w:rPr>
+          <w:rFonts w:ascii="Times New Roman" w:eastAsiaTheme="minorEastAsia" w:hAnsi="Times New Roman" w:cs="Times New Roman" w:hint="eastAsia"/>
+          <w:b/>
+          <w:bCs/>
+          <w:color w:val="45B0E1" w:themeColor="accent1" w:themeTint="99"/>
+        </w:rPr>
+        <w:t>状态</w:t>
+      </w:r>
+      <w:r>
+        <w:rPr>
+          <w:rFonts w:ascii="Times New Roman" w:eastAsiaTheme="minorEastAsia" w:hAnsi="Times New Roman" w:cs="Times New Roman" w:hint="eastAsia"/>
+          <w:b/>
+          <w:bCs/>
+          <w:color w:val="45B0E1" w:themeColor="accent1" w:themeTint="99"/>
+        </w:rPr>
+        <w:t xml:space="preserve"> </w:t>
+      </w:r>
+      <w:r>
+        <w:rPr>
+          <w:rFonts w:ascii="Times New Roman" w:eastAsiaTheme="minorEastAsia" w:hAnsi="Times New Roman" w:cs="Times New Roman" w:hint="eastAsia"/>
+          <w:b/>
+          <w:bCs/>
+          <w:color w:val="45B0E1" w:themeColor="accent1" w:themeTint="99"/>
+        </w:rPr>
+        <w:t>(</w:t>
+      </w:r>
+      <w:r>
+        <w:rPr>
+          <w:rFonts w:ascii="Times New Roman" w:eastAsiaTheme="minorEastAsia" w:hAnsi="Times New Roman" w:cs="Times New Roman" w:hint="eastAsia"/>
+          <w:b/>
+          <w:bCs/>
+          <w:color w:val="45B0E1" w:themeColor="accent1" w:themeTint="99"/>
+        </w:rPr>
+        <w:t>动作</w:t>
+      </w:r>
+      <w:r>
+        <w:rPr>
+          <w:rFonts w:ascii="Times New Roman" w:eastAsiaTheme="minorEastAsia" w:hAnsi="Times New Roman" w:cs="Times New Roman" w:hint="eastAsia"/>
+          <w:b/>
+          <w:bCs/>
+          <w:color w:val="45B0E1" w:themeColor="accent1" w:themeTint="99"/>
+        </w:rPr>
+        <w:t>)</w:t>
+      </w:r>
+      <w:r>
+        <w:rPr>
+          <w:rFonts w:ascii="Times New Roman" w:eastAsiaTheme="minorEastAsia" w:hAnsi="Times New Roman" w:cs="Times New Roman" w:hint="eastAsia"/>
+          <w:b/>
+          <w:bCs/>
+          <w:color w:val="45B0E1" w:themeColor="accent1" w:themeTint="99"/>
+        </w:rPr>
+        <w:t xml:space="preserve">: </w:t>
+      </w:r>
+    </w:p>
+    <w:p>
+      <w:pPr>
+        <w:pStyle w:val="af2"/>
+        <w:ind w:left="993"/>
+        <w:rPr>
+          <w:rFonts w:ascii="Times New Roman" w:eastAsiaTheme="minorEastAsia" w:hAnsi="Times New Roman" w:cs="Times New Roman"/>
+          <w:b/>
+          <w:bCs/>
+          <w:color w:val="45B0E1" w:themeColor="accent1" w:themeTint="99"/>
+        </w:rPr>
+      </w:pPr>
+      <w:r>
+        <w:rPr>
+          <w:rFonts w:ascii="Times New Roman" w:eastAsiaTheme="minorEastAsia" w:hAnsi="Times New Roman" w:cs="Times New Roman" w:hint="eastAsia"/>
+          <w:b/>
+          <w:bCs/>
+          <w:color w:val="45B0E1" w:themeColor="accent1" w:themeTint="99"/>
+        </w:rPr>
+        <w:t>一般</w:t>
+      </w:r>
+      <w:r>
+        <w:rPr>
+          <w:rFonts w:ascii="Times New Roman" w:eastAsiaTheme="minorEastAsia" w:hAnsi="Times New Roman" w:cs="Times New Roman" w:hint="eastAsia"/>
+          <w:b/>
+          <w:bCs/>
+          <w:color w:val="45B0E1" w:themeColor="accent1" w:themeTint="99"/>
+        </w:rPr>
+        <w:t>work</w:t>
+      </w:r>
+      <w:r>
+        <w:rPr>
+          <w:rFonts w:ascii="Times New Roman" w:eastAsiaTheme="minorEastAsia" w:hAnsi="Times New Roman" w:cs="Times New Roman" w:hint="eastAsia"/>
+          <w:b/>
+          <w:bCs/>
+          <w:color w:val="45B0E1" w:themeColor="accent1" w:themeTint="99"/>
+        </w:rPr>
+        <w:t xml:space="preserve">; </w:t>
+      </w:r>
+      <w:r>
+        <w:rPr>
+          <w:rFonts w:ascii="Times New Roman" w:eastAsiaTheme="minorEastAsia" w:hAnsi="Times New Roman" w:cs="Times New Roman" w:hint="eastAsia"/>
+          <w:b/>
+          <w:bCs/>
+          <w:color w:val="45B0E1" w:themeColor="accent1" w:themeTint="99"/>
+        </w:rPr>
+        <w:t>正在</w:t>
+      </w:r>
+      <w:r>
+        <w:rPr>
+          <w:rFonts w:ascii="Times New Roman" w:eastAsiaTheme="minorEastAsia" w:hAnsi="Times New Roman" w:cs="Times New Roman" w:hint="eastAsia"/>
+          <w:b/>
+          <w:bCs/>
+          <w:color w:val="45B0E1" w:themeColor="accent1" w:themeTint="99"/>
+        </w:rPr>
+        <w:t>进行</w:t>
+      </w:r>
+      <w:r>
+        <w:rPr>
+          <w:rFonts w:ascii="Times New Roman" w:eastAsiaTheme="minorEastAsia" w:hAnsi="Times New Roman" w:cs="Times New Roman" w:hint="eastAsia"/>
+          <w:b/>
+          <w:bCs/>
+          <w:color w:val="45B0E1" w:themeColor="accent1" w:themeTint="99"/>
+        </w:rPr>
+        <w:t>working</w:t>
+      </w:r>
+      <w:r>
+        <w:rPr>
+          <w:rFonts w:ascii="Times New Roman" w:eastAsiaTheme="minorEastAsia" w:hAnsi="Times New Roman" w:cs="Times New Roman" w:hint="eastAsia"/>
+          <w:b/>
+          <w:bCs/>
+          <w:color w:val="45B0E1" w:themeColor="accent1" w:themeTint="99"/>
+        </w:rPr>
+        <w:t xml:space="preserve">; </w:t>
+      </w:r>
+      <w:r>
+        <w:rPr>
+          <w:rFonts w:ascii="Times New Roman" w:eastAsiaTheme="minorEastAsia" w:hAnsi="Times New Roman" w:cs="Times New Roman" w:hint="eastAsia"/>
+          <w:b/>
+          <w:bCs/>
+          <w:color w:val="45B0E1" w:themeColor="accent1" w:themeTint="99"/>
+        </w:rPr>
+        <w:t>已经</w:t>
+      </w:r>
+      <w:r>
+        <w:rPr>
+          <w:rFonts w:ascii="Times New Roman" w:eastAsiaTheme="minorEastAsia" w:hAnsi="Times New Roman" w:cs="Times New Roman" w:hint="eastAsia"/>
+          <w:b/>
+          <w:bCs/>
+          <w:color w:val="45B0E1" w:themeColor="accent1" w:themeTint="99"/>
+        </w:rPr>
+        <w:t>完成</w:t>
+      </w:r>
+      <w:r>
+        <w:rPr>
+          <w:rFonts w:ascii="Times New Roman" w:eastAsiaTheme="minorEastAsia" w:hAnsi="Times New Roman" w:cs="Times New Roman" w:hint="eastAsia"/>
+          <w:b/>
+          <w:bCs/>
+          <w:color w:val="45B0E1" w:themeColor="accent1" w:themeTint="99"/>
+        </w:rPr>
+        <w:t>have worked</w:t>
+      </w:r>
+      <w:r>
+        <w:rPr>
+          <w:rFonts w:ascii="Times New Roman" w:eastAsiaTheme="minorEastAsia" w:hAnsi="Times New Roman" w:cs="Times New Roman" w:hint="eastAsia"/>
+          <w:b/>
+          <w:bCs/>
+          <w:color w:val="45B0E1" w:themeColor="accent1" w:themeTint="99"/>
+        </w:rPr>
+        <w:t xml:space="preserve">; </w:t>
+      </w:r>
+      <w:r>
+        <w:rPr>
+          <w:rFonts w:ascii="Times New Roman" w:eastAsiaTheme="minorEastAsia" w:hAnsi="Times New Roman" w:cs="Times New Roman" w:hint="eastAsia"/>
+          <w:b/>
+          <w:bCs/>
+          <w:color w:val="45B0E1" w:themeColor="accent1" w:themeTint="99"/>
+        </w:rPr>
+        <w:t>持续</w:t>
+      </w:r>
+      <w:r>
+        <w:rPr>
+          <w:rFonts w:ascii="Times New Roman" w:eastAsiaTheme="minorEastAsia" w:hAnsi="Times New Roman" w:cs="Times New Roman" w:hint="eastAsia"/>
+          <w:b/>
+          <w:bCs/>
+          <w:color w:val="45B0E1" w:themeColor="accent1" w:themeTint="99"/>
+        </w:rPr>
+        <w:t>过程</w:t>
+      </w:r>
+      <w:r>
+        <w:rPr>
+          <w:rFonts w:ascii="Times New Roman" w:eastAsiaTheme="minorEastAsia" w:hAnsi="Times New Roman" w:cs="Times New Roman" w:hint="eastAsia"/>
+          <w:b/>
+          <w:bCs/>
+          <w:color w:val="45B0E1" w:themeColor="accent1" w:themeTint="99"/>
+        </w:rPr>
+        <w:t>have been working</w:t>
+      </w:r>
+    </w:p>
+    <w:p>
+      <w:pPr>
+        <w:pStyle w:val="af2"/>
+        <w:spacing w:line="276" w:lineRule="auto"/>
+        <w:rPr>
+          <w:rFonts w:ascii="Times New Roman" w:eastAsiaTheme="minorEastAsia" w:hAnsi="Times New Roman" w:cs="Times New Roman" w:hint="eastAsia"/>
+        </w:rPr>
+      </w:pPr>
+      <w:r>
+        <w:rPr>
+          <w:rFonts w:ascii="Times New Roman" w:eastAsiaTheme="minorEastAsia" w:hAnsi="Times New Roman" w:cs="Times New Roman" w:hint="eastAsia"/>
+        </w:rPr>
+        <w:t xml:space="preserve">      </w:t>
+      </w:r>
+      <w:r>
+        <w:rPr>
+          <w:rFonts w:ascii="Times New Roman" w:eastAsiaTheme="minorEastAsia" w:hAnsi="Times New Roman" w:cs="Times New Roman" w:hint="eastAsia"/>
+        </w:rPr>
+        <w:t xml:space="preserve">   </w:t>
+      </w:r>
+      <w:r>
+        <w:rPr>
+          <w:rFonts w:ascii="Times New Roman" w:eastAsiaTheme="minorEastAsia" w:hAnsi="Times New Roman" w:cs="Times New Roman" w:hint="eastAsia"/>
+        </w:rPr>
+        <w:t xml:space="preserve">Note: </w:t>
+      </w:r>
+      <w:r>
+        <w:rPr>
+          <w:rFonts w:ascii="Times New Roman" w:eastAsiaTheme="minorEastAsia" w:hAnsi="Times New Roman" w:cs="Times New Roman" w:hint="eastAsia"/>
+        </w:rPr>
+        <w:t>时间和状态的</w:t>
+      </w:r>
+      <w:r>
+        <w:rPr>
+          <w:rFonts w:ascii="Times New Roman" w:eastAsiaTheme="minorEastAsia" w:hAnsi="Times New Roman" w:cs="Times New Roman" w:hint="eastAsia"/>
+        </w:rPr>
+        <w:t>组合</w:t>
+      </w:r>
+      <w:r>
+        <w:rPr>
+          <w:rFonts w:ascii="Times New Roman" w:eastAsiaTheme="minorEastAsia" w:hAnsi="Times New Roman" w:cs="Times New Roman" w:hint="eastAsia"/>
+        </w:rPr>
+        <w:t>有</w:t>
+      </w:r>
+      <w:r>
+        <w:rPr>
+          <w:rFonts w:ascii="Times New Roman" w:eastAsiaTheme="minorEastAsia" w:hAnsi="Times New Roman" w:cs="Times New Roman" w:hint="eastAsia"/>
+        </w:rPr>
+        <w:t>12</w:t>
+      </w:r>
+      <w:r>
+        <w:rPr>
+          <w:rFonts w:ascii="Times New Roman" w:eastAsiaTheme="minorEastAsia" w:hAnsi="Times New Roman" w:cs="Times New Roman" w:hint="eastAsia"/>
+        </w:rPr>
+        <w:t>种</w:t>
+      </w:r>
+      <w:r>
+        <w:rPr>
+          <w:rFonts w:ascii="Times New Roman" w:eastAsiaTheme="minorEastAsia" w:hAnsi="Times New Roman" w:cs="Times New Roman" w:hint="eastAsia"/>
+        </w:rPr>
+        <w:t>时态</w:t>
+      </w:r>
+      <w:r>
+        <w:rPr>
+          <w:rFonts w:ascii="Times New Roman" w:eastAsiaTheme="minorEastAsia" w:hAnsi="Times New Roman" w:cs="Times New Roman" w:hint="eastAsia"/>
+        </w:rPr>
+        <w:t xml:space="preserve"> </w:t>
+      </w:r>
+      <w:r>
+        <w:rPr>
+          <w:rFonts w:ascii="Times New Roman" w:eastAsiaTheme="minorEastAsia" w:hAnsi="Times New Roman" w:cs="Times New Roman" w:hint="eastAsia"/>
+        </w:rPr>
+        <w:t>(</w:t>
+      </w:r>
+      <w:r>
+        <w:rPr>
+          <w:rFonts w:ascii="Times New Roman" w:eastAsiaTheme="minorEastAsia" w:hAnsi="Times New Roman" w:cs="Times New Roman" w:hint="eastAsia"/>
+        </w:rPr>
+        <w:t>时间</w:t>
+      </w:r>
+      <w:r>
+        <w:rPr>
+          <w:rFonts w:ascii="Times New Roman" w:eastAsiaTheme="minorEastAsia" w:hAnsi="Times New Roman" w:cs="Times New Roman" w:hint="eastAsia"/>
+        </w:rPr>
+        <w:t xml:space="preserve"> + </w:t>
+      </w:r>
+      <w:r>
+        <w:rPr>
+          <w:rFonts w:ascii="Times New Roman" w:eastAsiaTheme="minorEastAsia" w:hAnsi="Times New Roman" w:cs="Times New Roman" w:hint="eastAsia"/>
+        </w:rPr>
+        <w:t>动作状态</w:t>
+      </w:r>
+      <w:r>
+        <w:rPr>
+          <w:rFonts w:ascii="Times New Roman" w:eastAsiaTheme="minorEastAsia" w:hAnsi="Times New Roman" w:cs="Times New Roman" w:hint="eastAsia"/>
+        </w:rPr>
+        <w:t>)</w:t>
+      </w:r>
+    </w:p>
+    <w:p>
+      <w:pPr>
+        <w:pStyle w:val="af2"/>
+        <w:rPr>
+          <w:rFonts w:ascii="Times New Roman" w:eastAsiaTheme="minorEastAsia" w:hAnsi="Times New Roman" w:cs="Times New Roman"/>
+        </w:rPr>
+      </w:pPr>
+    </w:p>
+    <w:p>
+      <w:pPr>
+        <w:pStyle w:val="af2"/>
+        <w:rPr>
+          <w:rFonts w:ascii="Times New Roman" w:eastAsiaTheme="minorEastAsia" w:hAnsi="Times New Roman" w:cs="Times New Roman"/>
+        </w:rPr>
+      </w:pPr>
+    </w:p>
+    <w:p>
+      <w:pPr>
+        <w:pStyle w:val="af2"/>
+        <w:rPr>
+          <w:rFonts w:ascii="Times New Roman" w:eastAsiaTheme="minorEastAsia" w:hAnsi="Times New Roman" w:cs="Times New Roman"/>
+        </w:rPr>
+      </w:pPr>
+    </w:p>
+    <w:p>
+      <w:pPr>
+        <w:pStyle w:val="af2"/>
+        <w:rPr>
+          <w:rFonts w:ascii="Times New Roman" w:eastAsiaTheme="minorEastAsia" w:hAnsi="Times New Roman" w:cs="Times New Roman" w:hint="eastAsia"/>
+        </w:rPr>
+      </w:pPr>
+    </w:p>
+    <w:p>
+      <w:pPr>
+        <w:pStyle w:val="af2"/>
+        <w:spacing w:line="276" w:lineRule="auto"/>
+        <w:jc w:val="center"/>
+        <w:rPr>
+          <w:rFonts w:ascii="Times New Roman" w:eastAsiaTheme="minorEastAsia" w:hAnsi="Times New Roman" w:cs="Times New Roman" w:hint="eastAsia"/>
+          <w:b/>
+          <w:bCs/>
+        </w:rPr>
+      </w:pPr>
+      <w:r>
+        <w:rPr>
+          <w:rFonts w:ascii="Times New Roman" w:eastAsiaTheme="minorEastAsia" w:hAnsi="Times New Roman" w:cs="Times New Roman" w:hint="eastAsia"/>
+          <w:b/>
+          <w:bCs/>
+        </w:rPr>
+        <w:t>12</w:t>
+      </w:r>
+      <w:r>
+        <w:rPr>
+          <w:rFonts w:ascii="Times New Roman" w:eastAsiaTheme="minorEastAsia" w:hAnsi="Times New Roman" w:cs="Times New Roman" w:hint="eastAsia"/>
+          <w:b/>
+          <w:bCs/>
+        </w:rPr>
+        <w:t>种时态</w:t>
+      </w:r>
+    </w:p>
+    <w:tbl>
+      <w:tblPr>
+        <w:tblStyle w:val="af4"/>
+        <w:tblW w:w="0" w:type="auto"/>
+        <w:jc w:val="center"/>
+        <w:tblLook w:val="04A0" w:firstRow="1" w:lastRow="0" w:firstColumn="1" w:lastColumn="0" w:noHBand="0" w:noVBand="1"/>
+      </w:tblPr>
+      <w:tblGrid>
+        <w:gridCol w:w="688"/>
+        <w:gridCol w:w="834"/>
+        <w:gridCol w:w="1230"/>
+        <w:gridCol w:w="1327"/>
+        <w:gridCol w:w="1723"/>
+      </w:tblGrid>
+      <w:tr>
+        <w:trPr>
+          <w:jc w:val="center"/>
+        </w:trPr>
+        <w:tc>
+          <w:tcPr>
+            <w:tcW w:w="0" w:type="auto"/>
+            <w:hideMark/>
+          </w:tcPr>
+          <w:p>
+            <w:pPr>
+              <w:pStyle w:val="af2"/>
+              <w:rPr>
+                <w:rFonts w:ascii="Times New Roman" w:hAnsi="Times New Roman" w:cs="Times New Roman"/>
+                <w:b/>
+                <w:bCs/>
+              </w:rPr>
+            </w:pPr>
+            <w:r>
+              <w:rPr>
+                <w:rFonts w:ascii="Times New Roman" w:eastAsia="宋体" w:hAnsi="Times New Roman" w:cs="Times New Roman"/>
+                <w:b/>
+                <w:bCs/>
+              </w:rPr>
+              <w:t>时间</w:t>
+            </w:r>
+          </w:p>
+        </w:tc>
+        <w:tc>
+          <w:tcPr>
+            <w:tcW w:w="0" w:type="auto"/>
+            <w:hideMark/>
+          </w:tcPr>
+          <w:p>
+            <w:pPr>
+              <w:pStyle w:val="af2"/>
+              <w:rPr>
+                <w:rFonts w:ascii="Times New Roman" w:hAnsi="Times New Roman" w:cs="Times New Roman"/>
+                <w:b/>
+                <w:bCs/>
+              </w:rPr>
+            </w:pPr>
+            <w:r>
+              <w:rPr>
+                <w:rFonts w:ascii="Times New Roman" w:hAnsi="Times New Roman" w:cs="Times New Roman"/>
+                <w:b/>
+                <w:bCs/>
+              </w:rPr>
+              <w:t>Simple</w:t>
+            </w:r>
+          </w:p>
+        </w:tc>
+        <w:tc>
+          <w:tcPr>
+            <w:tcW w:w="0" w:type="auto"/>
+            <w:hideMark/>
+          </w:tcPr>
+          <w:p>
+            <w:pPr>
+              <w:pStyle w:val="af2"/>
+              <w:rPr>
+                <w:rFonts w:ascii="Times New Roman" w:hAnsi="Times New Roman" w:cs="Times New Roman"/>
+                <w:b/>
+                <w:bCs/>
+              </w:rPr>
+            </w:pPr>
+            <w:r>
+              <w:rPr>
+                <w:rFonts w:ascii="Times New Roman" w:hAnsi="Times New Roman" w:cs="Times New Roman"/>
+                <w:b/>
+                <w:bCs/>
+              </w:rPr>
+              <w:t>Continuous</w:t>
+            </w:r>
+          </w:p>
+        </w:tc>
+        <w:tc>
+          <w:tcPr>
+            <w:tcW w:w="0" w:type="auto"/>
+            <w:hideMark/>
+          </w:tcPr>
+          <w:p>
+            <w:pPr>
+              <w:pStyle w:val="af2"/>
+              <w:rPr>
+                <w:rFonts w:ascii="Times New Roman" w:hAnsi="Times New Roman" w:cs="Times New Roman"/>
+                <w:b/>
+                <w:bCs/>
+              </w:rPr>
+            </w:pPr>
+            <w:r>
+              <w:rPr>
+                <w:rFonts w:ascii="Times New Roman" w:hAnsi="Times New Roman" w:cs="Times New Roman"/>
+                <w:b/>
+                <w:bCs/>
+              </w:rPr>
+              <w:t>Perfect</w:t>
+            </w:r>
+          </w:p>
+        </w:tc>
+        <w:tc>
+          <w:tcPr>
+            <w:tcW w:w="0" w:type="auto"/>
+            <w:hideMark/>
+          </w:tcPr>
+          <w:p>
+            <w:pPr>
+              <w:pStyle w:val="af2"/>
+              <w:rPr>
+                <w:rFonts w:ascii="Times New Roman" w:hAnsi="Times New Roman" w:cs="Times New Roman"/>
+                <w:b/>
+                <w:bCs/>
+              </w:rPr>
+            </w:pPr>
+            <w:r>
+              <w:rPr>
+                <w:rFonts w:ascii="Times New Roman" w:hAnsi="Times New Roman" w:cs="Times New Roman"/>
+                <w:b/>
+                <w:bCs/>
+              </w:rPr>
+              <w:t>Perfect Continuous</w:t>
+            </w:r>
+          </w:p>
+        </w:tc>
+      </w:tr>
+      <w:tr>
+        <w:trPr>
+          <w:jc w:val="center"/>
+        </w:trPr>
+        <w:tc>
+          <w:tcPr>
+            <w:tcW w:w="0" w:type="auto"/>
+            <w:hideMark/>
+          </w:tcPr>
+          <w:p>
+            <w:pPr>
+              <w:pStyle w:val="af2"/>
+              <w:rPr>
+                <w:rFonts w:ascii="Times New Roman" w:hAnsi="Times New Roman" w:cs="Times New Roman"/>
+              </w:rPr>
+            </w:pPr>
+            <w:r>
+              <w:rPr>
+                <w:rFonts w:ascii="Times New Roman" w:hAnsi="Times New Roman" w:cs="Times New Roman"/>
+              </w:rPr>
+              <w:t>Present</w:t>
+            </w:r>
+          </w:p>
+        </w:tc>
+        <w:tc>
+          <w:tcPr>
+            <w:tcW w:w="0" w:type="auto"/>
+            <w:hideMark/>
+          </w:tcPr>
+          <w:p>
+            <w:pPr>
+              <w:pStyle w:val="af2"/>
+              <w:rPr>
+                <w:rFonts w:ascii="Times New Roman" w:hAnsi="Times New Roman" w:cs="Times New Roman"/>
+              </w:rPr>
+            </w:pPr>
+            <w:r>
+              <w:rPr>
+                <w:rFonts w:ascii="Times New Roman" w:hAnsi="Times New Roman" w:cs="Times New Roman"/>
+              </w:rPr>
+              <w:t>work</w:t>
+            </w:r>
+          </w:p>
+        </w:tc>
+        <w:tc>
+          <w:tcPr>
+            <w:tcW w:w="0" w:type="auto"/>
+            <w:hideMark/>
+          </w:tcPr>
+          <w:p>
+            <w:pPr>
+              <w:pStyle w:val="af2"/>
+              <w:rPr>
+                <w:rFonts w:ascii="Times New Roman" w:hAnsi="Times New Roman" w:cs="Times New Roman"/>
+              </w:rPr>
+            </w:pPr>
+            <w:r>
+              <w:rPr>
+                <w:rFonts w:ascii="Times New Roman" w:hAnsi="Times New Roman" w:cs="Times New Roman"/>
+              </w:rPr>
+              <w:t>am working</w:t>
+            </w:r>
+          </w:p>
+        </w:tc>
+        <w:tc>
+          <w:tcPr>
+            <w:tcW w:w="0" w:type="auto"/>
+            <w:hideMark/>
+          </w:tcPr>
+          <w:p>
+            <w:pPr>
+              <w:pStyle w:val="af2"/>
+              <w:rPr>
+                <w:rFonts w:ascii="Times New Roman" w:hAnsi="Times New Roman" w:cs="Times New Roman"/>
+              </w:rPr>
+            </w:pPr>
+            <w:r>
+              <w:rPr>
+                <w:rFonts w:ascii="Times New Roman" w:hAnsi="Times New Roman" w:cs="Times New Roman"/>
+              </w:rPr>
+              <w:t>have worked</w:t>
+            </w:r>
+          </w:p>
+        </w:tc>
+        <w:tc>
+          <w:tcPr>
+            <w:tcW w:w="0" w:type="auto"/>
+            <w:hideMark/>
+          </w:tcPr>
+          <w:p>
+            <w:pPr>
+              <w:pStyle w:val="af2"/>
+              <w:rPr>
+                <w:rFonts w:ascii="Times New Roman" w:hAnsi="Times New Roman" w:cs="Times New Roman"/>
+              </w:rPr>
+            </w:pPr>
+            <w:r>
+              <w:rPr>
+                <w:rFonts w:ascii="Times New Roman" w:hAnsi="Times New Roman" w:cs="Times New Roman"/>
+              </w:rPr>
+              <w:t>have been working</w:t>
+            </w:r>
+          </w:p>
+        </w:tc>
+      </w:tr>
+      <w:tr>
+        <w:trPr>
+          <w:jc w:val="center"/>
+        </w:trPr>
+        <w:tc>
+          <w:tcPr>
+            <w:tcW w:w="0" w:type="auto"/>
+            <w:hideMark/>
+          </w:tcPr>
+          <w:p>
+            <w:pPr>
+              <w:pStyle w:val="af2"/>
+              <w:rPr>
+                <w:rFonts w:ascii="Times New Roman" w:hAnsi="Times New Roman" w:cs="Times New Roman"/>
+              </w:rPr>
+            </w:pPr>
+            <w:r>
+              <w:rPr>
+                <w:rFonts w:ascii="Times New Roman" w:hAnsi="Times New Roman" w:cs="Times New Roman"/>
+              </w:rPr>
+              <w:t>Past</w:t>
+            </w:r>
+          </w:p>
+        </w:tc>
+        <w:tc>
+          <w:tcPr>
+            <w:tcW w:w="0" w:type="auto"/>
+            <w:hideMark/>
+          </w:tcPr>
+          <w:p>
+            <w:pPr>
+              <w:pStyle w:val="af2"/>
+              <w:rPr>
+                <w:rFonts w:ascii="Times New Roman" w:hAnsi="Times New Roman" w:cs="Times New Roman"/>
+              </w:rPr>
+            </w:pPr>
+            <w:r>
+              <w:rPr>
+                <w:rFonts w:ascii="Times New Roman" w:hAnsi="Times New Roman" w:cs="Times New Roman"/>
+              </w:rPr>
+              <w:t>worked</w:t>
+            </w:r>
+          </w:p>
+        </w:tc>
+        <w:tc>
+          <w:tcPr>
+            <w:tcW w:w="0" w:type="auto"/>
+            <w:hideMark/>
+          </w:tcPr>
+          <w:p>
+            <w:pPr>
+              <w:pStyle w:val="af2"/>
+              <w:rPr>
+                <w:rFonts w:ascii="Times New Roman" w:hAnsi="Times New Roman" w:cs="Times New Roman"/>
+              </w:rPr>
+            </w:pPr>
+            <w:r>
+              <w:rPr>
+                <w:rFonts w:ascii="Times New Roman" w:hAnsi="Times New Roman" w:cs="Times New Roman"/>
+              </w:rPr>
+              <w:t>was working</w:t>
+            </w:r>
+          </w:p>
+        </w:tc>
+        <w:tc>
+          <w:tcPr>
+            <w:tcW w:w="0" w:type="auto"/>
+            <w:hideMark/>
+          </w:tcPr>
+          <w:p>
+            <w:pPr>
+              <w:pStyle w:val="af2"/>
+              <w:rPr>
+                <w:rFonts w:ascii="Times New Roman" w:hAnsi="Times New Roman" w:cs="Times New Roman"/>
+              </w:rPr>
+            </w:pPr>
+            <w:r>
+              <w:rPr>
+                <w:rFonts w:ascii="Times New Roman" w:hAnsi="Times New Roman" w:cs="Times New Roman"/>
+              </w:rPr>
+              <w:t>had worked</w:t>
+            </w:r>
+          </w:p>
+        </w:tc>
+        <w:tc>
+          <w:tcPr>
+            <w:tcW w:w="0" w:type="auto"/>
+            <w:hideMark/>
+          </w:tcPr>
+          <w:p>
+            <w:pPr>
+              <w:pStyle w:val="af2"/>
+              <w:rPr>
+                <w:rFonts w:ascii="Times New Roman" w:hAnsi="Times New Roman" w:cs="Times New Roman"/>
+              </w:rPr>
+            </w:pPr>
+            <w:r>
+              <w:rPr>
+                <w:rFonts w:ascii="Times New Roman" w:hAnsi="Times New Roman" w:cs="Times New Roman"/>
+              </w:rPr>
+              <w:t>had been working</w:t>
+            </w:r>
+          </w:p>
+        </w:tc>
+      </w:tr>
+      <w:tr>
+        <w:trPr>
+          <w:jc w:val="center"/>
+        </w:trPr>
+        <w:tc>
+          <w:tcPr>
+            <w:tcW w:w="0" w:type="auto"/>
+            <w:hideMark/>
+          </w:tcPr>
+          <w:p>
+            <w:pPr>
+              <w:pStyle w:val="af2"/>
+              <w:rPr>
+                <w:rFonts w:ascii="Times New Roman" w:hAnsi="Times New Roman" w:cs="Times New Roman"/>
+              </w:rPr>
+            </w:pPr>
+            <w:r>
+              <w:rPr>
+                <w:rFonts w:ascii="Times New Roman" w:hAnsi="Times New Roman" w:cs="Times New Roman"/>
+              </w:rPr>
+              <w:t>Future</w:t>
+            </w:r>
+          </w:p>
+        </w:tc>
+        <w:tc>
+          <w:tcPr>
+            <w:tcW w:w="0" w:type="auto"/>
+            <w:hideMark/>
+          </w:tcPr>
+          <w:p>
+            <w:pPr>
+              <w:pStyle w:val="af2"/>
+              <w:rPr>
+                <w:rFonts w:ascii="Times New Roman" w:hAnsi="Times New Roman" w:cs="Times New Roman"/>
+              </w:rPr>
+            </w:pPr>
+            <w:r>
+              <w:rPr>
+                <w:rFonts w:ascii="Times New Roman" w:hAnsi="Times New Roman" w:cs="Times New Roman"/>
+              </w:rPr>
+              <w:t>will work</w:t>
+            </w:r>
+          </w:p>
+        </w:tc>
+        <w:tc>
+          <w:tcPr>
+            <w:tcW w:w="0" w:type="auto"/>
+            <w:hideMark/>
+          </w:tcPr>
+          <w:p>
+            <w:pPr>
+              <w:pStyle w:val="af2"/>
+              <w:rPr>
+                <w:rFonts w:ascii="Times New Roman" w:hAnsi="Times New Roman" w:cs="Times New Roman"/>
+              </w:rPr>
+            </w:pPr>
+            <w:r>
+              <w:rPr>
+                <w:rFonts w:ascii="Times New Roman" w:hAnsi="Times New Roman" w:cs="Times New Roman"/>
+              </w:rPr>
+              <w:t>will be working</w:t>
+            </w:r>
+          </w:p>
+        </w:tc>
+        <w:tc>
+          <w:tcPr>
+            <w:tcW w:w="0" w:type="auto"/>
+            <w:hideMark/>
+          </w:tcPr>
+          <w:p>
+            <w:pPr>
+              <w:pStyle w:val="af2"/>
+              <w:rPr>
+                <w:rFonts w:ascii="Times New Roman" w:hAnsi="Times New Roman" w:cs="Times New Roman"/>
+              </w:rPr>
+            </w:pPr>
+            <w:r>
+              <w:rPr>
+                <w:rFonts w:ascii="Times New Roman" w:hAnsi="Times New Roman" w:cs="Times New Roman"/>
+              </w:rPr>
+              <w:t>will have worked</w:t>
+            </w:r>
+          </w:p>
+        </w:tc>
+        <w:tc>
+          <w:tcPr>
+            <w:tcW w:w="0" w:type="auto"/>
+            <w:hideMark/>
+          </w:tcPr>
+          <w:p>
+            <w:pPr>
+              <w:pStyle w:val="af2"/>
+              <w:rPr>
+                <w:rFonts w:ascii="Times New Roman" w:hAnsi="Times New Roman" w:cs="Times New Roman"/>
+              </w:rPr>
+            </w:pPr>
+            <w:r>
+              <w:rPr>
+                <w:rFonts w:ascii="Times New Roman" w:hAnsi="Times New Roman" w:cs="Times New Roman"/>
+              </w:rPr>
+              <w:t>will have been working</w:t>
+            </w:r>
+          </w:p>
+        </w:tc>
+      </w:tr>
+    </w:tbl>
+    <w:p>
+      <w:pPr>
+        <w:pStyle w:val="af2"/>
+        <w:rPr>
+          <w:rFonts w:ascii="Times New Roman" w:eastAsiaTheme="minorEastAsia" w:hAnsi="Times New Roman" w:cs="Times New Roman" w:hint="eastAsia"/>
+        </w:rPr>
+      </w:pPr>
+    </w:p>
+    <w:p>
+      <w:pPr>
+        <w:pStyle w:val="af2"/>
+        <w:spacing w:line="240" w:lineRule="auto"/>
+        <w:ind w:firstLineChars="150" w:firstLine="240"/>
+        <w:rPr>
+          <w:rFonts w:ascii="Times New Roman" w:eastAsiaTheme="minorEastAsia" w:hAnsi="Times New Roman" w:cs="Times New Roman"/>
+        </w:rPr>
+      </w:pPr>
+      <w:r>
+        <w:rPr>
+          <w:rFonts w:ascii="Times New Roman" w:eastAsiaTheme="minorEastAsia" w:hAnsi="Times New Roman" w:cs="Times New Roman"/>
+        </w:rPr>
+        <w:t>实际上日常英语里最常用的</w:t>
+      </w:r>
+      <w:r>
+        <w:rPr>
+          <w:rFonts w:ascii="Times New Roman" w:eastAsiaTheme="minorEastAsia" w:hAnsi="Times New Roman" w:cs="Times New Roman" w:hint="eastAsia"/>
+        </w:rPr>
+        <w:t>4</w:t>
+      </w:r>
+      <w:r>
+        <w:rPr>
+          <w:rFonts w:ascii="Times New Roman" w:eastAsiaTheme="minorEastAsia" w:hAnsi="Times New Roman" w:cs="Times New Roman" w:hint="eastAsia"/>
+        </w:rPr>
+        <w:t>个</w:t>
+      </w:r>
+      <w:r>
+        <w:rPr>
+          <w:rFonts w:ascii="Times New Roman" w:eastAsiaTheme="minorEastAsia" w:hAnsi="Times New Roman" w:cs="Times New Roman" w:hint="eastAsia"/>
+        </w:rPr>
+        <w:t>:</w:t>
+      </w:r>
+    </w:p>
+    <w:p>
+      <w:pPr>
+        <w:pStyle w:val="af2"/>
+        <w:ind w:leftChars="250" w:left="525"/>
+        <w:rPr>
+          <w:rFonts w:ascii="Times New Roman" w:eastAsiaTheme="minorEastAsia" w:hAnsi="Times New Roman" w:cs="Times New Roman" w:hint="eastAsia"/>
+        </w:rPr>
+      </w:pPr>
+      <w:r>
+        <w:rPr>
+          <w:rFonts w:ascii="Cambria Math" w:eastAsiaTheme="minorEastAsia" w:hAnsi="Cambria Math" w:cs="Cambria Math"/>
+        </w:rPr>
+        <w:t>①</w:t>
+      </w:r>
+      <w:r>
+        <w:rPr>
+          <w:rFonts w:ascii="Times New Roman" w:eastAsiaTheme="minorEastAsia" w:hAnsi="Times New Roman" w:cs="Times New Roman"/>
+        </w:rPr>
+        <w:t xml:space="preserve"> </w:t>
+      </w:r>
+      <w:r>
+        <w:rPr>
+          <w:rFonts w:ascii="Times New Roman" w:eastAsiaTheme="minorEastAsia" w:hAnsi="Times New Roman" w:cs="Times New Roman"/>
+        </w:rPr>
+        <w:t>一般现在</w:t>
+      </w:r>
+      <w:r>
+        <w:rPr>
+          <w:rFonts w:ascii="Times New Roman" w:eastAsiaTheme="minorEastAsia" w:hAnsi="Times New Roman" w:cs="Times New Roman" w:hint="eastAsia"/>
+        </w:rPr>
+        <w:t xml:space="preserve">: </w:t>
+      </w:r>
+      <w:r>
+        <w:rPr>
+          <w:rFonts w:ascii="Times New Roman" w:eastAsiaTheme="minorEastAsia" w:hAnsi="Times New Roman" w:cs="Times New Roman"/>
+        </w:rPr>
+        <w:t>事实</w:t>
+      </w:r>
+      <w:r>
+        <w:rPr>
+          <w:rFonts w:ascii="Times New Roman" w:eastAsiaTheme="minorEastAsia" w:hAnsi="Times New Roman" w:cs="Times New Roman" w:hint="eastAsia"/>
+        </w:rPr>
+        <w:t xml:space="preserve">, </w:t>
+      </w:r>
+      <w:r>
+        <w:rPr>
+          <w:rFonts w:ascii="Times New Roman" w:eastAsiaTheme="minorEastAsia" w:hAnsi="Times New Roman" w:cs="Times New Roman"/>
+        </w:rPr>
+        <w:t>习惯</w:t>
+      </w:r>
+      <w:r>
+        <w:rPr>
+          <w:rFonts w:ascii="Times New Roman" w:eastAsiaTheme="minorEastAsia" w:hAnsi="Times New Roman" w:cs="Times New Roman" w:hint="eastAsia"/>
+        </w:rPr>
+        <w:t xml:space="preserve">, </w:t>
+      </w:r>
+      <w:r>
+        <w:rPr>
+          <w:rFonts w:ascii="Times New Roman" w:eastAsiaTheme="minorEastAsia" w:hAnsi="Times New Roman" w:cs="Times New Roman" w:hint="eastAsia"/>
+        </w:rPr>
+        <w:t>真理</w:t>
+      </w:r>
+      <w:r>
+        <w:rPr>
+          <w:rFonts w:ascii="Times New Roman" w:eastAsiaTheme="minorEastAsia" w:hAnsi="Times New Roman" w:cs="Times New Roman" w:hint="eastAsia"/>
+        </w:rPr>
+        <w:t xml:space="preserve">  </w:t>
+      </w:r>
+      <w:r>
+        <w:rPr>
+          <w:rFonts w:ascii="Times New Roman" w:eastAsiaTheme="minorEastAsia" w:hAnsi="Times New Roman" w:cs="Times New Roman"/>
+        </w:rPr>
+        <w:t>I work in Vancouver.</w:t>
+      </w:r>
+      <w:r>
+        <w:rPr>
+          <w:rFonts w:ascii="Times New Roman" w:eastAsiaTheme="minorEastAsia" w:hAnsi="Times New Roman" w:cs="Times New Roman"/>
+        </w:rPr>
+        <w:br/>
+      </w:r>
+      <w:r>
+        <w:rPr>
+          <w:rFonts w:ascii="Cambria Math" w:eastAsiaTheme="minorEastAsia" w:hAnsi="Cambria Math" w:cs="Cambria Math"/>
+        </w:rPr>
+        <w:t>②</w:t>
+      </w:r>
+      <w:r>
+        <w:rPr>
+          <w:rFonts w:ascii="Times New Roman" w:eastAsiaTheme="minorEastAsia" w:hAnsi="Times New Roman" w:cs="Times New Roman"/>
+        </w:rPr>
+        <w:t xml:space="preserve"> </w:t>
+      </w:r>
+      <w:r>
+        <w:rPr>
+          <w:rFonts w:ascii="Times New Roman" w:eastAsiaTheme="minorEastAsia" w:hAnsi="Times New Roman" w:cs="Times New Roman"/>
+        </w:rPr>
+        <w:t>一般过去</w:t>
+      </w:r>
+      <w:r>
+        <w:rPr>
+          <w:rFonts w:ascii="Times New Roman" w:eastAsiaTheme="minorEastAsia" w:hAnsi="Times New Roman" w:cs="Times New Roman" w:hint="eastAsia"/>
+        </w:rPr>
+        <w:t xml:space="preserve">: </w:t>
+      </w:r>
+      <w:r>
+        <w:rPr>
+          <w:rFonts w:ascii="Times New Roman" w:eastAsiaTheme="minorEastAsia" w:hAnsi="Times New Roman" w:cs="Times New Roman"/>
+        </w:rPr>
+        <w:t>过去发生的事情</w:t>
+      </w:r>
+      <w:r>
+        <w:rPr>
+          <w:rFonts w:ascii="Times New Roman" w:eastAsiaTheme="minorEastAsia" w:hAnsi="Times New Roman" w:cs="Times New Roman" w:hint="eastAsia"/>
+        </w:rPr>
+        <w:t xml:space="preserve">  </w:t>
+      </w:r>
+      <w:r>
+        <w:rPr>
+          <w:rFonts w:ascii="Times New Roman" w:eastAsiaTheme="minorEastAsia" w:hAnsi="Times New Roman" w:cs="Times New Roman"/>
+        </w:rPr>
+        <w:t>I visited Vancouver last year.</w:t>
+      </w:r>
+      <w:r>
+        <w:rPr>
+          <w:rFonts w:ascii="Times New Roman" w:eastAsiaTheme="minorEastAsia" w:hAnsi="Times New Roman" w:cs="Times New Roman" w:hint="eastAsia"/>
+        </w:rPr>
+        <w:t xml:space="preserve"> (</w:t>
+      </w:r>
+      <w:r>
+        <w:rPr>
+          <w:rFonts w:ascii="Times New Roman" w:eastAsiaTheme="minorEastAsia" w:hAnsi="Times New Roman" w:cs="Times New Roman" w:hint="eastAsia"/>
+        </w:rPr>
+        <w:t>强调</w:t>
+      </w:r>
+      <w:r>
+        <w:rPr>
+          <w:rFonts w:ascii="Times New Roman" w:eastAsiaTheme="minorEastAsia" w:hAnsi="Times New Roman" w:cs="Times New Roman"/>
+        </w:rPr>
+        <w:t>什么时候发生</w:t>
+      </w:r>
+      <w:r>
+        <w:rPr>
+          <w:rFonts w:ascii="Times New Roman" w:eastAsiaTheme="minorEastAsia" w:hAnsi="Times New Roman" w:cs="Times New Roman" w:hint="eastAsia"/>
+        </w:rPr>
+        <w:t>)</w:t>
+      </w:r>
+      <w:r>
+        <w:rPr>
+          <w:rFonts w:ascii="Times New Roman" w:eastAsiaTheme="minorEastAsia" w:hAnsi="Times New Roman" w:cs="Times New Roman"/>
+        </w:rPr>
+        <w:br/>
+      </w:r>
+      <w:r>
+        <w:rPr>
+          <w:rFonts w:ascii="Cambria Math" w:eastAsiaTheme="minorEastAsia" w:hAnsi="Cambria Math" w:cs="Cambria Math"/>
+        </w:rPr>
+        <w:t>③</w:t>
+      </w:r>
+      <w:r>
+        <w:rPr>
+          <w:rFonts w:ascii="Times New Roman" w:eastAsiaTheme="minorEastAsia" w:hAnsi="Times New Roman" w:cs="Times New Roman"/>
+        </w:rPr>
+        <w:t xml:space="preserve"> </w:t>
+      </w:r>
+      <w:r>
+        <w:rPr>
+          <w:rFonts w:ascii="Times New Roman" w:eastAsiaTheme="minorEastAsia" w:hAnsi="Times New Roman" w:cs="Times New Roman"/>
+        </w:rPr>
+        <w:t>现在进行</w:t>
+      </w:r>
+      <w:r>
+        <w:rPr>
+          <w:rFonts w:ascii="Times New Roman" w:eastAsiaTheme="minorEastAsia" w:hAnsi="Times New Roman" w:cs="Times New Roman" w:hint="eastAsia"/>
+        </w:rPr>
+        <w:t xml:space="preserve">: </w:t>
+      </w:r>
+      <w:r>
+        <w:rPr>
+          <w:rFonts w:ascii="Times New Roman" w:eastAsiaTheme="minorEastAsia" w:hAnsi="Times New Roman" w:cs="Times New Roman"/>
+        </w:rPr>
+        <w:t>正在发生的动作</w:t>
+      </w:r>
+      <w:r>
+        <w:rPr>
+          <w:rFonts w:ascii="Times New Roman" w:eastAsiaTheme="minorEastAsia" w:hAnsi="Times New Roman" w:cs="Times New Roman"/>
+        </w:rPr>
+        <w:br/>
+      </w:r>
+      <w:r>
+        <w:rPr>
+          <w:rFonts w:ascii="Cambria Math" w:eastAsiaTheme="minorEastAsia" w:hAnsi="Cambria Math" w:cs="Cambria Math"/>
+        </w:rPr>
+        <w:t>④</w:t>
+      </w:r>
+      <w:r>
+        <w:rPr>
+          <w:rFonts w:ascii="Times New Roman" w:eastAsiaTheme="minorEastAsia" w:hAnsi="Times New Roman" w:cs="Times New Roman"/>
+        </w:rPr>
+        <w:t xml:space="preserve"> </w:t>
+      </w:r>
+      <w:r>
+        <w:rPr>
+          <w:rFonts w:ascii="Times New Roman" w:eastAsiaTheme="minorEastAsia" w:hAnsi="Times New Roman" w:cs="Times New Roman"/>
+        </w:rPr>
+        <w:t>现在完成</w:t>
+      </w:r>
+      <w:r>
+        <w:rPr>
+          <w:rFonts w:ascii="Times New Roman" w:eastAsiaTheme="minorEastAsia" w:hAnsi="Times New Roman" w:cs="Times New Roman" w:hint="eastAsia"/>
+        </w:rPr>
+        <w:t xml:space="preserve">: </w:t>
+      </w:r>
+      <w:r>
+        <w:rPr>
+          <w:rFonts w:ascii="Times New Roman" w:eastAsiaTheme="minorEastAsia" w:hAnsi="Times New Roman" w:cs="Times New Roman"/>
+        </w:rPr>
+        <w:t>已完成</w:t>
+      </w:r>
+      <w:r>
+        <w:rPr>
+          <w:rFonts w:ascii="Times New Roman" w:eastAsiaTheme="minorEastAsia" w:hAnsi="Times New Roman" w:cs="Times New Roman" w:hint="eastAsia"/>
+        </w:rPr>
+        <w:t>但</w:t>
+      </w:r>
+      <w:r>
+        <w:rPr>
+          <w:rFonts w:ascii="Times New Roman" w:eastAsiaTheme="minorEastAsia" w:hAnsi="Times New Roman" w:cs="Times New Roman"/>
+        </w:rPr>
+        <w:t>对现在有影响</w:t>
+      </w:r>
+    </w:p>
+    <w:p>
+      <w:pPr>
+        <w:pStyle w:val="af2"/>
+        <w:spacing w:line="240" w:lineRule="auto"/>
+        <w:ind w:firstLineChars="300" w:firstLine="480"/>
+        <w:rPr>
+          <w:rFonts w:ascii="Times New Roman" w:eastAsiaTheme="minorEastAsia" w:hAnsi="Times New Roman" w:cs="Times New Roman"/>
+        </w:rPr>
+      </w:pPr>
+    </w:p>
+    <w:p>
+      <w:pPr>
+        <w:pStyle w:val="af2"/>
+        <w:spacing w:line="240" w:lineRule="auto"/>
+        <w:ind w:firstLineChars="300" w:firstLine="480"/>
+        <w:rPr>
+          <w:rFonts w:asciiTheme="minorEastAsia" w:eastAsiaTheme="minorEastAsia" w:hAnsiTheme="minorEastAsia" w:cs="Times New Roman"/>
+          <w:b/>
+          <w:bCs/>
+        </w:rPr>
+      </w:pPr>
+      <w:r>
+        <w:rPr>
+          <w:rFonts w:asciiTheme="minorEastAsia" w:eastAsiaTheme="minorEastAsia" w:hAnsiTheme="minorEastAsia" w:cs="Times New Roman"/>
+          <w:b/>
+          <w:bCs/>
+        </w:rPr>
+        <w:t>一般</w:t>
+      </w:r>
+      <w:r>
+        <w:rPr>
+          <w:rFonts w:asciiTheme="minorEastAsia" w:eastAsiaTheme="minorEastAsia" w:hAnsiTheme="minorEastAsia" w:cs="Times New Roman"/>
+          <w:b/>
+          <w:bCs/>
+        </w:rPr>
+        <w:t>过去</w:t>
+      </w:r>
+      <w:r>
+        <w:rPr>
+          <w:rFonts w:asciiTheme="minorEastAsia" w:eastAsiaTheme="minorEastAsia" w:hAnsiTheme="minorEastAsia" w:cs="Times New Roman"/>
+          <w:b/>
+          <w:bCs/>
+        </w:rPr>
+        <w:t>时 vs 现在</w:t>
+      </w:r>
+      <w:r>
+        <w:rPr>
+          <w:rFonts w:asciiTheme="minorEastAsia" w:eastAsiaTheme="minorEastAsia" w:hAnsiTheme="minorEastAsia" w:cs="Times New Roman"/>
+          <w:b/>
+          <w:bCs/>
+        </w:rPr>
+        <w:t>完成</w:t>
+      </w:r>
+      <w:r>
+        <w:rPr>
+          <w:rFonts w:asciiTheme="minorEastAsia" w:eastAsiaTheme="minorEastAsia" w:hAnsiTheme="minorEastAsia" w:cs="Times New Roman"/>
+          <w:b/>
+          <w:bCs/>
+        </w:rPr>
+        <w:t>时</w:t>
+      </w:r>
+    </w:p>
+    <w:p>
+      <w:pPr>
+        <w:pStyle w:val="af2"/>
+        <w:ind w:leftChars="450" w:left="945"/>
+        <w:rPr>
+          <w:rFonts w:ascii="宋体" w:eastAsia="宋体" w:hAnsi="宋体" w:cs="宋体" w:hint="eastAsia"/>
+        </w:rPr>
+      </w:pPr>
+      <w:r>
+        <w:rPr>
+          <w:rFonts w:ascii="宋体" w:eastAsia="宋体" w:hAnsi="宋体" w:cs="宋体" w:hint="eastAsia"/>
+        </w:rPr>
+        <w:t>一般过去时：事情发生在过去，并且已经结束</w:t>
+      </w:r>
+      <w:r>
+        <w:rPr>
+          <w:rFonts w:ascii="宋体" w:eastAsia="宋体" w:hAnsi="宋体" w:cs="宋体" w:hint="eastAsia"/>
+        </w:rPr>
+        <w:t xml:space="preserve"> </w:t>
+      </w:r>
+      <w:r>
+        <w:rPr>
+          <w:rFonts w:ascii="宋体" w:eastAsia="宋体" w:hAnsi="宋体" w:cs="宋体" w:hint="eastAsia"/>
+        </w:rPr>
+        <w:t>(对应</w:t>
+      </w:r>
+      <w:r>
+        <w:rPr>
+          <w:rFonts w:ascii="宋体" w:eastAsia="宋体" w:hAnsi="宋体" w:cs="宋体" w:hint="eastAsia"/>
+        </w:rPr>
+        <w:t>明确的时间点</w:t>
+      </w:r>
+      <w:r>
+        <w:rPr>
+          <w:rFonts w:ascii="宋体" w:eastAsia="宋体" w:hAnsi="宋体" w:cs="宋体" w:hint="eastAsia"/>
+        </w:rPr>
+        <w:t>: 过去具体时间点</w:t>
+      </w:r>
+      <w:r>
+        <w:rPr>
+          <w:rFonts w:ascii="宋体" w:eastAsia="宋体" w:hAnsi="宋体" w:cs="宋体" w:hint="eastAsia"/>
+        </w:rPr>
+        <w:t>)</w:t>
+      </w:r>
+      <w:r>
+        <w:rPr>
+          <w:rFonts w:ascii="Times New Roman" w:hAnsi="Times New Roman" w:cs="Times New Roman"/>
+        </w:rPr>
+        <w:br/>
+      </w:r>
+      <w:r>
+        <w:rPr>
+          <w:rFonts w:ascii="宋体" w:eastAsia="宋体" w:hAnsi="宋体" w:cs="宋体" w:hint="eastAsia"/>
+        </w:rPr>
+        <w:t>现在完成时：过去</w:t>
+      </w:r>
+      <w:r>
+        <w:rPr>
+          <w:rFonts w:ascii="宋体" w:eastAsia="宋体" w:hAnsi="宋体" w:cs="宋体" w:hint="eastAsia"/>
+        </w:rPr>
+        <w:t>发生(完成)</w:t>
+      </w:r>
+      <w:r>
+        <w:rPr>
+          <w:rFonts w:ascii="宋体" w:eastAsia="宋体" w:hAnsi="宋体" w:cs="宋体" w:hint="eastAsia"/>
+        </w:rPr>
+        <w:t>的事情，但和现在有关</w:t>
+      </w:r>
+      <w:r>
+        <w:rPr>
+          <w:rFonts w:ascii="宋体" w:eastAsia="宋体" w:hAnsi="宋体" w:cs="宋体" w:hint="eastAsia"/>
+        </w:rPr>
+        <w:t xml:space="preserve">  (对应时间段</w:t>
+      </w:r>
+      <w:r>
+        <w:rPr>
+          <w:rFonts w:ascii="宋体" w:eastAsia="宋体" w:hAnsi="宋体" w:cs="宋体" w:hint="eastAsia"/>
+        </w:rPr>
+        <w:t>: 过去到现在</w:t>
+      </w:r>
+      <w:r>
+        <w:rPr>
+          <w:rFonts w:ascii="宋体" w:eastAsia="宋体" w:hAnsi="宋体" w:cs="宋体" w:hint="eastAsia"/>
+        </w:rPr>
+        <w:t>时间段</w:t>
+      </w:r>
+      <w:r>
+        <w:rPr>
+          <w:rFonts w:ascii="宋体" w:eastAsia="宋体" w:hAnsi="宋体" w:cs="宋体" w:hint="eastAsia"/>
+        </w:rPr>
+        <w:t>)</w:t>
+      </w:r>
+    </w:p>
+    <w:p>
+      <w:pPr>
+        <w:pStyle w:val="af2"/>
+        <w:ind w:leftChars="450" w:left="945"/>
+        <w:rPr>
+          <w:rFonts w:ascii="宋体" w:eastAsia="宋体" w:hAnsi="宋体" w:cs="宋体"/>
+        </w:rPr>
+      </w:pPr>
+    </w:p>
+    <w:p>
+      <w:pPr>
+        <w:pStyle w:val="af2"/>
+        <w:ind w:leftChars="450" w:left="945"/>
+        <w:rPr>
+          <w:rFonts w:ascii="Times New Roman" w:eastAsia="宋体" w:hAnsi="Times New Roman" w:cs="Times New Roman"/>
+        </w:rPr>
+      </w:pPr>
+      <w:r>
+        <w:rPr>
+          <w:rFonts w:ascii="宋体" w:eastAsia="宋体" w:hAnsi="宋体" w:cs="宋体" w:hint="eastAsia"/>
+        </w:rPr>
+        <w:t>过去完成时：过去的过去发生(完成)的事情</w:t>
+      </w:r>
+      <w:r>
+        <w:rPr>
+          <w:rFonts w:ascii="宋体" w:eastAsia="宋体" w:hAnsi="宋体" w:cs="宋体" w:hint="eastAsia"/>
+        </w:rPr>
+        <w:t xml:space="preserve"> (对应明确的</w:t>
+      </w:r>
+      <w:r>
+        <w:rPr>
+          <w:rFonts w:ascii="宋体" w:eastAsia="宋体" w:hAnsi="宋体" w:cs="宋体" w:hint="eastAsia"/>
+        </w:rPr>
+        <w:t>过去时间点</w:t>
+      </w:r>
+      <w:r>
+        <w:rPr>
+          <w:rFonts w:ascii="宋体" w:eastAsia="宋体" w:hAnsi="宋体" w:cs="宋体" w:hint="eastAsia"/>
+        </w:rPr>
+        <w:t xml:space="preserve">, </w:t>
+      </w:r>
+      <w:r>
+        <w:rPr>
+          <w:rFonts w:ascii="宋体" w:eastAsia="宋体" w:hAnsi="宋体" w:cs="宋体"/>
+        </w:rPr>
+        <w:t>它描述的内容既可以是点，也可以是段</w:t>
+      </w:r>
+      <w:r>
+        <w:rPr>
+          <w:rFonts w:ascii="宋体" w:eastAsia="宋体" w:hAnsi="宋体" w:cs="宋体" w:hint="eastAsia"/>
+        </w:rPr>
+        <w:t>)</w:t>
+      </w:r>
+      <w:r>
+        <w:rPr>
+          <w:rFonts w:ascii="宋体" w:eastAsia="宋体" w:hAnsi="宋体" w:cs="宋体" w:hint="eastAsia"/>
+        </w:rPr>
+        <w:t xml:space="preserve"> </w:t>
+      </w:r>
+      <w:r>
+        <w:rPr>
+          <w:rFonts w:ascii="Times New Roman" w:eastAsia="宋体" w:hAnsi="Times New Roman" w:cs="Times New Roman"/>
+        </w:rPr>
+        <w:t>When I moved to Vancouver in 2021, I had lived in Toronto for 3 years</w:t>
+      </w:r>
+    </w:p>
+    <w:p>
+      <w:pPr>
+        <w:pStyle w:val="af2"/>
+        <w:ind w:leftChars="450" w:left="945"/>
+        <w:rPr>
+          <w:rFonts w:ascii="Times New Roman" w:hAnsi="Times New Roman" w:cs="Times New Roman"/>
+        </w:rPr>
+      </w:pPr>
+      <w:r>
+        <w:rPr>
+          <w:rFonts w:ascii="宋体" w:eastAsia="宋体" w:hAnsi="宋体" w:cs="宋体" w:hint="eastAsia"/>
+        </w:rPr>
+        <w:t>句子里出现了</w:t>
+      </w:r>
+      <w:r>
+        <w:rPr>
+          <w:rFonts w:ascii="Times New Roman" w:hAnsi="Times New Roman" w:cs="Times New Roman" w:hint="eastAsia"/>
+        </w:rPr>
+        <w:t xml:space="preserve"> Before, After, By the time </w:t>
+      </w:r>
+      <w:r>
+        <w:rPr>
+          <w:rFonts w:ascii="宋体" w:eastAsia="宋体" w:hAnsi="宋体" w:cs="宋体" w:hint="eastAsia"/>
+        </w:rPr>
+        <w:t>或</w:t>
+      </w:r>
+      <w:r>
+        <w:rPr>
+          <w:rFonts w:ascii="Times New Roman" w:hAnsi="Times New Roman" w:cs="Times New Roman" w:hint="eastAsia"/>
+        </w:rPr>
+        <w:t xml:space="preserve"> When </w:t>
+      </w:r>
+      <w:r>
+        <w:rPr>
+          <w:rFonts w:ascii="宋体" w:eastAsia="宋体" w:hAnsi="宋体" w:cs="宋体" w:hint="eastAsia"/>
+        </w:rPr>
+        <w:t>引导的过去动作</w:t>
+      </w:r>
+      <w:r>
+        <w:rPr>
+          <w:rFonts w:ascii="宋体" w:eastAsia="宋体" w:hAnsi="宋体" w:cs="宋体" w:hint="eastAsia"/>
+        </w:rPr>
+        <w:t>,</w:t>
+      </w:r>
+      <w:r>
+        <w:rPr>
+          <w:rFonts w:ascii="宋体" w:eastAsia="宋体" w:hAnsi="宋体" w:cs="宋体" w:hint="eastAsia"/>
+        </w:rPr>
+        <w:t>通常就需要考虑是否要用过去完成时来区分谁先谁后</w:t>
+      </w:r>
+    </w:p>
+    <w:p>
+      <w:pPr>
+        <w:pStyle w:val="af2"/>
+        <w:rPr>
+          <w:rFonts w:ascii="Times New Roman" w:eastAsiaTheme="minorEastAsia" w:hAnsi="Times New Roman" w:cs="Times New Roman"/>
+        </w:rPr>
+      </w:pPr>
+    </w:p>
+    <w:tbl>
+      <w:tblPr>
+        <w:tblStyle w:val="af4"/>
+        <w:tblW w:w="0" w:type="auto"/>
+        <w:jc w:val="center"/>
+        <w:tblLook w:val="04A0" w:firstRow="1" w:lastRow="0" w:firstColumn="1" w:lastColumn="0" w:noHBand="0" w:noVBand="1"/>
+      </w:tblPr>
+      <w:tblGrid>
+        <w:gridCol w:w="687"/>
+        <w:gridCol w:w="2247"/>
+      </w:tblGrid>
+      <w:tr>
+        <w:trPr>
+          <w:jc w:val="center"/>
+        </w:trPr>
+        <w:tc>
+          <w:tcPr>
+            <w:tcW w:w="0" w:type="auto"/>
+            <w:hideMark/>
+          </w:tcPr>
+          <w:p>
+            <w:pPr>
+              <w:pStyle w:val="af2"/>
+              <w:rPr>
+                <w:rFonts w:ascii="Times New Roman" w:hAnsi="Times New Roman" w:cs="Times New Roman"/>
+                <w:b/>
+                <w:bCs/>
+              </w:rPr>
+            </w:pPr>
+            <w:r>
+              <w:rPr>
+                <w:rFonts w:ascii="宋体" w:eastAsia="宋体" w:hAnsi="宋体" w:cs="宋体" w:hint="eastAsia"/>
+                <w:b/>
+                <w:bCs/>
+              </w:rPr>
+              <w:t>词</w:t>
+            </w:r>
+          </w:p>
+        </w:tc>
+        <w:tc>
+          <w:tcPr>
+            <w:tcW w:w="0" w:type="auto"/>
+            <w:hideMark/>
+          </w:tcPr>
+          <w:p>
+            <w:pPr>
+              <w:pStyle w:val="af2"/>
+              <w:rPr>
+                <w:rFonts w:ascii="Times New Roman" w:hAnsi="Times New Roman" w:cs="Times New Roman"/>
+                <w:b/>
+                <w:bCs/>
+              </w:rPr>
+            </w:pPr>
+            <w:r>
+              <w:rPr>
+                <w:rFonts w:ascii="宋体" w:eastAsia="宋体" w:hAnsi="宋体" w:cs="宋体" w:hint="eastAsia"/>
+                <w:b/>
+                <w:bCs/>
+              </w:rPr>
+              <w:t>例句</w:t>
+            </w:r>
+          </w:p>
+        </w:tc>
+      </w:tr>
+      <w:tr>
+        <w:trPr>
+          <w:jc w:val="center"/>
+        </w:trPr>
+        <w:tc>
+          <w:tcPr>
+            <w:tcW w:w="0" w:type="auto"/>
+            <w:hideMark/>
+          </w:tcPr>
+          <w:p>
+            <w:pPr>
+              <w:pStyle w:val="af2"/>
+              <w:rPr>
+                <w:rFonts w:ascii="Times New Roman" w:hAnsi="Times New Roman" w:cs="Times New Roman"/>
+              </w:rPr>
+            </w:pPr>
+            <w:r>
+              <w:rPr>
+                <w:rFonts w:ascii="Times New Roman" w:hAnsi="Times New Roman" w:cs="Times New Roman"/>
+              </w:rPr>
+              <w:t>already</w:t>
+            </w:r>
+          </w:p>
+        </w:tc>
+        <w:tc>
+          <w:tcPr>
+            <w:tcW w:w="0" w:type="auto"/>
+            <w:hideMark/>
+          </w:tcPr>
+          <w:p>
+            <w:pPr>
+              <w:pStyle w:val="af2"/>
+              <w:rPr>
+                <w:rFonts w:ascii="Times New Roman" w:hAnsi="Times New Roman" w:cs="Times New Roman"/>
+              </w:rPr>
+            </w:pPr>
+            <w:r>
+              <w:rPr>
+                <w:rFonts w:ascii="Times New Roman" w:hAnsi="Times New Roman" w:cs="Times New Roman"/>
+              </w:rPr>
+              <w:t>I have already finished.</w:t>
+            </w:r>
+          </w:p>
+        </w:tc>
+      </w:tr>
+      <w:tr>
+        <w:trPr>
+          <w:jc w:val="center"/>
+        </w:trPr>
+        <w:tc>
+          <w:tcPr>
+            <w:tcW w:w="0" w:type="auto"/>
+            <w:hideMark/>
+          </w:tcPr>
+          <w:p>
+            <w:pPr>
+              <w:pStyle w:val="af2"/>
+              <w:rPr>
+                <w:rFonts w:ascii="Times New Roman" w:hAnsi="Times New Roman" w:cs="Times New Roman"/>
+              </w:rPr>
+            </w:pPr>
+            <w:r>
+              <w:rPr>
+                <w:rFonts w:ascii="Times New Roman" w:hAnsi="Times New Roman" w:cs="Times New Roman"/>
+              </w:rPr>
+              <w:t>just</w:t>
+            </w:r>
+          </w:p>
+        </w:tc>
+        <w:tc>
+          <w:tcPr>
+            <w:tcW w:w="0" w:type="auto"/>
+            <w:hideMark/>
+          </w:tcPr>
+          <w:p>
+            <w:pPr>
+              <w:pStyle w:val="af2"/>
+              <w:rPr>
+                <w:rFonts w:ascii="Times New Roman" w:hAnsi="Times New Roman" w:cs="Times New Roman"/>
+              </w:rPr>
+            </w:pPr>
+            <w:r>
+              <w:rPr>
+                <w:rFonts w:ascii="Times New Roman" w:hAnsi="Times New Roman" w:cs="Times New Roman"/>
+              </w:rPr>
+              <w:t>She has just arrived.</w:t>
+            </w:r>
+          </w:p>
+        </w:tc>
+      </w:tr>
+      <w:tr>
+        <w:trPr>
+          <w:jc w:val="center"/>
+        </w:trPr>
+        <w:tc>
+          <w:tcPr>
+            <w:tcW w:w="0" w:type="auto"/>
+            <w:hideMark/>
+          </w:tcPr>
+          <w:p>
+            <w:pPr>
+              <w:pStyle w:val="af2"/>
+              <w:rPr>
+                <w:rFonts w:ascii="Times New Roman" w:hAnsi="Times New Roman" w:cs="Times New Roman"/>
+              </w:rPr>
+            </w:pPr>
+            <w:r>
+              <w:rPr>
+                <w:rFonts w:ascii="Times New Roman" w:hAnsi="Times New Roman" w:cs="Times New Roman"/>
+              </w:rPr>
+              <w:t>yet</w:t>
+            </w:r>
+          </w:p>
+        </w:tc>
+        <w:tc>
+          <w:tcPr>
+            <w:tcW w:w="0" w:type="auto"/>
+            <w:hideMark/>
+          </w:tcPr>
+          <w:p>
+            <w:pPr>
+              <w:pStyle w:val="af2"/>
+              <w:rPr>
+                <w:rFonts w:ascii="Times New Roman" w:hAnsi="Times New Roman" w:cs="Times New Roman"/>
+              </w:rPr>
+            </w:pPr>
+            <w:r>
+              <w:rPr>
+                <w:rFonts w:ascii="Times New Roman" w:hAnsi="Times New Roman" w:cs="Times New Roman"/>
+              </w:rPr>
+              <w:t>Have you finished yet?</w:t>
+            </w:r>
+          </w:p>
+        </w:tc>
+      </w:tr>
+      <w:tr>
+        <w:trPr>
+          <w:jc w:val="center"/>
+        </w:trPr>
+        <w:tc>
+          <w:tcPr>
+            <w:tcW w:w="0" w:type="auto"/>
+            <w:hideMark/>
+          </w:tcPr>
+          <w:p>
+            <w:pPr>
+              <w:pStyle w:val="af2"/>
+              <w:rPr>
+                <w:rFonts w:ascii="Times New Roman" w:hAnsi="Times New Roman" w:cs="Times New Roman"/>
+              </w:rPr>
+            </w:pPr>
+            <w:r>
+              <w:rPr>
+                <w:rFonts w:ascii="Times New Roman" w:hAnsi="Times New Roman" w:cs="Times New Roman"/>
+              </w:rPr>
+              <w:t>ever</w:t>
+            </w:r>
+          </w:p>
+        </w:tc>
+        <w:tc>
+          <w:tcPr>
+            <w:tcW w:w="0" w:type="auto"/>
+            <w:hideMark/>
+          </w:tcPr>
+          <w:p>
+            <w:pPr>
+              <w:pStyle w:val="af2"/>
+              <w:rPr>
+                <w:rFonts w:ascii="Times New Roman" w:hAnsi="Times New Roman" w:cs="Times New Roman"/>
+              </w:rPr>
+            </w:pPr>
+            <w:r>
+              <w:rPr>
+                <w:rFonts w:ascii="Times New Roman" w:hAnsi="Times New Roman" w:cs="Times New Roman"/>
+              </w:rPr>
+              <w:t>Have you ever been to Canada?</w:t>
+            </w:r>
+          </w:p>
+        </w:tc>
+      </w:tr>
+      <w:tr>
+        <w:trPr>
+          <w:jc w:val="center"/>
+        </w:trPr>
+        <w:tc>
+          <w:tcPr>
+            <w:tcW w:w="0" w:type="auto"/>
+            <w:hideMark/>
+          </w:tcPr>
+          <w:p>
+            <w:pPr>
+              <w:pStyle w:val="af2"/>
+              <w:rPr>
+                <w:rFonts w:ascii="Times New Roman" w:hAnsi="Times New Roman" w:cs="Times New Roman"/>
+              </w:rPr>
+            </w:pPr>
+            <w:r>
+              <w:rPr>
+                <w:rFonts w:ascii="Times New Roman" w:hAnsi="Times New Roman" w:cs="Times New Roman"/>
+              </w:rPr>
+              <w:t>never</w:t>
+            </w:r>
+          </w:p>
+        </w:tc>
+        <w:tc>
+          <w:tcPr>
+            <w:tcW w:w="0" w:type="auto"/>
+            <w:hideMark/>
+          </w:tcPr>
+          <w:p>
+            <w:pPr>
+              <w:pStyle w:val="af2"/>
+              <w:rPr>
+                <w:rFonts w:ascii="Times New Roman" w:hAnsi="Times New Roman" w:cs="Times New Roman"/>
+              </w:rPr>
+            </w:pPr>
+            <w:r>
+              <w:rPr>
+                <w:rFonts w:ascii="Times New Roman" w:hAnsi="Times New Roman" w:cs="Times New Roman"/>
+              </w:rPr>
+              <w:t>I have never seen it.</w:t>
+            </w:r>
+          </w:p>
+        </w:tc>
+      </w:tr>
+    </w:tbl>
+    <w:p>
+      <w:pPr>
+        <w:pStyle w:val="af2"/>
+        <w:rPr>
+          <w:rFonts w:ascii="Times New Roman" w:eastAsiaTheme="minorEastAsia" w:hAnsi="Times New Roman" w:cs="Times New Roman"/>
+        </w:rPr>
+      </w:pPr>
+    </w:p>
+    <w:p>
+      <w:pPr>
+        <w:pStyle w:val="af2"/>
+        <w:rPr>
+          <w:rFonts w:ascii="Times New Roman" w:eastAsiaTheme="minorEastAsia" w:hAnsi="Times New Roman" w:cs="Times New Roman"/>
+        </w:rPr>
+      </w:pPr>
+    </w:p>
+    <w:p>
+      <w:pPr>
+        <w:pStyle w:val="af2"/>
+        <w:ind w:firstLineChars="300" w:firstLine="480"/>
+        <w:rPr>
+          <w:rFonts w:asciiTheme="minorEastAsia" w:eastAsiaTheme="minorEastAsia" w:hAnsiTheme="minorEastAsia" w:cs="Times New Roman"/>
+          <w:b/>
+          <w:bCs/>
+        </w:rPr>
+      </w:pPr>
+      <w:r>
+        <w:rPr>
+          <w:rFonts w:asciiTheme="minorEastAsia" w:eastAsiaTheme="minorEastAsia" w:hAnsiTheme="minorEastAsia" w:cs="Times New Roman"/>
+          <w:b/>
+          <w:bCs/>
+        </w:rPr>
+        <w:t>一般现在时 vs 现在进行时</w:t>
+      </w:r>
+    </w:p>
+    <w:p>
+      <w:pPr>
+        <w:pStyle w:val="af2"/>
+        <w:ind w:leftChars="450" w:left="945"/>
+        <w:rPr>
+          <w:rFonts w:ascii="宋体" w:eastAsia="宋体" w:hAnsi="宋体" w:cs="宋体"/>
+        </w:rPr>
+      </w:pPr>
+      <w:r>
+        <w:rPr>
+          <w:rFonts w:ascii="宋体" w:eastAsia="宋体" w:hAnsi="宋体" w:cs="宋体"/>
+        </w:rPr>
+        <w:t>一般现在时：长期状态 / 习惯 / 事实</w:t>
+      </w:r>
+      <w:r>
+        <w:rPr>
+          <w:rFonts w:ascii="宋体" w:eastAsia="宋体" w:hAnsi="宋体" w:cs="宋体"/>
+        </w:rPr>
+        <w:br/>
+        <w:t>现在进行时：正在发生 / 临时情况</w:t>
+      </w:r>
+    </w:p>
+    <w:p>
+      <w:pPr>
+        <w:pStyle w:val="af2"/>
+        <w:rPr>
+          <w:rFonts w:ascii="宋体" w:eastAsia="宋体" w:hAnsi="宋体" w:cs="宋体"/>
+        </w:rPr>
+      </w:pPr>
+    </w:p>
+    <w:p>
+      <w:pPr>
+        <w:pStyle w:val="af2"/>
+        <w:spacing w:line="276" w:lineRule="auto"/>
+        <w:ind w:left="420" w:firstLineChars="300" w:firstLine="480"/>
+        <w:rPr>
+          <w:rFonts w:ascii="宋体" w:eastAsia="宋体" w:hAnsi="宋体" w:cs="宋体" w:hint="eastAsia"/>
+        </w:rPr>
+      </w:pPr>
+      <w:r>
+        <w:rPr>
+          <w:rFonts w:ascii="宋体" w:eastAsia="宋体" w:hAnsi="宋体" w:cs="宋体"/>
+        </w:rPr>
+        <w:t>有些动词 通常不用进行时</w:t>
+      </w:r>
+    </w:p>
+    <w:tbl>
+      <w:tblPr>
+        <w:tblStyle w:val="af4"/>
+        <w:tblW w:w="0" w:type="auto"/>
+        <w:jc w:val="center"/>
+        <w:tblLook w:val="04A0" w:firstRow="1" w:lastRow="0" w:firstColumn="1" w:lastColumn="0" w:noHBand="0" w:noVBand="1"/>
+      </w:tblPr>
+      <w:tblGrid>
+        <w:gridCol w:w="903"/>
+        <w:gridCol w:w="2614"/>
+        <w:gridCol w:w="2621"/>
+      </w:tblGrid>
+      <w:tr>
+        <w:trPr>
+          <w:jc w:val="center"/>
+        </w:trPr>
+        <w:tc>
+          <w:tcPr>
+            <w:tcW w:w="0" w:type="auto"/>
+            <w:hideMark/>
+          </w:tcPr>
+          <w:p>
+            <w:pPr>
+              <w:pStyle w:val="af2"/>
+              <w:rPr>
+                <w:rFonts w:ascii="Times New Roman" w:hAnsi="Times New Roman" w:cs="Times New Roman"/>
+              </w:rPr>
+            </w:pPr>
+            <w:r>
+              <w:rPr>
+                <w:rFonts w:ascii="Times New Roman" w:eastAsiaTheme="majorEastAsia" w:hAnsi="Times New Roman" w:cs="Times New Roman"/>
+                <w:b/>
+                <w:bCs/>
+              </w:rPr>
+              <w:t>类别</w:t>
+            </w:r>
+          </w:p>
+        </w:tc>
+        <w:tc>
+          <w:tcPr>
+            <w:tcW w:w="0" w:type="auto"/>
+            <w:hideMark/>
+          </w:tcPr>
+          <w:p>
+            <w:pPr>
+              <w:pStyle w:val="af2"/>
+              <w:rPr>
+                <w:rFonts w:ascii="Times New Roman" w:hAnsi="Times New Roman" w:cs="Times New Roman"/>
+              </w:rPr>
+            </w:pPr>
+            <w:r>
+              <w:rPr>
+                <w:rFonts w:ascii="Times New Roman" w:eastAsiaTheme="majorEastAsia" w:hAnsi="Times New Roman" w:cs="Times New Roman"/>
+                <w:b/>
+                <w:bCs/>
+              </w:rPr>
+              <w:t>常见动词</w:t>
+            </w:r>
+          </w:p>
+        </w:tc>
+        <w:tc>
+          <w:tcPr>
+            <w:tcW w:w="0" w:type="auto"/>
+            <w:hideMark/>
+          </w:tcPr>
+          <w:p>
+            <w:pPr>
+              <w:pStyle w:val="af2"/>
+              <w:rPr>
+                <w:rFonts w:ascii="Times New Roman" w:hAnsi="Times New Roman" w:cs="Times New Roman"/>
+              </w:rPr>
+            </w:pPr>
+            <w:r>
+              <w:rPr>
+                <w:rFonts w:ascii="Times New Roman" w:eastAsiaTheme="majorEastAsia" w:hAnsi="Times New Roman" w:cs="Times New Roman"/>
+                <w:b/>
+                <w:bCs/>
+              </w:rPr>
+              <w:t>正确用法示例</w:t>
+            </w:r>
+          </w:p>
+        </w:tc>
+      </w:tr>
+      <w:tr>
+        <w:trPr>
+          <w:jc w:val="center"/>
+        </w:trPr>
+        <w:tc>
+          <w:tcPr>
+            <w:tcW w:w="0" w:type="auto"/>
+            <w:hideMark/>
+          </w:tcPr>
+          <w:p>
+            <w:pPr>
+              <w:pStyle w:val="af2"/>
+              <w:rPr>
+                <w:rFonts w:ascii="Times New Roman" w:hAnsi="Times New Roman" w:cs="Times New Roman"/>
+              </w:rPr>
+            </w:pPr>
+            <w:r>
+              <w:rPr>
+                <w:rFonts w:ascii="宋体" w:eastAsia="宋体" w:hAnsi="宋体" w:cs="宋体" w:hint="eastAsia"/>
+                <w:b/>
+                <w:bCs/>
+              </w:rPr>
+              <w:t>思想</w:t>
+            </w:r>
+            <w:r>
+              <w:rPr>
+                <w:rFonts w:ascii="Times New Roman" w:hAnsi="Times New Roman" w:cs="Times New Roman"/>
+                <w:b/>
+                <w:bCs/>
+              </w:rPr>
+              <w:t>/</w:t>
+            </w:r>
+            <w:r>
+              <w:rPr>
+                <w:rFonts w:ascii="宋体" w:eastAsia="宋体" w:hAnsi="宋体" w:cs="宋体" w:hint="eastAsia"/>
+                <w:b/>
+                <w:bCs/>
+              </w:rPr>
+              <w:t>认知</w:t>
+            </w:r>
+          </w:p>
+        </w:tc>
+        <w:tc>
+          <w:tcPr>
+            <w:tcW w:w="0" w:type="auto"/>
+            <w:hideMark/>
+          </w:tcPr>
+          <w:p>
+            <w:pPr>
+              <w:pStyle w:val="af2"/>
+              <w:rPr>
+                <w:rFonts w:ascii="Times New Roman" w:hAnsi="Times New Roman" w:cs="Times New Roman"/>
+              </w:rPr>
+            </w:pPr>
+            <w:r>
+              <w:rPr>
+                <w:rFonts w:ascii="Times New Roman" w:eastAsiaTheme="majorEastAsia" w:hAnsi="Times New Roman" w:cs="Times New Roman"/>
+              </w:rPr>
+              <w:t>know</w:t>
+            </w:r>
+            <w:r>
+              <w:rPr>
+                <w:rFonts w:ascii="Times New Roman" w:hAnsi="Times New Roman" w:cs="Times New Roman"/>
+              </w:rPr>
+              <w:t xml:space="preserve">, </w:t>
+            </w:r>
+            <w:r>
+              <w:rPr>
+                <w:rFonts w:ascii="Times New Roman" w:eastAsiaTheme="majorEastAsia" w:hAnsi="Times New Roman" w:cs="Times New Roman"/>
+              </w:rPr>
+              <w:t>believe</w:t>
+            </w:r>
+            <w:r>
+              <w:rPr>
+                <w:rFonts w:ascii="Times New Roman" w:hAnsi="Times New Roman" w:cs="Times New Roman"/>
+              </w:rPr>
+              <w:t xml:space="preserve">, </w:t>
+            </w:r>
+            <w:r>
+              <w:rPr>
+                <w:rFonts w:ascii="Times New Roman" w:eastAsiaTheme="majorEastAsia" w:hAnsi="Times New Roman" w:cs="Times New Roman"/>
+              </w:rPr>
+              <w:t>understand</w:t>
+            </w:r>
+            <w:r>
+              <w:rPr>
+                <w:rFonts w:ascii="Times New Roman" w:hAnsi="Times New Roman" w:cs="Times New Roman"/>
+              </w:rPr>
+              <w:t xml:space="preserve">, </w:t>
+            </w:r>
+            <w:r>
+              <w:rPr>
+                <w:rFonts w:ascii="Times New Roman" w:eastAsiaTheme="majorEastAsia" w:hAnsi="Times New Roman" w:cs="Times New Roman"/>
+              </w:rPr>
+              <w:t>remember</w:t>
+            </w:r>
+          </w:p>
+        </w:tc>
+        <w:tc>
+          <w:tcPr>
+            <w:tcW w:w="0" w:type="auto"/>
+            <w:hideMark/>
+          </w:tcPr>
+          <w:p>
+            <w:pPr>
+              <w:pStyle w:val="af2"/>
+              <w:rPr>
+                <w:rFonts w:ascii="Times New Roman" w:hAnsi="Times New Roman" w:cs="Times New Roman"/>
+              </w:rPr>
+            </w:pPr>
+            <w:r>
+              <w:rPr>
+                <w:rFonts w:ascii="Times New Roman" w:hAnsi="Times New Roman" w:cs="Times New Roman"/>
+              </w:rPr>
+              <w:t xml:space="preserve">I </w:t>
+            </w:r>
+            <w:r>
+              <w:rPr>
+                <w:rFonts w:ascii="Times New Roman" w:hAnsi="Times New Roman" w:cs="Times New Roman"/>
+                <w:b/>
+                <w:bCs/>
+              </w:rPr>
+              <w:t>understand</w:t>
+            </w:r>
+            <w:r>
+              <w:rPr>
+                <w:rFonts w:ascii="Times New Roman" w:hAnsi="Times New Roman" w:cs="Times New Roman"/>
+              </w:rPr>
+              <w:t xml:space="preserve"> the logic of this circuit.</w:t>
+            </w:r>
+          </w:p>
+        </w:tc>
+      </w:tr>
+      <w:tr>
+        <w:trPr>
+          <w:jc w:val="center"/>
+        </w:trPr>
+        <w:tc>
+          <w:tcPr>
+            <w:tcW w:w="0" w:type="auto"/>
+            <w:hideMark/>
+          </w:tcPr>
+          <w:p>
+            <w:pPr>
+              <w:pStyle w:val="af2"/>
+              <w:rPr>
+                <w:rFonts w:ascii="Times New Roman" w:hAnsi="Times New Roman" w:cs="Times New Roman"/>
+              </w:rPr>
+            </w:pPr>
+            <w:r>
+              <w:rPr>
+                <w:rFonts w:ascii="宋体" w:eastAsia="宋体" w:hAnsi="宋体" w:cs="宋体" w:hint="eastAsia"/>
+                <w:b/>
+                <w:bCs/>
+              </w:rPr>
+              <w:t>情感</w:t>
+            </w:r>
+            <w:r>
+              <w:rPr>
+                <w:rFonts w:ascii="Times New Roman" w:hAnsi="Times New Roman" w:cs="Times New Roman"/>
+                <w:b/>
+                <w:bCs/>
+              </w:rPr>
+              <w:t>/</w:t>
+            </w:r>
+            <w:r>
+              <w:rPr>
+                <w:rFonts w:ascii="宋体" w:eastAsia="宋体" w:hAnsi="宋体" w:cs="宋体" w:hint="eastAsia"/>
+                <w:b/>
+                <w:bCs/>
+              </w:rPr>
+              <w:t>偏好</w:t>
+            </w:r>
+          </w:p>
+        </w:tc>
+        <w:tc>
+          <w:tcPr>
+            <w:tcW w:w="0" w:type="auto"/>
+            <w:hideMark/>
+          </w:tcPr>
+          <w:p>
+            <w:pPr>
+              <w:pStyle w:val="af2"/>
+              <w:rPr>
+                <w:rFonts w:ascii="Times New Roman" w:hAnsi="Times New Roman" w:cs="Times New Roman"/>
+              </w:rPr>
+            </w:pPr>
+            <w:r>
+              <w:rPr>
+                <w:rFonts w:ascii="Times New Roman" w:eastAsiaTheme="majorEastAsia" w:hAnsi="Times New Roman" w:cs="Times New Roman"/>
+              </w:rPr>
+              <w:t>like</w:t>
+            </w:r>
+            <w:r>
+              <w:rPr>
+                <w:rFonts w:ascii="Times New Roman" w:hAnsi="Times New Roman" w:cs="Times New Roman"/>
+              </w:rPr>
+              <w:t xml:space="preserve">, </w:t>
+            </w:r>
+            <w:r>
+              <w:rPr>
+                <w:rFonts w:ascii="Times New Roman" w:eastAsiaTheme="majorEastAsia" w:hAnsi="Times New Roman" w:cs="Times New Roman"/>
+              </w:rPr>
+              <w:t>love</w:t>
+            </w:r>
+            <w:r>
+              <w:rPr>
+                <w:rFonts w:ascii="Times New Roman" w:hAnsi="Times New Roman" w:cs="Times New Roman"/>
+              </w:rPr>
+              <w:t xml:space="preserve">, </w:t>
+            </w:r>
+            <w:r>
+              <w:rPr>
+                <w:rFonts w:ascii="Times New Roman" w:eastAsiaTheme="majorEastAsia" w:hAnsi="Times New Roman" w:cs="Times New Roman"/>
+              </w:rPr>
+              <w:t>hate</w:t>
+            </w:r>
+            <w:r>
+              <w:rPr>
+                <w:rFonts w:ascii="Times New Roman" w:hAnsi="Times New Roman" w:cs="Times New Roman"/>
+              </w:rPr>
+              <w:t xml:space="preserve">, </w:t>
+            </w:r>
+            <w:r>
+              <w:rPr>
+                <w:rFonts w:ascii="Times New Roman" w:eastAsiaTheme="majorEastAsia" w:hAnsi="Times New Roman" w:cs="Times New Roman"/>
+              </w:rPr>
+              <w:t>prefer</w:t>
+            </w:r>
+          </w:p>
+        </w:tc>
+        <w:tc>
+          <w:tcPr>
+            <w:tcW w:w="0" w:type="auto"/>
+            <w:hideMark/>
+          </w:tcPr>
+          <w:p>
+            <w:pPr>
+              <w:pStyle w:val="af2"/>
+              <w:rPr>
+                <w:rFonts w:ascii="Times New Roman" w:hAnsi="Times New Roman" w:cs="Times New Roman"/>
+              </w:rPr>
+            </w:pPr>
+            <w:r>
+              <w:rPr>
+                <w:rFonts w:ascii="Times New Roman" w:hAnsi="Times New Roman" w:cs="Times New Roman"/>
+              </w:rPr>
+              <w:t xml:space="preserve">I </w:t>
+            </w:r>
+            <w:r>
+              <w:rPr>
+                <w:rFonts w:ascii="Times New Roman" w:hAnsi="Times New Roman" w:cs="Times New Roman"/>
+                <w:b/>
+                <w:bCs/>
+              </w:rPr>
+              <w:t>like</w:t>
+            </w:r>
+            <w:r>
+              <w:rPr>
+                <w:rFonts w:ascii="Times New Roman" w:hAnsi="Times New Roman" w:cs="Times New Roman"/>
+              </w:rPr>
+              <w:t xml:space="preserve"> this mechanical design.</w:t>
+            </w:r>
+          </w:p>
+        </w:tc>
+      </w:tr>
+      <w:tr>
+        <w:trPr>
+          <w:jc w:val="center"/>
+        </w:trPr>
+        <w:tc>
+          <w:tcPr>
+            <w:tcW w:w="0" w:type="auto"/>
+            <w:hideMark/>
+          </w:tcPr>
+          <w:p>
+            <w:pPr>
+              <w:pStyle w:val="af2"/>
+              <w:rPr>
+                <w:rFonts w:ascii="Times New Roman" w:hAnsi="Times New Roman" w:cs="Times New Roman"/>
+              </w:rPr>
+            </w:pPr>
+            <w:r>
+              <w:rPr>
+                <w:rFonts w:ascii="宋体" w:eastAsia="宋体" w:hAnsi="宋体" w:cs="宋体" w:hint="eastAsia"/>
+                <w:b/>
+                <w:bCs/>
+              </w:rPr>
+              <w:t>所有关系</w:t>
+            </w:r>
+          </w:p>
+        </w:tc>
+        <w:tc>
+          <w:tcPr>
+            <w:tcW w:w="0" w:type="auto"/>
+            <w:hideMark/>
+          </w:tcPr>
+          <w:p>
+            <w:pPr>
+              <w:pStyle w:val="af2"/>
+              <w:rPr>
+                <w:rFonts w:ascii="Times New Roman" w:hAnsi="Times New Roman" w:cs="Times New Roman"/>
+              </w:rPr>
+            </w:pPr>
+            <w:r>
+              <w:rPr>
+                <w:rFonts w:ascii="Times New Roman" w:eastAsiaTheme="majorEastAsia" w:hAnsi="Times New Roman" w:cs="Times New Roman"/>
+              </w:rPr>
+              <w:t>have</w:t>
+            </w:r>
+            <w:r>
+              <w:rPr>
+                <w:rFonts w:ascii="Times New Roman" w:hAnsi="Times New Roman" w:cs="Times New Roman"/>
+              </w:rPr>
+              <w:t xml:space="preserve">, </w:t>
+            </w:r>
+            <w:r>
+              <w:rPr>
+                <w:rFonts w:ascii="Times New Roman" w:eastAsiaTheme="majorEastAsia" w:hAnsi="Times New Roman" w:cs="Times New Roman"/>
+              </w:rPr>
+              <w:t>own</w:t>
+            </w:r>
+            <w:r>
+              <w:rPr>
+                <w:rFonts w:ascii="Times New Roman" w:hAnsi="Times New Roman" w:cs="Times New Roman"/>
+              </w:rPr>
+              <w:t xml:space="preserve">, </w:t>
+            </w:r>
+            <w:r>
+              <w:rPr>
+                <w:rFonts w:ascii="Times New Roman" w:eastAsiaTheme="majorEastAsia" w:hAnsi="Times New Roman" w:cs="Times New Roman"/>
+              </w:rPr>
+              <w:t>belong</w:t>
+            </w:r>
+          </w:p>
+        </w:tc>
+        <w:tc>
+          <w:tcPr>
+            <w:tcW w:w="0" w:type="auto"/>
+            <w:hideMark/>
+          </w:tcPr>
+          <w:p>
+            <w:pPr>
+              <w:pStyle w:val="af2"/>
+              <w:rPr>
+                <w:rFonts w:ascii="Times New Roman" w:hAnsi="Times New Roman" w:cs="Times New Roman"/>
+              </w:rPr>
+            </w:pPr>
+            <w:r>
+              <w:rPr>
+                <w:rFonts w:ascii="Times New Roman" w:hAnsi="Times New Roman" w:cs="Times New Roman"/>
+              </w:rPr>
+              <w:t xml:space="preserve">This laptop </w:t>
+            </w:r>
+            <w:r>
+              <w:rPr>
+                <w:rFonts w:ascii="Times New Roman" w:hAnsi="Times New Roman" w:cs="Times New Roman"/>
+                <w:b/>
+                <w:bCs/>
+              </w:rPr>
+              <w:t>belongs</w:t>
+            </w:r>
+            <w:r>
+              <w:rPr>
+                <w:rFonts w:ascii="Times New Roman" w:hAnsi="Times New Roman" w:cs="Times New Roman"/>
+              </w:rPr>
+              <w:t xml:space="preserve"> to me.</w:t>
+            </w:r>
+          </w:p>
+        </w:tc>
+      </w:tr>
+      <w:tr>
+        <w:trPr>
+          <w:jc w:val="center"/>
+        </w:trPr>
+        <w:tc>
+          <w:tcPr>
+            <w:tcW w:w="0" w:type="auto"/>
+            <w:hideMark/>
+          </w:tcPr>
+          <w:p>
+            <w:pPr>
+              <w:pStyle w:val="af2"/>
+              <w:rPr>
+                <w:rFonts w:ascii="Times New Roman" w:hAnsi="Times New Roman" w:cs="Times New Roman"/>
+              </w:rPr>
+            </w:pPr>
+            <w:r>
+              <w:rPr>
+                <w:rFonts w:ascii="宋体" w:eastAsia="宋体" w:hAnsi="宋体" w:cs="宋体" w:hint="eastAsia"/>
+                <w:b/>
+                <w:bCs/>
+              </w:rPr>
+              <w:t>感官</w:t>
+            </w:r>
+            <w:r>
+              <w:rPr>
+                <w:rFonts w:ascii="Times New Roman" w:hAnsi="Times New Roman" w:cs="Times New Roman"/>
+                <w:b/>
+                <w:bCs/>
+              </w:rPr>
+              <w:t>/</w:t>
+            </w:r>
+            <w:r>
+              <w:rPr>
+                <w:rFonts w:ascii="宋体" w:eastAsia="宋体" w:hAnsi="宋体" w:cs="宋体" w:hint="eastAsia"/>
+                <w:b/>
+                <w:bCs/>
+              </w:rPr>
+              <w:t>外观</w:t>
+            </w:r>
+          </w:p>
+        </w:tc>
+        <w:tc>
+          <w:tcPr>
+            <w:tcW w:w="0" w:type="auto"/>
+            <w:hideMark/>
+          </w:tcPr>
+          <w:p>
+            <w:pPr>
+              <w:pStyle w:val="af2"/>
+              <w:rPr>
+                <w:rFonts w:ascii="Times New Roman" w:hAnsi="Times New Roman" w:cs="Times New Roman"/>
+              </w:rPr>
+            </w:pPr>
+            <w:r>
+              <w:rPr>
+                <w:rFonts w:ascii="Times New Roman" w:eastAsiaTheme="majorEastAsia" w:hAnsi="Times New Roman" w:cs="Times New Roman"/>
+              </w:rPr>
+              <w:t>seem</w:t>
+            </w:r>
+            <w:r>
+              <w:rPr>
+                <w:rFonts w:ascii="Times New Roman" w:hAnsi="Times New Roman" w:cs="Times New Roman"/>
+              </w:rPr>
+              <w:t xml:space="preserve">, </w:t>
+            </w:r>
+            <w:r>
+              <w:rPr>
+                <w:rFonts w:ascii="Times New Roman" w:eastAsiaTheme="majorEastAsia" w:hAnsi="Times New Roman" w:cs="Times New Roman"/>
+              </w:rPr>
+              <w:t>appear</w:t>
+            </w:r>
+            <w:r>
+              <w:rPr>
+                <w:rFonts w:ascii="Times New Roman" w:hAnsi="Times New Roman" w:cs="Times New Roman"/>
+              </w:rPr>
+              <w:t xml:space="preserve">, </w:t>
+            </w:r>
+            <w:r>
+              <w:rPr>
+                <w:rFonts w:ascii="Times New Roman" w:eastAsiaTheme="majorEastAsia" w:hAnsi="Times New Roman" w:cs="Times New Roman"/>
+              </w:rPr>
+              <w:t>look</w:t>
+            </w:r>
+            <w:r>
+              <w:rPr>
+                <w:rFonts w:ascii="Times New Roman" w:hAnsi="Times New Roman" w:cs="Times New Roman"/>
+              </w:rPr>
+              <w:t xml:space="preserve"> (</w:t>
+            </w:r>
+            <w:r>
+              <w:rPr>
+                <w:rFonts w:ascii="宋体" w:eastAsia="宋体" w:hAnsi="宋体" w:cs="宋体" w:hint="eastAsia"/>
+              </w:rPr>
+              <w:t>看起来</w:t>
+            </w:r>
+            <w:r>
+              <w:rPr>
+                <w:rFonts w:ascii="Times New Roman" w:hAnsi="Times New Roman" w:cs="Times New Roman"/>
+              </w:rPr>
+              <w:t>)</w:t>
+            </w:r>
+          </w:p>
+        </w:tc>
+        <w:tc>
+          <w:tcPr>
+            <w:tcW w:w="0" w:type="auto"/>
+            <w:hideMark/>
+          </w:tcPr>
+          <w:p>
+            <w:pPr>
+              <w:pStyle w:val="af2"/>
+              <w:rPr>
+                <w:rFonts w:ascii="Times New Roman" w:hAnsi="Times New Roman" w:cs="Times New Roman"/>
+              </w:rPr>
+            </w:pPr>
+            <w:r>
+              <w:rPr>
+                <w:rFonts w:ascii="Times New Roman" w:hAnsi="Times New Roman" w:cs="Times New Roman"/>
+              </w:rPr>
+              <w:t xml:space="preserve">This task </w:t>
+            </w:r>
+            <w:r>
+              <w:rPr>
+                <w:rFonts w:ascii="Times New Roman" w:hAnsi="Times New Roman" w:cs="Times New Roman"/>
+                <w:b/>
+                <w:bCs/>
+              </w:rPr>
+              <w:t>seems</w:t>
+            </w:r>
+            <w:r>
+              <w:rPr>
+                <w:rFonts w:ascii="Times New Roman" w:hAnsi="Times New Roman" w:cs="Times New Roman"/>
+              </w:rPr>
+              <w:t xml:space="preserve"> difficult.</w:t>
+            </w:r>
+          </w:p>
+        </w:tc>
+      </w:tr>
+    </w:tbl>
+    <w:p>
+      <w:pPr>
+        <w:pStyle w:val="af2"/>
+        <w:rPr>
+          <w:rFonts w:ascii="Times New Roman" w:eastAsiaTheme="minorEastAsia" w:hAnsi="Times New Roman" w:cs="Times New Roman"/>
+        </w:rPr>
+      </w:pPr>
+    </w:p>
+    <w:p>
+      <w:pPr>
+        <w:pStyle w:val="af2"/>
+        <w:rPr>
+          <w:rFonts w:ascii="Times New Roman" w:eastAsiaTheme="minorEastAsia" w:hAnsi="Times New Roman" w:cs="Times New Roman"/>
+        </w:rPr>
+      </w:pPr>
+    </w:p>
+    <w:p>
+      <w:pPr>
+        <w:pStyle w:val="af2"/>
+        <w:rPr>
+          <w:rFonts w:ascii="Times New Roman" w:eastAsiaTheme="minorEastAsia" w:hAnsi="Times New Roman" w:cs="Times New Roman" w:hint="eastAsia"/>
+        </w:rPr>
+      </w:pPr>
+    </w:p>
+    <w:p>
+      <w:pPr>
+        <w:pStyle w:val="af2"/>
+        <w:rPr>
+          <w:rFonts w:ascii="Times New Roman" w:eastAsiaTheme="minorEastAsia" w:hAnsi="Times New Roman" w:cs="Times New Roman"/>
+        </w:rPr>
+      </w:pPr>
+    </w:p>
+    <w:p>
+      <w:pPr>
+        <w:pStyle w:val="af2"/>
+        <w:rPr>
+          <w:rFonts w:ascii="Times New Roman" w:eastAsiaTheme="minorEastAsia" w:hAnsi="Times New Roman" w:cs="Times New Roman"/>
+        </w:rPr>
+      </w:pPr>
+    </w:p>
+    <w:p>
+      <w:pPr>
+        <w:pStyle w:val="af2"/>
+        <w:rPr>
+          <w:rFonts w:ascii="Times New Roman" w:eastAsiaTheme="minorEastAsia" w:hAnsi="Times New Roman" w:cs="Times New Roman"/>
+        </w:rPr>
+      </w:pPr>
+    </w:p>
+    <w:p>
+      <w:pPr>
+        <w:pStyle w:val="af2"/>
+        <w:rPr>
+          <w:rFonts w:ascii="Times New Roman" w:eastAsiaTheme="minorEastAsia" w:hAnsi="Times New Roman" w:cs="Times New Roman"/>
+        </w:rPr>
+      </w:pPr>
+    </w:p>
+    <w:p>
+      <w:pPr>
+        <w:pStyle w:val="af2"/>
+        <w:rPr>
+          <w:rFonts w:ascii="Times New Roman" w:eastAsiaTheme="minorEastAsia" w:hAnsi="Times New Roman" w:cs="Times New Roman" w:hint="eastAsia"/>
+        </w:rPr>
+      </w:pPr>
+    </w:p>
+    <w:p>
+      <w:pPr>
+        <w:pStyle w:val="af2"/>
+        <w:rPr>
+          <w:rFonts w:ascii="Times New Roman" w:eastAsiaTheme="minorEastAsia" w:hAnsi="Times New Roman" w:cs="Times New Roman" w:hint="eastAsia"/>
+        </w:rPr>
+      </w:pPr>
+      <w:r>
+        <w:rPr>
+          <w:rFonts w:ascii="Times New Roman" w:eastAsiaTheme="minorEastAsia" w:hAnsi="Times New Roman" w:cs="Times New Roman" w:hint="eastAsia"/>
+        </w:rPr>
+        <w:t xml:space="preserve">   (2) </w:t>
+      </w:r>
+      <w:r>
+        <w:rPr>
+          <w:rFonts w:ascii="Times New Roman" w:eastAsiaTheme="minorEastAsia" w:hAnsi="Times New Roman" w:cs="Times New Roman" w:hint="eastAsia"/>
+        </w:rPr>
+        <w:t>语态系统</w:t>
+      </w:r>
+      <w:r>
+        <w:rPr>
+          <w:rFonts w:ascii="Times New Roman" w:eastAsiaTheme="minorEastAsia" w:hAnsi="Times New Roman" w:cs="Times New Roman" w:hint="eastAsia"/>
+        </w:rPr>
+        <w:t xml:space="preserve">: </w:t>
+      </w:r>
+      <w:r>
+        <w:rPr>
+          <w:rFonts w:ascii="Times New Roman" w:eastAsiaTheme="minorEastAsia" w:hAnsi="Times New Roman" w:cs="Times New Roman" w:hint="eastAsia"/>
+        </w:rPr>
+        <w:t>表示动作是谁做的</w:t>
+      </w:r>
+      <w:r>
+        <w:rPr>
+          <w:rFonts w:ascii="Times New Roman" w:eastAsiaTheme="minorEastAsia" w:hAnsi="Times New Roman" w:cs="Times New Roman" w:hint="eastAsia"/>
+        </w:rPr>
+        <w:t>。主动</w:t>
+      </w:r>
+      <w:r>
+        <w:rPr>
+          <w:rFonts w:ascii="Times New Roman" w:eastAsiaTheme="minorEastAsia" w:hAnsi="Times New Roman" w:cs="Times New Roman" w:hint="eastAsia"/>
+        </w:rPr>
+        <w:t>active</w:t>
+      </w:r>
+      <w:r>
+        <w:rPr>
+          <w:rFonts w:ascii="Times New Roman" w:eastAsiaTheme="minorEastAsia" w:hAnsi="Times New Roman" w:cs="Times New Roman" w:hint="eastAsia"/>
+        </w:rPr>
+        <w:t>和</w:t>
+      </w:r>
+      <w:r>
+        <w:rPr>
+          <w:rFonts w:ascii="Times New Roman" w:eastAsiaTheme="minorEastAsia" w:hAnsi="Times New Roman" w:cs="Times New Roman" w:hint="eastAsia"/>
+        </w:rPr>
+        <w:t xml:space="preserve"> </w:t>
+      </w:r>
+      <w:r>
+        <w:rPr>
+          <w:rFonts w:ascii="Times New Roman" w:eastAsiaTheme="minorEastAsia" w:hAnsi="Times New Roman" w:cs="Times New Roman" w:hint="eastAsia"/>
+        </w:rPr>
+        <w:t>被动</w:t>
+      </w:r>
+      <w:r>
+        <w:rPr>
+          <w:rFonts w:ascii="Times New Roman" w:eastAsiaTheme="minorEastAsia" w:hAnsi="Times New Roman" w:cs="Times New Roman" w:hint="eastAsia"/>
+        </w:rPr>
+        <w:t>passive</w:t>
+      </w:r>
+    </w:p>
+    <w:p>
+      <w:pPr>
+        <w:pStyle w:val="af2"/>
+        <w:rPr>
+          <w:rFonts w:ascii="Times New Roman" w:eastAsiaTheme="minorEastAsia" w:hAnsi="Times New Roman" w:cs="Times New Roman"/>
+        </w:rPr>
+      </w:pPr>
+    </w:p>
+    <w:p>
+      <w:pPr>
+        <w:pStyle w:val="af2"/>
+        <w:rPr>
+          <w:rFonts w:ascii="Times New Roman" w:eastAsiaTheme="minorEastAsia" w:hAnsi="Times New Roman" w:cs="Times New Roman" w:hint="eastAsia"/>
+        </w:rPr>
+      </w:pPr>
+    </w:p>
+    <w:p>
+      <w:pPr>
+        <w:pStyle w:val="af2"/>
+        <w:rPr>
+          <w:rFonts w:ascii="Times New Roman" w:eastAsiaTheme="minorEastAsia" w:hAnsi="Times New Roman" w:cs="Times New Roman"/>
+        </w:rPr>
+      </w:pPr>
+      <w:r>
+        <w:rPr>
+          <w:rFonts w:ascii="Times New Roman" w:eastAsiaTheme="minorEastAsia" w:hAnsi="Times New Roman" w:cs="Times New Roman" w:hint="eastAsia"/>
+        </w:rPr>
+        <w:t xml:space="preserve">   (3) </w:t>
+      </w:r>
+      <w:r>
+        <w:rPr>
+          <w:rFonts w:ascii="Times New Roman" w:eastAsiaTheme="minorEastAsia" w:hAnsi="Times New Roman" w:cs="Times New Roman" w:hint="eastAsia"/>
+        </w:rPr>
+        <w:t>从句系统</w:t>
+      </w:r>
+    </w:p>
+    <w:p>
+      <w:pPr>
+        <w:pStyle w:val="af2"/>
+        <w:rPr>
+          <w:rFonts w:ascii="Times New Roman" w:eastAsiaTheme="minorEastAsia" w:hAnsi="Times New Roman" w:cs="Times New Roman" w:hint="eastAsia"/>
+        </w:rPr>
+      </w:pPr>
+      <w:r>
+        <w:rPr>
+          <w:rFonts w:ascii="Times New Roman" w:eastAsiaTheme="minorEastAsia" w:hAnsi="Times New Roman" w:cs="Times New Roman" w:hint="eastAsia"/>
+        </w:rPr>
+        <w:t xml:space="preserve">   (4) </w:t>
+      </w:r>
+      <w:r>
+        <w:rPr>
+          <w:rFonts w:ascii="Times New Roman" w:eastAsiaTheme="minorEastAsia" w:hAnsi="Times New Roman" w:cs="Times New Roman" w:hint="eastAsia"/>
+        </w:rPr>
+        <w:t>非谓语</w:t>
+      </w:r>
+      <w:r>
+        <w:rPr>
+          <w:rFonts w:ascii="Times New Roman" w:eastAsiaTheme="minorEastAsia" w:hAnsi="Times New Roman" w:cs="Times New Roman" w:hint="eastAsia"/>
+        </w:rPr>
+        <w:t>系统</w:t>
+      </w:r>
+    </w:p>
+    <w:p>
+      <w:pPr>
+        <w:pStyle w:val="af2"/>
+        <w:rPr>
+          <w:rFonts w:ascii="Times New Roman" w:eastAsiaTheme="minorEastAsia" w:hAnsi="Times New Roman" w:cs="Times New Roman" w:hint="eastAsia"/>
+        </w:rPr>
+      </w:pPr>
+      <w:r>
+        <w:rPr>
+          <w:rFonts w:ascii="Times New Roman" w:eastAsiaTheme="minorEastAsia" w:hAnsi="Times New Roman" w:cs="Times New Roman" w:hint="eastAsia"/>
+        </w:rPr>
+        <w:t xml:space="preserve">   </w:t>
+      </w:r>
+      <w:r>
+        <w:rPr>
+          <w:rFonts w:ascii="Times New Roman" w:eastAsiaTheme="minorEastAsia" w:hAnsi="Times New Roman" w:cs="Times New Roman" w:hint="eastAsia"/>
+        </w:rPr>
+        <w:t xml:space="preserve">(5) </w:t>
+      </w:r>
+      <w:r>
+        <w:rPr>
+          <w:rFonts w:ascii="Times New Roman" w:eastAsiaTheme="minorEastAsia" w:hAnsi="Times New Roman" w:cs="Times New Roman" w:hint="eastAsia"/>
+        </w:rPr>
+        <w:t>情态系统</w:t>
+      </w:r>
+    </w:p>
+    <w:p>
+      <w:pPr>
+        <w:pStyle w:val="af2"/>
+        <w:rPr>
+          <w:rFonts w:ascii="Times New Roman" w:eastAsiaTheme="minorEastAsia" w:hAnsi="Times New Roman" w:cs="Times New Roman" w:hint="eastAsia"/>
+        </w:rPr>
+      </w:pPr>
+    </w:p>
+    <w:p>
+      <w:pPr>
+        <w:pStyle w:val="af2"/>
+        <w:rPr>
+          <w:rFonts w:ascii="Times New Roman" w:eastAsiaTheme="minorEastAsia" w:hAnsi="Times New Roman" w:cs="Times New Roman"/>
+        </w:rPr>
+      </w:pPr>
+    </w:p>
+    <w:p>
+      <w:pPr>
+        <w:pStyle w:val="af2"/>
+        <w:rPr>
+          <w:rFonts w:ascii="Times New Roman" w:eastAsiaTheme="minorEastAsia" w:hAnsi="Times New Roman" w:cs="Times New Roman"/>
+        </w:rPr>
+      </w:pPr>
+    </w:p>
+    <w:p>
+      <w:pPr>
+        <w:pStyle w:val="af2"/>
+        <w:rPr>
+          <w:rFonts w:ascii="Times New Roman" w:eastAsiaTheme="minorEastAsia" w:hAnsi="Times New Roman" w:cs="Times New Roman" w:hint="eastAsia"/>
+        </w:rPr>
+      </w:pPr>
     </w:p>
     <w:p>
       <w:pPr>
@@ -1818,958 +7447,6 @@
         <w:jc w:val="left"/>
         <w:rPr>
           <w:rFonts w:ascii="Times New Roman" w:eastAsiaTheme="minorEastAsia" w:hAnsi="Times New Roman" w:cs="Times New Roman"/>
-        </w:rPr>
-      </w:pPr>
-      <w:r>
-        <w:rPr>
-          <w:rFonts w:ascii="Times New Roman" w:eastAsiaTheme="minorEastAsia" w:hAnsi="Times New Roman" w:cs="Times New Roman"/>
-        </w:rPr>
-        <w:t xml:space="preserve">  </w:t>
-      </w:r>
-      <w:r>
-        <w:rPr>
-          <w:rFonts w:ascii="Times New Roman" w:eastAsiaTheme="minorEastAsia" w:hAnsi="Times New Roman" w:cs="Times New Roman" w:hint="eastAsia"/>
-        </w:rPr>
-        <w:t>主要内容</w:t>
-      </w:r>
-      <w:r>
-        <w:rPr>
-          <w:rFonts w:ascii="Times New Roman" w:eastAsiaTheme="minorEastAsia" w:hAnsi="Times New Roman" w:cs="Times New Roman" w:hint="eastAsia"/>
-        </w:rPr>
-        <w:t xml:space="preserve">: </w:t>
-      </w:r>
-    </w:p>
-    <w:p>
-      <w:pPr>
-        <w:pStyle w:val="af2"/>
-        <w:ind w:left="142"/>
-        <w:jc w:val="left"/>
-        <w:rPr>
-          <w:rFonts w:ascii="Times New Roman" w:eastAsiaTheme="minorEastAsia" w:hAnsi="Times New Roman" w:cs="Times New Roman" w:hint="eastAsia"/>
-        </w:rPr>
-      </w:pPr>
-      <w:r>
-        <w:rPr>
-          <w:rFonts w:ascii="Times New Roman" w:eastAsiaTheme="minorEastAsia" w:hAnsi="Times New Roman" w:cs="Times New Roman" w:hint="eastAsia"/>
-        </w:rPr>
-        <w:t xml:space="preserve">    </w:t>
-      </w:r>
-      <w:r>
-        <w:rPr>
-          <w:rFonts w:ascii="Times New Roman" w:eastAsiaTheme="minorEastAsia" w:hAnsi="Times New Roman" w:cs="Times New Roman" w:hint="eastAsia"/>
-        </w:rPr>
-        <w:t>词性</w:t>
-      </w:r>
-      <w:r>
-        <w:rPr>
-          <w:rFonts w:ascii="Times New Roman" w:eastAsiaTheme="minorEastAsia" w:hAnsi="Times New Roman" w:cs="Times New Roman" w:hint="eastAsia"/>
-        </w:rPr>
-        <w:t xml:space="preserve">, </w:t>
-      </w:r>
-      <w:r>
-        <w:rPr>
-          <w:rFonts w:ascii="Times New Roman" w:eastAsiaTheme="minorEastAsia" w:hAnsi="Times New Roman" w:cs="Times New Roman" w:hint="eastAsia"/>
-        </w:rPr>
-        <w:t>搭配</w:t>
-      </w:r>
-      <w:r>
-        <w:rPr>
-          <w:rFonts w:ascii="Times New Roman" w:eastAsiaTheme="minorEastAsia" w:hAnsi="Times New Roman" w:cs="Times New Roman" w:hint="eastAsia"/>
-        </w:rPr>
-        <w:t xml:space="preserve">, </w:t>
-      </w:r>
-      <w:r>
-        <w:rPr>
-          <w:rFonts w:ascii="Times New Roman" w:eastAsiaTheme="minorEastAsia" w:hAnsi="Times New Roman" w:cs="Times New Roman" w:hint="eastAsia"/>
-        </w:rPr>
-        <w:t>语义</w:t>
-      </w:r>
-    </w:p>
-    <w:p>
-      <w:pPr>
-        <w:pStyle w:val="af2"/>
-        <w:ind w:left="142"/>
-        <w:jc w:val="left"/>
-        <w:rPr>
-          <w:rFonts w:ascii="Times New Roman" w:eastAsiaTheme="minorEastAsia" w:hAnsi="Times New Roman" w:cs="Times New Roman"/>
-        </w:rPr>
-      </w:pPr>
-    </w:p>
-    <w:p>
-      <w:pPr>
-        <w:pStyle w:val="af2"/>
-        <w:ind w:left="142" w:firstLineChars="100" w:firstLine="160"/>
-        <w:jc w:val="left"/>
-        <w:rPr>
-          <w:rFonts w:ascii="Times New Roman" w:eastAsiaTheme="minorEastAsia" w:hAnsi="Times New Roman" w:cs="Times New Roman"/>
-        </w:rPr>
-      </w:pPr>
-      <w:r>
-        <w:rPr>
-          <w:rFonts w:ascii="Times New Roman" w:eastAsiaTheme="minorEastAsia" w:hAnsi="Times New Roman" w:cs="Times New Roman"/>
-        </w:rPr>
-        <w:t>动词</w:t>
-      </w:r>
-      <w:r>
-        <w:rPr>
-          <w:rFonts w:ascii="Times New Roman" w:eastAsiaTheme="minorEastAsia" w:hAnsi="Times New Roman" w:cs="Times New Roman"/>
-        </w:rPr>
-        <w:t>+doing/noun</w:t>
-      </w:r>
-    </w:p>
-    <w:p>
-      <w:pPr>
-        <w:pStyle w:val="af2"/>
-        <w:ind w:left="142"/>
-        <w:jc w:val="left"/>
-        <w:rPr>
-          <w:rFonts w:ascii="Times New Roman" w:eastAsiaTheme="minorEastAsia" w:hAnsi="Times New Roman" w:cs="Times New Roman"/>
-        </w:rPr>
-      </w:pPr>
-      <w:r>
-        <w:rPr>
-          <w:rFonts w:ascii="Times New Roman" w:eastAsiaTheme="minorEastAsia" w:hAnsi="Times New Roman" w:cs="Times New Roman"/>
-        </w:rPr>
-        <w:t xml:space="preserve">    Finish (</w:t>
-      </w:r>
-      <w:r>
-        <w:rPr>
-          <w:rFonts w:ascii="Times New Roman" w:eastAsiaTheme="minorEastAsia" w:hAnsi="Times New Roman" w:cs="Times New Roman"/>
-        </w:rPr>
-        <w:t>完成</w:t>
-      </w:r>
-      <w:r>
-        <w:rPr>
-          <w:rFonts w:ascii="Times New Roman" w:eastAsiaTheme="minorEastAsia" w:hAnsi="Times New Roman" w:cs="Times New Roman"/>
-        </w:rPr>
-        <w:t>): Finish installing the sensor. (</w:t>
-      </w:r>
-      <w:r>
-        <w:rPr>
-          <w:rFonts w:ascii="Times New Roman" w:eastAsiaTheme="minorEastAsia" w:hAnsi="Times New Roman" w:cs="Times New Roman"/>
-        </w:rPr>
-        <w:t>完成安装</w:t>
-      </w:r>
-      <w:r>
-        <w:rPr>
-          <w:rFonts w:ascii="Times New Roman" w:eastAsiaTheme="minorEastAsia" w:hAnsi="Times New Roman" w:cs="Times New Roman"/>
-        </w:rPr>
-        <w:t>)</w:t>
-      </w:r>
-    </w:p>
-    <w:p>
-      <w:pPr>
-        <w:pStyle w:val="af2"/>
-        <w:ind w:left="142"/>
-        <w:jc w:val="left"/>
-        <w:rPr>
-          <w:rFonts w:ascii="Times New Roman" w:eastAsiaTheme="minorEastAsia" w:hAnsi="Times New Roman" w:cs="Times New Roman"/>
-        </w:rPr>
-      </w:pPr>
-      <w:r>
-        <w:rPr>
-          <w:rFonts w:ascii="Times New Roman" w:eastAsiaTheme="minorEastAsia" w:hAnsi="Times New Roman" w:cs="Times New Roman"/>
-        </w:rPr>
-        <w:t xml:space="preserve">    Suggest (</w:t>
-      </w:r>
-      <w:r>
-        <w:rPr>
-          <w:rFonts w:ascii="Times New Roman" w:eastAsiaTheme="minorEastAsia" w:hAnsi="Times New Roman" w:cs="Times New Roman"/>
-        </w:rPr>
-        <w:t>建议</w:t>
-      </w:r>
-      <w:r>
-        <w:rPr>
-          <w:rFonts w:ascii="Times New Roman" w:eastAsiaTheme="minorEastAsia" w:hAnsi="Times New Roman" w:cs="Times New Roman"/>
-        </w:rPr>
-        <w:t>): I suggest changing the position. (</w:t>
-      </w:r>
-      <w:r>
-        <w:rPr>
-          <w:rFonts w:ascii="Times New Roman" w:eastAsiaTheme="minorEastAsia" w:hAnsi="Times New Roman" w:cs="Times New Roman"/>
-        </w:rPr>
-        <w:t>我建议更换位置</w:t>
-      </w:r>
-      <w:r>
-        <w:rPr>
-          <w:rFonts w:ascii="Times New Roman" w:eastAsiaTheme="minorEastAsia" w:hAnsi="Times New Roman" w:cs="Times New Roman"/>
-        </w:rPr>
-        <w:t>)</w:t>
-      </w:r>
-    </w:p>
-    <w:p>
-      <w:pPr>
-        <w:pStyle w:val="af2"/>
-        <w:ind w:left="142"/>
-        <w:jc w:val="left"/>
-        <w:rPr>
-          <w:rFonts w:ascii="Times New Roman" w:eastAsiaTheme="minorEastAsia" w:hAnsi="Times New Roman" w:cs="Times New Roman"/>
-        </w:rPr>
-      </w:pPr>
-      <w:r>
-        <w:rPr>
-          <w:rFonts w:ascii="Times New Roman" w:eastAsiaTheme="minorEastAsia" w:hAnsi="Times New Roman" w:cs="Times New Roman"/>
-        </w:rPr>
-        <w:t xml:space="preserve">    Keep (</w:t>
-      </w:r>
-      <w:r>
-        <w:rPr>
-          <w:rFonts w:ascii="Times New Roman" w:eastAsiaTheme="minorEastAsia" w:hAnsi="Times New Roman" w:cs="Times New Roman"/>
-        </w:rPr>
-        <w:t>保持</w:t>
-      </w:r>
-      <w:r>
-        <w:rPr>
-          <w:rFonts w:ascii="Times New Roman" w:eastAsiaTheme="minorEastAsia" w:hAnsi="Times New Roman" w:cs="Times New Roman"/>
-        </w:rPr>
-        <w:t>/</w:t>
-      </w:r>
-      <w:r>
-        <w:rPr>
-          <w:rFonts w:ascii="Times New Roman" w:eastAsiaTheme="minorEastAsia" w:hAnsi="Times New Roman" w:cs="Times New Roman"/>
-        </w:rPr>
-        <w:t>继续</w:t>
-      </w:r>
-      <w:r>
-        <w:rPr>
-          <w:rFonts w:ascii="Times New Roman" w:eastAsiaTheme="minorEastAsia" w:hAnsi="Times New Roman" w:cs="Times New Roman"/>
-        </w:rPr>
-        <w:t>): Keep monitoring the temperature. (</w:t>
-      </w:r>
-      <w:r>
-        <w:rPr>
-          <w:rFonts w:ascii="Times New Roman" w:eastAsiaTheme="minorEastAsia" w:hAnsi="Times New Roman" w:cs="Times New Roman"/>
-        </w:rPr>
-        <w:t>持续监控温度</w:t>
-      </w:r>
-      <w:r>
-        <w:rPr>
-          <w:rFonts w:ascii="Times New Roman" w:eastAsiaTheme="minorEastAsia" w:hAnsi="Times New Roman" w:cs="Times New Roman"/>
-        </w:rPr>
-        <w:t>)</w:t>
-      </w:r>
-    </w:p>
-    <w:p>
-      <w:pPr>
-        <w:pStyle w:val="af2"/>
-        <w:ind w:left="142"/>
-        <w:jc w:val="left"/>
-        <w:rPr>
-          <w:rFonts w:ascii="Times New Roman" w:eastAsiaTheme="minorEastAsia" w:hAnsi="Times New Roman" w:cs="Times New Roman"/>
-        </w:rPr>
-      </w:pPr>
-      <w:r>
-        <w:rPr>
-          <w:rFonts w:ascii="Times New Roman" w:eastAsiaTheme="minorEastAsia" w:hAnsi="Times New Roman" w:cs="Times New Roman"/>
-        </w:rPr>
-        <w:t xml:space="preserve">    Consider (</w:t>
-      </w:r>
-      <w:r>
-        <w:rPr>
-          <w:rFonts w:ascii="Times New Roman" w:eastAsiaTheme="minorEastAsia" w:hAnsi="Times New Roman" w:cs="Times New Roman"/>
-        </w:rPr>
-        <w:t>考虑</w:t>
-      </w:r>
-      <w:r>
-        <w:rPr>
-          <w:rFonts w:ascii="Times New Roman" w:eastAsiaTheme="minorEastAsia" w:hAnsi="Times New Roman" w:cs="Times New Roman"/>
-        </w:rPr>
-        <w:t>): Consider moving the baffle. (</w:t>
-      </w:r>
-      <w:r>
-        <w:rPr>
-          <w:rFonts w:ascii="Times New Roman" w:eastAsiaTheme="minorEastAsia" w:hAnsi="Times New Roman" w:cs="Times New Roman"/>
-        </w:rPr>
-        <w:t>考虑移动挡板</w:t>
-      </w:r>
-      <w:r>
-        <w:rPr>
-          <w:rFonts w:ascii="Times New Roman" w:eastAsiaTheme="minorEastAsia" w:hAnsi="Times New Roman" w:cs="Times New Roman"/>
-        </w:rPr>
-        <w:t>)</w:t>
-      </w:r>
-    </w:p>
-    <w:p>
-      <w:pPr>
-        <w:pStyle w:val="af2"/>
-        <w:ind w:left="142"/>
-        <w:jc w:val="left"/>
-        <w:rPr>
-          <w:rFonts w:ascii="Times New Roman" w:eastAsiaTheme="minorEastAsia" w:hAnsi="Times New Roman" w:cs="Times New Roman"/>
-        </w:rPr>
-      </w:pPr>
-      <w:r>
-        <w:rPr>
-          <w:rFonts w:ascii="Times New Roman" w:eastAsiaTheme="minorEastAsia" w:hAnsi="Times New Roman" w:cs="Times New Roman"/>
-        </w:rPr>
-        <w:t xml:space="preserve">    Avoid (</w:t>
-      </w:r>
-      <w:r>
-        <w:rPr>
-          <w:rFonts w:ascii="Times New Roman" w:eastAsiaTheme="minorEastAsia" w:hAnsi="Times New Roman" w:cs="Times New Roman"/>
-        </w:rPr>
-        <w:t>避免</w:t>
-      </w:r>
-      <w:r>
-        <w:rPr>
-          <w:rFonts w:ascii="Times New Roman" w:eastAsiaTheme="minorEastAsia" w:hAnsi="Times New Roman" w:cs="Times New Roman"/>
-        </w:rPr>
-        <w:t>): Avoid hitting the air baffles (</w:t>
-      </w:r>
-      <w:r>
-        <w:rPr>
-          <w:rFonts w:ascii="Times New Roman" w:eastAsiaTheme="minorEastAsia" w:hAnsi="Times New Roman" w:cs="Times New Roman"/>
-        </w:rPr>
-        <w:t>避免碰到挡风板</w:t>
-      </w:r>
-      <w:r>
-        <w:rPr>
-          <w:rFonts w:ascii="Times New Roman" w:eastAsiaTheme="minorEastAsia" w:hAnsi="Times New Roman" w:cs="Times New Roman"/>
-        </w:rPr>
-        <w:t xml:space="preserve">)  </w:t>
-      </w:r>
-    </w:p>
-    <w:p>
-      <w:pPr>
-        <w:pStyle w:val="af2"/>
-        <w:ind w:left="142"/>
-        <w:jc w:val="left"/>
-        <w:rPr>
-          <w:rFonts w:ascii="Times New Roman" w:eastAsiaTheme="minorEastAsia" w:hAnsi="Times New Roman" w:cs="Times New Roman"/>
-        </w:rPr>
-      </w:pPr>
-    </w:p>
-    <w:p>
-      <w:pPr>
-        <w:pStyle w:val="af2"/>
-        <w:ind w:left="142"/>
-        <w:jc w:val="left"/>
-        <w:rPr>
-          <w:rFonts w:ascii="Times New Roman" w:eastAsiaTheme="minorEastAsia" w:hAnsi="Times New Roman" w:cs="Times New Roman"/>
-        </w:rPr>
-      </w:pPr>
-      <w:r>
-        <w:rPr>
-          <w:rFonts w:ascii="Times New Roman" w:eastAsiaTheme="minorEastAsia" w:hAnsi="Times New Roman" w:cs="Times New Roman"/>
-        </w:rPr>
-        <w:t xml:space="preserve">  </w:t>
-      </w:r>
-      <w:r>
-        <w:rPr>
-          <w:rFonts w:ascii="Times New Roman" w:eastAsiaTheme="minorEastAsia" w:hAnsi="Times New Roman" w:cs="Times New Roman"/>
-        </w:rPr>
-        <w:t>动词</w:t>
-      </w:r>
-      <w:r>
-        <w:rPr>
-          <w:rFonts w:ascii="Times New Roman" w:eastAsiaTheme="minorEastAsia" w:hAnsi="Times New Roman" w:cs="Times New Roman"/>
-        </w:rPr>
-        <w:t>+to do</w:t>
-      </w:r>
-    </w:p>
-    <w:p>
-      <w:pPr>
-        <w:pStyle w:val="af2"/>
-        <w:ind w:left="142"/>
-        <w:jc w:val="left"/>
-        <w:rPr>
-          <w:rFonts w:ascii="Times New Roman" w:eastAsiaTheme="minorEastAsia" w:hAnsi="Times New Roman" w:cs="Times New Roman"/>
-        </w:rPr>
-      </w:pPr>
-      <w:r>
-        <w:rPr>
-          <w:rFonts w:ascii="Times New Roman" w:eastAsiaTheme="minorEastAsia" w:hAnsi="Times New Roman" w:cs="Times New Roman"/>
-        </w:rPr>
-        <w:t xml:space="preserve">    Decide (</w:t>
-      </w:r>
-      <w:r>
-        <w:rPr>
-          <w:rFonts w:ascii="Times New Roman" w:eastAsiaTheme="minorEastAsia" w:hAnsi="Times New Roman" w:cs="Times New Roman"/>
-        </w:rPr>
-        <w:t>决定</w:t>
-      </w:r>
-      <w:r>
-        <w:rPr>
-          <w:rFonts w:ascii="Times New Roman" w:eastAsiaTheme="minorEastAsia" w:hAnsi="Times New Roman" w:cs="Times New Roman"/>
-        </w:rPr>
-        <w:t>): Decide to install... (</w:t>
-      </w:r>
-      <w:r>
-        <w:rPr>
-          <w:rFonts w:ascii="Times New Roman" w:eastAsiaTheme="minorEastAsia" w:hAnsi="Times New Roman" w:cs="Times New Roman"/>
-        </w:rPr>
-        <w:t>决定去安装</w:t>
-      </w:r>
-      <w:r>
-        <w:rPr>
-          <w:rFonts w:ascii="Times New Roman" w:eastAsiaTheme="minorEastAsia" w:hAnsi="Times New Roman" w:cs="Times New Roman"/>
-        </w:rPr>
-        <w:t>)</w:t>
-      </w:r>
-    </w:p>
-    <w:p>
-      <w:pPr>
-        <w:pStyle w:val="af2"/>
-        <w:ind w:left="142"/>
-        <w:jc w:val="left"/>
-        <w:rPr>
-          <w:rFonts w:ascii="Times New Roman" w:eastAsiaTheme="minorEastAsia" w:hAnsi="Times New Roman" w:cs="Times New Roman"/>
-        </w:rPr>
-      </w:pPr>
-      <w:r>
-        <w:rPr>
-          <w:rFonts w:ascii="Times New Roman" w:eastAsiaTheme="minorEastAsia" w:hAnsi="Times New Roman" w:cs="Times New Roman"/>
-        </w:rPr>
-        <w:t xml:space="preserve">    Need (</w:t>
-      </w:r>
-      <w:r>
-        <w:rPr>
-          <w:rFonts w:ascii="Times New Roman" w:eastAsiaTheme="minorEastAsia" w:hAnsi="Times New Roman" w:cs="Times New Roman"/>
-        </w:rPr>
-        <w:t>需要</w:t>
-      </w:r>
-      <w:r>
-        <w:rPr>
-          <w:rFonts w:ascii="Times New Roman" w:eastAsiaTheme="minorEastAsia" w:hAnsi="Times New Roman" w:cs="Times New Roman"/>
-        </w:rPr>
-        <w:t>): Need to avoid... (</w:t>
-      </w:r>
-      <w:r>
-        <w:rPr>
-          <w:rFonts w:ascii="Times New Roman" w:eastAsiaTheme="minorEastAsia" w:hAnsi="Times New Roman" w:cs="Times New Roman"/>
-        </w:rPr>
-        <w:t>需要去避开</w:t>
-      </w:r>
-      <w:r>
-        <w:rPr>
-          <w:rFonts w:ascii="Times New Roman" w:eastAsiaTheme="minorEastAsia" w:hAnsi="Times New Roman" w:cs="Times New Roman"/>
-        </w:rPr>
-        <w:t>)</w:t>
-      </w:r>
-    </w:p>
-    <w:p>
-      <w:pPr>
-        <w:pStyle w:val="af2"/>
-        <w:ind w:left="142"/>
-        <w:jc w:val="left"/>
-        <w:rPr>
-          <w:rFonts w:ascii="Times New Roman" w:eastAsiaTheme="minorEastAsia" w:hAnsi="Times New Roman" w:cs="Times New Roman"/>
-        </w:rPr>
-      </w:pPr>
-      <w:r>
-        <w:rPr>
-          <w:rFonts w:ascii="Times New Roman" w:eastAsiaTheme="minorEastAsia" w:hAnsi="Times New Roman" w:cs="Times New Roman"/>
-        </w:rPr>
-        <w:t xml:space="preserve">    Plan (</w:t>
-      </w:r>
-      <w:r>
-        <w:rPr>
-          <w:rFonts w:ascii="Times New Roman" w:eastAsiaTheme="minorEastAsia" w:hAnsi="Times New Roman" w:cs="Times New Roman"/>
-        </w:rPr>
-        <w:t>计划</w:t>
-      </w:r>
-      <w:r>
-        <w:rPr>
-          <w:rFonts w:ascii="Times New Roman" w:eastAsiaTheme="minorEastAsia" w:hAnsi="Times New Roman" w:cs="Times New Roman"/>
-        </w:rPr>
-        <w:t>): Plan to move... (</w:t>
-      </w:r>
-      <w:r>
-        <w:rPr>
-          <w:rFonts w:ascii="Times New Roman" w:eastAsiaTheme="minorEastAsia" w:hAnsi="Times New Roman" w:cs="Times New Roman"/>
-        </w:rPr>
-        <w:t>计划去移动</w:t>
-      </w:r>
-      <w:r>
-        <w:rPr>
-          <w:rFonts w:ascii="Times New Roman" w:eastAsiaTheme="minorEastAsia" w:hAnsi="Times New Roman" w:cs="Times New Roman"/>
-        </w:rPr>
-        <w:t>)</w:t>
-      </w:r>
-    </w:p>
-    <w:p>
-      <w:pPr>
-        <w:pStyle w:val="af2"/>
-        <w:ind w:left="142"/>
-        <w:jc w:val="left"/>
-        <w:rPr>
-          <w:rFonts w:ascii="Times New Roman" w:eastAsiaTheme="minorEastAsia" w:hAnsi="Times New Roman" w:cs="Times New Roman"/>
-        </w:rPr>
-      </w:pPr>
-      <w:r>
-        <w:rPr>
-          <w:rFonts w:ascii="Times New Roman" w:eastAsiaTheme="minorEastAsia" w:hAnsi="Times New Roman" w:cs="Times New Roman"/>
-        </w:rPr>
-        <w:t xml:space="preserve">    </w:t>
-      </w:r>
-    </w:p>
-    <w:p>
-      <w:pPr>
-        <w:pStyle w:val="af2"/>
-        <w:ind w:left="142"/>
-        <w:jc w:val="left"/>
-        <w:rPr>
-          <w:rFonts w:ascii="Times New Roman" w:eastAsiaTheme="minorEastAsia" w:hAnsi="Times New Roman" w:cs="Times New Roman"/>
-        </w:rPr>
-      </w:pPr>
-      <w:r>
-        <w:rPr>
-          <w:rFonts w:ascii="Times New Roman" w:eastAsiaTheme="minorEastAsia" w:hAnsi="Times New Roman" w:cs="Times New Roman"/>
-        </w:rPr>
-        <w:t xml:space="preserve">  </w:t>
-      </w:r>
-    </w:p>
-    <w:p>
-      <w:pPr>
-        <w:pStyle w:val="af2"/>
-        <w:ind w:left="142"/>
-        <w:jc w:val="left"/>
-        <w:rPr>
-          <w:rFonts w:ascii="Times New Roman" w:eastAsiaTheme="minorEastAsia" w:hAnsi="Times New Roman" w:cs="Times New Roman"/>
-        </w:rPr>
-      </w:pPr>
-      <w:r>
-        <w:rPr>
-          <w:rFonts w:ascii="Times New Roman" w:eastAsiaTheme="minorEastAsia" w:hAnsi="Times New Roman" w:cs="Times New Roman"/>
-        </w:rPr>
-        <w:t xml:space="preserve">  </w:t>
-      </w:r>
-      <w:r>
-        <w:rPr>
-          <w:rFonts w:ascii="Times New Roman" w:eastAsiaTheme="minorEastAsia" w:hAnsi="Times New Roman" w:cs="Times New Roman"/>
-        </w:rPr>
-        <w:t>其他常见</w:t>
-      </w:r>
-      <w:r>
-        <w:rPr>
-          <w:rFonts w:ascii="Times New Roman" w:eastAsiaTheme="minorEastAsia" w:hAnsi="Times New Roman" w:cs="Times New Roman"/>
-        </w:rPr>
-        <w:t xml:space="preserve"> </w:t>
-      </w:r>
-    </w:p>
-    <w:p>
-      <w:pPr>
-        <w:pStyle w:val="af2"/>
-        <w:ind w:left="142"/>
-        <w:jc w:val="left"/>
-        <w:rPr>
-          <w:rFonts w:ascii="Times New Roman" w:eastAsiaTheme="minorEastAsia" w:hAnsi="Times New Roman" w:cs="Times New Roman"/>
-        </w:rPr>
-      </w:pPr>
-      <w:r>
-        <w:rPr>
-          <w:rFonts w:ascii="Times New Roman" w:eastAsiaTheme="minorEastAsia" w:hAnsi="Times New Roman" w:cs="Times New Roman"/>
-        </w:rPr>
-        <w:t xml:space="preserve">    Prevent + </w:t>
-      </w:r>
-      <w:r>
-        <w:rPr>
-          <w:rFonts w:ascii="Times New Roman" w:eastAsiaTheme="minorEastAsia" w:hAnsi="Times New Roman" w:cs="Times New Roman"/>
-        </w:rPr>
-        <w:t>名词</w:t>
-      </w:r>
-      <w:r>
-        <w:rPr>
-          <w:rFonts w:ascii="Times New Roman" w:eastAsiaTheme="minorEastAsia" w:hAnsi="Times New Roman" w:cs="Times New Roman"/>
-        </w:rPr>
-        <w:t xml:space="preserve"> + from + doing</w:t>
-      </w:r>
-    </w:p>
-    <w:p>
-      <w:pPr>
-        <w:pStyle w:val="af2"/>
-        <w:ind w:left="142" w:firstLine="315"/>
-        <w:jc w:val="left"/>
-        <w:rPr>
-          <w:rFonts w:ascii="Times New Roman" w:eastAsiaTheme="minorEastAsia" w:hAnsi="Times New Roman" w:cs="Times New Roman"/>
-        </w:rPr>
-      </w:pPr>
-      <w:r>
-        <w:rPr>
-          <w:rFonts w:ascii="Times New Roman" w:eastAsiaTheme="minorEastAsia" w:hAnsi="Times New Roman" w:cs="Times New Roman"/>
-        </w:rPr>
-        <w:t xml:space="preserve">Help (to) do </w:t>
-      </w:r>
-      <w:proofErr w:type="spellStart"/>
-      <w:r>
-        <w:rPr>
-          <w:rFonts w:ascii="Times New Roman" w:eastAsiaTheme="minorEastAsia" w:hAnsi="Times New Roman" w:cs="Times New Roman"/>
-        </w:rPr>
-        <w:t>sth</w:t>
-      </w:r>
-      <w:proofErr w:type="spellEnd"/>
-      <w:r>
-        <w:rPr>
-          <w:rFonts w:ascii="Times New Roman" w:eastAsiaTheme="minorEastAsia" w:hAnsi="Times New Roman" w:cs="Times New Roman"/>
-        </w:rPr>
-        <w:t xml:space="preserve">. </w:t>
-      </w:r>
-      <w:r>
-        <w:rPr>
-          <w:rFonts w:ascii="Times New Roman" w:eastAsiaTheme="minorEastAsia" w:hAnsi="Times New Roman" w:cs="Times New Roman"/>
-        </w:rPr>
-        <w:t>或</w:t>
-      </w:r>
-      <w:r>
-        <w:rPr>
-          <w:rFonts w:ascii="Times New Roman" w:eastAsiaTheme="minorEastAsia" w:hAnsi="Times New Roman" w:cs="Times New Roman"/>
-        </w:rPr>
-        <w:t xml:space="preserve"> Help someone (to) do </w:t>
-      </w:r>
-      <w:proofErr w:type="spellStart"/>
-      <w:r>
-        <w:rPr>
-          <w:rFonts w:ascii="Times New Roman" w:eastAsiaTheme="minorEastAsia" w:hAnsi="Times New Roman" w:cs="Times New Roman"/>
-        </w:rPr>
-        <w:t>sth</w:t>
-      </w:r>
-      <w:proofErr w:type="spellEnd"/>
-      <w:r>
-        <w:rPr>
-          <w:rFonts w:ascii="Times New Roman" w:eastAsiaTheme="minorEastAsia" w:hAnsi="Times New Roman" w:cs="Times New Roman"/>
-        </w:rPr>
-        <w:t>.</w:t>
-      </w:r>
-    </w:p>
-    <w:p>
-      <w:pPr>
-        <w:pStyle w:val="af2"/>
-        <w:ind w:left="142" w:firstLine="315"/>
-        <w:jc w:val="left"/>
-        <w:rPr>
-          <w:rFonts w:ascii="Times New Roman" w:eastAsiaTheme="minorEastAsia" w:hAnsi="Times New Roman" w:cs="Times New Roman"/>
-        </w:rPr>
-      </w:pPr>
-      <w:r>
-        <w:rPr>
-          <w:rFonts w:ascii="Times New Roman" w:eastAsiaTheme="minorEastAsia" w:hAnsi="Times New Roman" w:cs="Times New Roman"/>
-        </w:rPr>
-        <w:t xml:space="preserve">Recommend doing </w:t>
-      </w:r>
-      <w:proofErr w:type="spellStart"/>
-      <w:r>
-        <w:rPr>
-          <w:rFonts w:ascii="Times New Roman" w:eastAsiaTheme="minorEastAsia" w:hAnsi="Times New Roman" w:cs="Times New Roman"/>
-        </w:rPr>
-        <w:t>sth</w:t>
-      </w:r>
-      <w:proofErr w:type="spellEnd"/>
-      <w:r>
-        <w:rPr>
-          <w:rFonts w:ascii="Times New Roman" w:eastAsiaTheme="minorEastAsia" w:hAnsi="Times New Roman" w:cs="Times New Roman"/>
-        </w:rPr>
-        <w:t>.</w:t>
-      </w:r>
-      <w:r>
-        <w:rPr>
-          <w:rFonts w:ascii="Times New Roman" w:hAnsi="Times New Roman" w:cs="Times New Roman"/>
-        </w:rPr>
-        <w:t xml:space="preserve"> </w:t>
-      </w:r>
-      <w:r>
-        <w:rPr>
-          <w:rFonts w:ascii="Times New Roman" w:eastAsiaTheme="minorEastAsia" w:hAnsi="Times New Roman" w:cs="Times New Roman"/>
-        </w:rPr>
-        <w:t>(</w:t>
-      </w:r>
-      <w:r>
-        <w:rPr>
-          <w:rFonts w:ascii="Times New Roman" w:eastAsiaTheme="minorEastAsia" w:hAnsi="Times New Roman" w:cs="Times New Roman"/>
-        </w:rPr>
-        <w:t>推荐</w:t>
-      </w:r>
-      <w:r>
-        <w:rPr>
-          <w:rFonts w:ascii="Times New Roman" w:eastAsiaTheme="minorEastAsia" w:hAnsi="Times New Roman" w:cs="Times New Roman"/>
-        </w:rPr>
-        <w:t>/</w:t>
-      </w:r>
-      <w:r>
-        <w:rPr>
-          <w:rFonts w:ascii="Times New Roman" w:eastAsiaTheme="minorEastAsia" w:hAnsi="Times New Roman" w:cs="Times New Roman"/>
-        </w:rPr>
-        <w:t>建议</w:t>
-      </w:r>
-      <w:r>
-        <w:rPr>
-          <w:rFonts w:ascii="Times New Roman" w:eastAsiaTheme="minorEastAsia" w:hAnsi="Times New Roman" w:cs="Times New Roman"/>
-        </w:rPr>
-        <w:t>)</w:t>
-      </w:r>
-    </w:p>
-    <w:p>
-      <w:pPr>
-        <w:pStyle w:val="af2"/>
-        <w:ind w:left="142"/>
-        <w:jc w:val="left"/>
-        <w:rPr>
-          <w:rFonts w:ascii="Times New Roman" w:eastAsiaTheme="minorEastAsia" w:hAnsi="Times New Roman" w:cs="Times New Roman"/>
-        </w:rPr>
-      </w:pPr>
-      <w:r>
-        <w:rPr>
-          <w:rFonts w:ascii="Times New Roman" w:eastAsiaTheme="minorEastAsia" w:hAnsi="Times New Roman" w:cs="Times New Roman"/>
-        </w:rPr>
-        <w:t xml:space="preserve">    Stop doing </w:t>
-      </w:r>
-      <w:proofErr w:type="spellStart"/>
-      <w:r>
-        <w:rPr>
-          <w:rFonts w:ascii="Times New Roman" w:eastAsiaTheme="minorEastAsia" w:hAnsi="Times New Roman" w:cs="Times New Roman"/>
-        </w:rPr>
-        <w:t>sth</w:t>
-      </w:r>
-      <w:proofErr w:type="spellEnd"/>
-      <w:r>
-        <w:rPr>
-          <w:rFonts w:ascii="Times New Roman" w:eastAsiaTheme="minorEastAsia" w:hAnsi="Times New Roman" w:cs="Times New Roman"/>
-        </w:rPr>
-        <w:t>. (</w:t>
-      </w:r>
-      <w:r>
-        <w:rPr>
-          <w:rFonts w:ascii="Times New Roman" w:eastAsiaTheme="minorEastAsia" w:hAnsi="Times New Roman" w:cs="Times New Roman"/>
-        </w:rPr>
-        <w:t>停止正在做的事</w:t>
-      </w:r>
-      <w:r>
-        <w:rPr>
-          <w:rFonts w:ascii="Times New Roman" w:eastAsiaTheme="minorEastAsia" w:hAnsi="Times New Roman" w:cs="Times New Roman"/>
-        </w:rPr>
-        <w:t>) -&gt; Stop working. (</w:t>
-      </w:r>
-      <w:r>
-        <w:rPr>
-          <w:rFonts w:ascii="Times New Roman" w:eastAsiaTheme="minorEastAsia" w:hAnsi="Times New Roman" w:cs="Times New Roman"/>
-        </w:rPr>
-        <w:t>停工</w:t>
-      </w:r>
-      <w:r>
-        <w:rPr>
-          <w:rFonts w:ascii="Times New Roman" w:eastAsiaTheme="minorEastAsia" w:hAnsi="Times New Roman" w:cs="Times New Roman"/>
-        </w:rPr>
-        <w:t>)</w:t>
-      </w:r>
-    </w:p>
-    <w:p>
-      <w:pPr>
-        <w:pStyle w:val="af2"/>
-        <w:jc w:val="left"/>
-        <w:rPr>
-          <w:rFonts w:ascii="Times New Roman" w:eastAsiaTheme="minorEastAsia" w:hAnsi="Times New Roman" w:cs="Times New Roman"/>
-        </w:rPr>
-      </w:pPr>
-      <w:r>
-        <w:rPr>
-          <w:rFonts w:ascii="Times New Roman" w:eastAsiaTheme="minorEastAsia" w:hAnsi="Times New Roman" w:cs="Times New Roman"/>
-        </w:rPr>
-        <w:t xml:space="preserve">        Stop someone/</w:t>
-      </w:r>
-      <w:proofErr w:type="spellStart"/>
-      <w:r>
-        <w:rPr>
-          <w:rFonts w:ascii="Times New Roman" w:eastAsiaTheme="minorEastAsia" w:hAnsi="Times New Roman" w:cs="Times New Roman"/>
-        </w:rPr>
-        <w:t>sth</w:t>
-      </w:r>
-      <w:proofErr w:type="spellEnd"/>
-      <w:r>
-        <w:rPr>
-          <w:rFonts w:ascii="Times New Roman" w:eastAsiaTheme="minorEastAsia" w:hAnsi="Times New Roman" w:cs="Times New Roman"/>
-        </w:rPr>
-        <w:t xml:space="preserve">. from doing </w:t>
-      </w:r>
-      <w:proofErr w:type="spellStart"/>
-      <w:r>
-        <w:rPr>
-          <w:rFonts w:ascii="Times New Roman" w:eastAsiaTheme="minorEastAsia" w:hAnsi="Times New Roman" w:cs="Times New Roman"/>
-        </w:rPr>
-        <w:t>sth</w:t>
-      </w:r>
-      <w:proofErr w:type="spellEnd"/>
-      <w:r>
-        <w:rPr>
-          <w:rFonts w:ascii="Times New Roman" w:eastAsiaTheme="minorEastAsia" w:hAnsi="Times New Roman" w:cs="Times New Roman"/>
-        </w:rPr>
-        <w:t>. (</w:t>
-      </w:r>
-      <w:r>
-        <w:rPr>
-          <w:rFonts w:ascii="Times New Roman" w:eastAsiaTheme="minorEastAsia" w:hAnsi="Times New Roman" w:cs="Times New Roman"/>
-        </w:rPr>
-        <w:t>阻止某事发生</w:t>
-      </w:r>
-      <w:r>
-        <w:rPr>
-          <w:rFonts w:ascii="Times New Roman" w:eastAsiaTheme="minorEastAsia" w:hAnsi="Times New Roman" w:cs="Times New Roman"/>
-        </w:rPr>
-        <w:t>) "This bracket stops the sensor from falling." (</w:t>
-      </w:r>
-      <w:r>
-        <w:rPr>
-          <w:rFonts w:ascii="Times New Roman" w:eastAsiaTheme="minorEastAsia" w:hAnsi="Times New Roman" w:cs="Times New Roman"/>
-        </w:rPr>
-        <w:t>这</w:t>
-      </w:r>
-    </w:p>
-    <w:p>
-      <w:pPr>
-        <w:pStyle w:val="af2"/>
-        <w:jc w:val="left"/>
-        <w:rPr>
-          <w:rFonts w:ascii="Times New Roman" w:eastAsiaTheme="minorEastAsia" w:hAnsi="Times New Roman" w:cs="Times New Roman"/>
-        </w:rPr>
-      </w:pPr>
-      <w:r>
-        <w:rPr>
-          <w:rFonts w:ascii="Times New Roman" w:eastAsiaTheme="minorEastAsia" w:hAnsi="Times New Roman" w:cs="Times New Roman"/>
-        </w:rPr>
-        <w:t xml:space="preserve">        </w:t>
-      </w:r>
-      <w:proofErr w:type="gramStart"/>
-      <w:r>
-        <w:rPr>
-          <w:rFonts w:ascii="Times New Roman" w:eastAsiaTheme="minorEastAsia" w:hAnsi="Times New Roman" w:cs="Times New Roman"/>
-        </w:rPr>
-        <w:t>个</w:t>
-      </w:r>
-      <w:proofErr w:type="gramEnd"/>
-      <w:r>
-        <w:rPr>
-          <w:rFonts w:ascii="Times New Roman" w:eastAsiaTheme="minorEastAsia" w:hAnsi="Times New Roman" w:cs="Times New Roman"/>
-        </w:rPr>
-        <w:t>支架防止传感器掉落。</w:t>
-      </w:r>
-    </w:p>
-    <w:p>
-      <w:pPr>
-        <w:pStyle w:val="af2"/>
-        <w:jc w:val="left"/>
-        <w:rPr>
-          <w:rFonts w:ascii="Times New Roman" w:eastAsiaTheme="minorEastAsia" w:hAnsi="Times New Roman" w:cs="Times New Roman"/>
-        </w:rPr>
-      </w:pPr>
-      <w:r>
-        <w:rPr>
-          <w:rFonts w:ascii="Times New Roman" w:eastAsiaTheme="minorEastAsia" w:hAnsi="Times New Roman" w:cs="Times New Roman"/>
-        </w:rPr>
-        <w:t xml:space="preserve">      Ensure</w:t>
-      </w:r>
-      <w:r>
-        <w:rPr>
-          <w:rFonts w:ascii="Times New Roman" w:eastAsiaTheme="minorEastAsia" w:hAnsi="Times New Roman" w:cs="Times New Roman"/>
-        </w:rPr>
-        <w:t>后面通常不直接</w:t>
-      </w:r>
-      <w:proofErr w:type="gramStart"/>
-      <w:r>
-        <w:rPr>
-          <w:rFonts w:ascii="Times New Roman" w:eastAsiaTheme="minorEastAsia" w:hAnsi="Times New Roman" w:cs="Times New Roman"/>
-        </w:rPr>
-        <w:t>接</w:t>
-      </w:r>
-      <w:proofErr w:type="gramEnd"/>
-      <w:r>
-        <w:rPr>
-          <w:rFonts w:ascii="Times New Roman" w:eastAsiaTheme="minorEastAsia" w:hAnsi="Times New Roman" w:cs="Times New Roman"/>
-        </w:rPr>
-        <w:t xml:space="preserve"> doing </w:t>
-      </w:r>
-      <w:r>
-        <w:rPr>
-          <w:rFonts w:ascii="Times New Roman" w:eastAsiaTheme="minorEastAsia" w:hAnsi="Times New Roman" w:cs="Times New Roman"/>
-        </w:rPr>
-        <w:t>或</w:t>
-      </w:r>
-      <w:r>
-        <w:rPr>
-          <w:rFonts w:ascii="Times New Roman" w:eastAsiaTheme="minorEastAsia" w:hAnsi="Times New Roman" w:cs="Times New Roman"/>
-        </w:rPr>
-        <w:t xml:space="preserve"> to do, </w:t>
-      </w:r>
-      <w:r>
-        <w:rPr>
-          <w:rFonts w:ascii="Times New Roman" w:eastAsiaTheme="minorEastAsia" w:hAnsi="Times New Roman" w:cs="Times New Roman"/>
-        </w:rPr>
-        <w:t>它最喜欢接一个完整的句子（</w:t>
-      </w:r>
-      <w:r>
-        <w:rPr>
-          <w:rFonts w:ascii="Times New Roman" w:eastAsiaTheme="minorEastAsia" w:hAnsi="Times New Roman" w:cs="Times New Roman"/>
-        </w:rPr>
-        <w:t xml:space="preserve">that </w:t>
-      </w:r>
-      <w:r>
-        <w:rPr>
-          <w:rFonts w:ascii="Times New Roman" w:eastAsiaTheme="minorEastAsia" w:hAnsi="Times New Roman" w:cs="Times New Roman"/>
-        </w:rPr>
-        <w:t>从句）</w:t>
-      </w:r>
-      <w:r>
-        <w:rPr>
-          <w:rFonts w:ascii="Times New Roman" w:eastAsiaTheme="minorEastAsia" w:hAnsi="Times New Roman" w:cs="Times New Roman"/>
-        </w:rPr>
-        <w:t xml:space="preserve">"Ensure (that) </w:t>
-      </w:r>
-    </w:p>
-    <w:p>
-      <w:pPr>
-        <w:pStyle w:val="af2"/>
-        <w:jc w:val="left"/>
-        <w:rPr>
-          <w:rFonts w:ascii="Times New Roman" w:eastAsiaTheme="minorEastAsia" w:hAnsi="Times New Roman" w:cs="Times New Roman"/>
-        </w:rPr>
-      </w:pPr>
-      <w:r>
-        <w:rPr>
-          <w:rFonts w:ascii="Times New Roman" w:eastAsiaTheme="minorEastAsia" w:hAnsi="Times New Roman" w:cs="Times New Roman"/>
-        </w:rPr>
-        <w:t xml:space="preserve">        the sensor is installed correctly." (</w:t>
-      </w:r>
-      <w:r>
-        <w:rPr>
-          <w:rFonts w:ascii="Times New Roman" w:eastAsiaTheme="minorEastAsia" w:hAnsi="Times New Roman" w:cs="Times New Roman"/>
-        </w:rPr>
-        <w:t>确保传感器安装正确</w:t>
-      </w:r>
-      <w:r>
-        <w:rPr>
-          <w:rFonts w:ascii="Times New Roman" w:eastAsiaTheme="minorEastAsia" w:hAnsi="Times New Roman" w:cs="Times New Roman"/>
-        </w:rPr>
-        <w:t>)</w:t>
-      </w:r>
-    </w:p>
-    <w:p>
-      <w:pPr>
-        <w:pStyle w:val="af2"/>
-        <w:jc w:val="left"/>
-        <w:rPr>
-          <w:rFonts w:ascii="Times New Roman" w:eastAsiaTheme="minorEastAsia" w:hAnsi="Times New Roman" w:cs="Times New Roman"/>
-        </w:rPr>
-      </w:pPr>
-      <w:r>
-        <w:rPr>
-          <w:rFonts w:ascii="Times New Roman" w:eastAsiaTheme="minorEastAsia" w:hAnsi="Times New Roman" w:cs="Times New Roman"/>
-        </w:rPr>
-        <w:t xml:space="preserve">      </w:t>
-      </w:r>
-    </w:p>
-    <w:p>
-      <w:pPr>
-        <w:pStyle w:val="af2"/>
-        <w:jc w:val="left"/>
-        <w:rPr>
-          <w:rFonts w:ascii="Times New Roman" w:eastAsiaTheme="minorEastAsia" w:hAnsi="Times New Roman" w:cs="Times New Roman" w:hint="eastAsia"/>
-        </w:rPr>
-      </w:pPr>
-    </w:p>
-    <w:p>
-      <w:pPr>
-        <w:pStyle w:val="af2"/>
-        <w:ind w:left="142"/>
-        <w:jc w:val="left"/>
-        <w:rPr>
-          <w:rFonts w:ascii="Times New Roman" w:eastAsiaTheme="minorEastAsia" w:hAnsi="Times New Roman" w:cs="Times New Roman" w:hint="eastAsia"/>
           <w:b/>
           <w:bCs/>
           <w:i/>
@@ -2778,164 +7455,433 @@
       </w:pPr>
       <w:r>
         <w:rPr>
-          <w:rFonts w:ascii="Times New Roman" w:eastAsiaTheme="minorEastAsia" w:hAnsi="Times New Roman" w:cs="Times New Roman"/>
+          <w:rFonts w:ascii="Times New Roman" w:eastAsiaTheme="minorEastAsia" w:hAnsi="Times New Roman" w:cs="Times New Roman" w:hint="eastAsia"/>
           <w:b/>
           <w:bCs/>
           <w:i/>
           <w:iCs/>
         </w:rPr>
-        <w:t>3</w:t>
-      </w:r>
-      <w:r>
-        <w:rPr>
-          <w:rFonts w:ascii="Times New Roman" w:eastAsiaTheme="minorEastAsia" w:hAnsi="Times New Roman" w:cs="Times New Roman" w:hint="eastAsia"/>
+        <w:lastRenderedPageBreak/>
+        <w:t>4</w:t>
+      </w:r>
+      <w:r>
+        <w:rPr>
+          <w:rFonts w:ascii="Times New Roman" w:eastAsiaTheme="minorEastAsia" w:hAnsi="Times New Roman" w:cs="Times New Roman"/>
           <w:b/>
           <w:bCs/>
           <w:i/>
           <w:iCs/>
         </w:rPr>
-        <w:t xml:space="preserve"> Grammer Structure</w:t>
-      </w:r>
-    </w:p>
-    <w:p>
-      <w:pPr>
-        <w:pStyle w:val="af2"/>
-        <w:ind w:left="142"/>
-        <w:rPr>
-          <w:rFonts w:ascii="Times New Roman" w:eastAsiaTheme="minorEastAsia" w:hAnsi="Times New Roman" w:cs="Times New Roman" w:hint="eastAsia"/>
-          <w:color w:val="00B050"/>
-        </w:rPr>
-      </w:pPr>
-      <w:r>
-        <w:rPr>
-          <w:rFonts w:ascii="Times New Roman" w:eastAsiaTheme="minorEastAsia" w:hAnsi="Times New Roman" w:cs="Times New Roman"/>
-        </w:rPr>
         <w:t xml:space="preserve"> </w:t>
       </w:r>
       <w:r>
         <w:rPr>
-          <w:rFonts w:ascii="Times New Roman" w:eastAsiaTheme="minorEastAsia" w:hAnsi="Times New Roman" w:cs="Times New Roman"/>
-        </w:rPr>
-        <w:t xml:space="preserve"> </w:t>
-      </w:r>
-      <w:r>
-        <w:rPr>
-          <w:rFonts w:ascii="Times New Roman" w:eastAsiaTheme="minorEastAsia" w:hAnsi="Times New Roman" w:cs="Times New Roman" w:hint="eastAsia"/>
-          <w:color w:val="00B050"/>
-        </w:rPr>
-        <w:t>时态</w:t>
-      </w:r>
-      <w:r>
-        <w:rPr>
-          <w:rFonts w:ascii="Times New Roman" w:eastAsiaTheme="minorEastAsia" w:hAnsi="Times New Roman" w:cs="Times New Roman" w:hint="eastAsia"/>
-          <w:color w:val="00B050"/>
-        </w:rPr>
-        <w:t xml:space="preserve"> (tense)</w:t>
-      </w:r>
-    </w:p>
-    <w:p>
-      <w:pPr>
-        <w:pStyle w:val="af2"/>
-        <w:ind w:left="142" w:firstLineChars="100" w:firstLine="160"/>
-        <w:rPr>
-          <w:rFonts w:ascii="Times New Roman" w:eastAsiaTheme="minorEastAsia" w:hAnsi="Times New Roman" w:cs="Times New Roman" w:hint="eastAsia"/>
-          <w:color w:val="00B050"/>
-        </w:rPr>
-      </w:pPr>
-      <w:r>
-        <w:rPr>
-          <w:rFonts w:ascii="Times New Roman" w:eastAsiaTheme="minorEastAsia" w:hAnsi="Times New Roman" w:cs="Times New Roman" w:hint="eastAsia"/>
-          <w:color w:val="00B050"/>
-        </w:rPr>
-        <w:t>从句</w:t>
-      </w:r>
-      <w:r>
-        <w:rPr>
-          <w:rFonts w:ascii="Times New Roman" w:eastAsiaTheme="minorEastAsia" w:hAnsi="Times New Roman" w:cs="Times New Roman" w:hint="eastAsia"/>
-          <w:color w:val="00B050"/>
-        </w:rPr>
-        <w:t xml:space="preserve"> (clauses)</w:t>
-      </w:r>
-    </w:p>
-    <w:p>
-      <w:pPr>
-        <w:pStyle w:val="af2"/>
-        <w:ind w:left="142" w:firstLineChars="100" w:firstLine="160"/>
-        <w:rPr>
-          <w:rFonts w:ascii="Times New Roman" w:eastAsiaTheme="minorEastAsia" w:hAnsi="Times New Roman" w:cs="Times New Roman" w:hint="eastAsia"/>
-          <w:color w:val="00B050"/>
-        </w:rPr>
-      </w:pPr>
-      <w:r>
-        <w:rPr>
-          <w:rFonts w:ascii="Times New Roman" w:eastAsiaTheme="minorEastAsia" w:hAnsi="Times New Roman" w:cs="Times New Roman" w:hint="eastAsia"/>
-          <w:color w:val="00B050"/>
-        </w:rPr>
-        <w:t>非谓语</w:t>
-      </w:r>
-      <w:r>
-        <w:rPr>
-          <w:rFonts w:ascii="Times New Roman" w:eastAsiaTheme="minorEastAsia" w:hAnsi="Times New Roman" w:cs="Times New Roman" w:hint="eastAsia"/>
-          <w:color w:val="00B050"/>
-        </w:rPr>
-        <w:t xml:space="preserve"> (non-finite verbs)</w:t>
-      </w:r>
-    </w:p>
-    <w:p>
-      <w:pPr>
-        <w:pStyle w:val="af2"/>
-        <w:spacing w:line="240" w:lineRule="auto"/>
-        <w:ind w:left="142" w:firstLineChars="100" w:firstLine="160"/>
-        <w:rPr>
-          <w:rFonts w:ascii="Times New Roman" w:eastAsiaTheme="minorEastAsia" w:hAnsi="Times New Roman" w:cs="Times New Roman"/>
-          <w:b/>
-          <w:bCs/>
-          <w:color w:val="00B050"/>
-        </w:rPr>
-      </w:pPr>
-      <w:r>
-        <w:rPr>
-          <w:rFonts w:ascii="Times New Roman" w:eastAsiaTheme="minorEastAsia" w:hAnsi="Times New Roman" w:cs="Times New Roman" w:hint="eastAsia"/>
-          <w:color w:val="00B050"/>
-        </w:rPr>
-        <w:t>修饰结构</w:t>
-      </w:r>
-      <w:r>
-        <w:rPr>
-          <w:rFonts w:ascii="Times New Roman" w:eastAsiaTheme="minorEastAsia" w:hAnsi="Times New Roman" w:cs="Times New Roman" w:hint="eastAsia"/>
-          <w:color w:val="00B050"/>
-        </w:rPr>
-        <w:t xml:space="preserve"> (modifiers)</w:t>
-      </w:r>
-    </w:p>
-    <w:p>
-      <w:pPr>
-        <w:pStyle w:val="af2"/>
-        <w:ind w:left="142"/>
-        <w:rPr>
-          <w:rFonts w:ascii="Times New Roman" w:eastAsiaTheme="minorEastAsia" w:hAnsi="Times New Roman" w:cs="Times New Roman" w:hint="eastAsia"/>
-        </w:rPr>
-      </w:pPr>
-      <w:r>
-        <w:rPr>
-          <w:rFonts w:ascii="Times New Roman" w:eastAsiaTheme="minorEastAsia" w:hAnsi="Times New Roman" w:cs="Times New Roman" w:hint="eastAsia"/>
-        </w:rPr>
-        <w:t xml:space="preserve">  </w:t>
-      </w:r>
-    </w:p>
-    <w:p>
-      <w:pPr>
-        <w:pStyle w:val="af2"/>
-        <w:rPr>
-          <w:rFonts w:ascii="Times New Roman" w:eastAsiaTheme="minorEastAsia" w:hAnsi="Times New Roman" w:cs="Times New Roman"/>
-        </w:rPr>
-      </w:pPr>
-    </w:p>
-    <w:p>
-      <w:pPr>
-        <w:pStyle w:val="af2"/>
-        <w:rPr>
-          <w:rFonts w:ascii="Times New Roman" w:eastAsiaTheme="minorEastAsia" w:hAnsi="Times New Roman" w:cs="Times New Roman"/>
+          <w:rFonts w:ascii="Times New Roman" w:eastAsiaTheme="minorEastAsia" w:hAnsi="Times New Roman" w:cs="Times New Roman" w:hint="eastAsia"/>
+          <w:b/>
+          <w:bCs/>
+          <w:i/>
+          <w:iCs/>
+        </w:rPr>
+        <w:t>Thinking Layer</w:t>
+      </w:r>
+    </w:p>
+    <w:p>
+      <w:pPr>
+        <w:pStyle w:val="af2"/>
+        <w:rPr>
+          <w:rFonts w:ascii="Times New Roman" w:eastAsiaTheme="minorEastAsia" w:hAnsi="Times New Roman" w:cs="Times New Roman"/>
+        </w:rPr>
+      </w:pPr>
+    </w:p>
+    <w:p>
+      <w:pPr>
+        <w:pStyle w:val="af2"/>
+        <w:rPr>
+          <w:rFonts w:ascii="Times New Roman" w:eastAsiaTheme="minorEastAsia" w:hAnsi="Times New Roman" w:cs="Times New Roman"/>
+        </w:rPr>
+      </w:pPr>
+    </w:p>
+    <w:p>
+      <w:pPr>
+        <w:pStyle w:val="af2"/>
+        <w:rPr>
+          <w:rFonts w:ascii="Times New Roman" w:eastAsiaTheme="minorEastAsia" w:hAnsi="Times New Roman" w:cs="Times New Roman"/>
+        </w:rPr>
+      </w:pPr>
+    </w:p>
+    <w:p>
+      <w:pPr>
+        <w:pStyle w:val="af2"/>
+        <w:rPr>
+          <w:rFonts w:ascii="Times New Roman" w:eastAsiaTheme="minorEastAsia" w:hAnsi="Times New Roman" w:cs="Times New Roman"/>
+        </w:rPr>
+      </w:pPr>
+    </w:p>
+    <w:p>
+      <w:pPr>
+        <w:pStyle w:val="af2"/>
+        <w:rPr>
+          <w:rFonts w:ascii="Times New Roman" w:eastAsiaTheme="minorEastAsia" w:hAnsi="Times New Roman" w:cs="Times New Roman"/>
+        </w:rPr>
+      </w:pPr>
+    </w:p>
+    <w:p>
+      <w:pPr>
+        <w:pStyle w:val="af2"/>
+        <w:rPr>
+          <w:rFonts w:ascii="Times New Roman" w:eastAsiaTheme="minorEastAsia" w:hAnsi="Times New Roman" w:cs="Times New Roman"/>
+        </w:rPr>
+      </w:pPr>
+    </w:p>
+    <w:p>
+      <w:pPr>
+        <w:pStyle w:val="af2"/>
+        <w:rPr>
+          <w:rFonts w:ascii="Times New Roman" w:eastAsiaTheme="minorEastAsia" w:hAnsi="Times New Roman" w:cs="Times New Roman"/>
+        </w:rPr>
+      </w:pPr>
+    </w:p>
+    <w:p>
+      <w:pPr>
+        <w:pStyle w:val="af2"/>
+        <w:rPr>
+          <w:rFonts w:ascii="Times New Roman" w:eastAsiaTheme="minorEastAsia" w:hAnsi="Times New Roman" w:cs="Times New Roman"/>
+        </w:rPr>
+      </w:pPr>
+    </w:p>
+    <w:p>
+      <w:pPr>
+        <w:pStyle w:val="af2"/>
+        <w:rPr>
+          <w:rFonts w:ascii="Times New Roman" w:eastAsiaTheme="minorEastAsia" w:hAnsi="Times New Roman" w:cs="Times New Roman"/>
+        </w:rPr>
+      </w:pPr>
+    </w:p>
+    <w:p>
+      <w:pPr>
+        <w:pStyle w:val="af2"/>
+        <w:rPr>
+          <w:rFonts w:ascii="Times New Roman" w:eastAsiaTheme="minorEastAsia" w:hAnsi="Times New Roman" w:cs="Times New Roman"/>
+        </w:rPr>
+      </w:pPr>
+    </w:p>
+    <w:p>
+      <w:pPr>
+        <w:pStyle w:val="af2"/>
+        <w:rPr>
+          <w:rFonts w:ascii="Times New Roman" w:eastAsiaTheme="minorEastAsia" w:hAnsi="Times New Roman" w:cs="Times New Roman"/>
+        </w:rPr>
+      </w:pPr>
+    </w:p>
+    <w:p>
+      <w:pPr>
+        <w:pStyle w:val="af2"/>
+        <w:rPr>
+          <w:rFonts w:ascii="Times New Roman" w:eastAsiaTheme="minorEastAsia" w:hAnsi="Times New Roman" w:cs="Times New Roman"/>
+        </w:rPr>
+      </w:pPr>
+    </w:p>
+    <w:p>
+      <w:pPr>
+        <w:pStyle w:val="af2"/>
+        <w:rPr>
+          <w:rFonts w:ascii="Times New Roman" w:eastAsiaTheme="minorEastAsia" w:hAnsi="Times New Roman" w:cs="Times New Roman"/>
+        </w:rPr>
+      </w:pPr>
+    </w:p>
+    <w:p>
+      <w:pPr>
+        <w:pStyle w:val="af2"/>
+        <w:rPr>
+          <w:rFonts w:ascii="Times New Roman" w:eastAsiaTheme="minorEastAsia" w:hAnsi="Times New Roman" w:cs="Times New Roman"/>
+        </w:rPr>
+      </w:pPr>
+    </w:p>
+    <w:p>
+      <w:pPr>
+        <w:pStyle w:val="af2"/>
+        <w:rPr>
+          <w:rFonts w:ascii="Times New Roman" w:eastAsiaTheme="minorEastAsia" w:hAnsi="Times New Roman" w:cs="Times New Roman"/>
+        </w:rPr>
+      </w:pPr>
+    </w:p>
+    <w:p>
+      <w:pPr>
+        <w:pStyle w:val="af2"/>
+        <w:rPr>
+          <w:rFonts w:ascii="Times New Roman" w:eastAsiaTheme="minorEastAsia" w:hAnsi="Times New Roman" w:cs="Times New Roman"/>
+        </w:rPr>
+      </w:pPr>
+    </w:p>
+    <w:p>
+      <w:pPr>
+        <w:pStyle w:val="af2"/>
+        <w:rPr>
+          <w:rFonts w:ascii="Times New Roman" w:eastAsiaTheme="minorEastAsia" w:hAnsi="Times New Roman" w:cs="Times New Roman"/>
+        </w:rPr>
+      </w:pPr>
+    </w:p>
+    <w:p>
+      <w:pPr>
+        <w:pStyle w:val="af2"/>
+        <w:rPr>
+          <w:rFonts w:ascii="Times New Roman" w:eastAsiaTheme="minorEastAsia" w:hAnsi="Times New Roman" w:cs="Times New Roman"/>
+        </w:rPr>
+      </w:pPr>
+    </w:p>
+    <w:p>
+      <w:pPr>
+        <w:pStyle w:val="af2"/>
+        <w:rPr>
+          <w:rFonts w:ascii="Times New Roman" w:eastAsiaTheme="minorEastAsia" w:hAnsi="Times New Roman" w:cs="Times New Roman"/>
+        </w:rPr>
+      </w:pPr>
+    </w:p>
+    <w:p>
+      <w:pPr>
+        <w:pStyle w:val="af2"/>
+        <w:rPr>
+          <w:rFonts w:ascii="Times New Roman" w:eastAsiaTheme="minorEastAsia" w:hAnsi="Times New Roman" w:cs="Times New Roman"/>
+        </w:rPr>
+      </w:pPr>
+    </w:p>
+    <w:p>
+      <w:pPr>
+        <w:pStyle w:val="af2"/>
+        <w:rPr>
+          <w:rFonts w:ascii="Times New Roman" w:eastAsiaTheme="minorEastAsia" w:hAnsi="Times New Roman" w:cs="Times New Roman"/>
+        </w:rPr>
+      </w:pPr>
+    </w:p>
+    <w:p>
+      <w:pPr>
+        <w:pStyle w:val="af2"/>
+        <w:rPr>
+          <w:rFonts w:ascii="Times New Roman" w:eastAsiaTheme="minorEastAsia" w:hAnsi="Times New Roman" w:cs="Times New Roman"/>
+        </w:rPr>
+      </w:pPr>
+    </w:p>
+    <w:p>
+      <w:pPr>
+        <w:pStyle w:val="af2"/>
+        <w:rPr>
+          <w:rFonts w:ascii="Times New Roman" w:eastAsiaTheme="minorEastAsia" w:hAnsi="Times New Roman" w:cs="Times New Roman"/>
+        </w:rPr>
+      </w:pPr>
+    </w:p>
+    <w:p>
+      <w:pPr>
+        <w:pStyle w:val="af2"/>
+        <w:rPr>
+          <w:rFonts w:ascii="Times New Roman" w:eastAsiaTheme="minorEastAsia" w:hAnsi="Times New Roman" w:cs="Times New Roman"/>
+        </w:rPr>
+      </w:pPr>
+    </w:p>
+    <w:p>
+      <w:pPr>
+        <w:pStyle w:val="af2"/>
+        <w:rPr>
+          <w:rFonts w:ascii="Times New Roman" w:eastAsiaTheme="minorEastAsia" w:hAnsi="Times New Roman" w:cs="Times New Roman"/>
+        </w:rPr>
+      </w:pPr>
+    </w:p>
+    <w:p>
+      <w:pPr>
+        <w:pStyle w:val="af2"/>
+        <w:rPr>
+          <w:rFonts w:ascii="Times New Roman" w:eastAsiaTheme="minorEastAsia" w:hAnsi="Times New Roman" w:cs="Times New Roman"/>
+        </w:rPr>
+      </w:pPr>
+    </w:p>
+    <w:p>
+      <w:pPr>
+        <w:pStyle w:val="af2"/>
+        <w:rPr>
+          <w:rFonts w:ascii="Times New Roman" w:eastAsiaTheme="minorEastAsia" w:hAnsi="Times New Roman" w:cs="Times New Roman"/>
+        </w:rPr>
+      </w:pPr>
+    </w:p>
+    <w:p>
+      <w:pPr>
+        <w:pStyle w:val="af2"/>
+        <w:rPr>
+          <w:rFonts w:ascii="Times New Roman" w:eastAsiaTheme="minorEastAsia" w:hAnsi="Times New Roman" w:cs="Times New Roman"/>
+        </w:rPr>
+      </w:pPr>
+    </w:p>
+    <w:p>
+      <w:pPr>
+        <w:pStyle w:val="af2"/>
+        <w:rPr>
+          <w:rFonts w:ascii="Times New Roman" w:eastAsiaTheme="minorEastAsia" w:hAnsi="Times New Roman" w:cs="Times New Roman"/>
+        </w:rPr>
+      </w:pPr>
+    </w:p>
+    <w:p>
+      <w:pPr>
+        <w:pStyle w:val="af2"/>
+        <w:rPr>
+          <w:rFonts w:ascii="Times New Roman" w:eastAsiaTheme="minorEastAsia" w:hAnsi="Times New Roman" w:cs="Times New Roman"/>
+        </w:rPr>
+      </w:pPr>
+    </w:p>
+    <w:p>
+      <w:pPr>
+        <w:pStyle w:val="af2"/>
+        <w:rPr>
+          <w:rFonts w:ascii="Times New Roman" w:eastAsiaTheme="minorEastAsia" w:hAnsi="Times New Roman" w:cs="Times New Roman"/>
+        </w:rPr>
+      </w:pPr>
+    </w:p>
+    <w:p>
+      <w:pPr>
+        <w:pStyle w:val="af2"/>
+        <w:rPr>
+          <w:rFonts w:ascii="Times New Roman" w:eastAsiaTheme="minorEastAsia" w:hAnsi="Times New Roman" w:cs="Times New Roman"/>
+        </w:rPr>
+      </w:pPr>
+    </w:p>
+    <w:p>
+      <w:pPr>
+        <w:pStyle w:val="af2"/>
+        <w:rPr>
+          <w:rFonts w:ascii="Times New Roman" w:eastAsiaTheme="minorEastAsia" w:hAnsi="Times New Roman" w:cs="Times New Roman"/>
+        </w:rPr>
+      </w:pPr>
+    </w:p>
+    <w:p>
+      <w:pPr>
+        <w:pStyle w:val="af2"/>
+        <w:rPr>
+          <w:rFonts w:ascii="Times New Roman" w:eastAsiaTheme="minorEastAsia" w:hAnsi="Times New Roman" w:cs="Times New Roman"/>
+        </w:rPr>
+      </w:pPr>
+    </w:p>
+    <w:p>
+      <w:pPr>
+        <w:pStyle w:val="af2"/>
+        <w:rPr>
+          <w:rFonts w:ascii="Times New Roman" w:eastAsiaTheme="minorEastAsia" w:hAnsi="Times New Roman" w:cs="Times New Roman"/>
+        </w:rPr>
+      </w:pPr>
+    </w:p>
+    <w:p>
+      <w:pPr>
+        <w:pStyle w:val="af2"/>
+        <w:rPr>
+          <w:rFonts w:ascii="Times New Roman" w:eastAsiaTheme="minorEastAsia" w:hAnsi="Times New Roman" w:cs="Times New Roman"/>
+        </w:rPr>
+      </w:pPr>
+    </w:p>
+    <w:p>
+      <w:pPr>
+        <w:pStyle w:val="af2"/>
+        <w:rPr>
+          <w:rFonts w:ascii="Times New Roman" w:eastAsiaTheme="minorEastAsia" w:hAnsi="Times New Roman" w:cs="Times New Roman"/>
+        </w:rPr>
+      </w:pPr>
+    </w:p>
+    <w:p>
+      <w:pPr>
+        <w:pStyle w:val="af2"/>
+        <w:rPr>
+          <w:rFonts w:ascii="Times New Roman" w:eastAsiaTheme="minorEastAsia" w:hAnsi="Times New Roman" w:cs="Times New Roman"/>
+        </w:rPr>
+      </w:pPr>
+    </w:p>
+    <w:p>
+      <w:pPr>
+        <w:pStyle w:val="af2"/>
+        <w:rPr>
+          <w:rFonts w:ascii="Times New Roman" w:eastAsiaTheme="minorEastAsia" w:hAnsi="Times New Roman" w:cs="Times New Roman"/>
+        </w:rPr>
+      </w:pPr>
+    </w:p>
+    <w:p>
+      <w:pPr>
+        <w:pStyle w:val="af2"/>
+        <w:rPr>
+          <w:rFonts w:ascii="Times New Roman" w:eastAsiaTheme="minorEastAsia" w:hAnsi="Times New Roman" w:cs="Times New Roman"/>
+        </w:rPr>
+      </w:pPr>
+    </w:p>
+    <w:p>
+      <w:pPr>
+        <w:pStyle w:val="af2"/>
+        <w:rPr>
+          <w:rFonts w:ascii="Times New Roman" w:eastAsiaTheme="minorEastAsia" w:hAnsi="Times New Roman" w:cs="Times New Roman"/>
+        </w:rPr>
+      </w:pPr>
+    </w:p>
+    <w:p>
+      <w:pPr>
+        <w:pStyle w:val="af2"/>
+        <w:rPr>
+          <w:rFonts w:ascii="Times New Roman" w:eastAsiaTheme="minorEastAsia" w:hAnsi="Times New Roman" w:cs="Times New Roman"/>
+        </w:rPr>
+      </w:pPr>
+    </w:p>
+    <w:p>
+      <w:pPr>
+        <w:pStyle w:val="af2"/>
+        <w:rPr>
+          <w:rFonts w:ascii="Times New Roman" w:eastAsiaTheme="minorEastAsia" w:hAnsi="Times New Roman" w:cs="Times New Roman"/>
+        </w:rPr>
+      </w:pPr>
+    </w:p>
+    <w:p>
+      <w:pPr>
+        <w:pStyle w:val="af2"/>
+        <w:rPr>
+          <w:rFonts w:ascii="Times New Roman" w:eastAsiaTheme="minorEastAsia" w:hAnsi="Times New Roman" w:cs="Times New Roman"/>
+        </w:rPr>
+      </w:pPr>
+    </w:p>
+    <w:p>
+      <w:pPr>
+        <w:pStyle w:val="af2"/>
+        <w:rPr>
+          <w:rFonts w:ascii="Times New Roman" w:eastAsiaTheme="minorEastAsia" w:hAnsi="Times New Roman" w:cs="Times New Roman"/>
+        </w:rPr>
+      </w:pPr>
+    </w:p>
+    <w:p>
+      <w:pPr>
+        <w:pStyle w:val="af2"/>
+        <w:rPr>
+          <w:rFonts w:ascii="Times New Roman" w:eastAsiaTheme="minorEastAsia" w:hAnsi="Times New Roman" w:cs="Times New Roman"/>
+        </w:rPr>
+      </w:pPr>
+    </w:p>
+    <w:p>
+      <w:pPr>
+        <w:pStyle w:val="af2"/>
+        <w:rPr>
+          <w:rFonts w:ascii="Times New Roman" w:eastAsiaTheme="minorEastAsia" w:hAnsi="Times New Roman" w:cs="Times New Roman"/>
+        </w:rPr>
+      </w:pPr>
+    </w:p>
+    <w:p>
+      <w:pPr>
+        <w:pStyle w:val="af2"/>
+        <w:rPr>
+          <w:rFonts w:ascii="Times New Roman" w:eastAsiaTheme="minorEastAsia" w:hAnsi="Times New Roman" w:cs="Times New Roman"/>
+        </w:rPr>
+      </w:pPr>
+    </w:p>
+    <w:p>
+      <w:pPr>
+        <w:pStyle w:val="af2"/>
+        <w:rPr>
+          <w:rFonts w:ascii="Times New Roman" w:eastAsiaTheme="minorEastAsia" w:hAnsi="Times New Roman" w:cs="Times New Roman"/>
+        </w:rPr>
+      </w:pPr>
+    </w:p>
+    <w:p>
+      <w:pPr>
+        <w:pStyle w:val="af2"/>
+        <w:rPr>
+          <w:rFonts w:ascii="Times New Roman" w:eastAsiaTheme="minorEastAsia" w:hAnsi="Times New Roman" w:cs="Times New Roman" w:hint="eastAsia"/>
         </w:rPr>
       </w:pPr>
     </w:p>
@@ -2945,7 +7891,7 @@
         <w:spacing w:line="240" w:lineRule="auto"/>
         <w:jc w:val="left"/>
         <w:rPr>
-          <w:rFonts w:ascii="Times New Roman" w:eastAsiaTheme="minorEastAsia" w:hAnsi="Times New Roman" w:cs="Times New Roman" w:hint="eastAsia"/>
+          <w:rFonts w:ascii="Times New Roman" w:eastAsiaTheme="minorEastAsia" w:hAnsi="Times New Roman" w:cs="Times New Roman"/>
           <w:b/>
           <w:bCs/>
           <w:sz w:val="20"/>
@@ -2961,74 +7907,6 @@
           <w:szCs w:val="20"/>
         </w:rPr>
         <w:t>2</w:t>
-      </w:r>
-      <w:r>
-        <w:rPr>
-          <w:rFonts w:ascii="Times New Roman" w:eastAsiaTheme="minorEastAsia" w:hAnsi="Times New Roman" w:cs="Times New Roman"/>
-          <w:b/>
-          <w:bCs/>
-          <w:sz w:val="20"/>
-          <w:szCs w:val="20"/>
-        </w:rPr>
-        <w:t xml:space="preserve"> </w:t>
-      </w:r>
-      <w:r>
-        <w:rPr>
-          <w:rFonts w:ascii="Times New Roman" w:eastAsiaTheme="minorEastAsia" w:hAnsi="Times New Roman" w:cs="Times New Roman" w:hint="eastAsia"/>
-          <w:b/>
-          <w:bCs/>
-          <w:sz w:val="20"/>
-          <w:szCs w:val="20"/>
-        </w:rPr>
-        <w:t>Thinking Layer</w:t>
-      </w:r>
-    </w:p>
-    <w:p>
-      <w:pPr>
-        <w:pStyle w:val="af2"/>
-        <w:rPr>
-          <w:rFonts w:ascii="Times New Roman" w:eastAsiaTheme="minorEastAsia" w:hAnsi="Times New Roman" w:cs="Times New Roman"/>
-        </w:rPr>
-      </w:pPr>
-    </w:p>
-    <w:p>
-      <w:pPr>
-        <w:pStyle w:val="af2"/>
-        <w:rPr>
-          <w:rFonts w:ascii="Times New Roman" w:eastAsiaTheme="minorEastAsia" w:hAnsi="Times New Roman" w:cs="Times New Roman"/>
-        </w:rPr>
-      </w:pPr>
-    </w:p>
-    <w:p>
-      <w:pPr>
-        <w:pStyle w:val="af2"/>
-        <w:rPr>
-          <w:rFonts w:ascii="Times New Roman" w:eastAsiaTheme="minorEastAsia" w:hAnsi="Times New Roman" w:cs="Times New Roman"/>
-        </w:rPr>
-      </w:pPr>
-    </w:p>
-    <w:p>
-      <w:pPr>
-        <w:pStyle w:val="af2"/>
-        <w:spacing w:line="240" w:lineRule="auto"/>
-        <w:jc w:val="left"/>
-        <w:rPr>
-          <w:rFonts w:ascii="Times New Roman" w:eastAsiaTheme="minorEastAsia" w:hAnsi="Times New Roman" w:cs="Times New Roman" w:hint="eastAsia"/>
-          <w:b/>
-          <w:bCs/>
-          <w:sz w:val="20"/>
-          <w:szCs w:val="20"/>
-        </w:rPr>
-      </w:pPr>
-      <w:r>
-        <w:rPr>
-          <w:rFonts w:ascii="Times New Roman" w:eastAsiaTheme="minorEastAsia" w:hAnsi="Times New Roman" w:cs="Times New Roman" w:hint="eastAsia"/>
-          <w:b/>
-          <w:bCs/>
-          <w:sz w:val="20"/>
-          <w:szCs w:val="20"/>
-        </w:rPr>
-        <w:t>3</w:t>
       </w:r>
       <w:r>
         <w:rPr>
@@ -4545,6 +9423,127 @@
     </w:p>
   </w:footnote>
 </w:footnotes>
+</file>
+
+<file path=word/numbering.xml><?xml version="1.0" encoding="utf-8"?>
+<w:numbering xmlns:wpc="http://schemas.microsoft.com/office/word/2010/wordprocessingCanvas" xmlns:cx="http://schemas.microsoft.com/office/drawing/2014/chartex" xmlns:cx1="http://schemas.microsoft.com/office/drawing/2015/9/8/chartex" xmlns:cx2="http://schemas.microsoft.com/office/drawing/2015/10/21/chartex" xmlns:cx3="http://schemas.microsoft.com/office/drawing/2016/5/9/chartex" xmlns:cx4="http://schemas.microsoft.com/office/drawing/2016/5/10/chartex" xmlns:cx5="http://schemas.microsoft.com/office/drawing/2016/5/11/chartex" xmlns:cx6="http://schemas.microsoft.com/office/drawing/2016/5/12/chartex" xmlns:cx7="http://schemas.microsoft.com/office/drawing/2016/5/13/chartex" xmlns:cx8="http://schemas.microsoft.com/office/drawing/2016/5/14/chartex" xmlns:mc="http://schemas.openxmlformats.org/markup-compatibility/2006" xmlns:aink="http://schemas.microsoft.com/office/drawing/2016/ink" xmlns:am3d="http://schemas.microsoft.com/office/drawing/2017/model3d" xmlns:o="urn:schemas-microsoft-com:office:office" xmlns:oel="http://schemas.microsoft.com/office/2019/extlst" xmlns:r="http://schemas.openxmlformats.org/officeDocument/2006/relationships" xmlns:m="http://schemas.openxmlformats.org/officeDocument/2006/math" xmlns:v="urn:schemas-microsoft-com:vml" xmlns:wp14="http://schemas.microsoft.com/office/word/2010/wordprocessingDrawing" xmlns:wp="http://schemas.openxmlformats.org/drawingml/2006/wordprocessingDrawing" xmlns:w10="urn:schemas-microsoft-com:office:word" xmlns:w="http://schemas.openxmlformats.org/wordprocessingml/2006/main" xmlns:w14="http://schemas.microsoft.com/office/word/2010/wordml" xmlns:w15="http://schemas.microsoft.com/office/word/2012/wordml" xmlns:w16cex="http://schemas.microsoft.com/office/word/2018/wordml/cex" xmlns:w16cid="http://schemas.microsoft.com/office/word/2016/wordml/cid" xmlns:w16="http://schemas.microsoft.com/office/word/2018/wordml" xmlns:w16du="http://schemas.microsoft.com/office/word/2023/wordml/word16du" xmlns:w16sdtdh="http://schemas.microsoft.com/office/word/2020/wordml/sdtdatahash" xmlns:w16sdtfl="http://schemas.microsoft.com/office/word/2024/wordml/sdtformatlock" xmlns:w16se="http://schemas.microsoft.com/office/word/2015/wordml/symex" xmlns:wpg="http://schemas.microsoft.com/office/word/2010/wordprocessingGroup" xmlns:wpi="http://schemas.microsoft.com/office/word/2010/wordprocessingInk" xmlns:wne="http://schemas.microsoft.com/office/word/2006/wordml" xmlns:wps="http://schemas.microsoft.com/office/word/2010/wordprocessingShape" mc:Ignorable="w14 w15 w16se w16cid w16 w16cex w16sdtdh w16sdtfl w16du wp14">
+  <w:abstractNum w:abstractNumId="0" w15:restartNumberingAfterBreak="0">
+    <w:nsid w:val="117D27FB"/>
+    <w:multiLevelType w:val="hybridMultilevel"/>
+    <w:tmpl w:val="EA52FCB6"/>
+    <w:lvl w:ilvl="0" w:tplc="04090001">
+      <w:start w:val="1"/>
+      <w:numFmt w:val="bullet"/>
+      <w:lvlText w:val=""/>
+      <w:lvlJc w:val="left"/>
+      <w:pPr>
+        <w:ind w:left="440" w:hanging="440"/>
+      </w:pPr>
+      <w:rPr>
+        <w:rFonts w:ascii="Wingdings" w:hAnsi="Wingdings" w:hint="default"/>
+      </w:rPr>
+    </w:lvl>
+    <w:lvl w:ilvl="1" w:tplc="04090003" w:tentative="1">
+      <w:start w:val="1"/>
+      <w:numFmt w:val="bullet"/>
+      <w:lvlText w:val=""/>
+      <w:lvlJc w:val="left"/>
+      <w:pPr>
+        <w:ind w:left="880" w:hanging="440"/>
+      </w:pPr>
+      <w:rPr>
+        <w:rFonts w:ascii="Wingdings" w:hAnsi="Wingdings" w:hint="default"/>
+      </w:rPr>
+    </w:lvl>
+    <w:lvl w:ilvl="2" w:tplc="04090005" w:tentative="1">
+      <w:start w:val="1"/>
+      <w:numFmt w:val="bullet"/>
+      <w:lvlText w:val=""/>
+      <w:lvlJc w:val="left"/>
+      <w:pPr>
+        <w:ind w:left="1320" w:hanging="440"/>
+      </w:pPr>
+      <w:rPr>
+        <w:rFonts w:ascii="Wingdings" w:hAnsi="Wingdings" w:hint="default"/>
+      </w:rPr>
+    </w:lvl>
+    <w:lvl w:ilvl="3" w:tplc="04090001">
+      <w:start w:val="1"/>
+      <w:numFmt w:val="bullet"/>
+      <w:lvlText w:val=""/>
+      <w:lvlJc w:val="left"/>
+      <w:pPr>
+        <w:ind w:left="1760" w:hanging="440"/>
+      </w:pPr>
+      <w:rPr>
+        <w:rFonts w:ascii="Wingdings" w:hAnsi="Wingdings" w:hint="default"/>
+      </w:rPr>
+    </w:lvl>
+    <w:lvl w:ilvl="4" w:tplc="04090003" w:tentative="1">
+      <w:start w:val="1"/>
+      <w:numFmt w:val="bullet"/>
+      <w:lvlText w:val=""/>
+      <w:lvlJc w:val="left"/>
+      <w:pPr>
+        <w:ind w:left="2200" w:hanging="440"/>
+      </w:pPr>
+      <w:rPr>
+        <w:rFonts w:ascii="Wingdings" w:hAnsi="Wingdings" w:hint="default"/>
+      </w:rPr>
+    </w:lvl>
+    <w:lvl w:ilvl="5" w:tplc="04090005" w:tentative="1">
+      <w:start w:val="1"/>
+      <w:numFmt w:val="bullet"/>
+      <w:lvlText w:val=""/>
+      <w:lvlJc w:val="left"/>
+      <w:pPr>
+        <w:ind w:left="2640" w:hanging="440"/>
+      </w:pPr>
+      <w:rPr>
+        <w:rFonts w:ascii="Wingdings" w:hAnsi="Wingdings" w:hint="default"/>
+      </w:rPr>
+    </w:lvl>
+    <w:lvl w:ilvl="6" w:tplc="04090001" w:tentative="1">
+      <w:start w:val="1"/>
+      <w:numFmt w:val="bullet"/>
+      <w:lvlText w:val=""/>
+      <w:lvlJc w:val="left"/>
+      <w:pPr>
+        <w:ind w:left="3080" w:hanging="440"/>
+      </w:pPr>
+      <w:rPr>
+        <w:rFonts w:ascii="Wingdings" w:hAnsi="Wingdings" w:hint="default"/>
+      </w:rPr>
+    </w:lvl>
+    <w:lvl w:ilvl="7" w:tplc="04090003" w:tentative="1">
+      <w:start w:val="1"/>
+      <w:numFmt w:val="bullet"/>
+      <w:lvlText w:val=""/>
+      <w:lvlJc w:val="left"/>
+      <w:pPr>
+        <w:ind w:left="3520" w:hanging="440"/>
+      </w:pPr>
+      <w:rPr>
+        <w:rFonts w:ascii="Wingdings" w:hAnsi="Wingdings" w:hint="default"/>
+      </w:rPr>
+    </w:lvl>
+    <w:lvl w:ilvl="8" w:tplc="04090005" w:tentative="1">
+      <w:start w:val="1"/>
+      <w:numFmt w:val="bullet"/>
+      <w:lvlText w:val=""/>
+      <w:lvlJc w:val="left"/>
+      <w:pPr>
+        <w:ind w:left="3960" w:hanging="440"/>
+      </w:pPr>
+      <w:rPr>
+        <w:rFonts w:ascii="Wingdings" w:hAnsi="Wingdings" w:hint="default"/>
+      </w:rPr>
+    </w:lvl>
+  </w:abstractNum>
+  <w:num w:numId="1" w16cid:durableId="748233206">
+    <w:abstractNumId w:val="0"/>
+  </w:num>
+</w:numbering>
 </file>
 
 <file path=word/styles.xml><?xml version="1.0" encoding="utf-8"?>

--- a/Language Learning.docx
+++ b/Language Learning.docx
@@ -91,148 +91,260 @@
         <w:ind w:firstLineChars="200" w:firstLine="320"/>
         <w:jc w:val="left"/>
         <w:rPr>
-          <w:rFonts w:ascii="Times New Roman" w:eastAsiaTheme="minorEastAsia" w:hAnsi="Times New Roman" w:cs="Times New Roman"/>
-        </w:rPr>
-      </w:pPr>
-      <w:r>
-        <w:rPr>
-          <w:rFonts w:ascii="Times New Roman" w:eastAsiaTheme="minorEastAsia" w:hAnsi="Times New Roman" w:cs="Times New Roman" w:hint="eastAsia"/>
+          <w:rFonts w:asciiTheme="minorEastAsia" w:eastAsiaTheme="minorEastAsia" w:hAnsiTheme="minorEastAsia" w:cs="Times New Roman"/>
+          <w:rPrChange w:id="0" w:author="Martin Ma" w:date="2026-03-12T21:37:00Z" w16du:dateUtc="2026-03-13T04:37:00Z">
+            <w:rPr>
+              <w:rFonts w:ascii="Times New Roman" w:eastAsiaTheme="minorEastAsia" w:hAnsi="Times New Roman" w:cs="Times New Roman"/>
+            </w:rPr>
+          </w:rPrChange>
+        </w:rPr>
+      </w:pPr>
+      <w:r>
+        <w:rPr>
+          <w:rFonts w:asciiTheme="minorEastAsia" w:eastAsiaTheme="minorEastAsia" w:hAnsiTheme="minorEastAsia" w:cs="Cambria Math"/>
           <w:b/>
           <w:bCs/>
+          <w:rPrChange w:id="1" w:author="Martin Ma" w:date="2026-03-12T21:37:00Z" w16du:dateUtc="2026-03-13T04:37:00Z">
+            <w:rPr>
+              <w:rFonts w:ascii="Times New Roman" w:eastAsiaTheme="minorEastAsia" w:hAnsi="Times New Roman" w:cs="Times New Roman" w:hint="eastAsia"/>
+              <w:b/>
+              <w:bCs/>
+            </w:rPr>
+          </w:rPrChange>
         </w:rPr>
         <w:t>①</w:t>
       </w:r>
       <w:r>
         <w:rPr>
-          <w:rFonts w:ascii="Times New Roman" w:eastAsiaTheme="minorEastAsia" w:hAnsi="Times New Roman" w:cs="Times New Roman" w:hint="eastAsia"/>
+          <w:rFonts w:asciiTheme="minorEastAsia" w:eastAsiaTheme="minorEastAsia" w:hAnsiTheme="minorEastAsia" w:cs="Times New Roman"/>
           <w:b/>
           <w:bCs/>
+          <w:rPrChange w:id="2" w:author="Martin Ma" w:date="2026-03-12T21:37:00Z" w16du:dateUtc="2026-03-13T04:37:00Z">
+            <w:rPr>
+              <w:rFonts w:ascii="Times New Roman" w:eastAsiaTheme="minorEastAsia" w:hAnsi="Times New Roman" w:cs="Times New Roman" w:hint="eastAsia"/>
+              <w:b/>
+              <w:bCs/>
+            </w:rPr>
+          </w:rPrChange>
         </w:rPr>
         <w:t xml:space="preserve"> </w:t>
       </w:r>
       <w:r>
         <w:rPr>
-          <w:rFonts w:ascii="Times New Roman" w:eastAsiaTheme="minorEastAsia" w:hAnsi="Times New Roman" w:cs="Times New Roman"/>
+          <w:rFonts w:asciiTheme="minorEastAsia" w:eastAsiaTheme="minorEastAsia" w:hAnsiTheme="minorEastAsia" w:cs="Times New Roman"/>
           <w:b/>
           <w:bCs/>
+          <w:rPrChange w:id="3" w:author="Martin Ma" w:date="2026-03-12T21:37:00Z" w16du:dateUtc="2026-03-13T04:37:00Z">
+            <w:rPr>
+              <w:rFonts w:ascii="Times New Roman" w:eastAsiaTheme="minorEastAsia" w:hAnsi="Times New Roman" w:cs="Times New Roman"/>
+              <w:b/>
+              <w:bCs/>
+            </w:rPr>
+          </w:rPrChange>
         </w:rPr>
         <w:t>基础结构</w:t>
       </w:r>
       <w:r>
         <w:rPr>
-          <w:rFonts w:ascii="Times New Roman" w:eastAsiaTheme="minorEastAsia" w:hAnsi="Times New Roman" w:cs="Times New Roman"/>
+          <w:rFonts w:asciiTheme="minorEastAsia" w:eastAsiaTheme="minorEastAsia" w:hAnsiTheme="minorEastAsia" w:cs="Times New Roman"/>
           <w:b/>
           <w:bCs/>
+          <w:rPrChange w:id="4" w:author="Martin Ma" w:date="2026-03-12T21:37:00Z" w16du:dateUtc="2026-03-13T04:37:00Z">
+            <w:rPr>
+              <w:rFonts w:ascii="Times New Roman" w:eastAsiaTheme="minorEastAsia" w:hAnsi="Times New Roman" w:cs="Times New Roman"/>
+              <w:b/>
+              <w:bCs/>
+            </w:rPr>
+          </w:rPrChange>
         </w:rPr>
         <w:t>:</w:t>
       </w:r>
       <w:r>
         <w:rPr>
-          <w:rFonts w:ascii="Times New Roman" w:eastAsiaTheme="minorEastAsia" w:hAnsi="Times New Roman" w:cs="Times New Roman"/>
+          <w:rFonts w:asciiTheme="minorEastAsia" w:eastAsiaTheme="minorEastAsia" w:hAnsiTheme="minorEastAsia" w:cs="Times New Roman"/>
+          <w:rPrChange w:id="5" w:author="Martin Ma" w:date="2026-03-12T21:37:00Z" w16du:dateUtc="2026-03-13T04:37:00Z">
+            <w:rPr>
+              <w:rFonts w:ascii="Times New Roman" w:eastAsiaTheme="minorEastAsia" w:hAnsi="Times New Roman" w:cs="Times New Roman"/>
+            </w:rPr>
+          </w:rPrChange>
         </w:rPr>
         <w:t xml:space="preserve"> </w:t>
       </w:r>
       <w:r>
         <w:rPr>
-          <w:rFonts w:ascii="Times New Roman" w:eastAsiaTheme="minorEastAsia" w:hAnsi="Times New Roman" w:cs="Times New Roman"/>
+          <w:rFonts w:asciiTheme="minorEastAsia" w:eastAsiaTheme="minorEastAsia" w:hAnsiTheme="minorEastAsia" w:cs="Times New Roman"/>
           <w:b/>
           <w:bCs/>
           <w:color w:val="EE0000"/>
+          <w:rPrChange w:id="6" w:author="Martin Ma" w:date="2026-03-12T21:37:00Z" w16du:dateUtc="2026-03-13T04:37:00Z">
+            <w:rPr>
+              <w:rFonts w:ascii="Times New Roman" w:eastAsiaTheme="minorEastAsia" w:hAnsi="Times New Roman" w:cs="Times New Roman"/>
+              <w:b/>
+              <w:bCs/>
+              <w:color w:val="EE0000"/>
+            </w:rPr>
+          </w:rPrChange>
         </w:rPr>
         <w:t>主语</w:t>
       </w:r>
       <w:r>
         <w:rPr>
-          <w:rFonts w:ascii="Times New Roman" w:eastAsiaTheme="minorEastAsia" w:hAnsi="Times New Roman" w:cs="Times New Roman"/>
+          <w:rFonts w:asciiTheme="minorEastAsia" w:eastAsiaTheme="minorEastAsia" w:hAnsiTheme="minorEastAsia" w:cs="Times New Roman"/>
           <w:b/>
           <w:bCs/>
           <w:color w:val="EE0000"/>
+          <w:rPrChange w:id="7" w:author="Martin Ma" w:date="2026-03-12T21:37:00Z" w16du:dateUtc="2026-03-13T04:37:00Z">
+            <w:rPr>
+              <w:rFonts w:ascii="Times New Roman" w:eastAsiaTheme="minorEastAsia" w:hAnsi="Times New Roman" w:cs="Times New Roman"/>
+              <w:b/>
+              <w:bCs/>
+              <w:color w:val="EE0000"/>
+            </w:rPr>
+          </w:rPrChange>
         </w:rPr>
         <w:t xml:space="preserve"> + </w:t>
       </w:r>
       <w:r>
         <w:rPr>
-          <w:rFonts w:ascii="Times New Roman" w:eastAsiaTheme="minorEastAsia" w:hAnsi="Times New Roman" w:cs="Times New Roman"/>
+          <w:rFonts w:asciiTheme="minorEastAsia" w:eastAsiaTheme="minorEastAsia" w:hAnsiTheme="minorEastAsia" w:cs="Times New Roman"/>
           <w:b/>
           <w:bCs/>
           <w:color w:val="EE0000"/>
+          <w:rPrChange w:id="8" w:author="Martin Ma" w:date="2026-03-12T21:37:00Z" w16du:dateUtc="2026-03-13T04:37:00Z">
+            <w:rPr>
+              <w:rFonts w:ascii="Times New Roman" w:eastAsiaTheme="minorEastAsia" w:hAnsi="Times New Roman" w:cs="Times New Roman"/>
+              <w:b/>
+              <w:bCs/>
+              <w:color w:val="EE0000"/>
+            </w:rPr>
+          </w:rPrChange>
         </w:rPr>
         <w:t>谓语</w:t>
       </w:r>
       <w:r>
         <w:rPr>
-          <w:rFonts w:ascii="Times New Roman" w:eastAsiaTheme="minorEastAsia" w:hAnsi="Times New Roman" w:cs="Times New Roman"/>
+          <w:rFonts w:asciiTheme="minorEastAsia" w:eastAsiaTheme="minorEastAsia" w:hAnsiTheme="minorEastAsia" w:cs="Times New Roman"/>
           <w:b/>
           <w:bCs/>
           <w:color w:val="EE0000"/>
+          <w:rPrChange w:id="9" w:author="Martin Ma" w:date="2026-03-12T21:37:00Z" w16du:dateUtc="2026-03-13T04:37:00Z">
+            <w:rPr>
+              <w:rFonts w:ascii="Times New Roman" w:eastAsiaTheme="minorEastAsia" w:hAnsi="Times New Roman" w:cs="Times New Roman"/>
+              <w:b/>
+              <w:bCs/>
+              <w:color w:val="EE0000"/>
+            </w:rPr>
+          </w:rPrChange>
         </w:rPr>
         <w:t xml:space="preserve"> </w:t>
       </w:r>
-      <w:r>
-        <w:rPr>
-          <w:rFonts w:ascii="Times New Roman" w:eastAsiaTheme="minorEastAsia" w:hAnsi="Times New Roman" w:cs="Times New Roman"/>
-          <w:b/>
-          <w:bCs/>
-        </w:rPr>
-        <w:t xml:space="preserve">+ </w:t>
-      </w:r>
-      <w:r>
-        <w:rPr>
-          <w:rFonts w:ascii="Times New Roman" w:eastAsiaTheme="minorEastAsia" w:hAnsi="Times New Roman" w:cs="Times New Roman" w:hint="eastAsia"/>
-          <w:b/>
-          <w:bCs/>
-        </w:rPr>
-        <w:t>(</w:t>
-      </w:r>
-      <w:r>
-        <w:rPr>
-          <w:rFonts w:ascii="Times New Roman" w:eastAsiaTheme="minorEastAsia" w:hAnsi="Times New Roman" w:cs="Times New Roman"/>
-          <w:b/>
-          <w:bCs/>
-        </w:rPr>
-        <w:t>宾语</w:t>
-      </w:r>
-      <w:r>
-        <w:rPr>
-          <w:rFonts w:ascii="Times New Roman" w:eastAsiaTheme="minorEastAsia" w:hAnsi="Times New Roman" w:cs="Times New Roman" w:hint="eastAsia"/>
-          <w:b/>
-          <w:bCs/>
-        </w:rPr>
-        <w:t>)</w:t>
-      </w:r>
-    </w:p>
-    <w:p>
-      <w:pPr>
-        <w:pStyle w:val="af2"/>
-        <w:ind w:firstLineChars="200" w:firstLine="320"/>
-        <w:jc w:val="left"/>
-        <w:rPr>
-          <w:rFonts w:asciiTheme="minorEastAsia" w:eastAsiaTheme="minorEastAsia" w:hAnsiTheme="minorEastAsia" w:cs="Times New Roman" w:hint="eastAsia"/>
-          <w:b/>
-          <w:bCs/>
-        </w:rPr>
-      </w:pPr>
       <w:r>
         <w:rPr>
           <w:rFonts w:asciiTheme="minorEastAsia" w:eastAsiaTheme="minorEastAsia" w:hAnsiTheme="minorEastAsia" w:cs="Times New Roman"/>
           <w:b/>
           <w:bCs/>
-        </w:rPr>
-        <w:t>英语句子五种</w:t>
-      </w:r>
-      <w:r>
-        <w:rPr>
-          <w:rFonts w:asciiTheme="minorEastAsia" w:eastAsiaTheme="minorEastAsia" w:hAnsiTheme="minorEastAsia" w:cs="Times New Roman" w:hint="eastAsia"/>
-          <w:b/>
-          <w:bCs/>
-        </w:rPr>
-        <w:t>基本</w:t>
+          <w:rPrChange w:id="10" w:author="Martin Ma" w:date="2026-03-12T21:37:00Z" w16du:dateUtc="2026-03-13T04:37:00Z">
+            <w:rPr>
+              <w:rFonts w:ascii="Times New Roman" w:eastAsiaTheme="minorEastAsia" w:hAnsi="Times New Roman" w:cs="Times New Roman"/>
+              <w:b/>
+              <w:bCs/>
+            </w:rPr>
+          </w:rPrChange>
+        </w:rPr>
+        <w:t xml:space="preserve">+ </w:t>
       </w:r>
       <w:r>
         <w:rPr>
           <w:rFonts w:asciiTheme="minorEastAsia" w:eastAsiaTheme="minorEastAsia" w:hAnsiTheme="minorEastAsia" w:cs="Times New Roman"/>
           <w:b/>
           <w:bCs/>
+          <w:rPrChange w:id="11" w:author="Martin Ma" w:date="2026-03-12T21:37:00Z" w16du:dateUtc="2026-03-13T04:37:00Z">
+            <w:rPr>
+              <w:rFonts w:ascii="Times New Roman" w:eastAsiaTheme="minorEastAsia" w:hAnsi="Times New Roman" w:cs="Times New Roman" w:hint="eastAsia"/>
+              <w:b/>
+              <w:bCs/>
+            </w:rPr>
+          </w:rPrChange>
+        </w:rPr>
+        <w:t>(</w:t>
+      </w:r>
+      <w:r>
+        <w:rPr>
+          <w:rFonts w:asciiTheme="minorEastAsia" w:eastAsiaTheme="minorEastAsia" w:hAnsiTheme="minorEastAsia" w:cs="Times New Roman"/>
+          <w:b/>
+          <w:bCs/>
+          <w:rPrChange w:id="12" w:author="Martin Ma" w:date="2026-03-12T21:37:00Z" w16du:dateUtc="2026-03-13T04:37:00Z">
+            <w:rPr>
+              <w:rFonts w:ascii="Times New Roman" w:eastAsiaTheme="minorEastAsia" w:hAnsi="Times New Roman" w:cs="Times New Roman"/>
+              <w:b/>
+              <w:bCs/>
+            </w:rPr>
+          </w:rPrChange>
+        </w:rPr>
+        <w:t>宾语</w:t>
+      </w:r>
+      <w:r>
+        <w:rPr>
+          <w:rFonts w:asciiTheme="minorEastAsia" w:eastAsiaTheme="minorEastAsia" w:hAnsiTheme="minorEastAsia" w:cs="Times New Roman"/>
+          <w:b/>
+          <w:bCs/>
+          <w:rPrChange w:id="13" w:author="Martin Ma" w:date="2026-03-12T21:37:00Z" w16du:dateUtc="2026-03-13T04:37:00Z">
+            <w:rPr>
+              <w:rFonts w:ascii="Times New Roman" w:eastAsiaTheme="minorEastAsia" w:hAnsi="Times New Roman" w:cs="Times New Roman" w:hint="eastAsia"/>
+              <w:b/>
+              <w:bCs/>
+            </w:rPr>
+          </w:rPrChange>
+        </w:rPr>
+        <w:t>)</w:t>
+      </w:r>
+    </w:p>
+    <w:p>
+      <w:pPr>
+        <w:pStyle w:val="af2"/>
+        <w:ind w:firstLineChars="200" w:firstLine="320"/>
+        <w:jc w:val="left"/>
+        <w:rPr>
+          <w:rFonts w:asciiTheme="minorEastAsia" w:eastAsiaTheme="minorEastAsia" w:hAnsiTheme="minorEastAsia" w:cs="Times New Roman"/>
+          <w:b/>
+          <w:bCs/>
+          <w:rPrChange w:id="14" w:author="Martin Ma" w:date="2026-03-12T21:37:00Z" w16du:dateUtc="2026-03-13T04:37:00Z">
+            <w:rPr>
+              <w:rFonts w:asciiTheme="minorEastAsia" w:eastAsiaTheme="minorEastAsia" w:hAnsiTheme="minorEastAsia" w:cs="Times New Roman" w:hint="eastAsia"/>
+              <w:b/>
+              <w:bCs/>
+            </w:rPr>
+          </w:rPrChange>
+        </w:rPr>
+      </w:pPr>
+      <w:r>
+        <w:rPr>
+          <w:rFonts w:asciiTheme="minorEastAsia" w:eastAsiaTheme="minorEastAsia" w:hAnsiTheme="minorEastAsia" w:cs="Times New Roman"/>
+          <w:b/>
+          <w:bCs/>
+        </w:rPr>
+        <w:t>英语句子五种</w:t>
+      </w:r>
+      <w:r>
+        <w:rPr>
+          <w:rFonts w:asciiTheme="minorEastAsia" w:eastAsiaTheme="minorEastAsia" w:hAnsiTheme="minorEastAsia" w:cs="Times New Roman"/>
+          <w:b/>
+          <w:bCs/>
+          <w:rPrChange w:id="15" w:author="Martin Ma" w:date="2026-03-12T21:37:00Z" w16du:dateUtc="2026-03-13T04:37:00Z">
+            <w:rPr>
+              <w:rFonts w:asciiTheme="minorEastAsia" w:eastAsiaTheme="minorEastAsia" w:hAnsiTheme="minorEastAsia" w:cs="Times New Roman" w:hint="eastAsia"/>
+              <w:b/>
+              <w:bCs/>
+            </w:rPr>
+          </w:rPrChange>
+        </w:rPr>
+        <w:t>基本</w:t>
+      </w:r>
+      <w:r>
+        <w:rPr>
+          <w:rFonts w:asciiTheme="minorEastAsia" w:eastAsiaTheme="minorEastAsia" w:hAnsiTheme="minorEastAsia" w:cs="Times New Roman"/>
+          <w:b/>
+          <w:bCs/>
         </w:rPr>
         <w:t>结构</w:t>
       </w:r>
@@ -243,25 +355,46 @@
         <w:ind w:leftChars="67" w:left="141"/>
         <w:jc w:val="left"/>
         <w:rPr>
-          <w:rFonts w:asciiTheme="minorEastAsia" w:eastAsiaTheme="minorEastAsia" w:hAnsiTheme="minorEastAsia" w:cs="Times New Roman" w:hint="eastAsia"/>
-        </w:rPr>
-      </w:pPr>
-      <w:r>
-        <w:rPr>
-          <w:rFonts w:asciiTheme="minorEastAsia" w:eastAsiaTheme="minorEastAsia" w:hAnsiTheme="minorEastAsia" w:cs="Times New Roman" w:hint="eastAsia"/>
+          <w:rFonts w:asciiTheme="minorEastAsia" w:eastAsiaTheme="minorEastAsia" w:hAnsiTheme="minorEastAsia" w:cs="Times New Roman"/>
+          <w:rPrChange w:id="16" w:author="Martin Ma" w:date="2026-03-12T21:37:00Z" w16du:dateUtc="2026-03-13T04:37:00Z">
+            <w:rPr>
+              <w:rFonts w:asciiTheme="minorEastAsia" w:eastAsiaTheme="minorEastAsia" w:hAnsiTheme="minorEastAsia" w:cs="Times New Roman" w:hint="eastAsia"/>
+            </w:rPr>
+          </w:rPrChange>
+        </w:rPr>
+      </w:pPr>
+      <w:r>
+        <w:rPr>
+          <w:rFonts w:asciiTheme="minorEastAsia" w:eastAsiaTheme="minorEastAsia" w:hAnsiTheme="minorEastAsia" w:cs="Times New Roman"/>
           <w:color w:val="00B050"/>
+          <w:rPrChange w:id="17" w:author="Martin Ma" w:date="2026-03-12T21:37:00Z" w16du:dateUtc="2026-03-13T04:37:00Z">
+            <w:rPr>
+              <w:rFonts w:asciiTheme="minorEastAsia" w:eastAsiaTheme="minorEastAsia" w:hAnsiTheme="minorEastAsia" w:cs="Times New Roman" w:hint="eastAsia"/>
+              <w:color w:val="00B050"/>
+            </w:rPr>
+          </w:rPrChange>
         </w:rPr>
         <w:t xml:space="preserve">  </w:t>
       </w:r>
       <w:r>
         <w:rPr>
-          <w:rFonts w:asciiTheme="minorEastAsia" w:eastAsiaTheme="minorEastAsia" w:hAnsiTheme="minorEastAsia" w:cs="Times New Roman" w:hint="eastAsia"/>
+          <w:rFonts w:asciiTheme="minorEastAsia" w:eastAsiaTheme="minorEastAsia" w:hAnsiTheme="minorEastAsia" w:cs="Times New Roman"/>
+          <w:rPrChange w:id="18" w:author="Martin Ma" w:date="2026-03-12T21:37:00Z" w16du:dateUtc="2026-03-13T04:37:00Z">
+            <w:rPr>
+              <w:rFonts w:asciiTheme="minorEastAsia" w:eastAsiaTheme="minorEastAsia" w:hAnsiTheme="minorEastAsia" w:cs="Times New Roman" w:hint="eastAsia"/>
+            </w:rPr>
+          </w:rPrChange>
         </w:rPr>
         <w:t xml:space="preserve">(1) </w:t>
       </w:r>
       <w:r>
         <w:rPr>
-          <w:rFonts w:asciiTheme="minorEastAsia" w:eastAsiaTheme="minorEastAsia" w:hAnsiTheme="minorEastAsia" w:cs="Times New Roman" w:hint="eastAsia"/>
+          <w:rFonts w:asciiTheme="minorEastAsia" w:eastAsiaTheme="minorEastAsia" w:hAnsiTheme="minorEastAsia" w:cs="Times New Roman"/>
+          <w:rPrChange w:id="19" w:author="Martin Ma" w:date="2026-03-12T21:37:00Z" w16du:dateUtc="2026-03-13T04:37:00Z">
+            <w:rPr>
+              <w:rFonts w:asciiTheme="minorEastAsia" w:eastAsiaTheme="minorEastAsia" w:hAnsiTheme="minorEastAsia" w:cs="Times New Roman" w:hint="eastAsia"/>
+            </w:rPr>
+          </w:rPrChange>
         </w:rPr>
         <w:t>主语+动词</w:t>
       </w:r>
@@ -272,74 +405,46 @@
         <w:ind w:leftChars="67" w:left="141"/>
         <w:jc w:val="left"/>
         <w:rPr>
-          <w:rFonts w:asciiTheme="minorEastAsia" w:eastAsiaTheme="minorEastAsia" w:hAnsiTheme="minorEastAsia" w:cs="Times New Roman" w:hint="eastAsia"/>
-        </w:rPr>
-      </w:pPr>
-      <w:r>
-        <w:rPr>
-          <w:rFonts w:asciiTheme="minorEastAsia" w:eastAsiaTheme="minorEastAsia" w:hAnsiTheme="minorEastAsia" w:cs="Times New Roman" w:hint="eastAsia"/>
+          <w:rFonts w:asciiTheme="minorEastAsia" w:eastAsiaTheme="minorEastAsia" w:hAnsiTheme="minorEastAsia" w:cs="Times New Roman"/>
+          <w:rPrChange w:id="20" w:author="Martin Ma" w:date="2026-03-12T21:37:00Z" w16du:dateUtc="2026-03-13T04:37:00Z">
+            <w:rPr>
+              <w:rFonts w:asciiTheme="minorEastAsia" w:eastAsiaTheme="minorEastAsia" w:hAnsiTheme="minorEastAsia" w:cs="Times New Roman" w:hint="eastAsia"/>
+            </w:rPr>
+          </w:rPrChange>
+        </w:rPr>
+      </w:pPr>
+      <w:r>
+        <w:rPr>
+          <w:rFonts w:asciiTheme="minorEastAsia" w:eastAsiaTheme="minorEastAsia" w:hAnsiTheme="minorEastAsia" w:cs="Times New Roman"/>
+          <w:rPrChange w:id="21" w:author="Martin Ma" w:date="2026-03-12T21:37:00Z" w16du:dateUtc="2026-03-13T04:37:00Z">
+            <w:rPr>
+              <w:rFonts w:asciiTheme="minorEastAsia" w:eastAsiaTheme="minorEastAsia" w:hAnsiTheme="minorEastAsia" w:cs="Times New Roman" w:hint="eastAsia"/>
+            </w:rPr>
+          </w:rPrChange>
         </w:rPr>
         <w:t xml:space="preserve">  </w:t>
       </w:r>
       <w:r>
         <w:rPr>
-          <w:rFonts w:asciiTheme="minorEastAsia" w:eastAsiaTheme="minorEastAsia" w:hAnsiTheme="minorEastAsia" w:cs="Times New Roman" w:hint="eastAsia"/>
+          <w:rFonts w:asciiTheme="minorEastAsia" w:eastAsiaTheme="minorEastAsia" w:hAnsiTheme="minorEastAsia" w:cs="Times New Roman"/>
+          <w:rPrChange w:id="22" w:author="Martin Ma" w:date="2026-03-12T21:37:00Z" w16du:dateUtc="2026-03-13T04:37:00Z">
+            <w:rPr>
+              <w:rFonts w:asciiTheme="minorEastAsia" w:eastAsiaTheme="minorEastAsia" w:hAnsiTheme="minorEastAsia" w:cs="Times New Roman" w:hint="eastAsia"/>
+            </w:rPr>
+          </w:rPrChange>
         </w:rPr>
         <w:t xml:space="preserve">   </w:t>
       </w:r>
       <w:r>
         <w:rPr>
-          <w:rFonts w:asciiTheme="minorEastAsia" w:eastAsiaTheme="minorEastAsia" w:hAnsiTheme="minorEastAsia" w:cs="Times New Roman" w:hint="eastAsia"/>
-        </w:rPr>
-        <w:t>动词后面不需要宾语</w:t>
-      </w:r>
-      <w:r>
-        <w:rPr>
-          <w:rFonts w:asciiTheme="minorEastAsia" w:eastAsiaTheme="minorEastAsia" w:hAnsiTheme="minorEastAsia" w:cs="Times New Roman" w:hint="eastAsia"/>
-        </w:rPr>
-        <w:t xml:space="preserve">: </w:t>
-      </w:r>
-      <w:r>
-        <w:rPr>
           <w:rFonts w:asciiTheme="minorEastAsia" w:eastAsiaTheme="minorEastAsia" w:hAnsiTheme="minorEastAsia" w:cs="Times New Roman"/>
-        </w:rPr>
-        <w:t>arrive</w:t>
-      </w:r>
-      <w:r>
-        <w:rPr>
-          <w:rFonts w:asciiTheme="minorEastAsia" w:eastAsiaTheme="minorEastAsia" w:hAnsiTheme="minorEastAsia" w:cs="Times New Roman" w:hint="eastAsia"/>
-        </w:rPr>
-        <w:t xml:space="preserve">, </w:t>
-      </w:r>
-      <w:r>
-        <w:rPr>
-          <w:rFonts w:asciiTheme="minorEastAsia" w:eastAsiaTheme="minorEastAsia" w:hAnsiTheme="minorEastAsia" w:cs="Times New Roman"/>
-        </w:rPr>
-        <w:t>go</w:t>
-      </w:r>
-      <w:r>
-        <w:rPr>
-          <w:rFonts w:asciiTheme="minorEastAsia" w:eastAsiaTheme="minorEastAsia" w:hAnsiTheme="minorEastAsia" w:cs="Times New Roman" w:hint="eastAsia"/>
-        </w:rPr>
-        <w:t xml:space="preserve">, </w:t>
-      </w:r>
-      <w:r>
-        <w:rPr>
-          <w:rFonts w:asciiTheme="minorEastAsia" w:eastAsiaTheme="minorEastAsia" w:hAnsiTheme="minorEastAsia" w:cs="Times New Roman"/>
-        </w:rPr>
-        <w:t>sleep</w:t>
-      </w:r>
-      <w:r>
-        <w:rPr>
-          <w:rFonts w:asciiTheme="minorEastAsia" w:eastAsiaTheme="minorEastAsia" w:hAnsiTheme="minorEastAsia" w:cs="Times New Roman" w:hint="eastAsia"/>
-        </w:rPr>
-        <w:t xml:space="preserve">, </w:t>
-      </w:r>
-      <w:r>
-        <w:rPr>
-          <w:rFonts w:asciiTheme="minorEastAsia" w:eastAsiaTheme="minorEastAsia" w:hAnsiTheme="minorEastAsia" w:cs="Times New Roman"/>
-        </w:rPr>
-        <w:t>run</w:t>
+          <w:rPrChange w:id="23" w:author="Martin Ma" w:date="2026-03-12T21:37:00Z" w16du:dateUtc="2026-03-13T04:37:00Z">
+            <w:rPr>
+              <w:rFonts w:asciiTheme="minorEastAsia" w:eastAsiaTheme="minorEastAsia" w:hAnsiTheme="minorEastAsia" w:cs="Times New Roman" w:hint="eastAsia"/>
+            </w:rPr>
+          </w:rPrChange>
+        </w:rPr>
+        <w:t>动词后面不需要宾语: arrive, go, sleep, run</w:t>
       </w:r>
     </w:p>
     <w:p>
@@ -349,18 +454,33 @@
         <w:ind w:leftChars="67" w:left="141" w:firstLineChars="100" w:firstLine="160"/>
         <w:jc w:val="left"/>
         <w:rPr>
-          <w:rFonts w:asciiTheme="minorEastAsia" w:eastAsiaTheme="minorEastAsia" w:hAnsiTheme="minorEastAsia" w:cs="Times New Roman" w:hint="eastAsia"/>
-        </w:rPr>
-      </w:pPr>
-      <w:r>
-        <w:rPr>
-          <w:rFonts w:asciiTheme="minorEastAsia" w:eastAsiaTheme="minorEastAsia" w:hAnsiTheme="minorEastAsia" w:cs="Times New Roman" w:hint="eastAsia"/>
+          <w:rFonts w:asciiTheme="minorEastAsia" w:eastAsiaTheme="minorEastAsia" w:hAnsiTheme="minorEastAsia" w:cs="Times New Roman"/>
+          <w:rPrChange w:id="24" w:author="Martin Ma" w:date="2026-03-12T21:37:00Z" w16du:dateUtc="2026-03-13T04:37:00Z">
+            <w:rPr>
+              <w:rFonts w:asciiTheme="minorEastAsia" w:eastAsiaTheme="minorEastAsia" w:hAnsiTheme="minorEastAsia" w:cs="Times New Roman" w:hint="eastAsia"/>
+            </w:rPr>
+          </w:rPrChange>
+        </w:rPr>
+      </w:pPr>
+      <w:r>
+        <w:rPr>
+          <w:rFonts w:asciiTheme="minorEastAsia" w:eastAsiaTheme="minorEastAsia" w:hAnsiTheme="minorEastAsia" w:cs="Times New Roman"/>
+          <w:rPrChange w:id="25" w:author="Martin Ma" w:date="2026-03-12T21:37:00Z" w16du:dateUtc="2026-03-13T04:37:00Z">
+            <w:rPr>
+              <w:rFonts w:asciiTheme="minorEastAsia" w:eastAsiaTheme="minorEastAsia" w:hAnsiTheme="minorEastAsia" w:cs="Times New Roman" w:hint="eastAsia"/>
+            </w:rPr>
+          </w:rPrChange>
         </w:rPr>
         <w:t xml:space="preserve">(2) </w:t>
       </w:r>
       <w:r>
         <w:rPr>
-          <w:rFonts w:asciiTheme="minorEastAsia" w:eastAsiaTheme="minorEastAsia" w:hAnsiTheme="minorEastAsia" w:cs="Times New Roman" w:hint="eastAsia"/>
+          <w:rFonts w:asciiTheme="minorEastAsia" w:eastAsiaTheme="minorEastAsia" w:hAnsiTheme="minorEastAsia" w:cs="Times New Roman"/>
+          <w:rPrChange w:id="26" w:author="Martin Ma" w:date="2026-03-12T21:37:00Z" w16du:dateUtc="2026-03-13T04:37:00Z">
+            <w:rPr>
+              <w:rFonts w:asciiTheme="minorEastAsia" w:eastAsiaTheme="minorEastAsia" w:hAnsiTheme="minorEastAsia" w:cs="Times New Roman" w:hint="eastAsia"/>
+            </w:rPr>
+          </w:rPrChange>
         </w:rPr>
         <w:t>主语+动词+宾语</w:t>
       </w:r>
@@ -371,30 +491,55 @@
         <w:ind w:leftChars="67" w:left="141" w:firstLineChars="100" w:firstLine="160"/>
         <w:jc w:val="left"/>
         <w:rPr>
-          <w:rFonts w:asciiTheme="minorEastAsia" w:eastAsiaTheme="minorEastAsia" w:hAnsiTheme="minorEastAsia" w:cs="Times New Roman" w:hint="eastAsia"/>
-        </w:rPr>
-      </w:pPr>
-      <w:r>
-        <w:rPr>
-          <w:rFonts w:asciiTheme="minorEastAsia" w:eastAsiaTheme="minorEastAsia" w:hAnsiTheme="minorEastAsia" w:cs="Times New Roman" w:hint="eastAsia"/>
+          <w:rFonts w:asciiTheme="minorEastAsia" w:eastAsiaTheme="minorEastAsia" w:hAnsiTheme="minorEastAsia" w:cs="Times New Roman"/>
+          <w:rPrChange w:id="27" w:author="Martin Ma" w:date="2026-03-12T21:37:00Z" w16du:dateUtc="2026-03-13T04:37:00Z">
+            <w:rPr>
+              <w:rFonts w:asciiTheme="minorEastAsia" w:eastAsiaTheme="minorEastAsia" w:hAnsiTheme="minorEastAsia" w:cs="Times New Roman" w:hint="eastAsia"/>
+            </w:rPr>
+          </w:rPrChange>
+        </w:rPr>
+      </w:pPr>
+      <w:r>
+        <w:rPr>
+          <w:rFonts w:asciiTheme="minorEastAsia" w:eastAsiaTheme="minorEastAsia" w:hAnsiTheme="minorEastAsia" w:cs="Times New Roman"/>
+          <w:rPrChange w:id="28" w:author="Martin Ma" w:date="2026-03-12T21:37:00Z" w16du:dateUtc="2026-03-13T04:37:00Z">
+            <w:rPr>
+              <w:rFonts w:asciiTheme="minorEastAsia" w:eastAsiaTheme="minorEastAsia" w:hAnsiTheme="minorEastAsia" w:cs="Times New Roman" w:hint="eastAsia"/>
+            </w:rPr>
+          </w:rPrChange>
         </w:rPr>
         <w:t xml:space="preserve">(3) </w:t>
       </w:r>
       <w:r>
         <w:rPr>
-          <w:rFonts w:asciiTheme="minorEastAsia" w:eastAsiaTheme="minorEastAsia" w:hAnsiTheme="minorEastAsia" w:cs="Times New Roman" w:hint="eastAsia"/>
+          <w:rFonts w:asciiTheme="minorEastAsia" w:eastAsiaTheme="minorEastAsia" w:hAnsiTheme="minorEastAsia" w:cs="Times New Roman"/>
+          <w:rPrChange w:id="29" w:author="Martin Ma" w:date="2026-03-12T21:37:00Z" w16du:dateUtc="2026-03-13T04:37:00Z">
+            <w:rPr>
+              <w:rFonts w:asciiTheme="minorEastAsia" w:eastAsiaTheme="minorEastAsia" w:hAnsiTheme="minorEastAsia" w:cs="Times New Roman" w:hint="eastAsia"/>
+            </w:rPr>
+          </w:rPrChange>
         </w:rPr>
         <w:t>主语+</w:t>
       </w:r>
       <w:r>
         <w:rPr>
-          <w:rFonts w:asciiTheme="minorEastAsia" w:eastAsiaTheme="minorEastAsia" w:hAnsiTheme="minorEastAsia" w:cs="Times New Roman" w:hint="eastAsia"/>
+          <w:rFonts w:asciiTheme="minorEastAsia" w:eastAsiaTheme="minorEastAsia" w:hAnsiTheme="minorEastAsia" w:cs="Times New Roman"/>
+          <w:rPrChange w:id="30" w:author="Martin Ma" w:date="2026-03-12T21:37:00Z" w16du:dateUtc="2026-03-13T04:37:00Z">
+            <w:rPr>
+              <w:rFonts w:asciiTheme="minorEastAsia" w:eastAsiaTheme="minorEastAsia" w:hAnsiTheme="minorEastAsia" w:cs="Times New Roman" w:hint="eastAsia"/>
+            </w:rPr>
+          </w:rPrChange>
         </w:rPr>
         <w:t>系</w:t>
       </w:r>
       <w:r>
         <w:rPr>
-          <w:rFonts w:asciiTheme="minorEastAsia" w:eastAsiaTheme="minorEastAsia" w:hAnsiTheme="minorEastAsia" w:cs="Times New Roman" w:hint="eastAsia"/>
+          <w:rFonts w:asciiTheme="minorEastAsia" w:eastAsiaTheme="minorEastAsia" w:hAnsiTheme="minorEastAsia" w:cs="Times New Roman"/>
+          <w:rPrChange w:id="31" w:author="Martin Ma" w:date="2026-03-12T21:37:00Z" w16du:dateUtc="2026-03-13T04:37:00Z">
+            <w:rPr>
+              <w:rFonts w:asciiTheme="minorEastAsia" w:eastAsiaTheme="minorEastAsia" w:hAnsiTheme="minorEastAsia" w:cs="Times New Roman" w:hint="eastAsia"/>
+            </w:rPr>
+          </w:rPrChange>
         </w:rPr>
         <w:t>动词+表语</w:t>
       </w:r>
@@ -406,12 +551,22 @@
         <w:ind w:leftChars="67" w:left="141" w:firstLineChars="250" w:firstLine="400"/>
         <w:jc w:val="left"/>
         <w:rPr>
-          <w:rFonts w:asciiTheme="minorEastAsia" w:eastAsiaTheme="minorEastAsia" w:hAnsiTheme="minorEastAsia" w:cs="Times New Roman" w:hint="eastAsia"/>
-        </w:rPr>
-      </w:pPr>
-      <w:r>
-        <w:rPr>
-          <w:rFonts w:asciiTheme="minorEastAsia" w:eastAsiaTheme="minorEastAsia" w:hAnsiTheme="minorEastAsia" w:cs="Times New Roman" w:hint="eastAsia"/>
+          <w:rFonts w:asciiTheme="minorEastAsia" w:eastAsiaTheme="minorEastAsia" w:hAnsiTheme="minorEastAsia" w:cs="Times New Roman"/>
+          <w:rPrChange w:id="32" w:author="Martin Ma" w:date="2026-03-12T21:37:00Z" w16du:dateUtc="2026-03-13T04:37:00Z">
+            <w:rPr>
+              <w:rFonts w:asciiTheme="minorEastAsia" w:eastAsiaTheme="minorEastAsia" w:hAnsiTheme="minorEastAsia" w:cs="Times New Roman" w:hint="eastAsia"/>
+            </w:rPr>
+          </w:rPrChange>
+        </w:rPr>
+      </w:pPr>
+      <w:r>
+        <w:rPr>
+          <w:rFonts w:asciiTheme="minorEastAsia" w:eastAsiaTheme="minorEastAsia" w:hAnsiTheme="minorEastAsia" w:cs="Times New Roman"/>
+          <w:rPrChange w:id="33" w:author="Martin Ma" w:date="2026-03-12T21:37:00Z" w16du:dateUtc="2026-03-13T04:37:00Z">
+            <w:rPr>
+              <w:rFonts w:asciiTheme="minorEastAsia" w:eastAsiaTheme="minorEastAsia" w:hAnsiTheme="minorEastAsia" w:cs="Times New Roman" w:hint="eastAsia"/>
+            </w:rPr>
+          </w:rPrChange>
         </w:rPr>
         <w:t>常见的系动词:</w:t>
       </w:r>
@@ -424,7 +579,7 @@
         <w:tblLook w:val="04A0" w:firstRow="1" w:lastRow="0" w:firstColumn="1" w:lastColumn="0" w:noHBand="0" w:noVBand="1"/>
       </w:tblPr>
       <w:tblGrid>
-        <w:gridCol w:w="771"/>
+        <w:gridCol w:w="714"/>
         <w:gridCol w:w="696"/>
       </w:tblGrid>
       <w:tr>
@@ -442,22 +597,42 @@
               <w:widowControl/>
               <w:spacing w:line="220" w:lineRule="exact"/>
               <w:rPr>
-                <w:rFonts w:asciiTheme="minorEastAsia" w:hAnsiTheme="minorEastAsia" w:cs="宋体" w:hint="eastAsia"/>
+                <w:rFonts w:ascii="Times New Roman" w:hAnsi="Times New Roman" w:cs="Times New Roman" w:hint="eastAsia"/>
                 <w:b/>
                 <w:bCs/>
                 <w:kern w:val="0"/>
                 <w:sz w:val="16"/>
                 <w:szCs w:val="16"/>
+                <w:rPrChange w:id="34" w:author="Martin Ma [2]" w:date="2026-03-12T12:33:00Z" w16du:dateUtc="2026-03-12T19:33:00Z">
+                  <w:rPr>
+                    <w:rFonts w:asciiTheme="minorEastAsia" w:hAnsiTheme="minorEastAsia" w:cs="宋体" w:hint="eastAsia"/>
+                    <w:b/>
+                    <w:bCs/>
+                    <w:kern w:val="0"/>
+                    <w:sz w:val="16"/>
+                    <w:szCs w:val="16"/>
+                  </w:rPr>
+                </w:rPrChange>
               </w:rPr>
             </w:pPr>
             <w:r>
               <w:rPr>
-                <w:rFonts w:asciiTheme="minorEastAsia" w:hAnsiTheme="minorEastAsia" w:cs="宋体"/>
+                <w:rFonts w:ascii="Times New Roman" w:hAnsi="Times New Roman" w:cs="Times New Roman" w:hint="eastAsia"/>
                 <w:b/>
                 <w:bCs/>
                 <w:kern w:val="0"/>
                 <w:sz w:val="16"/>
                 <w:szCs w:val="16"/>
+                <w:rPrChange w:id="35" w:author="Martin Ma [2]" w:date="2026-03-12T12:33:00Z" w16du:dateUtc="2026-03-12T19:33:00Z">
+                  <w:rPr>
+                    <w:rFonts w:asciiTheme="minorEastAsia" w:hAnsiTheme="minorEastAsia" w:cs="宋体" w:hint="eastAsia"/>
+                    <w:b/>
+                    <w:bCs/>
+                    <w:kern w:val="0"/>
+                    <w:sz w:val="16"/>
+                    <w:szCs w:val="16"/>
+                  </w:rPr>
+                </w:rPrChange>
               </w:rPr>
               <w:t>系动词</w:t>
             </w:r>
@@ -474,22 +649,42 @@
               <w:widowControl/>
               <w:spacing w:line="220" w:lineRule="exact"/>
               <w:rPr>
-                <w:rFonts w:asciiTheme="minorEastAsia" w:hAnsiTheme="minorEastAsia" w:cs="宋体" w:hint="eastAsia"/>
+                <w:rFonts w:ascii="Times New Roman" w:hAnsi="Times New Roman" w:cs="Times New Roman" w:hint="eastAsia"/>
                 <w:b/>
                 <w:bCs/>
                 <w:kern w:val="0"/>
                 <w:sz w:val="16"/>
                 <w:szCs w:val="16"/>
+                <w:rPrChange w:id="36" w:author="Martin Ma [2]" w:date="2026-03-12T12:33:00Z" w16du:dateUtc="2026-03-12T19:33:00Z">
+                  <w:rPr>
+                    <w:rFonts w:asciiTheme="minorEastAsia" w:hAnsiTheme="minorEastAsia" w:cs="宋体" w:hint="eastAsia"/>
+                    <w:b/>
+                    <w:bCs/>
+                    <w:kern w:val="0"/>
+                    <w:sz w:val="16"/>
+                    <w:szCs w:val="16"/>
+                  </w:rPr>
+                </w:rPrChange>
               </w:rPr>
             </w:pPr>
             <w:r>
               <w:rPr>
-                <w:rFonts w:asciiTheme="minorEastAsia" w:hAnsiTheme="minorEastAsia" w:cs="宋体"/>
+                <w:rFonts w:ascii="Times New Roman" w:hAnsi="Times New Roman" w:cs="Times New Roman" w:hint="eastAsia"/>
                 <w:b/>
                 <w:bCs/>
                 <w:kern w:val="0"/>
                 <w:sz w:val="16"/>
                 <w:szCs w:val="16"/>
+                <w:rPrChange w:id="37" w:author="Martin Ma [2]" w:date="2026-03-12T12:33:00Z" w16du:dateUtc="2026-03-12T19:33:00Z">
+                  <w:rPr>
+                    <w:rFonts w:asciiTheme="minorEastAsia" w:hAnsiTheme="minorEastAsia" w:cs="宋体" w:hint="eastAsia"/>
+                    <w:b/>
+                    <w:bCs/>
+                    <w:kern w:val="0"/>
+                    <w:sz w:val="16"/>
+                    <w:szCs w:val="16"/>
+                  </w:rPr>
+                </w:rPrChange>
               </w:rPr>
               <w:t>意思</w:t>
             </w:r>
@@ -508,18 +703,34 @@
               <w:widowControl/>
               <w:spacing w:line="220" w:lineRule="exact"/>
               <w:rPr>
-                <w:rFonts w:asciiTheme="minorEastAsia" w:hAnsiTheme="minorEastAsia" w:cs="宋体" w:hint="eastAsia"/>
+                <w:rFonts w:ascii="Times New Roman" w:hAnsi="Times New Roman" w:cs="Times New Roman" w:hint="eastAsia"/>
                 <w:kern w:val="0"/>
                 <w:sz w:val="16"/>
                 <w:szCs w:val="16"/>
+                <w:rPrChange w:id="38" w:author="Martin Ma [2]" w:date="2026-03-12T12:33:00Z" w16du:dateUtc="2026-03-12T19:33:00Z">
+                  <w:rPr>
+                    <w:rFonts w:asciiTheme="minorEastAsia" w:hAnsiTheme="minorEastAsia" w:cs="宋体" w:hint="eastAsia"/>
+                    <w:kern w:val="0"/>
+                    <w:sz w:val="16"/>
+                    <w:szCs w:val="16"/>
+                  </w:rPr>
+                </w:rPrChange>
               </w:rPr>
             </w:pPr>
             <w:r>
               <w:rPr>
-                <w:rFonts w:asciiTheme="minorEastAsia" w:hAnsiTheme="minorEastAsia" w:cs="宋体"/>
+                <w:rFonts w:ascii="Times New Roman" w:hAnsi="Times New Roman" w:cs="Times New Roman" w:hint="eastAsia"/>
                 <w:kern w:val="0"/>
                 <w:sz w:val="16"/>
                 <w:szCs w:val="16"/>
+                <w:rPrChange w:id="39" w:author="Martin Ma [2]" w:date="2026-03-12T12:33:00Z" w16du:dateUtc="2026-03-12T19:33:00Z">
+                  <w:rPr>
+                    <w:rFonts w:asciiTheme="minorEastAsia" w:hAnsiTheme="minorEastAsia" w:cs="宋体" w:hint="eastAsia"/>
+                    <w:kern w:val="0"/>
+                    <w:sz w:val="16"/>
+                    <w:szCs w:val="16"/>
+                  </w:rPr>
+                </w:rPrChange>
               </w:rPr>
               <w:t>be</w:t>
             </w:r>
@@ -536,18 +747,34 @@
               <w:widowControl/>
               <w:spacing w:line="220" w:lineRule="exact"/>
               <w:rPr>
-                <w:rFonts w:asciiTheme="minorEastAsia" w:hAnsiTheme="minorEastAsia" w:cs="宋体" w:hint="eastAsia"/>
+                <w:rFonts w:ascii="Times New Roman" w:hAnsi="Times New Roman" w:cs="Times New Roman" w:hint="eastAsia"/>
                 <w:kern w:val="0"/>
                 <w:sz w:val="16"/>
                 <w:szCs w:val="16"/>
+                <w:rPrChange w:id="40" w:author="Martin Ma [2]" w:date="2026-03-12T12:33:00Z" w16du:dateUtc="2026-03-12T19:33:00Z">
+                  <w:rPr>
+                    <w:rFonts w:asciiTheme="minorEastAsia" w:hAnsiTheme="minorEastAsia" w:cs="宋体" w:hint="eastAsia"/>
+                    <w:kern w:val="0"/>
+                    <w:sz w:val="16"/>
+                    <w:szCs w:val="16"/>
+                  </w:rPr>
+                </w:rPrChange>
               </w:rPr>
             </w:pPr>
             <w:r>
               <w:rPr>
-                <w:rFonts w:asciiTheme="minorEastAsia" w:hAnsiTheme="minorEastAsia" w:cs="宋体"/>
+                <w:rFonts w:ascii="Times New Roman" w:hAnsi="Times New Roman" w:cs="Times New Roman" w:hint="eastAsia"/>
                 <w:kern w:val="0"/>
                 <w:sz w:val="16"/>
                 <w:szCs w:val="16"/>
+                <w:rPrChange w:id="41" w:author="Martin Ma [2]" w:date="2026-03-12T12:33:00Z" w16du:dateUtc="2026-03-12T19:33:00Z">
+                  <w:rPr>
+                    <w:rFonts w:asciiTheme="minorEastAsia" w:hAnsiTheme="minorEastAsia" w:cs="宋体" w:hint="eastAsia"/>
+                    <w:kern w:val="0"/>
+                    <w:sz w:val="16"/>
+                    <w:szCs w:val="16"/>
+                  </w:rPr>
+                </w:rPrChange>
               </w:rPr>
               <w:t>是</w:t>
             </w:r>
@@ -566,18 +793,34 @@
               <w:widowControl/>
               <w:spacing w:line="220" w:lineRule="exact"/>
               <w:rPr>
-                <w:rFonts w:asciiTheme="minorEastAsia" w:hAnsiTheme="minorEastAsia" w:cs="宋体" w:hint="eastAsia"/>
+                <w:rFonts w:ascii="Times New Roman" w:hAnsi="Times New Roman" w:cs="Times New Roman" w:hint="eastAsia"/>
                 <w:kern w:val="0"/>
                 <w:sz w:val="16"/>
                 <w:szCs w:val="16"/>
+                <w:rPrChange w:id="42" w:author="Martin Ma [2]" w:date="2026-03-12T12:33:00Z" w16du:dateUtc="2026-03-12T19:33:00Z">
+                  <w:rPr>
+                    <w:rFonts w:asciiTheme="minorEastAsia" w:hAnsiTheme="minorEastAsia" w:cs="宋体" w:hint="eastAsia"/>
+                    <w:kern w:val="0"/>
+                    <w:sz w:val="16"/>
+                    <w:szCs w:val="16"/>
+                  </w:rPr>
+                </w:rPrChange>
               </w:rPr>
             </w:pPr>
             <w:r>
               <w:rPr>
-                <w:rFonts w:asciiTheme="minorEastAsia" w:hAnsiTheme="minorEastAsia" w:cs="宋体"/>
+                <w:rFonts w:ascii="Times New Roman" w:hAnsi="Times New Roman" w:cs="Times New Roman" w:hint="eastAsia"/>
                 <w:kern w:val="0"/>
                 <w:sz w:val="16"/>
                 <w:szCs w:val="16"/>
+                <w:rPrChange w:id="43" w:author="Martin Ma [2]" w:date="2026-03-12T12:33:00Z" w16du:dateUtc="2026-03-12T19:33:00Z">
+                  <w:rPr>
+                    <w:rFonts w:asciiTheme="minorEastAsia" w:hAnsiTheme="minorEastAsia" w:cs="宋体" w:hint="eastAsia"/>
+                    <w:kern w:val="0"/>
+                    <w:sz w:val="16"/>
+                    <w:szCs w:val="16"/>
+                  </w:rPr>
+                </w:rPrChange>
               </w:rPr>
               <w:t>seem</w:t>
             </w:r>
@@ -594,18 +837,34 @@
               <w:widowControl/>
               <w:spacing w:line="220" w:lineRule="exact"/>
               <w:rPr>
-                <w:rFonts w:asciiTheme="minorEastAsia" w:hAnsiTheme="minorEastAsia" w:cs="宋体" w:hint="eastAsia"/>
+                <w:rFonts w:ascii="Times New Roman" w:hAnsi="Times New Roman" w:cs="Times New Roman" w:hint="eastAsia"/>
                 <w:kern w:val="0"/>
                 <w:sz w:val="16"/>
                 <w:szCs w:val="16"/>
+                <w:rPrChange w:id="44" w:author="Martin Ma [2]" w:date="2026-03-12T12:33:00Z" w16du:dateUtc="2026-03-12T19:33:00Z">
+                  <w:rPr>
+                    <w:rFonts w:asciiTheme="minorEastAsia" w:hAnsiTheme="minorEastAsia" w:cs="宋体" w:hint="eastAsia"/>
+                    <w:kern w:val="0"/>
+                    <w:sz w:val="16"/>
+                    <w:szCs w:val="16"/>
+                  </w:rPr>
+                </w:rPrChange>
               </w:rPr>
             </w:pPr>
             <w:r>
               <w:rPr>
-                <w:rFonts w:asciiTheme="minorEastAsia" w:hAnsiTheme="minorEastAsia" w:cs="宋体"/>
+                <w:rFonts w:ascii="Times New Roman" w:hAnsi="Times New Roman" w:cs="Times New Roman" w:hint="eastAsia"/>
                 <w:kern w:val="0"/>
                 <w:sz w:val="16"/>
                 <w:szCs w:val="16"/>
+                <w:rPrChange w:id="45" w:author="Martin Ma [2]" w:date="2026-03-12T12:33:00Z" w16du:dateUtc="2026-03-12T19:33:00Z">
+                  <w:rPr>
+                    <w:rFonts w:asciiTheme="minorEastAsia" w:hAnsiTheme="minorEastAsia" w:cs="宋体" w:hint="eastAsia"/>
+                    <w:kern w:val="0"/>
+                    <w:sz w:val="16"/>
+                    <w:szCs w:val="16"/>
+                  </w:rPr>
+                </w:rPrChange>
               </w:rPr>
               <w:t>似乎</w:t>
             </w:r>
@@ -624,18 +883,34 @@
               <w:widowControl/>
               <w:spacing w:line="220" w:lineRule="exact"/>
               <w:rPr>
-                <w:rFonts w:asciiTheme="minorEastAsia" w:hAnsiTheme="minorEastAsia" w:cs="宋体" w:hint="eastAsia"/>
+                <w:rFonts w:ascii="Times New Roman" w:hAnsi="Times New Roman" w:cs="Times New Roman" w:hint="eastAsia"/>
                 <w:kern w:val="0"/>
                 <w:sz w:val="16"/>
                 <w:szCs w:val="16"/>
+                <w:rPrChange w:id="46" w:author="Martin Ma [2]" w:date="2026-03-12T12:33:00Z" w16du:dateUtc="2026-03-12T19:33:00Z">
+                  <w:rPr>
+                    <w:rFonts w:asciiTheme="minorEastAsia" w:hAnsiTheme="minorEastAsia" w:cs="宋体" w:hint="eastAsia"/>
+                    <w:kern w:val="0"/>
+                    <w:sz w:val="16"/>
+                    <w:szCs w:val="16"/>
+                  </w:rPr>
+                </w:rPrChange>
               </w:rPr>
             </w:pPr>
             <w:r>
               <w:rPr>
-                <w:rFonts w:asciiTheme="minorEastAsia" w:hAnsiTheme="minorEastAsia" w:cs="宋体"/>
+                <w:rFonts w:ascii="Times New Roman" w:hAnsi="Times New Roman" w:cs="Times New Roman" w:hint="eastAsia"/>
                 <w:kern w:val="0"/>
                 <w:sz w:val="16"/>
                 <w:szCs w:val="16"/>
+                <w:rPrChange w:id="47" w:author="Martin Ma [2]" w:date="2026-03-12T12:33:00Z" w16du:dateUtc="2026-03-12T19:33:00Z">
+                  <w:rPr>
+                    <w:rFonts w:asciiTheme="minorEastAsia" w:hAnsiTheme="minorEastAsia" w:cs="宋体" w:hint="eastAsia"/>
+                    <w:kern w:val="0"/>
+                    <w:sz w:val="16"/>
+                    <w:szCs w:val="16"/>
+                  </w:rPr>
+                </w:rPrChange>
               </w:rPr>
               <w:t>become</w:t>
             </w:r>
@@ -652,18 +927,34 @@
               <w:widowControl/>
               <w:spacing w:line="220" w:lineRule="exact"/>
               <w:rPr>
-                <w:rFonts w:asciiTheme="minorEastAsia" w:hAnsiTheme="minorEastAsia" w:cs="宋体" w:hint="eastAsia"/>
+                <w:rFonts w:ascii="Times New Roman" w:hAnsi="Times New Roman" w:cs="Times New Roman" w:hint="eastAsia"/>
                 <w:kern w:val="0"/>
                 <w:sz w:val="16"/>
                 <w:szCs w:val="16"/>
+                <w:rPrChange w:id="48" w:author="Martin Ma [2]" w:date="2026-03-12T12:33:00Z" w16du:dateUtc="2026-03-12T19:33:00Z">
+                  <w:rPr>
+                    <w:rFonts w:asciiTheme="minorEastAsia" w:hAnsiTheme="minorEastAsia" w:cs="宋体" w:hint="eastAsia"/>
+                    <w:kern w:val="0"/>
+                    <w:sz w:val="16"/>
+                    <w:szCs w:val="16"/>
+                  </w:rPr>
+                </w:rPrChange>
               </w:rPr>
             </w:pPr>
             <w:r>
               <w:rPr>
-                <w:rFonts w:asciiTheme="minorEastAsia" w:hAnsiTheme="minorEastAsia" w:cs="宋体"/>
+                <w:rFonts w:ascii="Times New Roman" w:hAnsi="Times New Roman" w:cs="Times New Roman" w:hint="eastAsia"/>
                 <w:kern w:val="0"/>
                 <w:sz w:val="16"/>
                 <w:szCs w:val="16"/>
+                <w:rPrChange w:id="49" w:author="Martin Ma [2]" w:date="2026-03-12T12:33:00Z" w16du:dateUtc="2026-03-12T19:33:00Z">
+                  <w:rPr>
+                    <w:rFonts w:asciiTheme="minorEastAsia" w:hAnsiTheme="minorEastAsia" w:cs="宋体" w:hint="eastAsia"/>
+                    <w:kern w:val="0"/>
+                    <w:sz w:val="16"/>
+                    <w:szCs w:val="16"/>
+                  </w:rPr>
+                </w:rPrChange>
               </w:rPr>
               <w:t>变成</w:t>
             </w:r>
@@ -682,18 +973,34 @@
               <w:widowControl/>
               <w:spacing w:line="220" w:lineRule="exact"/>
               <w:rPr>
-                <w:rFonts w:asciiTheme="minorEastAsia" w:hAnsiTheme="minorEastAsia" w:cs="宋体" w:hint="eastAsia"/>
+                <w:rFonts w:ascii="Times New Roman" w:hAnsi="Times New Roman" w:cs="Times New Roman" w:hint="eastAsia"/>
                 <w:kern w:val="0"/>
                 <w:sz w:val="16"/>
                 <w:szCs w:val="16"/>
+                <w:rPrChange w:id="50" w:author="Martin Ma [2]" w:date="2026-03-12T12:33:00Z" w16du:dateUtc="2026-03-12T19:33:00Z">
+                  <w:rPr>
+                    <w:rFonts w:asciiTheme="minorEastAsia" w:hAnsiTheme="minorEastAsia" w:cs="宋体" w:hint="eastAsia"/>
+                    <w:kern w:val="0"/>
+                    <w:sz w:val="16"/>
+                    <w:szCs w:val="16"/>
+                  </w:rPr>
+                </w:rPrChange>
               </w:rPr>
             </w:pPr>
             <w:r>
               <w:rPr>
-                <w:rFonts w:asciiTheme="minorEastAsia" w:hAnsiTheme="minorEastAsia" w:cs="宋体"/>
+                <w:rFonts w:ascii="Times New Roman" w:hAnsi="Times New Roman" w:cs="Times New Roman" w:hint="eastAsia"/>
                 <w:kern w:val="0"/>
                 <w:sz w:val="16"/>
                 <w:szCs w:val="16"/>
+                <w:rPrChange w:id="51" w:author="Martin Ma [2]" w:date="2026-03-12T12:33:00Z" w16du:dateUtc="2026-03-12T19:33:00Z">
+                  <w:rPr>
+                    <w:rFonts w:asciiTheme="minorEastAsia" w:hAnsiTheme="minorEastAsia" w:cs="宋体" w:hint="eastAsia"/>
+                    <w:kern w:val="0"/>
+                    <w:sz w:val="16"/>
+                    <w:szCs w:val="16"/>
+                  </w:rPr>
+                </w:rPrChange>
               </w:rPr>
               <w:t>feel</w:t>
             </w:r>
@@ -710,18 +1017,34 @@
               <w:widowControl/>
               <w:spacing w:line="220" w:lineRule="exact"/>
               <w:rPr>
-                <w:rFonts w:asciiTheme="minorEastAsia" w:hAnsiTheme="minorEastAsia" w:cs="宋体" w:hint="eastAsia"/>
+                <w:rFonts w:ascii="Times New Roman" w:hAnsi="Times New Roman" w:cs="Times New Roman" w:hint="eastAsia"/>
                 <w:kern w:val="0"/>
                 <w:sz w:val="16"/>
                 <w:szCs w:val="16"/>
+                <w:rPrChange w:id="52" w:author="Martin Ma [2]" w:date="2026-03-12T12:33:00Z" w16du:dateUtc="2026-03-12T19:33:00Z">
+                  <w:rPr>
+                    <w:rFonts w:asciiTheme="minorEastAsia" w:hAnsiTheme="minorEastAsia" w:cs="宋体" w:hint="eastAsia"/>
+                    <w:kern w:val="0"/>
+                    <w:sz w:val="16"/>
+                    <w:szCs w:val="16"/>
+                  </w:rPr>
+                </w:rPrChange>
               </w:rPr>
             </w:pPr>
             <w:r>
               <w:rPr>
-                <w:rFonts w:asciiTheme="minorEastAsia" w:hAnsiTheme="minorEastAsia" w:cs="宋体"/>
+                <w:rFonts w:ascii="Times New Roman" w:hAnsi="Times New Roman" w:cs="Times New Roman" w:hint="eastAsia"/>
                 <w:kern w:val="0"/>
                 <w:sz w:val="16"/>
                 <w:szCs w:val="16"/>
+                <w:rPrChange w:id="53" w:author="Martin Ma [2]" w:date="2026-03-12T12:33:00Z" w16du:dateUtc="2026-03-12T19:33:00Z">
+                  <w:rPr>
+                    <w:rFonts w:asciiTheme="minorEastAsia" w:hAnsiTheme="minorEastAsia" w:cs="宋体" w:hint="eastAsia"/>
+                    <w:kern w:val="0"/>
+                    <w:sz w:val="16"/>
+                    <w:szCs w:val="16"/>
+                  </w:rPr>
+                </w:rPrChange>
               </w:rPr>
               <w:t>感觉</w:t>
             </w:r>
@@ -740,18 +1063,34 @@
               <w:widowControl/>
               <w:spacing w:line="220" w:lineRule="exact"/>
               <w:rPr>
-                <w:rFonts w:asciiTheme="minorEastAsia" w:hAnsiTheme="minorEastAsia" w:cs="宋体" w:hint="eastAsia"/>
+                <w:rFonts w:ascii="Times New Roman" w:hAnsi="Times New Roman" w:cs="Times New Roman" w:hint="eastAsia"/>
                 <w:kern w:val="0"/>
                 <w:sz w:val="16"/>
                 <w:szCs w:val="16"/>
+                <w:rPrChange w:id="54" w:author="Martin Ma [2]" w:date="2026-03-12T12:33:00Z" w16du:dateUtc="2026-03-12T19:33:00Z">
+                  <w:rPr>
+                    <w:rFonts w:asciiTheme="minorEastAsia" w:hAnsiTheme="minorEastAsia" w:cs="宋体" w:hint="eastAsia"/>
+                    <w:kern w:val="0"/>
+                    <w:sz w:val="16"/>
+                    <w:szCs w:val="16"/>
+                  </w:rPr>
+                </w:rPrChange>
               </w:rPr>
             </w:pPr>
             <w:r>
               <w:rPr>
-                <w:rFonts w:asciiTheme="minorEastAsia" w:hAnsiTheme="minorEastAsia" w:cs="宋体"/>
+                <w:rFonts w:ascii="Times New Roman" w:hAnsi="Times New Roman" w:cs="Times New Roman" w:hint="eastAsia"/>
                 <w:kern w:val="0"/>
                 <w:sz w:val="16"/>
                 <w:szCs w:val="16"/>
+                <w:rPrChange w:id="55" w:author="Martin Ma [2]" w:date="2026-03-12T12:33:00Z" w16du:dateUtc="2026-03-12T19:33:00Z">
+                  <w:rPr>
+                    <w:rFonts w:asciiTheme="minorEastAsia" w:hAnsiTheme="minorEastAsia" w:cs="宋体" w:hint="eastAsia"/>
+                    <w:kern w:val="0"/>
+                    <w:sz w:val="16"/>
+                    <w:szCs w:val="16"/>
+                  </w:rPr>
+                </w:rPrChange>
               </w:rPr>
               <w:t>look</w:t>
             </w:r>
@@ -768,18 +1107,34 @@
               <w:widowControl/>
               <w:spacing w:line="220" w:lineRule="exact"/>
               <w:rPr>
-                <w:rFonts w:asciiTheme="minorEastAsia" w:hAnsiTheme="minorEastAsia" w:cs="宋体" w:hint="eastAsia"/>
+                <w:rFonts w:ascii="Times New Roman" w:hAnsi="Times New Roman" w:cs="Times New Roman" w:hint="eastAsia"/>
                 <w:kern w:val="0"/>
                 <w:sz w:val="16"/>
                 <w:szCs w:val="16"/>
+                <w:rPrChange w:id="56" w:author="Martin Ma [2]" w:date="2026-03-12T12:33:00Z" w16du:dateUtc="2026-03-12T19:33:00Z">
+                  <w:rPr>
+                    <w:rFonts w:asciiTheme="minorEastAsia" w:hAnsiTheme="minorEastAsia" w:cs="宋体" w:hint="eastAsia"/>
+                    <w:kern w:val="0"/>
+                    <w:sz w:val="16"/>
+                    <w:szCs w:val="16"/>
+                  </w:rPr>
+                </w:rPrChange>
               </w:rPr>
             </w:pPr>
             <w:r>
               <w:rPr>
-                <w:rFonts w:asciiTheme="minorEastAsia" w:hAnsiTheme="minorEastAsia" w:cs="宋体"/>
+                <w:rFonts w:ascii="Times New Roman" w:hAnsi="Times New Roman" w:cs="Times New Roman" w:hint="eastAsia"/>
                 <w:kern w:val="0"/>
                 <w:sz w:val="16"/>
                 <w:szCs w:val="16"/>
+                <w:rPrChange w:id="57" w:author="Martin Ma [2]" w:date="2026-03-12T12:33:00Z" w16du:dateUtc="2026-03-12T19:33:00Z">
+                  <w:rPr>
+                    <w:rFonts w:asciiTheme="minorEastAsia" w:hAnsiTheme="minorEastAsia" w:cs="宋体" w:hint="eastAsia"/>
+                    <w:kern w:val="0"/>
+                    <w:sz w:val="16"/>
+                    <w:szCs w:val="16"/>
+                  </w:rPr>
+                </w:rPrChange>
               </w:rPr>
               <w:t>看起来</w:t>
             </w:r>
@@ -798,18 +1153,34 @@
               <w:widowControl/>
               <w:spacing w:line="220" w:lineRule="exact"/>
               <w:rPr>
-                <w:rFonts w:asciiTheme="minorEastAsia" w:hAnsiTheme="minorEastAsia" w:cs="宋体" w:hint="eastAsia"/>
+                <w:rFonts w:ascii="Times New Roman" w:hAnsi="Times New Roman" w:cs="Times New Roman" w:hint="eastAsia"/>
                 <w:kern w:val="0"/>
                 <w:sz w:val="16"/>
                 <w:szCs w:val="16"/>
+                <w:rPrChange w:id="58" w:author="Martin Ma [2]" w:date="2026-03-12T12:33:00Z" w16du:dateUtc="2026-03-12T19:33:00Z">
+                  <w:rPr>
+                    <w:rFonts w:asciiTheme="minorEastAsia" w:hAnsiTheme="minorEastAsia" w:cs="宋体" w:hint="eastAsia"/>
+                    <w:kern w:val="0"/>
+                    <w:sz w:val="16"/>
+                    <w:szCs w:val="16"/>
+                  </w:rPr>
+                </w:rPrChange>
               </w:rPr>
             </w:pPr>
             <w:r>
               <w:rPr>
-                <w:rFonts w:asciiTheme="minorEastAsia" w:hAnsiTheme="minorEastAsia" w:cs="宋体"/>
+                <w:rFonts w:ascii="Times New Roman" w:hAnsi="Times New Roman" w:cs="Times New Roman" w:hint="eastAsia"/>
                 <w:kern w:val="0"/>
                 <w:sz w:val="16"/>
                 <w:szCs w:val="16"/>
+                <w:rPrChange w:id="59" w:author="Martin Ma [2]" w:date="2026-03-12T12:33:00Z" w16du:dateUtc="2026-03-12T19:33:00Z">
+                  <w:rPr>
+                    <w:rFonts w:asciiTheme="minorEastAsia" w:hAnsiTheme="minorEastAsia" w:cs="宋体" w:hint="eastAsia"/>
+                    <w:kern w:val="0"/>
+                    <w:sz w:val="16"/>
+                    <w:szCs w:val="16"/>
+                  </w:rPr>
+                </w:rPrChange>
               </w:rPr>
               <w:t>taste</w:t>
             </w:r>
@@ -826,18 +1197,34 @@
               <w:widowControl/>
               <w:spacing w:line="220" w:lineRule="exact"/>
               <w:rPr>
-                <w:rFonts w:asciiTheme="minorEastAsia" w:hAnsiTheme="minorEastAsia" w:cs="宋体" w:hint="eastAsia"/>
+                <w:rFonts w:ascii="Times New Roman" w:hAnsi="Times New Roman" w:cs="Times New Roman" w:hint="eastAsia"/>
                 <w:kern w:val="0"/>
                 <w:sz w:val="16"/>
                 <w:szCs w:val="16"/>
+                <w:rPrChange w:id="60" w:author="Martin Ma [2]" w:date="2026-03-12T12:33:00Z" w16du:dateUtc="2026-03-12T19:33:00Z">
+                  <w:rPr>
+                    <w:rFonts w:asciiTheme="minorEastAsia" w:hAnsiTheme="minorEastAsia" w:cs="宋体" w:hint="eastAsia"/>
+                    <w:kern w:val="0"/>
+                    <w:sz w:val="16"/>
+                    <w:szCs w:val="16"/>
+                  </w:rPr>
+                </w:rPrChange>
               </w:rPr>
             </w:pPr>
             <w:r>
               <w:rPr>
-                <w:rFonts w:asciiTheme="minorEastAsia" w:hAnsiTheme="minorEastAsia" w:cs="宋体"/>
+                <w:rFonts w:ascii="Times New Roman" w:hAnsi="Times New Roman" w:cs="Times New Roman" w:hint="eastAsia"/>
                 <w:kern w:val="0"/>
                 <w:sz w:val="16"/>
                 <w:szCs w:val="16"/>
+                <w:rPrChange w:id="61" w:author="Martin Ma [2]" w:date="2026-03-12T12:33:00Z" w16du:dateUtc="2026-03-12T19:33:00Z">
+                  <w:rPr>
+                    <w:rFonts w:asciiTheme="minorEastAsia" w:hAnsiTheme="minorEastAsia" w:cs="宋体" w:hint="eastAsia"/>
+                    <w:kern w:val="0"/>
+                    <w:sz w:val="16"/>
+                    <w:szCs w:val="16"/>
+                  </w:rPr>
+                </w:rPrChange>
               </w:rPr>
               <w:t>尝起来</w:t>
             </w:r>
@@ -915,12 +1302,20 @@
     <w:p>
       <w:pPr>
         <w:pStyle w:val="af2"/>
-        <w:spacing w:line="240" w:lineRule="auto"/>
+        <w:spacing w:line="360" w:lineRule="auto"/>
         <w:ind w:leftChars="67" w:left="141" w:firstLineChars="100" w:firstLine="160"/>
         <w:jc w:val="left"/>
         <w:rPr>
           <w:rFonts w:asciiTheme="minorEastAsia" w:eastAsiaTheme="minorEastAsia" w:hAnsiTheme="minorEastAsia" w:cs="Times New Roman" w:hint="eastAsia"/>
         </w:rPr>
+        <w:pPrChange w:id="62" w:author="Martin Ma" w:date="2026-03-12T21:37:00Z" w16du:dateUtc="2026-03-13T04:37:00Z">
+          <w:pPr>
+            <w:pStyle w:val="af2"/>
+            <w:spacing w:line="240" w:lineRule="auto"/>
+            <w:ind w:leftChars="67" w:left="141" w:firstLineChars="100" w:firstLine="160"/>
+            <w:jc w:val="left"/>
+          </w:pPr>
+        </w:pPrChange>
       </w:pPr>
       <w:r>
         <w:rPr>
@@ -964,15 +1359,23 @@
     <w:p>
       <w:pPr>
         <w:pStyle w:val="af2"/>
+        <w:spacing w:line="240" w:lineRule="auto"/>
         <w:ind w:firstLineChars="200" w:firstLine="320"/>
         <w:jc w:val="left"/>
         <w:rPr>
           <w:rFonts w:ascii="Times New Roman" w:eastAsiaTheme="minorEastAsia" w:hAnsi="Times New Roman" w:cs="Times New Roman"/>
         </w:rPr>
-      </w:pPr>
-      <w:r>
-        <w:rPr>
-          <w:rFonts w:ascii="Times New Roman" w:eastAsiaTheme="minorEastAsia" w:hAnsi="Times New Roman" w:cs="Times New Roman" w:hint="eastAsia"/>
+        <w:pPrChange w:id="63" w:author="Martin Ma" w:date="2026-03-12T21:37:00Z" w16du:dateUtc="2026-03-13T04:37:00Z">
+          <w:pPr>
+            <w:pStyle w:val="af2"/>
+            <w:ind w:firstLineChars="200" w:firstLine="320"/>
+            <w:jc w:val="left"/>
+          </w:pPr>
+        </w:pPrChange>
+      </w:pPr>
+      <w:r>
+        <w:rPr>
+          <w:rFonts w:ascii="Times New Roman" w:eastAsiaTheme="minorEastAsia" w:hAnsi="Times New Roman" w:cs="Times New Roman"/>
         </w:rPr>
         <w:t xml:space="preserve">Note that: </w:t>
       </w:r>
@@ -988,7 +1391,12 @@
         <w:pStyle w:val="af2"/>
         <w:jc w:val="left"/>
         <w:rPr>
-          <w:rFonts w:asciiTheme="minorEastAsia" w:eastAsiaTheme="minorEastAsia" w:hAnsiTheme="minorEastAsia" w:cs="Times New Roman" w:hint="eastAsia"/>
+          <w:rFonts w:ascii="Times New Roman" w:eastAsiaTheme="minorEastAsia" w:hAnsi="Times New Roman" w:cs="Times New Roman" w:hint="eastAsia"/>
+          <w:rPrChange w:id="64" w:author="Martin Ma [2]" w:date="2026-03-12T12:33:00Z" w16du:dateUtc="2026-03-12T19:33:00Z">
+            <w:rPr>
+              <w:rFonts w:asciiTheme="minorEastAsia" w:eastAsiaTheme="minorEastAsia" w:hAnsiTheme="minorEastAsia" w:cs="Times New Roman" w:hint="eastAsia"/>
+            </w:rPr>
+          </w:rPrChange>
         </w:rPr>
       </w:pPr>
     </w:p>
@@ -998,42 +1406,167 @@
         <w:ind w:firstLineChars="200" w:firstLine="320"/>
         <w:jc w:val="left"/>
         <w:rPr>
-          <w:rFonts w:asciiTheme="minorEastAsia" w:eastAsiaTheme="minorEastAsia" w:hAnsiTheme="minorEastAsia" w:cs="Times New Roman" w:hint="eastAsia"/>
+          <w:rFonts w:ascii="Times New Roman" w:eastAsiaTheme="minorEastAsia" w:hAnsi="Times New Roman" w:cs="Times New Roman" w:hint="eastAsia"/>
           <w:b/>
           <w:bCs/>
-        </w:rPr>
-      </w:pPr>
-      <w:r>
-        <w:rPr>
-          <w:rFonts w:asciiTheme="minorEastAsia" w:eastAsiaTheme="minorEastAsia" w:hAnsiTheme="minorEastAsia" w:cs="Times New Roman" w:hint="eastAsia"/>
+          <w:rPrChange w:id="65" w:author="Martin Ma [2]" w:date="2026-03-12T12:33:00Z" w16du:dateUtc="2026-03-12T19:33:00Z">
+            <w:rPr>
+              <w:rFonts w:asciiTheme="minorEastAsia" w:eastAsiaTheme="minorEastAsia" w:hAnsiTheme="minorEastAsia" w:cs="Times New Roman" w:hint="eastAsia"/>
+              <w:b/>
+              <w:bCs/>
+            </w:rPr>
+          </w:rPrChange>
+        </w:rPr>
+      </w:pPr>
+      <w:r>
+        <w:rPr>
+          <w:rFonts w:ascii="Cambria Math" w:eastAsiaTheme="minorEastAsia" w:hAnsi="Cambria Math" w:cs="Cambria Math" w:hint="eastAsia"/>
           <w:b/>
           <w:bCs/>
-        </w:rPr>
-        <w:t xml:space="preserve">② </w:t>
-      </w:r>
-      <w:r>
-        <w:rPr>
-          <w:rFonts w:asciiTheme="minorEastAsia" w:eastAsiaTheme="minorEastAsia" w:hAnsiTheme="minorEastAsia" w:cs="Times New Roman" w:hint="eastAsia"/>
+          <w:rPrChange w:id="66" w:author="Martin Ma [2]" w:date="2026-03-12T12:33:00Z" w16du:dateUtc="2026-03-12T19:33:00Z">
+            <w:rPr>
+              <w:rFonts w:asciiTheme="minorEastAsia" w:eastAsiaTheme="minorEastAsia" w:hAnsiTheme="minorEastAsia" w:cs="Times New Roman" w:hint="eastAsia"/>
+              <w:b/>
+              <w:bCs/>
+            </w:rPr>
+          </w:rPrChange>
+        </w:rPr>
+        <w:t>②</w:t>
+      </w:r>
+      <w:r>
+        <w:rPr>
+          <w:rFonts w:ascii="Times New Roman" w:eastAsiaTheme="minorEastAsia" w:hAnsi="Times New Roman" w:cs="Times New Roman" w:hint="eastAsia"/>
           <w:b/>
           <w:bCs/>
-        </w:rPr>
-        <w:t>句子扩展</w:t>
-      </w:r>
-      <w:r>
-        <w:rPr>
-          <w:rFonts w:asciiTheme="minorEastAsia" w:eastAsiaTheme="minorEastAsia" w:hAnsiTheme="minorEastAsia" w:cs="Times New Roman" w:hint="eastAsia"/>
+          <w:rPrChange w:id="67" w:author="Martin Ma [2]" w:date="2026-03-12T12:33:00Z" w16du:dateUtc="2026-03-12T19:33:00Z">
+            <w:rPr>
+              <w:rFonts w:asciiTheme="minorEastAsia" w:eastAsiaTheme="minorEastAsia" w:hAnsiTheme="minorEastAsia" w:cs="Times New Roman" w:hint="eastAsia"/>
+              <w:b/>
+              <w:bCs/>
+            </w:rPr>
+          </w:rPrChange>
+        </w:rPr>
+        <w:t xml:space="preserve"> </w:t>
+      </w:r>
+      <w:r>
+        <w:rPr>
+          <w:rFonts w:ascii="Times New Roman" w:eastAsiaTheme="minorEastAsia" w:hAnsi="Times New Roman" w:cs="Times New Roman" w:hint="eastAsia"/>
           <w:b/>
           <w:bCs/>
-        </w:rPr>
-        <w:t>Modifier</w:t>
-      </w:r>
-      <w:r>
-        <w:rPr>
-          <w:rFonts w:asciiTheme="minorEastAsia" w:eastAsiaTheme="minorEastAsia" w:hAnsiTheme="minorEastAsia" w:cs="Times New Roman" w:hint="eastAsia"/>
+          <w:rPrChange w:id="68" w:author="Martin Ma [2]" w:date="2026-03-12T12:33:00Z" w16du:dateUtc="2026-03-12T19:33:00Z">
+            <w:rPr>
+              <w:rFonts w:asciiTheme="minorEastAsia" w:eastAsiaTheme="minorEastAsia" w:hAnsiTheme="minorEastAsia" w:cs="Times New Roman" w:hint="eastAsia"/>
+              <w:b/>
+              <w:bCs/>
+            </w:rPr>
+          </w:rPrChange>
+        </w:rPr>
+        <w:t>句子扩展</w:t>
+      </w:r>
+      <w:r>
+        <w:rPr>
+          <w:rFonts w:ascii="Times New Roman" w:eastAsiaTheme="minorEastAsia" w:hAnsi="Times New Roman" w:cs="Times New Roman" w:hint="eastAsia"/>
           <w:b/>
           <w:bCs/>
-        </w:rPr>
-        <w:t>: 复杂句子 = 基础结构 + 修饰信息</w:t>
+          <w:rPrChange w:id="69" w:author="Martin Ma [2]" w:date="2026-03-12T12:33:00Z" w16du:dateUtc="2026-03-12T19:33:00Z">
+            <w:rPr>
+              <w:rFonts w:asciiTheme="minorEastAsia" w:eastAsiaTheme="minorEastAsia" w:hAnsiTheme="minorEastAsia" w:cs="Times New Roman" w:hint="eastAsia"/>
+              <w:b/>
+              <w:bCs/>
+            </w:rPr>
+          </w:rPrChange>
+        </w:rPr>
+        <w:t>Modifier</w:t>
+      </w:r>
+      <w:r>
+        <w:rPr>
+          <w:rFonts w:ascii="Times New Roman" w:eastAsiaTheme="minorEastAsia" w:hAnsi="Times New Roman" w:cs="Times New Roman" w:hint="eastAsia"/>
+          <w:b/>
+          <w:bCs/>
+          <w:rPrChange w:id="70" w:author="Martin Ma [2]" w:date="2026-03-12T12:33:00Z" w16du:dateUtc="2026-03-12T19:33:00Z">
+            <w:rPr>
+              <w:rFonts w:asciiTheme="minorEastAsia" w:eastAsiaTheme="minorEastAsia" w:hAnsiTheme="minorEastAsia" w:cs="Times New Roman" w:hint="eastAsia"/>
+              <w:b/>
+              <w:bCs/>
+            </w:rPr>
+          </w:rPrChange>
+        </w:rPr>
+        <w:t xml:space="preserve">: </w:t>
+      </w:r>
+      <w:r>
+        <w:rPr>
+          <w:rFonts w:ascii="Times New Roman" w:eastAsiaTheme="minorEastAsia" w:hAnsi="Times New Roman" w:cs="Times New Roman" w:hint="eastAsia"/>
+          <w:b/>
+          <w:bCs/>
+          <w:rPrChange w:id="71" w:author="Martin Ma [2]" w:date="2026-03-12T12:33:00Z" w16du:dateUtc="2026-03-12T19:33:00Z">
+            <w:rPr>
+              <w:rFonts w:asciiTheme="minorEastAsia" w:eastAsiaTheme="minorEastAsia" w:hAnsiTheme="minorEastAsia" w:cs="Times New Roman" w:hint="eastAsia"/>
+              <w:b/>
+              <w:bCs/>
+            </w:rPr>
+          </w:rPrChange>
+        </w:rPr>
+        <w:t>复杂句子</w:t>
+      </w:r>
+      <w:r>
+        <w:rPr>
+          <w:rFonts w:ascii="Times New Roman" w:eastAsiaTheme="minorEastAsia" w:hAnsi="Times New Roman" w:cs="Times New Roman" w:hint="eastAsia"/>
+          <w:b/>
+          <w:bCs/>
+          <w:rPrChange w:id="72" w:author="Martin Ma [2]" w:date="2026-03-12T12:33:00Z" w16du:dateUtc="2026-03-12T19:33:00Z">
+            <w:rPr>
+              <w:rFonts w:asciiTheme="minorEastAsia" w:eastAsiaTheme="minorEastAsia" w:hAnsiTheme="minorEastAsia" w:cs="Times New Roman" w:hint="eastAsia"/>
+              <w:b/>
+              <w:bCs/>
+            </w:rPr>
+          </w:rPrChange>
+        </w:rPr>
+        <w:t xml:space="preserve"> = </w:t>
+      </w:r>
+      <w:r>
+        <w:rPr>
+          <w:rFonts w:ascii="Times New Roman" w:eastAsiaTheme="minorEastAsia" w:hAnsi="Times New Roman" w:cs="Times New Roman" w:hint="eastAsia"/>
+          <w:b/>
+          <w:bCs/>
+          <w:rPrChange w:id="73" w:author="Martin Ma [2]" w:date="2026-03-12T12:33:00Z" w16du:dateUtc="2026-03-12T19:33:00Z">
+            <w:rPr>
+              <w:rFonts w:asciiTheme="minorEastAsia" w:eastAsiaTheme="minorEastAsia" w:hAnsiTheme="minorEastAsia" w:cs="Times New Roman" w:hint="eastAsia"/>
+              <w:b/>
+              <w:bCs/>
+            </w:rPr>
+          </w:rPrChange>
+        </w:rPr>
+        <w:t>基础结构</w:t>
+      </w:r>
+      <w:r>
+        <w:rPr>
+          <w:rFonts w:ascii="Times New Roman" w:eastAsiaTheme="minorEastAsia" w:hAnsi="Times New Roman" w:cs="Times New Roman" w:hint="eastAsia"/>
+          <w:b/>
+          <w:bCs/>
+          <w:rPrChange w:id="74" w:author="Martin Ma [2]" w:date="2026-03-12T12:33:00Z" w16du:dateUtc="2026-03-12T19:33:00Z">
+            <w:rPr>
+              <w:rFonts w:asciiTheme="minorEastAsia" w:eastAsiaTheme="minorEastAsia" w:hAnsiTheme="minorEastAsia" w:cs="Times New Roman" w:hint="eastAsia"/>
+              <w:b/>
+              <w:bCs/>
+            </w:rPr>
+          </w:rPrChange>
+        </w:rPr>
+        <w:t xml:space="preserve"> + </w:t>
+      </w:r>
+      <w:r>
+        <w:rPr>
+          <w:rFonts w:ascii="Times New Roman" w:eastAsiaTheme="minorEastAsia" w:hAnsi="Times New Roman" w:cs="Times New Roman" w:hint="eastAsia"/>
+          <w:b/>
+          <w:bCs/>
+          <w:rPrChange w:id="75" w:author="Martin Ma [2]" w:date="2026-03-12T12:33:00Z" w16du:dateUtc="2026-03-12T19:33:00Z">
+            <w:rPr>
+              <w:rFonts w:asciiTheme="minorEastAsia" w:eastAsiaTheme="minorEastAsia" w:hAnsiTheme="minorEastAsia" w:cs="Times New Roman" w:hint="eastAsia"/>
+              <w:b/>
+              <w:bCs/>
+            </w:rPr>
+          </w:rPrChange>
+        </w:rPr>
+        <w:t>修饰信息</w:t>
       </w:r>
     </w:p>
     <w:p>
@@ -1042,38 +1575,79 @@
         <w:ind w:firstLine="320"/>
         <w:jc w:val="left"/>
         <w:rPr>
-          <w:rFonts w:asciiTheme="minorEastAsia" w:eastAsiaTheme="minorEastAsia" w:hAnsiTheme="minorEastAsia" w:cs="Times New Roman" w:hint="eastAsia"/>
-        </w:rPr>
-      </w:pPr>
-      <w:r>
-        <w:rPr>
-          <w:rFonts w:asciiTheme="minorEastAsia" w:eastAsiaTheme="minorEastAsia" w:hAnsiTheme="minorEastAsia" w:cs="Times New Roman" w:hint="eastAsia"/>
+          <w:rFonts w:ascii="Times New Roman" w:eastAsiaTheme="minorEastAsia" w:hAnsi="Times New Roman" w:cs="Times New Roman" w:hint="eastAsia"/>
+          <w:rPrChange w:id="76" w:author="Martin Ma [2]" w:date="2026-03-12T12:33:00Z" w16du:dateUtc="2026-03-12T19:33:00Z">
+            <w:rPr>
+              <w:rFonts w:asciiTheme="minorEastAsia" w:eastAsiaTheme="minorEastAsia" w:hAnsiTheme="minorEastAsia" w:cs="Times New Roman" w:hint="eastAsia"/>
+            </w:rPr>
+          </w:rPrChange>
+        </w:rPr>
+      </w:pPr>
+      <w:r>
+        <w:rPr>
+          <w:rFonts w:ascii="Times New Roman" w:eastAsiaTheme="minorEastAsia" w:hAnsi="Times New Roman" w:cs="Times New Roman" w:hint="eastAsia"/>
+          <w:rPrChange w:id="77" w:author="Martin Ma [2]" w:date="2026-03-12T12:33:00Z" w16du:dateUtc="2026-03-12T19:33:00Z">
+            <w:rPr>
+              <w:rFonts w:asciiTheme="minorEastAsia" w:eastAsiaTheme="minorEastAsia" w:hAnsiTheme="minorEastAsia" w:cs="Times New Roman" w:hint="eastAsia"/>
+            </w:rPr>
+          </w:rPrChange>
         </w:rPr>
         <w:t xml:space="preserve">    </w:t>
       </w:r>
       <w:r>
         <w:rPr>
-          <w:rFonts w:asciiTheme="minorEastAsia" w:eastAsiaTheme="minorEastAsia" w:hAnsiTheme="minorEastAsia" w:cs="Times New Roman" w:hint="eastAsia"/>
+          <w:rFonts w:ascii="Times New Roman" w:eastAsiaTheme="minorEastAsia" w:hAnsi="Times New Roman" w:cs="Times New Roman" w:hint="eastAsia"/>
+          <w:rPrChange w:id="78" w:author="Martin Ma [2]" w:date="2026-03-12T12:33:00Z" w16du:dateUtc="2026-03-12T19:33:00Z">
+            <w:rPr>
+              <w:rFonts w:asciiTheme="minorEastAsia" w:eastAsiaTheme="minorEastAsia" w:hAnsiTheme="minorEastAsia" w:cs="Times New Roman" w:hint="eastAsia"/>
+            </w:rPr>
+          </w:rPrChange>
         </w:rPr>
         <w:t>常见的</w:t>
       </w:r>
       <w:r>
         <w:rPr>
-          <w:rFonts w:asciiTheme="minorEastAsia" w:eastAsiaTheme="minorEastAsia" w:hAnsiTheme="minorEastAsia" w:cs="Times New Roman" w:hint="eastAsia"/>
+          <w:rFonts w:ascii="Times New Roman" w:eastAsiaTheme="minorEastAsia" w:hAnsi="Times New Roman" w:cs="Times New Roman" w:hint="eastAsia"/>
+          <w:rPrChange w:id="79" w:author="Martin Ma [2]" w:date="2026-03-12T12:33:00Z" w16du:dateUtc="2026-03-12T19:33:00Z">
+            <w:rPr>
+              <w:rFonts w:asciiTheme="minorEastAsia" w:eastAsiaTheme="minorEastAsia" w:hAnsiTheme="minorEastAsia" w:cs="Times New Roman" w:hint="eastAsia"/>
+            </w:rPr>
+          </w:rPrChange>
         </w:rPr>
         <w:t>四种</w:t>
       </w:r>
       <w:r>
         <w:rPr>
-          <w:rFonts w:asciiTheme="minorEastAsia" w:eastAsiaTheme="minorEastAsia" w:hAnsiTheme="minorEastAsia" w:cs="Times New Roman" w:hint="eastAsia"/>
+          <w:rFonts w:ascii="Times New Roman" w:eastAsiaTheme="minorEastAsia" w:hAnsi="Times New Roman" w:cs="Times New Roman" w:hint="eastAsia"/>
+          <w:rPrChange w:id="80" w:author="Martin Ma [2]" w:date="2026-03-12T12:33:00Z" w16du:dateUtc="2026-03-12T19:33:00Z">
+            <w:rPr>
+              <w:rFonts w:asciiTheme="minorEastAsia" w:eastAsiaTheme="minorEastAsia" w:hAnsiTheme="minorEastAsia" w:cs="Times New Roman" w:hint="eastAsia"/>
+            </w:rPr>
+          </w:rPrChange>
         </w:rPr>
         <w:t>修饰</w:t>
       </w:r>
       <w:r>
         <w:rPr>
-          <w:rFonts w:asciiTheme="minorEastAsia" w:eastAsiaTheme="minorEastAsia" w:hAnsiTheme="minorEastAsia" w:cs="Times New Roman" w:hint="eastAsia"/>
-        </w:rPr>
-        <w:t>方式:</w:t>
+          <w:rFonts w:ascii="Times New Roman" w:eastAsiaTheme="minorEastAsia" w:hAnsi="Times New Roman" w:cs="Times New Roman" w:hint="eastAsia"/>
+          <w:rPrChange w:id="81" w:author="Martin Ma [2]" w:date="2026-03-12T12:33:00Z" w16du:dateUtc="2026-03-12T19:33:00Z">
+            <w:rPr>
+              <w:rFonts w:asciiTheme="minorEastAsia" w:eastAsiaTheme="minorEastAsia" w:hAnsiTheme="minorEastAsia" w:cs="Times New Roman" w:hint="eastAsia"/>
+            </w:rPr>
+          </w:rPrChange>
+        </w:rPr>
+        <w:t>方式</w:t>
+      </w:r>
+      <w:r>
+        <w:rPr>
+          <w:rFonts w:ascii="Times New Roman" w:eastAsiaTheme="minorEastAsia" w:hAnsi="Times New Roman" w:cs="Times New Roman" w:hint="eastAsia"/>
+          <w:rPrChange w:id="82" w:author="Martin Ma [2]" w:date="2026-03-12T12:33:00Z" w16du:dateUtc="2026-03-12T19:33:00Z">
+            <w:rPr>
+              <w:rFonts w:asciiTheme="minorEastAsia" w:eastAsiaTheme="minorEastAsia" w:hAnsiTheme="minorEastAsia" w:cs="Times New Roman" w:hint="eastAsia"/>
+            </w:rPr>
+          </w:rPrChange>
+        </w:rPr>
+        <w:t>:</w:t>
       </w:r>
     </w:p>
     <w:p>
@@ -1820,7 +2394,7 @@
         <w:ind w:left="142"/>
         <w:jc w:val="left"/>
         <w:rPr>
-          <w:rFonts w:ascii="Times New Roman" w:eastAsiaTheme="minorEastAsia" w:hAnsi="Times New Roman" w:cs="Times New Roman" w:hint="eastAsia"/>
+          <w:rFonts w:ascii="Times New Roman" w:eastAsiaTheme="minorEastAsia" w:hAnsi="Times New Roman" w:cs="Times New Roman"/>
         </w:rPr>
       </w:pPr>
       <w:r>
@@ -1910,7 +2484,7 @@
         <w:ind w:left="220" w:firstLine="420"/>
         <w:jc w:val="left"/>
         <w:rPr>
-          <w:rFonts w:ascii="Times New Roman" w:eastAsiaTheme="minorEastAsia" w:hAnsi="Times New Roman" w:cs="Times New Roman" w:hint="eastAsia"/>
+          <w:rFonts w:ascii="Times New Roman" w:eastAsiaTheme="minorEastAsia" w:hAnsi="Times New Roman" w:cs="Times New Roman"/>
         </w:rPr>
       </w:pPr>
       <w:r>
@@ -1986,7 +2560,7 @@
         <w:ind w:firstLineChars="400" w:firstLine="640"/>
         <w:jc w:val="left"/>
         <w:rPr>
-          <w:rFonts w:ascii="Times New Roman" w:eastAsiaTheme="minorEastAsia" w:hAnsi="Times New Roman" w:cs="Times New Roman" w:hint="eastAsia"/>
+          <w:rFonts w:ascii="Times New Roman" w:eastAsiaTheme="minorEastAsia" w:hAnsi="Times New Roman" w:cs="Times New Roman"/>
         </w:rPr>
       </w:pPr>
       <w:r>
@@ -2062,7 +2636,7 @@
         <w:ind w:left="142" w:firstLineChars="300" w:firstLine="480"/>
         <w:jc w:val="left"/>
         <w:rPr>
-          <w:rFonts w:ascii="Times New Roman" w:eastAsiaTheme="minorEastAsia" w:hAnsi="Times New Roman" w:cs="Times New Roman" w:hint="eastAsia"/>
+          <w:rFonts w:ascii="Times New Roman" w:eastAsiaTheme="minorEastAsia" w:hAnsi="Times New Roman" w:cs="Times New Roman"/>
         </w:rPr>
       </w:pPr>
       <w:r>
@@ -2138,7 +2712,7 @@
         <w:ind w:left="142" w:firstLineChars="300" w:firstLine="480"/>
         <w:jc w:val="left"/>
         <w:rPr>
-          <w:rFonts w:ascii="Times New Roman" w:eastAsiaTheme="minorEastAsia" w:hAnsi="Times New Roman" w:cs="Times New Roman" w:hint="eastAsia"/>
+          <w:rFonts w:ascii="Times New Roman" w:eastAsiaTheme="minorEastAsia" w:hAnsi="Times New Roman" w:cs="Times New Roman"/>
         </w:rPr>
       </w:pPr>
       <w:r>
@@ -2182,7 +2756,7 @@
         <w:ind w:firstLineChars="200" w:firstLine="320"/>
         <w:jc w:val="left"/>
         <w:rPr>
-          <w:rFonts w:ascii="Times New Roman" w:eastAsiaTheme="minorEastAsia" w:hAnsi="Times New Roman" w:cs="Times New Roman" w:hint="eastAsia"/>
+          <w:rFonts w:ascii="Times New Roman" w:eastAsiaTheme="minorEastAsia" w:hAnsi="Times New Roman" w:cs="Times New Roman"/>
         </w:rPr>
       </w:pPr>
       <w:r>
@@ -2244,7 +2818,7 @@
         <w:ind w:firstLineChars="200" w:firstLine="320"/>
         <w:jc w:val="left"/>
         <w:rPr>
-          <w:rFonts w:ascii="Times New Roman" w:eastAsiaTheme="minorEastAsia" w:hAnsi="Times New Roman" w:cs="Times New Roman" w:hint="eastAsia"/>
+          <w:rFonts w:ascii="Times New Roman" w:eastAsiaTheme="minorEastAsia" w:hAnsi="Times New Roman" w:cs="Times New Roman"/>
         </w:rPr>
       </w:pPr>
       <w:r>
@@ -2260,6 +2834,7 @@
         <w:ind w:leftChars="168" w:left="353" w:firstLineChars="177" w:firstLine="283"/>
         <w:jc w:val="left"/>
         <w:rPr>
+          <w:del w:id="83" w:author="Martin Ma" w:date="2026-03-12T21:39:00Z" w16du:dateUtc="2026-03-13T04:39:00Z"/>
           <w:rFonts w:ascii="Times New Roman" w:eastAsiaTheme="minorEastAsia" w:hAnsi="Times New Roman" w:cs="Times New Roman" w:hint="eastAsia"/>
         </w:rPr>
       </w:pPr>
@@ -2269,6 +2844,14 @@
         </w:rPr>
         <w:t>increase prices</w:t>
       </w:r>
+      <w:ins w:id="84" w:author="Martin Ma" w:date="2026-03-12T21:39:00Z" w16du:dateUtc="2026-03-13T04:39:00Z">
+        <w:r>
+          <w:rPr>
+            <w:rFonts w:ascii="Times New Roman" w:eastAsiaTheme="minorEastAsia" w:hAnsi="Times New Roman" w:cs="Times New Roman" w:hint="eastAsia"/>
+          </w:rPr>
+          <w:t xml:space="preserve">; </w:t>
+        </w:r>
+      </w:ins>
     </w:p>
     <w:p>
       <w:pPr>
@@ -2276,6 +2859,7 @@
         <w:ind w:leftChars="168" w:left="353" w:firstLineChars="177" w:firstLine="283"/>
         <w:jc w:val="left"/>
         <w:rPr>
+          <w:del w:id="85" w:author="Martin Ma" w:date="2026-03-12T21:39:00Z" w16du:dateUtc="2026-03-13T04:39:00Z"/>
           <w:rFonts w:ascii="Times New Roman" w:eastAsiaTheme="minorEastAsia" w:hAnsi="Times New Roman" w:cs="Times New Roman" w:hint="eastAsia"/>
         </w:rPr>
       </w:pPr>
@@ -2285,6 +2869,14 @@
         </w:rPr>
         <w:t>increase production</w:t>
       </w:r>
+      <w:ins w:id="86" w:author="Martin Ma" w:date="2026-03-12T21:39:00Z" w16du:dateUtc="2026-03-13T04:39:00Z">
+        <w:r>
+          <w:rPr>
+            <w:rFonts w:ascii="Times New Roman" w:eastAsiaTheme="minorEastAsia" w:hAnsi="Times New Roman" w:cs="Times New Roman" w:hint="eastAsia"/>
+          </w:rPr>
+          <w:t xml:space="preserve">; </w:t>
+        </w:r>
+      </w:ins>
     </w:p>
     <w:p>
       <w:pPr>
@@ -2292,7 +2884,7 @@
         <w:ind w:leftChars="168" w:left="353" w:firstLineChars="177" w:firstLine="283"/>
         <w:jc w:val="left"/>
         <w:rPr>
-          <w:rFonts w:ascii="Times New Roman" w:eastAsiaTheme="minorEastAsia" w:hAnsi="Times New Roman" w:cs="Times New Roman" w:hint="eastAsia"/>
+          <w:rFonts w:ascii="Times New Roman" w:eastAsiaTheme="minorEastAsia" w:hAnsi="Times New Roman" w:cs="Times New Roman"/>
         </w:rPr>
       </w:pPr>
       <w:r>
@@ -2308,7 +2900,7 @@
         <w:ind w:firstLineChars="200" w:firstLine="320"/>
         <w:jc w:val="left"/>
         <w:rPr>
-          <w:rFonts w:ascii="Times New Roman" w:eastAsiaTheme="minorEastAsia" w:hAnsi="Times New Roman" w:cs="Times New Roman" w:hint="eastAsia"/>
+          <w:rFonts w:ascii="Times New Roman" w:eastAsiaTheme="minorEastAsia" w:hAnsi="Times New Roman" w:cs="Times New Roman"/>
         </w:rPr>
       </w:pPr>
       <w:r>
@@ -2376,7 +2968,18 @@
         <w:ind w:left="142"/>
         <w:jc w:val="left"/>
         <w:rPr>
-          <w:rFonts w:ascii="Times New Roman" w:eastAsiaTheme="minorEastAsia" w:hAnsi="Times New Roman" w:cs="Times New Roman"/>
+          <w:ins w:id="87" w:author="Martin Ma" w:date="2026-03-12T21:39:00Z" w16du:dateUtc="2026-03-13T04:39:00Z"/>
+          <w:rFonts w:ascii="Times New Roman" w:eastAsiaTheme="minorEastAsia" w:hAnsi="Times New Roman" w:cs="Times New Roman"/>
+        </w:rPr>
+      </w:pPr>
+    </w:p>
+    <w:p>
+      <w:pPr>
+        <w:pStyle w:val="af2"/>
+        <w:ind w:left="142"/>
+        <w:jc w:val="left"/>
+        <w:rPr>
+          <w:rFonts w:ascii="Times New Roman" w:eastAsiaTheme="minorEastAsia" w:hAnsi="Times New Roman" w:cs="Times New Roman" w:hint="eastAsia"/>
         </w:rPr>
       </w:pPr>
     </w:p>
@@ -2490,7 +3093,7 @@
         <w:ind w:left="142" w:firstLine="278"/>
         <w:jc w:val="left"/>
         <w:rPr>
-          <w:rFonts w:ascii="Times New Roman" w:eastAsiaTheme="minorEastAsia" w:hAnsi="Times New Roman" w:cs="Times New Roman" w:hint="eastAsia"/>
+          <w:rFonts w:ascii="Times New Roman" w:eastAsiaTheme="minorEastAsia" w:hAnsi="Times New Roman" w:cs="Times New Roman"/>
         </w:rPr>
       </w:pPr>
       <w:r>
@@ -2518,7 +3121,7 @@
         <w:ind w:left="142" w:firstLine="278"/>
         <w:jc w:val="left"/>
         <w:rPr>
-          <w:rFonts w:ascii="Times New Roman" w:eastAsiaTheme="minorEastAsia" w:hAnsi="Times New Roman" w:cs="Times New Roman" w:hint="eastAsia"/>
+          <w:rFonts w:ascii="Times New Roman" w:eastAsiaTheme="minorEastAsia" w:hAnsi="Times New Roman" w:cs="Times New Roman"/>
         </w:rPr>
       </w:pPr>
       <w:r>
@@ -3019,7 +3622,7 @@
         <w:ind w:left="142"/>
         <w:jc w:val="left"/>
         <w:rPr>
-          <w:rFonts w:ascii="Times New Roman" w:eastAsiaTheme="minorEastAsia" w:hAnsi="Times New Roman" w:cs="Times New Roman" w:hint="eastAsia"/>
+          <w:rFonts w:ascii="Times New Roman" w:eastAsiaTheme="minorEastAsia" w:hAnsi="Times New Roman" w:cs="Times New Roman"/>
         </w:rPr>
       </w:pPr>
     </w:p>
@@ -3072,7 +3675,7 @@
           <w:b/>
           <w:bCs/>
         </w:rPr>
-        <w:t>词</w:t>
+        <w:t>词根系统</w:t>
       </w:r>
       <w:r>
         <w:rPr>
@@ -3080,31 +3683,7 @@
           <w:b/>
           <w:bCs/>
         </w:rPr>
-        <w:t>根</w:t>
-      </w:r>
-      <w:r>
-        <w:rPr>
-          <w:rFonts w:ascii="Times New Roman" w:eastAsiaTheme="minorEastAsia" w:hAnsi="Times New Roman" w:cs="Times New Roman" w:hint="eastAsia"/>
-          <w:b/>
-          <w:bCs/>
-        </w:rPr>
-        <w:t>系统</w:t>
-      </w:r>
-      <w:r>
-        <w:rPr>
-          <w:rFonts w:ascii="Times New Roman" w:eastAsiaTheme="minorEastAsia" w:hAnsi="Times New Roman" w:cs="Times New Roman" w:hint="eastAsia"/>
-          <w:b/>
-          <w:bCs/>
-        </w:rPr>
-        <w:t xml:space="preserve"> word roots</w:t>
-      </w:r>
-      <w:r>
-        <w:rPr>
-          <w:rFonts w:ascii="Times New Roman" w:eastAsiaTheme="minorEastAsia" w:hAnsi="Times New Roman" w:cs="Times New Roman" w:hint="eastAsia"/>
-          <w:b/>
-          <w:bCs/>
-        </w:rPr>
-        <w:t>:</w:t>
+        <w:t xml:space="preserve"> word roots:</w:t>
       </w:r>
       <w:r>
         <w:rPr>
@@ -3607,7 +4186,7 @@
         <w:pStyle w:val="af2"/>
         <w:jc w:val="left"/>
         <w:rPr>
-          <w:rFonts w:ascii="Times New Roman" w:eastAsiaTheme="minorEastAsia" w:hAnsi="Times New Roman" w:cs="Times New Roman" w:hint="eastAsia"/>
+          <w:rFonts w:ascii="Times New Roman" w:eastAsiaTheme="minorEastAsia" w:hAnsi="Times New Roman" w:cs="Times New Roman"/>
           <w:b/>
           <w:bCs/>
         </w:rPr>
@@ -4570,16 +5149,20 @@
         <w:rPr>
           <w:rFonts w:ascii="Times New Roman" w:eastAsiaTheme="minorEastAsia" w:hAnsi="Times New Roman" w:cs="Times New Roman" w:hint="eastAsia"/>
         </w:rPr>
-        <w:t xml:space="preserve">ecommend sb to do </w:t>
-      </w:r>
-      <w:proofErr w:type="spellStart"/>
-      <w:r>
-        <w:rPr>
-          <w:rFonts w:ascii="Times New Roman" w:eastAsiaTheme="minorEastAsia" w:hAnsi="Times New Roman" w:cs="Times New Roman" w:hint="eastAsia"/>
-        </w:rPr>
-        <w:t>sth</w:t>
-      </w:r>
-      <w:proofErr w:type="spellEnd"/>
+        <w:t>ecommend</w:t>
+      </w:r>
+      <w:r>
+        <w:rPr>
+          <w:rFonts w:ascii="Times New Roman" w:eastAsiaTheme="minorEastAsia" w:hAnsi="Times New Roman" w:cs="Times New Roman" w:hint="eastAsia"/>
+        </w:rPr>
+        <w:t xml:space="preserve"> doing / that</w:t>
+      </w:r>
+      <w:r>
+        <w:rPr>
+          <w:rFonts w:ascii="Times New Roman" w:eastAsiaTheme="minorEastAsia" w:hAnsi="Times New Roman" w:cs="Times New Roman" w:hint="eastAsia"/>
+        </w:rPr>
+        <w:t>从句</w:t>
+      </w:r>
       <w:r>
         <w:rPr>
           <w:rFonts w:ascii="Times New Roman" w:eastAsiaTheme="minorEastAsia" w:hAnsi="Times New Roman" w:cs="Times New Roman" w:hint="eastAsia"/>
@@ -4716,7 +5299,7 @@
         <w:pStyle w:val="af2"/>
         <w:ind w:left="420" w:firstLineChars="200" w:firstLine="320"/>
         <w:rPr>
-          <w:rFonts w:ascii="Times New Roman" w:eastAsiaTheme="minorEastAsia" w:hAnsi="Times New Roman" w:cs="Times New Roman" w:hint="eastAsia"/>
+          <w:rFonts w:ascii="Times New Roman" w:eastAsiaTheme="minorEastAsia" w:hAnsi="Times New Roman" w:cs="Times New Roman"/>
           <w:b/>
           <w:bCs/>
           <w:color w:val="EE0000"/>
@@ -5061,7 +5644,7 @@
         <w:pStyle w:val="af2"/>
         <w:spacing w:line="276" w:lineRule="auto"/>
         <w:rPr>
-          <w:rFonts w:ascii="Times New Roman" w:eastAsiaTheme="minorEastAsia" w:hAnsi="Times New Roman" w:cs="Times New Roman" w:hint="eastAsia"/>
+          <w:rFonts w:ascii="Times New Roman" w:eastAsiaTheme="minorEastAsia" w:hAnsi="Times New Roman" w:cs="Times New Roman"/>
         </w:rPr>
       </w:pPr>
       <w:r>
@@ -5183,7 +5766,7 @@
       <w:pPr>
         <w:pStyle w:val="af2"/>
         <w:rPr>
-          <w:rFonts w:ascii="Times New Roman" w:eastAsiaTheme="minorEastAsia" w:hAnsi="Times New Roman" w:cs="Times New Roman" w:hint="eastAsia"/>
+          <w:rFonts w:ascii="Times New Roman" w:eastAsiaTheme="minorEastAsia" w:hAnsi="Times New Roman" w:cs="Times New Roman"/>
         </w:rPr>
       </w:pPr>
     </w:p>
@@ -5193,11 +5776,21 @@
         <w:spacing w:line="276" w:lineRule="auto"/>
         <w:jc w:val="center"/>
         <w:rPr>
-          <w:rFonts w:ascii="Times New Roman" w:eastAsiaTheme="minorEastAsia" w:hAnsi="Times New Roman" w:cs="Times New Roman" w:hint="eastAsia"/>
+          <w:rFonts w:ascii="Times New Roman" w:eastAsiaTheme="minorEastAsia" w:hAnsi="Times New Roman" w:cs="Times New Roman"/>
           <w:b/>
           <w:bCs/>
         </w:rPr>
       </w:pPr>
+      <w:ins w:id="88" w:author="Martin Ma" w:date="2026-03-12T21:40:00Z" w16du:dateUtc="2026-03-13T04:40:00Z">
+        <w:r>
+          <w:rPr>
+            <w:rFonts w:ascii="Times New Roman" w:eastAsiaTheme="minorEastAsia" w:hAnsi="Times New Roman" w:cs="Times New Roman" w:hint="eastAsia"/>
+            <w:b/>
+            <w:bCs/>
+          </w:rPr>
+          <w:t xml:space="preserve">Table. </w:t>
+        </w:r>
+      </w:ins>
       <w:r>
         <w:rPr>
           <w:rFonts w:ascii="Times New Roman" w:eastAsiaTheme="minorEastAsia" w:hAnsi="Times New Roman" w:cs="Times New Roman" w:hint="eastAsia"/>
@@ -5223,11 +5816,11 @@
         <w:tblLook w:val="04A0" w:firstRow="1" w:lastRow="0" w:firstColumn="1" w:lastColumn="0" w:noHBand="0" w:noVBand="1"/>
       </w:tblPr>
       <w:tblGrid>
-        <w:gridCol w:w="688"/>
+        <w:gridCol w:w="941"/>
         <w:gridCol w:w="834"/>
         <w:gridCol w:w="1230"/>
-        <w:gridCol w:w="1327"/>
-        <w:gridCol w:w="1723"/>
+        <w:gridCol w:w="1478"/>
+        <w:gridCol w:w="1874"/>
       </w:tblGrid>
       <w:tr>
         <w:trPr>
@@ -5669,12 +6262,182 @@
           </w:p>
         </w:tc>
       </w:tr>
+      <w:tr>
+        <w:trPr>
+          <w:jc w:val="center"/>
+          <w:ins w:id="89" w:author="Martin Ma [2]" w:date="2026-03-12T08:21:00Z"/>
+        </w:trPr>
+        <w:tc>
+          <w:tcPr>
+            <w:tcW w:w="0" w:type="auto"/>
+          </w:tcPr>
+          <w:p>
+            <w:pPr>
+              <w:pStyle w:val="af2"/>
+              <w:rPr>
+                <w:ins w:id="90" w:author="Martin Ma [2]" w:date="2026-03-12T08:21:00Z" w16du:dateUtc="2026-03-12T15:21:00Z"/>
+                <w:rFonts w:ascii="Times New Roman" w:hAnsi="Times New Roman" w:cs="Times New Roman"/>
+              </w:rPr>
+            </w:pPr>
+            <w:ins w:id="91" w:author="Martin Ma [2]" w:date="2026-03-12T08:21:00Z" w16du:dateUtc="2026-03-12T15:21:00Z">
+              <w:r>
+                <w:rPr>
+                  <w:rFonts w:ascii="Times New Roman" w:hAnsi="Times New Roman" w:cs="Times New Roman" w:hint="eastAsia"/>
+                  <w:rPrChange w:id="92" w:author="Martin Ma [2]" w:date="2026-03-12T08:21:00Z" w16du:dateUtc="2026-03-12T15:21:00Z">
+                    <w:rPr>
+                      <w:rFonts w:asciiTheme="minorEastAsia" w:eastAsiaTheme="minorEastAsia" w:hAnsiTheme="minorEastAsia" w:cs="Times New Roman" w:hint="eastAsia"/>
+                    </w:rPr>
+                  </w:rPrChange>
+                </w:rPr>
+                <w:t>Past</w:t>
+              </w:r>
+              <w:r>
+                <w:rPr>
+                  <w:rFonts w:ascii="Times New Roman" w:hAnsi="Times New Roman" w:cs="Times New Roman"/>
+                  <w:rPrChange w:id="93" w:author="Martin Ma [2]" w:date="2026-03-12T08:21:00Z" w16du:dateUtc="2026-03-12T15:21:00Z">
+                    <w:rPr>
+                      <w:rFonts w:ascii="Times New Roman" w:eastAsiaTheme="minorEastAsia" w:hAnsi="Times New Roman" w:cs="Times New Roman"/>
+                    </w:rPr>
+                  </w:rPrChange>
+                </w:rPr>
+                <w:t xml:space="preserve"> Future</w:t>
+              </w:r>
+            </w:ins>
+          </w:p>
+        </w:tc>
+        <w:tc>
+          <w:tcPr>
+            <w:tcW w:w="0" w:type="auto"/>
+          </w:tcPr>
+          <w:p>
+            <w:pPr>
+              <w:pStyle w:val="af2"/>
+              <w:rPr>
+                <w:ins w:id="94" w:author="Martin Ma [2]" w:date="2026-03-12T08:21:00Z" w16du:dateUtc="2026-03-12T15:21:00Z"/>
+                <w:rFonts w:ascii="Times New Roman" w:eastAsiaTheme="minorEastAsia" w:hAnsi="Times New Roman" w:cs="Times New Roman"/>
+                <w:rPrChange w:id="95" w:author="Martin Ma [2]" w:date="2026-03-12T08:21:00Z" w16du:dateUtc="2026-03-12T15:21:00Z">
+                  <w:rPr>
+                    <w:ins w:id="96" w:author="Martin Ma [2]" w:date="2026-03-12T08:21:00Z" w16du:dateUtc="2026-03-12T15:21:00Z"/>
+                    <w:rFonts w:ascii="Times New Roman" w:hAnsi="Times New Roman" w:cs="Times New Roman"/>
+                  </w:rPr>
+                </w:rPrChange>
+              </w:rPr>
+            </w:pPr>
+            <w:ins w:id="97" w:author="Martin Ma [2]" w:date="2026-03-12T08:22:00Z" w16du:dateUtc="2026-03-12T15:22:00Z">
+              <w:r>
+                <w:rPr>
+                  <w:rFonts w:ascii="Times New Roman" w:eastAsiaTheme="minorEastAsia" w:hAnsi="Times New Roman" w:cs="Times New Roman" w:hint="eastAsia"/>
+                </w:rPr>
+                <w:t>w</w:t>
+              </w:r>
+            </w:ins>
+            <w:ins w:id="98" w:author="Martin Ma [2]" w:date="2026-03-12T08:21:00Z" w16du:dateUtc="2026-03-12T15:21:00Z">
+              <w:r>
+                <w:rPr>
+                  <w:rFonts w:ascii="Times New Roman" w:eastAsiaTheme="minorEastAsia" w:hAnsi="Times New Roman" w:cs="Times New Roman" w:hint="eastAsia"/>
+                </w:rPr>
+                <w:t>ould</w:t>
+              </w:r>
+            </w:ins>
+          </w:p>
+        </w:tc>
+        <w:tc>
+          <w:tcPr>
+            <w:tcW w:w="0" w:type="auto"/>
+          </w:tcPr>
+          <w:p>
+            <w:pPr>
+              <w:pStyle w:val="af2"/>
+              <w:rPr>
+                <w:ins w:id="99" w:author="Martin Ma [2]" w:date="2026-03-12T08:21:00Z" w16du:dateUtc="2026-03-12T15:21:00Z"/>
+                <w:rFonts w:ascii="Times New Roman" w:eastAsiaTheme="minorEastAsia" w:hAnsi="Times New Roman" w:cs="Times New Roman"/>
+                <w:rPrChange w:id="100" w:author="Martin Ma [2]" w:date="2026-03-12T08:22:00Z" w16du:dateUtc="2026-03-12T15:22:00Z">
+                  <w:rPr>
+                    <w:ins w:id="101" w:author="Martin Ma [2]" w:date="2026-03-12T08:21:00Z" w16du:dateUtc="2026-03-12T15:21:00Z"/>
+                    <w:rFonts w:ascii="Times New Roman" w:hAnsi="Times New Roman" w:cs="Times New Roman"/>
+                  </w:rPr>
+                </w:rPrChange>
+              </w:rPr>
+            </w:pPr>
+            <w:ins w:id="102" w:author="Martin Ma [2]" w:date="2026-03-12T08:22:00Z" w16du:dateUtc="2026-03-12T15:22:00Z">
+              <w:r>
+                <w:rPr>
+                  <w:rFonts w:ascii="Times New Roman" w:eastAsiaTheme="minorEastAsia" w:hAnsi="Times New Roman" w:cs="Times New Roman" w:hint="eastAsia"/>
+                </w:rPr>
+                <w:t>would be doing</w:t>
+              </w:r>
+            </w:ins>
+          </w:p>
+        </w:tc>
+        <w:tc>
+          <w:tcPr>
+            <w:tcW w:w="0" w:type="auto"/>
+          </w:tcPr>
+          <w:p>
+            <w:pPr>
+              <w:pStyle w:val="af2"/>
+              <w:rPr>
+                <w:ins w:id="103" w:author="Martin Ma [2]" w:date="2026-03-12T08:21:00Z" w16du:dateUtc="2026-03-12T15:21:00Z"/>
+                <w:rFonts w:ascii="Times New Roman" w:eastAsiaTheme="minorEastAsia" w:hAnsi="Times New Roman" w:cs="Times New Roman"/>
+                <w:rPrChange w:id="104" w:author="Martin Ma [2]" w:date="2026-03-12T08:22:00Z" w16du:dateUtc="2026-03-12T15:22:00Z">
+                  <w:rPr>
+                    <w:ins w:id="105" w:author="Martin Ma [2]" w:date="2026-03-12T08:21:00Z" w16du:dateUtc="2026-03-12T15:21:00Z"/>
+                    <w:rFonts w:ascii="Times New Roman" w:hAnsi="Times New Roman" w:cs="Times New Roman"/>
+                  </w:rPr>
+                </w:rPrChange>
+              </w:rPr>
+            </w:pPr>
+            <w:ins w:id="106" w:author="Martin Ma [2]" w:date="2026-03-12T08:22:00Z" w16du:dateUtc="2026-03-12T15:22:00Z">
+              <w:r>
+                <w:rPr>
+                  <w:rFonts w:ascii="Times New Roman" w:eastAsiaTheme="minorEastAsia" w:hAnsi="Times New Roman" w:cs="Times New Roman" w:hint="eastAsia"/>
+                </w:rPr>
+                <w:t>would have worked</w:t>
+              </w:r>
+            </w:ins>
+          </w:p>
+        </w:tc>
+        <w:tc>
+          <w:tcPr>
+            <w:tcW w:w="0" w:type="auto"/>
+          </w:tcPr>
+          <w:p>
+            <w:pPr>
+              <w:pStyle w:val="af2"/>
+              <w:rPr>
+                <w:ins w:id="107" w:author="Martin Ma [2]" w:date="2026-03-12T08:21:00Z" w16du:dateUtc="2026-03-12T15:21:00Z"/>
+                <w:rFonts w:ascii="Times New Roman" w:eastAsiaTheme="minorEastAsia" w:hAnsi="Times New Roman" w:cs="Times New Roman"/>
+                <w:rPrChange w:id="108" w:author="Martin Ma [2]" w:date="2026-03-12T08:22:00Z" w16du:dateUtc="2026-03-12T15:22:00Z">
+                  <w:rPr>
+                    <w:ins w:id="109" w:author="Martin Ma [2]" w:date="2026-03-12T08:21:00Z" w16du:dateUtc="2026-03-12T15:21:00Z"/>
+                    <w:rFonts w:ascii="Times New Roman" w:hAnsi="Times New Roman" w:cs="Times New Roman"/>
+                  </w:rPr>
+                </w:rPrChange>
+              </w:rPr>
+            </w:pPr>
+            <w:ins w:id="110" w:author="Martin Ma [2]" w:date="2026-03-12T08:22:00Z" w16du:dateUtc="2026-03-12T15:22:00Z">
+              <w:r>
+                <w:rPr>
+                  <w:rFonts w:ascii="Times New Roman" w:eastAsiaTheme="minorEastAsia" w:hAnsi="Times New Roman" w:cs="Times New Roman" w:hint="eastAsia"/>
+                </w:rPr>
+                <w:t>w</w:t>
+              </w:r>
+              <w:r>
+                <w:rPr>
+                  <w:rFonts w:ascii="Times New Roman" w:eastAsiaTheme="minorEastAsia" w:hAnsi="Times New Roman" w:cs="Times New Roman" w:hint="eastAsia"/>
+                </w:rPr>
+                <w:t>ould have been working</w:t>
+              </w:r>
+            </w:ins>
+          </w:p>
+        </w:tc>
+      </w:tr>
     </w:tbl>
     <w:p>
       <w:pPr>
         <w:pStyle w:val="af2"/>
         <w:rPr>
-          <w:rFonts w:ascii="Times New Roman" w:eastAsiaTheme="minorEastAsia" w:hAnsi="Times New Roman" w:cs="Times New Roman" w:hint="eastAsia"/>
+          <w:rFonts w:ascii="Times New Roman" w:eastAsiaTheme="minorEastAsia" w:hAnsi="Times New Roman" w:cs="Times New Roman"/>
         </w:rPr>
       </w:pPr>
     </w:p>
@@ -5717,7 +6480,7 @@
         <w:pStyle w:val="af2"/>
         <w:ind w:leftChars="250" w:left="525"/>
         <w:rPr>
-          <w:rFonts w:ascii="Times New Roman" w:eastAsiaTheme="minorEastAsia" w:hAnsi="Times New Roman" w:cs="Times New Roman" w:hint="eastAsia"/>
+          <w:rFonts w:ascii="Times New Roman" w:eastAsiaTheme="minorEastAsia" w:hAnsi="Times New Roman" w:cs="Times New Roman"/>
         </w:rPr>
       </w:pPr>
       <w:r>
@@ -5728,7 +6491,7 @@
       </w:r>
       <w:r>
         <w:rPr>
-          <w:rFonts w:ascii="Times New Roman" w:eastAsiaTheme="minorEastAsia" w:hAnsi="Times New Roman" w:cs="Times New Roman"/>
+          <w:rFonts w:ascii="Cambria Math" w:eastAsiaTheme="minorEastAsia" w:hAnsi="Cambria Math" w:cs="Cambria Math"/>
         </w:rPr>
         <w:t xml:space="preserve"> </w:t>
       </w:r>
@@ -5736,7 +6499,13 @@
         <w:rPr>
           <w:rFonts w:ascii="Times New Roman" w:eastAsiaTheme="minorEastAsia" w:hAnsi="Times New Roman" w:cs="Times New Roman"/>
         </w:rPr>
-        <w:t>一般现在</w:t>
+        <w:t>现在</w:t>
+      </w:r>
+      <w:r>
+        <w:rPr>
+          <w:rFonts w:ascii="Times New Roman" w:eastAsiaTheme="minorEastAsia" w:hAnsi="Times New Roman" w:cs="Times New Roman"/>
+        </w:rPr>
+        <w:t>一般</w:t>
       </w:r>
       <w:r>
         <w:rPr>
@@ -5800,7 +6569,7 @@
       </w:r>
       <w:r>
         <w:rPr>
-          <w:rFonts w:ascii="Times New Roman" w:eastAsiaTheme="minorEastAsia" w:hAnsi="Times New Roman" w:cs="Times New Roman"/>
+          <w:rFonts w:ascii="Cambria Math" w:eastAsiaTheme="minorEastAsia" w:hAnsi="Cambria Math" w:cs="Cambria Math"/>
         </w:rPr>
         <w:t xml:space="preserve"> </w:t>
       </w:r>
@@ -5808,7 +6577,13 @@
         <w:rPr>
           <w:rFonts w:ascii="Times New Roman" w:eastAsiaTheme="minorEastAsia" w:hAnsi="Times New Roman" w:cs="Times New Roman"/>
         </w:rPr>
-        <w:t>一般过去</w:t>
+        <w:t>过去</w:t>
+      </w:r>
+      <w:r>
+        <w:rPr>
+          <w:rFonts w:ascii="Times New Roman" w:eastAsiaTheme="minorEastAsia" w:hAnsi="Times New Roman" w:cs="Times New Roman"/>
+        </w:rPr>
+        <w:t>一般</w:t>
       </w:r>
       <w:r>
         <w:rPr>
@@ -5958,51 +6733,124 @@
         <w:pStyle w:val="af2"/>
         <w:spacing w:line="240" w:lineRule="auto"/>
         <w:ind w:firstLineChars="300" w:firstLine="480"/>
+        <w:rPr>
+          <w:rFonts w:asciiTheme="minorEastAsia" w:eastAsiaTheme="minorEastAsia" w:hAnsiTheme="minorEastAsia" w:cs="Times New Roman" w:hint="eastAsia"/>
+          <w:b/>
+          <w:bCs/>
+        </w:rPr>
+      </w:pPr>
+      <w:r>
         <w:rPr>
           <w:rFonts w:asciiTheme="minorEastAsia" w:eastAsiaTheme="minorEastAsia" w:hAnsiTheme="minorEastAsia" w:cs="Times New Roman"/>
           <w:b/>
           <w:bCs/>
         </w:rPr>
-      </w:pPr>
-      <w:r>
-        <w:rPr>
-          <w:rFonts w:asciiTheme="minorEastAsia" w:eastAsiaTheme="minorEastAsia" w:hAnsiTheme="minorEastAsia" w:cs="Times New Roman"/>
-          <w:b/>
-          <w:bCs/>
+        <w:t>一般过去时 vs 现在完成时</w:t>
+      </w:r>
+    </w:p>
+    <w:p>
+      <w:pPr>
+        <w:pStyle w:val="af2"/>
+        <w:ind w:leftChars="450" w:left="945"/>
+        <w:rPr>
+          <w:rFonts w:ascii="宋体" w:eastAsia="宋体" w:hAnsi="宋体" w:cs="宋体" w:hint="eastAsia"/>
+        </w:rPr>
+      </w:pPr>
+      <w:r>
+        <w:rPr>
+          <w:rFonts w:ascii="宋体" w:eastAsia="宋体" w:hAnsi="宋体" w:cs="宋体" w:hint="eastAsia"/>
+        </w:rPr>
+        <w:t>过去</w:t>
+      </w:r>
+      <w:r>
+        <w:rPr>
+          <w:rFonts w:ascii="宋体" w:eastAsia="宋体" w:hAnsi="宋体" w:cs="宋体" w:hint="eastAsia"/>
         </w:rPr>
         <w:t>一般</w:t>
       </w:r>
       <w:r>
         <w:rPr>
-          <w:rFonts w:asciiTheme="minorEastAsia" w:eastAsiaTheme="minorEastAsia" w:hAnsiTheme="minorEastAsia" w:cs="Times New Roman"/>
-          <w:b/>
-          <w:bCs/>
-        </w:rPr>
-        <w:t>过去</w:t>
-      </w:r>
-      <w:r>
-        <w:rPr>
-          <w:rFonts w:asciiTheme="minorEastAsia" w:eastAsiaTheme="minorEastAsia" w:hAnsiTheme="minorEastAsia" w:cs="Times New Roman"/>
-          <w:b/>
-          <w:bCs/>
-        </w:rPr>
-        <w:t>时 vs 现在</w:t>
-      </w:r>
-      <w:r>
-        <w:rPr>
-          <w:rFonts w:asciiTheme="minorEastAsia" w:eastAsiaTheme="minorEastAsia" w:hAnsiTheme="minorEastAsia" w:cs="Times New Roman"/>
-          <w:b/>
-          <w:bCs/>
-        </w:rPr>
-        <w:t>完成</w:t>
-      </w:r>
-      <w:r>
-        <w:rPr>
-          <w:rFonts w:asciiTheme="minorEastAsia" w:eastAsiaTheme="minorEastAsia" w:hAnsiTheme="minorEastAsia" w:cs="Times New Roman"/>
-          <w:b/>
-          <w:bCs/>
-        </w:rPr>
-        <w:t>时</w:t>
+          <w:rFonts w:ascii="宋体" w:eastAsia="宋体" w:hAnsi="宋体" w:cs="宋体" w:hint="eastAsia"/>
+        </w:rPr>
+        <w:t>时：事情发生在过去，并且已经结束</w:t>
+      </w:r>
+      <w:r>
+        <w:rPr>
+          <w:rFonts w:ascii="宋体" w:eastAsia="宋体" w:hAnsi="宋体" w:cs="宋体" w:hint="eastAsia"/>
+        </w:rPr>
+        <w:t xml:space="preserve"> </w:t>
+      </w:r>
+      <w:r>
+        <w:rPr>
+          <w:rFonts w:ascii="宋体" w:eastAsia="宋体" w:hAnsi="宋体" w:cs="宋体" w:hint="eastAsia"/>
+        </w:rPr>
+        <w:t>(对应</w:t>
+      </w:r>
+      <w:r>
+        <w:rPr>
+          <w:rFonts w:ascii="宋体" w:eastAsia="宋体" w:hAnsi="宋体" w:cs="宋体" w:hint="eastAsia"/>
+        </w:rPr>
+        <w:t>明确的时间点</w:t>
+      </w:r>
+      <w:r>
+        <w:rPr>
+          <w:rFonts w:ascii="宋体" w:eastAsia="宋体" w:hAnsi="宋体" w:cs="宋体" w:hint="eastAsia"/>
+        </w:rPr>
+        <w:t>: 过去具体时间点</w:t>
+      </w:r>
+      <w:r>
+        <w:rPr>
+          <w:rFonts w:ascii="宋体" w:eastAsia="宋体" w:hAnsi="宋体" w:cs="宋体" w:hint="eastAsia"/>
+        </w:rPr>
+        <w:t>)</w:t>
+      </w:r>
+      <w:r>
+        <w:rPr>
+          <w:rFonts w:ascii="Times New Roman" w:hAnsi="Times New Roman" w:cs="Times New Roman"/>
+        </w:rPr>
+        <w:br/>
+      </w:r>
+      <w:r>
+        <w:rPr>
+          <w:rFonts w:ascii="宋体" w:eastAsia="宋体" w:hAnsi="宋体" w:cs="宋体" w:hint="eastAsia"/>
+        </w:rPr>
+        <w:t>现在完成时：过去</w:t>
+      </w:r>
+      <w:r>
+        <w:rPr>
+          <w:rFonts w:ascii="宋体" w:eastAsia="宋体" w:hAnsi="宋体" w:cs="宋体" w:hint="eastAsia"/>
+        </w:rPr>
+        <w:t>发生(完成)</w:t>
+      </w:r>
+      <w:r>
+        <w:rPr>
+          <w:rFonts w:ascii="宋体" w:eastAsia="宋体" w:hAnsi="宋体" w:cs="宋体" w:hint="eastAsia"/>
+        </w:rPr>
+        <w:t>的事情，但和现在有关</w:t>
+      </w:r>
+      <w:r>
+        <w:rPr>
+          <w:rFonts w:ascii="宋体" w:eastAsia="宋体" w:hAnsi="宋体" w:cs="宋体" w:hint="eastAsia"/>
+        </w:rPr>
+        <w:t xml:space="preserve">  (对应时间段</w:t>
+      </w:r>
+      <w:r>
+        <w:rPr>
+          <w:rFonts w:ascii="宋体" w:eastAsia="宋体" w:hAnsi="宋体" w:cs="宋体" w:hint="eastAsia"/>
+        </w:rPr>
+        <w:t>: 过去到现在</w:t>
+      </w:r>
+      <w:r>
+        <w:rPr>
+          <w:rFonts w:ascii="宋体" w:eastAsia="宋体" w:hAnsi="宋体" w:cs="宋体" w:hint="eastAsia"/>
+        </w:rPr>
+        <w:t>时间段</w:t>
+      </w:r>
+      <w:r>
+        <w:rPr>
+          <w:rFonts w:ascii="宋体" w:eastAsia="宋体" w:hAnsi="宋体" w:cs="宋体" w:hint="eastAsia"/>
+        </w:rPr>
+        <w:t>)</w:t>
       </w:r>
     </w:p>
     <w:p>
@@ -6011,99 +6859,6 @@
         <w:ind w:leftChars="450" w:left="945"/>
         <w:rPr>
           <w:rFonts w:ascii="宋体" w:eastAsia="宋体" w:hAnsi="宋体" w:cs="宋体" w:hint="eastAsia"/>
-        </w:rPr>
-      </w:pPr>
-      <w:r>
-        <w:rPr>
-          <w:rFonts w:ascii="宋体" w:eastAsia="宋体" w:hAnsi="宋体" w:cs="宋体" w:hint="eastAsia"/>
-        </w:rPr>
-        <w:t>一般过去时：事情发生在过去，并且已经结束</w:t>
-      </w:r>
-      <w:r>
-        <w:rPr>
-          <w:rFonts w:ascii="宋体" w:eastAsia="宋体" w:hAnsi="宋体" w:cs="宋体" w:hint="eastAsia"/>
-        </w:rPr>
-        <w:t xml:space="preserve"> </w:t>
-      </w:r>
-      <w:r>
-        <w:rPr>
-          <w:rFonts w:ascii="宋体" w:eastAsia="宋体" w:hAnsi="宋体" w:cs="宋体" w:hint="eastAsia"/>
-        </w:rPr>
-        <w:t>(对应</w:t>
-      </w:r>
-      <w:r>
-        <w:rPr>
-          <w:rFonts w:ascii="宋体" w:eastAsia="宋体" w:hAnsi="宋体" w:cs="宋体" w:hint="eastAsia"/>
-        </w:rPr>
-        <w:t>明确的时间点</w:t>
-      </w:r>
-      <w:r>
-        <w:rPr>
-          <w:rFonts w:ascii="宋体" w:eastAsia="宋体" w:hAnsi="宋体" w:cs="宋体" w:hint="eastAsia"/>
-        </w:rPr>
-        <w:t>: 过去具体时间点</w:t>
-      </w:r>
-      <w:r>
-        <w:rPr>
-          <w:rFonts w:ascii="宋体" w:eastAsia="宋体" w:hAnsi="宋体" w:cs="宋体" w:hint="eastAsia"/>
-        </w:rPr>
-        <w:t>)</w:t>
-      </w:r>
-      <w:r>
-        <w:rPr>
-          <w:rFonts w:ascii="Times New Roman" w:hAnsi="Times New Roman" w:cs="Times New Roman"/>
-        </w:rPr>
-        <w:br/>
-      </w:r>
-      <w:r>
-        <w:rPr>
-          <w:rFonts w:ascii="宋体" w:eastAsia="宋体" w:hAnsi="宋体" w:cs="宋体" w:hint="eastAsia"/>
-        </w:rPr>
-        <w:t>现在完成时：过去</w:t>
-      </w:r>
-      <w:r>
-        <w:rPr>
-          <w:rFonts w:ascii="宋体" w:eastAsia="宋体" w:hAnsi="宋体" w:cs="宋体" w:hint="eastAsia"/>
-        </w:rPr>
-        <w:t>发生(完成)</w:t>
-      </w:r>
-      <w:r>
-        <w:rPr>
-          <w:rFonts w:ascii="宋体" w:eastAsia="宋体" w:hAnsi="宋体" w:cs="宋体" w:hint="eastAsia"/>
-        </w:rPr>
-        <w:t>的事情，但和现在有关</w:t>
-      </w:r>
-      <w:r>
-        <w:rPr>
-          <w:rFonts w:ascii="宋体" w:eastAsia="宋体" w:hAnsi="宋体" w:cs="宋体" w:hint="eastAsia"/>
-        </w:rPr>
-        <w:t xml:space="preserve">  (对应时间段</w:t>
-      </w:r>
-      <w:r>
-        <w:rPr>
-          <w:rFonts w:ascii="宋体" w:eastAsia="宋体" w:hAnsi="宋体" w:cs="宋体" w:hint="eastAsia"/>
-        </w:rPr>
-        <w:t>: 过去到现在</w:t>
-      </w:r>
-      <w:r>
-        <w:rPr>
-          <w:rFonts w:ascii="宋体" w:eastAsia="宋体" w:hAnsi="宋体" w:cs="宋体" w:hint="eastAsia"/>
-        </w:rPr>
-        <w:t>时间段</w:t>
-      </w:r>
-      <w:r>
-        <w:rPr>
-          <w:rFonts w:ascii="宋体" w:eastAsia="宋体" w:hAnsi="宋体" w:cs="宋体" w:hint="eastAsia"/>
-        </w:rPr>
-        <w:t>)</w:t>
-      </w:r>
-    </w:p>
-    <w:p>
-      <w:pPr>
-        <w:pStyle w:val="af2"/>
-        <w:ind w:leftChars="450" w:left="945"/>
-        <w:rPr>
-          <w:rFonts w:ascii="宋体" w:eastAsia="宋体" w:hAnsi="宋体" w:cs="宋体"/>
         </w:rPr>
       </w:pPr>
     </w:p>
@@ -6517,15 +7272,16 @@
       <w:pPr>
         <w:pStyle w:val="af2"/>
         <w:rPr>
-          <w:rFonts w:ascii="Times New Roman" w:eastAsiaTheme="minorEastAsia" w:hAnsi="Times New Roman" w:cs="Times New Roman"/>
-        </w:rPr>
-      </w:pPr>
-    </w:p>
-    <w:p>
-      <w:pPr>
-        <w:pStyle w:val="af2"/>
-        <w:rPr>
-          <w:rFonts w:ascii="Times New Roman" w:eastAsiaTheme="minorEastAsia" w:hAnsi="Times New Roman" w:cs="Times New Roman"/>
+          <w:del w:id="111" w:author="Martin Ma" w:date="2026-03-12T21:40:00Z" w16du:dateUtc="2026-03-13T04:40:00Z"/>
+          <w:rFonts w:ascii="Times New Roman" w:eastAsiaTheme="minorEastAsia" w:hAnsi="Times New Roman" w:cs="Times New Roman" w:hint="eastAsia"/>
+        </w:rPr>
+      </w:pPr>
+    </w:p>
+    <w:p>
+      <w:pPr>
+        <w:pStyle w:val="af2"/>
+        <w:rPr>
+          <w:rFonts w:ascii="Times New Roman" w:eastAsiaTheme="minorEastAsia" w:hAnsi="Times New Roman" w:cs="Times New Roman" w:hint="eastAsia"/>
         </w:rPr>
       </w:pPr>
     </w:p>
@@ -6533,18 +7289,18 @@
       <w:pPr>
         <w:pStyle w:val="af2"/>
         <w:ind w:firstLineChars="300" w:firstLine="480"/>
+        <w:rPr>
+          <w:rFonts w:asciiTheme="minorEastAsia" w:eastAsiaTheme="minorEastAsia" w:hAnsiTheme="minorEastAsia" w:cs="Times New Roman" w:hint="eastAsia"/>
+          <w:b/>
+          <w:bCs/>
+        </w:rPr>
+      </w:pPr>
+      <w:r>
         <w:rPr>
           <w:rFonts w:asciiTheme="minorEastAsia" w:eastAsiaTheme="minorEastAsia" w:hAnsiTheme="minorEastAsia" w:cs="Times New Roman"/>
           <w:b/>
           <w:bCs/>
         </w:rPr>
-      </w:pPr>
-      <w:r>
-        <w:rPr>
-          <w:rFonts w:asciiTheme="minorEastAsia" w:eastAsiaTheme="minorEastAsia" w:hAnsiTheme="minorEastAsia" w:cs="Times New Roman"/>
-          <w:b/>
-          <w:bCs/>
-        </w:rPr>
         <w:t>一般现在时 vs 现在进行时</w:t>
       </w:r>
     </w:p>
@@ -6553,14 +7309,36 @@
         <w:pStyle w:val="af2"/>
         <w:ind w:leftChars="450" w:left="945"/>
         <w:rPr>
+          <w:rFonts w:ascii="宋体" w:eastAsia="宋体" w:hAnsi="宋体" w:cs="宋体" w:hint="eastAsia"/>
+        </w:rPr>
+      </w:pPr>
+      <w:del w:id="112" w:author="Martin Ma [2]" w:date="2026-03-12T08:18:00Z" w16du:dateUtc="2026-03-12T15:18:00Z">
+        <w:r>
+          <w:rPr>
+            <w:rFonts w:ascii="宋体" w:eastAsia="宋体" w:hAnsi="宋体" w:cs="宋体"/>
+          </w:rPr>
+          <w:delText>一般</w:delText>
+        </w:r>
+      </w:del>
+      <w:r>
+        <w:rPr>
           <w:rFonts w:ascii="宋体" w:eastAsia="宋体" w:hAnsi="宋体" w:cs="宋体"/>
         </w:rPr>
-      </w:pPr>
+        <w:t>现在</w:t>
+      </w:r>
+      <w:ins w:id="113" w:author="Martin Ma [2]" w:date="2026-03-12T08:18:00Z" w16du:dateUtc="2026-03-12T15:18:00Z">
+        <w:r>
+          <w:rPr>
+            <w:rFonts w:ascii="宋体" w:eastAsia="宋体" w:hAnsi="宋体" w:cs="宋体"/>
+          </w:rPr>
+          <w:t>一般</w:t>
+        </w:r>
+      </w:ins>
       <w:r>
         <w:rPr>
           <w:rFonts w:ascii="宋体" w:eastAsia="宋体" w:hAnsi="宋体" w:cs="宋体"/>
         </w:rPr>
-        <w:t>一般现在时：长期状态 / 习惯 / 事实</w:t>
+        <w:t>时：长期状态 / 习惯 / 事实</w:t>
       </w:r>
       <w:r>
         <w:rPr>
@@ -6574,7 +7352,7 @@
       <w:pPr>
         <w:pStyle w:val="af2"/>
         <w:rPr>
-          <w:rFonts w:ascii="宋体" w:eastAsia="宋体" w:hAnsi="宋体" w:cs="宋体"/>
+          <w:rFonts w:ascii="宋体" w:eastAsia="宋体" w:hAnsi="宋体" w:cs="宋体" w:hint="eastAsia"/>
         </w:rPr>
       </w:pPr>
     </w:p>
@@ -7192,130 +7970,339 @@
       <w:pPr>
         <w:pStyle w:val="af2"/>
         <w:rPr>
-          <w:rFonts w:ascii="Times New Roman" w:eastAsiaTheme="minorEastAsia" w:hAnsi="Times New Roman" w:cs="Times New Roman"/>
-        </w:rPr>
-      </w:pPr>
-    </w:p>
-    <w:p>
-      <w:pPr>
-        <w:pStyle w:val="af2"/>
-        <w:rPr>
-          <w:rFonts w:ascii="Times New Roman" w:eastAsiaTheme="minorEastAsia" w:hAnsi="Times New Roman" w:cs="Times New Roman"/>
-        </w:rPr>
-      </w:pPr>
-    </w:p>
-    <w:p>
-      <w:pPr>
-        <w:pStyle w:val="af2"/>
-        <w:rPr>
-          <w:rFonts w:ascii="Times New Roman" w:eastAsiaTheme="minorEastAsia" w:hAnsi="Times New Roman" w:cs="Times New Roman" w:hint="eastAsia"/>
-        </w:rPr>
-      </w:pPr>
-    </w:p>
-    <w:p>
-      <w:pPr>
-        <w:pStyle w:val="af2"/>
-        <w:rPr>
-          <w:rFonts w:ascii="Times New Roman" w:eastAsiaTheme="minorEastAsia" w:hAnsi="Times New Roman" w:cs="Times New Roman"/>
-        </w:rPr>
-      </w:pPr>
-    </w:p>
-    <w:p>
-      <w:pPr>
-        <w:pStyle w:val="af2"/>
-        <w:rPr>
-          <w:rFonts w:ascii="Times New Roman" w:eastAsiaTheme="minorEastAsia" w:hAnsi="Times New Roman" w:cs="Times New Roman"/>
-        </w:rPr>
-      </w:pPr>
-    </w:p>
-    <w:p>
-      <w:pPr>
-        <w:pStyle w:val="af2"/>
-        <w:rPr>
-          <w:rFonts w:ascii="Times New Roman" w:eastAsiaTheme="minorEastAsia" w:hAnsi="Times New Roman" w:cs="Times New Roman"/>
-        </w:rPr>
-      </w:pPr>
-    </w:p>
-    <w:p>
-      <w:pPr>
-        <w:pStyle w:val="af2"/>
-        <w:rPr>
-          <w:rFonts w:ascii="Times New Roman" w:eastAsiaTheme="minorEastAsia" w:hAnsi="Times New Roman" w:cs="Times New Roman"/>
-        </w:rPr>
-      </w:pPr>
-    </w:p>
-    <w:p>
-      <w:pPr>
-        <w:pStyle w:val="af2"/>
-        <w:rPr>
-          <w:rFonts w:ascii="Times New Roman" w:eastAsiaTheme="minorEastAsia" w:hAnsi="Times New Roman" w:cs="Times New Roman" w:hint="eastAsia"/>
-        </w:rPr>
-      </w:pPr>
-    </w:p>
-    <w:p>
-      <w:pPr>
-        <w:pStyle w:val="af2"/>
-        <w:rPr>
-          <w:rFonts w:ascii="Times New Roman" w:eastAsiaTheme="minorEastAsia" w:hAnsi="Times New Roman" w:cs="Times New Roman" w:hint="eastAsia"/>
-        </w:rPr>
-      </w:pPr>
-      <w:r>
-        <w:rPr>
-          <w:rFonts w:ascii="Times New Roman" w:eastAsiaTheme="minorEastAsia" w:hAnsi="Times New Roman" w:cs="Times New Roman" w:hint="eastAsia"/>
+          <w:del w:id="114" w:author="Martin Ma [2]" w:date="2026-03-12T12:57:00Z" w16du:dateUtc="2026-03-12T19:57:00Z"/>
+          <w:rFonts w:ascii="Times New Roman" w:eastAsiaTheme="minorEastAsia" w:hAnsi="Times New Roman" w:cs="Times New Roman"/>
+        </w:rPr>
+      </w:pPr>
+    </w:p>
+    <w:p>
+      <w:pPr>
+        <w:pStyle w:val="af2"/>
+        <w:rPr>
+          <w:rFonts w:ascii="Times New Roman" w:eastAsiaTheme="minorEastAsia" w:hAnsi="Times New Roman" w:cs="Times New Roman"/>
+        </w:rPr>
+      </w:pPr>
+    </w:p>
+    <w:p>
+      <w:pPr>
+        <w:pStyle w:val="af2"/>
+        <w:rPr>
+          <w:ins w:id="115" w:author="Martin Ma [2]" w:date="2026-03-12T08:32:00Z" w16du:dateUtc="2026-03-12T15:32:00Z"/>
+          <w:rFonts w:ascii="Times New Roman" w:eastAsiaTheme="minorEastAsia" w:hAnsi="Times New Roman" w:cs="Times New Roman"/>
+        </w:rPr>
+      </w:pPr>
+      <w:ins w:id="116" w:author="Martin Ma [2]" w:date="2026-03-12T08:30:00Z" w16du:dateUtc="2026-03-12T15:30:00Z">
+        <w:r>
+          <w:rPr>
+            <w:rFonts w:ascii="Times New Roman" w:eastAsiaTheme="minorEastAsia" w:hAnsi="Times New Roman" w:cs="Times New Roman"/>
+          </w:rPr>
+          <w:tab/>
+        </w:r>
+      </w:ins>
+      <w:ins w:id="117" w:author="Martin Ma" w:date="2026-03-12T21:41:00Z" w16du:dateUtc="2026-03-13T04:41:00Z">
+        <w:r>
+          <w:rPr>
+            <w:rFonts w:ascii="Times New Roman" w:eastAsiaTheme="minorEastAsia" w:hAnsi="Times New Roman" w:cs="Times New Roman" w:hint="eastAsia"/>
+          </w:rPr>
+          <w:t xml:space="preserve">  </w:t>
+        </w:r>
+      </w:ins>
+      <w:ins w:id="118" w:author="Martin Ma [2]" w:date="2026-03-12T13:09:00Z" w16du:dateUtc="2026-03-12T20:09:00Z">
+        <w:r>
+          <w:rPr>
+            <w:rFonts w:ascii="Times New Roman" w:eastAsiaTheme="minorEastAsia" w:hAnsi="Times New Roman" w:cs="Times New Roman" w:hint="eastAsia"/>
+          </w:rPr>
+          <w:t xml:space="preserve">could / </w:t>
+        </w:r>
+      </w:ins>
+      <w:ins w:id="119" w:author="Martin Ma [2]" w:date="2026-03-12T08:31:00Z" w16du:dateUtc="2026-03-12T15:31:00Z">
+        <w:r>
+          <w:rPr>
+            <w:rFonts w:ascii="Times New Roman" w:eastAsiaTheme="minorEastAsia" w:hAnsi="Times New Roman" w:cs="Times New Roman" w:hint="eastAsia"/>
+          </w:rPr>
+          <w:t>w</w:t>
+        </w:r>
+      </w:ins>
+      <w:ins w:id="120" w:author="Martin Ma [2]" w:date="2026-03-12T08:30:00Z" w16du:dateUtc="2026-03-12T15:30:00Z">
+        <w:r>
+          <w:rPr>
+            <w:rFonts w:ascii="Times New Roman" w:eastAsiaTheme="minorEastAsia" w:hAnsi="Times New Roman" w:cs="Times New Roman" w:hint="eastAsia"/>
+          </w:rPr>
+          <w:t>ould have</w:t>
+        </w:r>
+      </w:ins>
+      <w:ins w:id="121" w:author="Martin Ma [2]" w:date="2026-03-12T13:10:00Z" w16du:dateUtc="2026-03-12T20:10:00Z">
+        <w:r>
+          <w:rPr>
+            <w:rFonts w:ascii="Times New Roman" w:eastAsiaTheme="minorEastAsia" w:hAnsi="Times New Roman" w:cs="Times New Roman" w:hint="eastAsia"/>
+          </w:rPr>
+          <w:t xml:space="preserve"> done</w:t>
+        </w:r>
+      </w:ins>
+      <w:ins w:id="122" w:author="Martin Ma [2]" w:date="2026-03-12T08:31:00Z">
+        <w:r>
+          <w:rPr>
+            <w:rFonts w:ascii="Times New Roman" w:eastAsiaTheme="minorEastAsia" w:hAnsi="Times New Roman" w:cs="Times New Roman"/>
+          </w:rPr>
+          <w:t>本来会发生</w:t>
+        </w:r>
+      </w:ins>
+      <w:ins w:id="123" w:author="Martin Ma [2]" w:date="2026-03-12T08:31:00Z" w16du:dateUtc="2026-03-12T15:31:00Z">
+        <w:r>
+          <w:rPr>
+            <w:rFonts w:ascii="Times New Roman" w:eastAsiaTheme="minorEastAsia" w:hAnsi="Times New Roman" w:cs="Times New Roman" w:hint="eastAsia"/>
+          </w:rPr>
+          <w:t xml:space="preserve">, </w:t>
+        </w:r>
+      </w:ins>
+      <w:ins w:id="124" w:author="Martin Ma [2]" w:date="2026-03-12T08:31:00Z">
+        <w:r>
+          <w:rPr>
+            <w:rFonts w:ascii="Times New Roman" w:eastAsiaTheme="minorEastAsia" w:hAnsi="Times New Roman" w:cs="Times New Roman"/>
+          </w:rPr>
+          <w:t>但实际上没有发生</w:t>
+        </w:r>
+      </w:ins>
+      <w:ins w:id="125" w:author="Martin Ma [2]" w:date="2026-03-12T08:31:00Z" w16du:dateUtc="2026-03-12T15:31:00Z">
+        <w:r>
+          <w:rPr>
+            <w:rFonts w:ascii="Times New Roman" w:eastAsiaTheme="minorEastAsia" w:hAnsi="Times New Roman" w:cs="Times New Roman" w:hint="eastAsia"/>
+          </w:rPr>
+          <w:t>。</w:t>
+        </w:r>
+      </w:ins>
+    </w:p>
+    <w:p>
+      <w:pPr>
+        <w:pStyle w:val="af2"/>
+        <w:ind w:left="420" w:firstLineChars="100" w:firstLine="160"/>
+        <w:rPr>
+          <w:rFonts w:ascii="Times New Roman" w:eastAsiaTheme="minorEastAsia" w:hAnsi="Times New Roman" w:cs="Times New Roman"/>
+        </w:rPr>
+        <w:pPrChange w:id="126" w:author="Martin Ma" w:date="2026-03-12T21:41:00Z" w16du:dateUtc="2026-03-13T04:41:00Z">
+          <w:pPr>
+            <w:pStyle w:val="af2"/>
+          </w:pPr>
+        </w:pPrChange>
+      </w:pPr>
+      <w:ins w:id="127" w:author="Martin Ma [2]" w:date="2026-03-12T08:31:00Z" w16du:dateUtc="2026-03-12T15:31:00Z">
+        <w:r>
+          <w:rPr>
+            <w:rFonts w:ascii="Times New Roman" w:eastAsiaTheme="minorEastAsia" w:hAnsi="Times New Roman" w:cs="Times New Roman" w:hint="eastAsia"/>
+          </w:rPr>
+          <w:t xml:space="preserve">may (might) have </w:t>
+        </w:r>
+      </w:ins>
+      <w:ins w:id="128" w:author="Martin Ma [2]" w:date="2026-03-12T13:10:00Z" w16du:dateUtc="2026-03-12T20:10:00Z">
+        <w:r>
+          <w:rPr>
+            <w:rFonts w:ascii="Times New Roman" w:eastAsiaTheme="minorEastAsia" w:hAnsi="Times New Roman" w:cs="Times New Roman" w:hint="eastAsia"/>
+          </w:rPr>
+          <w:t xml:space="preserve">done </w:t>
+        </w:r>
+      </w:ins>
+      <w:ins w:id="129" w:author="Martin Ma [2]" w:date="2026-03-12T08:31:00Z" w16du:dateUtc="2026-03-12T15:31:00Z">
+        <w:r>
+          <w:rPr>
+            <w:rFonts w:ascii="Times New Roman" w:eastAsiaTheme="minorEastAsia" w:hAnsi="Times New Roman" w:cs="Times New Roman" w:hint="eastAsia"/>
+          </w:rPr>
+          <w:t>推测可能发生了</w:t>
+        </w:r>
+        <w:r>
+          <w:rPr>
+            <w:rFonts w:ascii="Times New Roman" w:eastAsiaTheme="minorEastAsia" w:hAnsi="Times New Roman" w:cs="Times New Roman" w:hint="eastAsia"/>
+          </w:rPr>
+          <w:t>(</w:t>
+        </w:r>
+      </w:ins>
+      <w:ins w:id="130" w:author="Martin Ma [2]" w:date="2026-03-12T08:32:00Z" w16du:dateUtc="2026-03-12T15:32:00Z">
+        <w:r>
+          <w:rPr>
+            <w:rFonts w:ascii="Times New Roman" w:eastAsiaTheme="minorEastAsia" w:hAnsi="Times New Roman" w:cs="Times New Roman" w:hint="eastAsia"/>
+          </w:rPr>
+          <w:t>但具体不知道</w:t>
+        </w:r>
+      </w:ins>
+      <w:ins w:id="131" w:author="Martin Ma [2]" w:date="2026-03-12T08:31:00Z" w16du:dateUtc="2026-03-12T15:31:00Z">
+        <w:r>
+          <w:rPr>
+            <w:rFonts w:ascii="Times New Roman" w:eastAsiaTheme="minorEastAsia" w:hAnsi="Times New Roman" w:cs="Times New Roman" w:hint="eastAsia"/>
+          </w:rPr>
+          <w:t>)</w:t>
+        </w:r>
+      </w:ins>
+    </w:p>
+    <w:p>
+      <w:pPr>
+        <w:pStyle w:val="af2"/>
+        <w:rPr>
+          <w:del w:id="132" w:author="Martin Ma [2]" w:date="2026-03-12T12:38:00Z" w16du:dateUtc="2026-03-12T19:38:00Z"/>
+          <w:rFonts w:ascii="Times New Roman" w:eastAsiaTheme="minorEastAsia" w:hAnsi="Times New Roman" w:cs="Times New Roman"/>
+        </w:rPr>
+      </w:pPr>
+    </w:p>
+    <w:p>
+      <w:pPr>
+        <w:pStyle w:val="af2"/>
+        <w:rPr>
+          <w:del w:id="133" w:author="Martin Ma [2]" w:date="2026-03-12T12:38:00Z" w16du:dateUtc="2026-03-12T19:38:00Z"/>
+          <w:rFonts w:ascii="Times New Roman" w:eastAsiaTheme="minorEastAsia" w:hAnsi="Times New Roman" w:cs="Times New Roman"/>
+        </w:rPr>
+      </w:pPr>
+    </w:p>
+    <w:p>
+      <w:pPr>
+        <w:pStyle w:val="af2"/>
+        <w:rPr>
+          <w:del w:id="134" w:author="Martin Ma [2]" w:date="2026-03-12T12:38:00Z" w16du:dateUtc="2026-03-12T19:38:00Z"/>
+          <w:rFonts w:ascii="Times New Roman" w:eastAsiaTheme="minorEastAsia" w:hAnsi="Times New Roman" w:cs="Times New Roman"/>
+        </w:rPr>
+      </w:pPr>
+    </w:p>
+    <w:p>
+      <w:pPr>
+        <w:pStyle w:val="af2"/>
+        <w:rPr>
+          <w:rFonts w:ascii="Times New Roman" w:eastAsiaTheme="minorEastAsia" w:hAnsi="Times New Roman" w:cs="Times New Roman"/>
+        </w:rPr>
+      </w:pPr>
+    </w:p>
+    <w:p>
+      <w:pPr>
+        <w:pStyle w:val="af2"/>
+        <w:rPr>
+          <w:rFonts w:ascii="Times New Roman" w:eastAsiaTheme="minorEastAsia" w:hAnsi="Times New Roman" w:cs="Times New Roman"/>
+        </w:rPr>
+      </w:pPr>
+    </w:p>
+    <w:p>
+      <w:pPr>
+        <w:pStyle w:val="af2"/>
+        <w:rPr>
+          <w:rFonts w:asciiTheme="minorEastAsia" w:eastAsiaTheme="minorEastAsia" w:hAnsiTheme="minorEastAsia" w:cs="Times New Roman"/>
+          <w:b/>
+          <w:bCs/>
+          <w:rPrChange w:id="135" w:author="Martin Ma [2]" w:date="2026-03-12T12:39:00Z" w16du:dateUtc="2026-03-12T19:39:00Z">
+            <w:rPr>
+              <w:rFonts w:ascii="Times New Roman" w:eastAsiaTheme="minorEastAsia" w:hAnsi="Times New Roman" w:cs="Times New Roman"/>
+            </w:rPr>
+          </w:rPrChange>
+        </w:rPr>
+      </w:pPr>
+      <w:r>
+        <w:rPr>
+          <w:rFonts w:asciiTheme="minorEastAsia" w:eastAsiaTheme="minorEastAsia" w:hAnsiTheme="minorEastAsia" w:cs="Times New Roman"/>
+          <w:b/>
+          <w:bCs/>
+          <w:rPrChange w:id="136" w:author="Martin Ma [2]" w:date="2026-03-12T12:39:00Z" w16du:dateUtc="2026-03-12T19:39:00Z">
+            <w:rPr>
+              <w:rFonts w:ascii="Times New Roman" w:eastAsiaTheme="minorEastAsia" w:hAnsi="Times New Roman" w:cs="Times New Roman"/>
+            </w:rPr>
+          </w:rPrChange>
         </w:rPr>
         <w:t xml:space="preserve">   (2) </w:t>
       </w:r>
       <w:r>
         <w:rPr>
-          <w:rFonts w:ascii="Times New Roman" w:eastAsiaTheme="minorEastAsia" w:hAnsi="Times New Roman" w:cs="Times New Roman" w:hint="eastAsia"/>
+          <w:rFonts w:asciiTheme="minorEastAsia" w:eastAsiaTheme="minorEastAsia" w:hAnsiTheme="minorEastAsia" w:cs="Times New Roman" w:hint="eastAsia"/>
+          <w:b/>
+          <w:bCs/>
+          <w:rPrChange w:id="137" w:author="Martin Ma [2]" w:date="2026-03-12T12:39:00Z" w16du:dateUtc="2026-03-12T19:39:00Z">
+            <w:rPr>
+              <w:rFonts w:ascii="Times New Roman" w:eastAsiaTheme="minorEastAsia" w:hAnsi="Times New Roman" w:cs="Times New Roman" w:hint="eastAsia"/>
+            </w:rPr>
+          </w:rPrChange>
         </w:rPr>
         <w:t>语态系统</w:t>
       </w:r>
       <w:r>
         <w:rPr>
-          <w:rFonts w:ascii="Times New Roman" w:eastAsiaTheme="minorEastAsia" w:hAnsi="Times New Roman" w:cs="Times New Roman" w:hint="eastAsia"/>
+          <w:rFonts w:asciiTheme="minorEastAsia" w:eastAsiaTheme="minorEastAsia" w:hAnsiTheme="minorEastAsia" w:cs="Times New Roman"/>
+          <w:b/>
+          <w:bCs/>
+          <w:rPrChange w:id="138" w:author="Martin Ma [2]" w:date="2026-03-12T12:39:00Z" w16du:dateUtc="2026-03-12T19:39:00Z">
+            <w:rPr>
+              <w:rFonts w:ascii="Times New Roman" w:eastAsiaTheme="minorEastAsia" w:hAnsi="Times New Roman" w:cs="Times New Roman"/>
+            </w:rPr>
+          </w:rPrChange>
         </w:rPr>
         <w:t xml:space="preserve">: </w:t>
       </w:r>
       <w:r>
         <w:rPr>
-          <w:rFonts w:ascii="Times New Roman" w:eastAsiaTheme="minorEastAsia" w:hAnsi="Times New Roman" w:cs="Times New Roman" w:hint="eastAsia"/>
-        </w:rPr>
-        <w:t>表示动作是谁做的</w:t>
-      </w:r>
-      <w:r>
-        <w:rPr>
-          <w:rFonts w:ascii="Times New Roman" w:eastAsiaTheme="minorEastAsia" w:hAnsi="Times New Roman" w:cs="Times New Roman" w:hint="eastAsia"/>
-        </w:rPr>
-        <w:t>。主动</w:t>
-      </w:r>
-      <w:r>
-        <w:rPr>
-          <w:rFonts w:ascii="Times New Roman" w:eastAsiaTheme="minorEastAsia" w:hAnsi="Times New Roman" w:cs="Times New Roman" w:hint="eastAsia"/>
+          <w:rFonts w:asciiTheme="minorEastAsia" w:eastAsiaTheme="minorEastAsia" w:hAnsiTheme="minorEastAsia" w:cs="Times New Roman" w:hint="eastAsia"/>
+          <w:b/>
+          <w:bCs/>
+          <w:rPrChange w:id="139" w:author="Martin Ma [2]" w:date="2026-03-12T12:39:00Z" w16du:dateUtc="2026-03-12T19:39:00Z">
+            <w:rPr>
+              <w:rFonts w:ascii="Times New Roman" w:eastAsiaTheme="minorEastAsia" w:hAnsi="Times New Roman" w:cs="Times New Roman" w:hint="eastAsia"/>
+            </w:rPr>
+          </w:rPrChange>
+        </w:rPr>
+        <w:t>表示动作是谁做的。主动</w:t>
+      </w:r>
+      <w:r>
+        <w:rPr>
+          <w:rFonts w:asciiTheme="minorEastAsia" w:eastAsiaTheme="minorEastAsia" w:hAnsiTheme="minorEastAsia" w:cs="Times New Roman"/>
+          <w:b/>
+          <w:bCs/>
+          <w:rPrChange w:id="140" w:author="Martin Ma [2]" w:date="2026-03-12T12:39:00Z" w16du:dateUtc="2026-03-12T19:39:00Z">
+            <w:rPr>
+              <w:rFonts w:ascii="Times New Roman" w:eastAsiaTheme="minorEastAsia" w:hAnsi="Times New Roman" w:cs="Times New Roman"/>
+            </w:rPr>
+          </w:rPrChange>
         </w:rPr>
         <w:t>active</w:t>
       </w:r>
       <w:r>
         <w:rPr>
-          <w:rFonts w:ascii="Times New Roman" w:eastAsiaTheme="minorEastAsia" w:hAnsi="Times New Roman" w:cs="Times New Roman" w:hint="eastAsia"/>
+          <w:rFonts w:asciiTheme="minorEastAsia" w:eastAsiaTheme="minorEastAsia" w:hAnsiTheme="minorEastAsia" w:cs="Times New Roman" w:hint="eastAsia"/>
+          <w:b/>
+          <w:bCs/>
+          <w:rPrChange w:id="141" w:author="Martin Ma [2]" w:date="2026-03-12T12:39:00Z" w16du:dateUtc="2026-03-12T19:39:00Z">
+            <w:rPr>
+              <w:rFonts w:ascii="Times New Roman" w:eastAsiaTheme="minorEastAsia" w:hAnsi="Times New Roman" w:cs="Times New Roman" w:hint="eastAsia"/>
+            </w:rPr>
+          </w:rPrChange>
         </w:rPr>
         <w:t>和</w:t>
       </w:r>
       <w:r>
         <w:rPr>
-          <w:rFonts w:ascii="Times New Roman" w:eastAsiaTheme="minorEastAsia" w:hAnsi="Times New Roman" w:cs="Times New Roman" w:hint="eastAsia"/>
+          <w:rFonts w:asciiTheme="minorEastAsia" w:eastAsiaTheme="minorEastAsia" w:hAnsiTheme="minorEastAsia" w:cs="Times New Roman"/>
+          <w:b/>
+          <w:bCs/>
+          <w:rPrChange w:id="142" w:author="Martin Ma [2]" w:date="2026-03-12T12:39:00Z" w16du:dateUtc="2026-03-12T19:39:00Z">
+            <w:rPr>
+              <w:rFonts w:ascii="Times New Roman" w:eastAsiaTheme="minorEastAsia" w:hAnsi="Times New Roman" w:cs="Times New Roman"/>
+            </w:rPr>
+          </w:rPrChange>
         </w:rPr>
         <w:t xml:space="preserve"> </w:t>
       </w:r>
       <w:r>
         <w:rPr>
-          <w:rFonts w:ascii="Times New Roman" w:eastAsiaTheme="minorEastAsia" w:hAnsi="Times New Roman" w:cs="Times New Roman" w:hint="eastAsia"/>
+          <w:rFonts w:asciiTheme="minorEastAsia" w:eastAsiaTheme="minorEastAsia" w:hAnsiTheme="minorEastAsia" w:cs="Times New Roman" w:hint="eastAsia"/>
+          <w:b/>
+          <w:bCs/>
+          <w:rPrChange w:id="143" w:author="Martin Ma [2]" w:date="2026-03-12T12:39:00Z" w16du:dateUtc="2026-03-12T19:39:00Z">
+            <w:rPr>
+              <w:rFonts w:ascii="Times New Roman" w:eastAsiaTheme="minorEastAsia" w:hAnsi="Times New Roman" w:cs="Times New Roman" w:hint="eastAsia"/>
+            </w:rPr>
+          </w:rPrChange>
         </w:rPr>
         <w:t>被动</w:t>
       </w:r>
       <w:r>
         <w:rPr>
-          <w:rFonts w:ascii="Times New Roman" w:eastAsiaTheme="minorEastAsia" w:hAnsi="Times New Roman" w:cs="Times New Roman" w:hint="eastAsia"/>
+          <w:rFonts w:asciiTheme="minorEastAsia" w:eastAsiaTheme="minorEastAsia" w:hAnsiTheme="minorEastAsia" w:cs="Times New Roman"/>
+          <w:b/>
+          <w:bCs/>
+          <w:rPrChange w:id="144" w:author="Martin Ma [2]" w:date="2026-03-12T12:39:00Z" w16du:dateUtc="2026-03-12T19:39:00Z">
+            <w:rPr>
+              <w:rFonts w:ascii="Times New Roman" w:eastAsiaTheme="minorEastAsia" w:hAnsi="Times New Roman" w:cs="Times New Roman"/>
+            </w:rPr>
+          </w:rPrChange>
         </w:rPr>
         <w:t>passive</w:t>
       </w:r>
@@ -7324,22 +8311,215 @@
       <w:pPr>
         <w:pStyle w:val="af2"/>
         <w:rPr>
-          <w:rFonts w:ascii="Times New Roman" w:eastAsiaTheme="minorEastAsia" w:hAnsi="Times New Roman" w:cs="Times New Roman"/>
-        </w:rPr>
-      </w:pPr>
-    </w:p>
-    <w:p>
-      <w:pPr>
-        <w:pStyle w:val="af2"/>
-        <w:rPr>
-          <w:rFonts w:ascii="Times New Roman" w:eastAsiaTheme="minorEastAsia" w:hAnsi="Times New Roman" w:cs="Times New Roman" w:hint="eastAsia"/>
-        </w:rPr>
-      </w:pPr>
-    </w:p>
-    <w:p>
-      <w:pPr>
-        <w:pStyle w:val="af2"/>
-        <w:rPr>
+          <w:ins w:id="145" w:author="Martin Ma [2]" w:date="2026-03-12T12:42:00Z" w16du:dateUtc="2026-03-12T19:42:00Z"/>
+          <w:rFonts w:ascii="Times New Roman" w:eastAsiaTheme="minorEastAsia" w:hAnsi="Times New Roman" w:cs="Times New Roman"/>
+        </w:rPr>
+      </w:pPr>
+      <w:ins w:id="146" w:author="Martin Ma [2]" w:date="2026-03-12T12:41:00Z" w16du:dateUtc="2026-03-12T19:41:00Z">
+        <w:r>
+          <w:rPr>
+            <w:rFonts w:ascii="Times New Roman" w:eastAsiaTheme="minorEastAsia" w:hAnsi="Times New Roman" w:cs="Times New Roman"/>
+          </w:rPr>
+          <w:tab/>
+        </w:r>
+        <w:r>
+          <w:rPr>
+            <w:rFonts w:ascii="Times New Roman" w:eastAsiaTheme="minorEastAsia" w:hAnsi="Times New Roman" w:cs="Times New Roman" w:hint="eastAsia"/>
+          </w:rPr>
+          <w:t xml:space="preserve"> </w:t>
+        </w:r>
+      </w:ins>
+      <w:ins w:id="147" w:author="Martin Ma [2]" w:date="2026-03-12T12:42:00Z" w16du:dateUtc="2026-03-12T19:42:00Z">
+        <w:r>
+          <w:rPr>
+            <w:rFonts w:ascii="Times New Roman" w:eastAsiaTheme="minorEastAsia" w:hAnsi="Times New Roman" w:cs="Times New Roman" w:hint="eastAsia"/>
+          </w:rPr>
+          <w:t>被动语态强调</w:t>
+        </w:r>
+        <w:r>
+          <w:rPr>
+            <w:rFonts w:ascii="Times New Roman" w:eastAsiaTheme="minorEastAsia" w:hAnsi="Times New Roman" w:cs="Times New Roman" w:hint="eastAsia"/>
+          </w:rPr>
+          <w:t xml:space="preserve">: </w:t>
+        </w:r>
+      </w:ins>
+    </w:p>
+    <w:p>
+      <w:pPr>
+        <w:pStyle w:val="af2"/>
+        <w:ind w:left="1260" w:firstLine="420"/>
+        <w:rPr>
+          <w:ins w:id="148" w:author="Martin Ma [2]" w:date="2026-03-12T12:42:00Z" w16du:dateUtc="2026-03-12T19:42:00Z"/>
+          <w:rFonts w:ascii="Times New Roman" w:eastAsiaTheme="minorEastAsia" w:hAnsi="Times New Roman" w:cs="Times New Roman"/>
+        </w:rPr>
+      </w:pPr>
+      <w:ins w:id="149" w:author="Martin Ma [2]" w:date="2026-03-12T12:42:00Z" w16du:dateUtc="2026-03-12T19:42:00Z">
+        <w:r>
+          <w:rPr>
+            <w:rFonts w:ascii="Times New Roman" w:eastAsiaTheme="minorEastAsia" w:hAnsi="Times New Roman" w:cs="Times New Roman" w:hint="eastAsia"/>
+          </w:rPr>
+          <w:t xml:space="preserve">1. </w:t>
+        </w:r>
+        <w:r>
+          <w:rPr>
+            <w:rFonts w:ascii="Times New Roman" w:eastAsiaTheme="minorEastAsia" w:hAnsi="Times New Roman" w:cs="Times New Roman"/>
+          </w:rPr>
+          <w:t>不知道是谁做的</w:t>
+        </w:r>
+      </w:ins>
+      <w:ins w:id="150" w:author="Martin Ma [2]" w:date="2026-03-12T12:44:00Z" w16du:dateUtc="2026-03-12T19:44:00Z">
+        <w:r>
+          <w:rPr>
+            <w:rFonts w:ascii="Times New Roman" w:eastAsiaTheme="minorEastAsia" w:hAnsi="Times New Roman" w:cs="Times New Roman" w:hint="eastAsia"/>
+          </w:rPr>
+          <w:t xml:space="preserve"> (</w:t>
+        </w:r>
+        <w:r>
+          <w:rPr>
+            <w:rFonts w:ascii="Times New Roman" w:eastAsiaTheme="minorEastAsia" w:hAnsi="Times New Roman" w:cs="Times New Roman"/>
+          </w:rPr>
+          <w:t>是谁做的不重要</w:t>
+        </w:r>
+        <w:r>
+          <w:rPr>
+            <w:rFonts w:ascii="Times New Roman" w:eastAsiaTheme="minorEastAsia" w:hAnsi="Times New Roman" w:cs="Times New Roman" w:hint="eastAsia"/>
+          </w:rPr>
+          <w:t xml:space="preserve">); </w:t>
+        </w:r>
+      </w:ins>
+    </w:p>
+    <w:p>
+      <w:pPr>
+        <w:pStyle w:val="af2"/>
+        <w:ind w:left="1260" w:firstLine="420"/>
+        <w:rPr>
+          <w:ins w:id="151" w:author="Martin Ma [2]" w:date="2026-03-12T12:38:00Z" w16du:dateUtc="2026-03-12T19:38:00Z"/>
+          <w:rFonts w:ascii="Times New Roman" w:eastAsiaTheme="minorEastAsia" w:hAnsi="Times New Roman" w:cs="Times New Roman"/>
+        </w:rPr>
+        <w:pPrChange w:id="152" w:author="Martin Ma [2]" w:date="2026-03-12T12:42:00Z" w16du:dateUtc="2026-03-12T19:42:00Z">
+          <w:pPr>
+            <w:pStyle w:val="af2"/>
+          </w:pPr>
+        </w:pPrChange>
+      </w:pPr>
+      <w:ins w:id="153" w:author="Martin Ma [2]" w:date="2026-03-12T12:44:00Z" w16du:dateUtc="2026-03-12T19:44:00Z">
+        <w:r>
+          <w:rPr>
+            <w:rFonts w:ascii="Times New Roman" w:eastAsiaTheme="minorEastAsia" w:hAnsi="Times New Roman" w:cs="Times New Roman" w:hint="eastAsia"/>
+          </w:rPr>
+          <w:t>2</w:t>
+        </w:r>
+      </w:ins>
+      <w:ins w:id="154" w:author="Martin Ma [2]" w:date="2026-03-12T12:42:00Z" w16du:dateUtc="2026-03-12T19:42:00Z">
+        <w:r>
+          <w:rPr>
+            <w:rFonts w:ascii="Times New Roman" w:eastAsiaTheme="minorEastAsia" w:hAnsi="Times New Roman" w:cs="Times New Roman" w:hint="eastAsia"/>
+          </w:rPr>
+          <w:t xml:space="preserve">. </w:t>
+        </w:r>
+      </w:ins>
+      <w:ins w:id="155" w:author="Martin Ma [2]" w:date="2026-03-12T12:43:00Z">
+        <w:r>
+          <w:rPr>
+            <w:rFonts w:ascii="Times New Roman" w:eastAsiaTheme="minorEastAsia" w:hAnsi="Times New Roman" w:cs="Times New Roman"/>
+          </w:rPr>
+          <w:t>强调结果</w:t>
+        </w:r>
+      </w:ins>
+    </w:p>
+    <w:p>
+      <w:pPr>
+        <w:pStyle w:val="af2"/>
+        <w:rPr>
+          <w:ins w:id="156" w:author="Martin Ma [2]" w:date="2026-03-12T12:38:00Z" w16du:dateUtc="2026-03-12T19:38:00Z"/>
+          <w:rFonts w:ascii="Times New Roman" w:eastAsiaTheme="minorEastAsia" w:hAnsi="Times New Roman" w:cs="Times New Roman"/>
+        </w:rPr>
+      </w:pPr>
+    </w:p>
+    <w:p>
+      <w:pPr>
+        <w:pStyle w:val="af2"/>
+        <w:rPr>
+          <w:ins w:id="157" w:author="Martin Ma [2]" w:date="2026-03-12T12:38:00Z" w16du:dateUtc="2026-03-12T19:38:00Z"/>
+          <w:rFonts w:ascii="Times New Roman" w:eastAsiaTheme="minorEastAsia" w:hAnsi="Times New Roman" w:cs="Times New Roman"/>
+        </w:rPr>
+      </w:pPr>
+    </w:p>
+    <w:p>
+      <w:pPr>
+        <w:pStyle w:val="af2"/>
+        <w:rPr>
+          <w:ins w:id="158" w:author="Martin Ma [2]" w:date="2026-03-12T12:38:00Z" w16du:dateUtc="2026-03-12T19:38:00Z"/>
+          <w:rFonts w:ascii="Times New Roman" w:eastAsiaTheme="minorEastAsia" w:hAnsi="Times New Roman" w:cs="Times New Roman"/>
+        </w:rPr>
+      </w:pPr>
+    </w:p>
+    <w:p>
+      <w:pPr>
+        <w:pStyle w:val="af2"/>
+        <w:rPr>
+          <w:ins w:id="159" w:author="Martin Ma [2]" w:date="2026-03-12T12:38:00Z" w16du:dateUtc="2026-03-12T19:38:00Z"/>
+          <w:rFonts w:ascii="Times New Roman" w:eastAsiaTheme="minorEastAsia" w:hAnsi="Times New Roman" w:cs="Times New Roman"/>
+        </w:rPr>
+      </w:pPr>
+    </w:p>
+    <w:p>
+      <w:pPr>
+        <w:pStyle w:val="af2"/>
+        <w:rPr>
+          <w:ins w:id="160" w:author="Martin Ma [2]" w:date="2026-03-12T12:38:00Z" w16du:dateUtc="2026-03-12T19:38:00Z"/>
+          <w:rFonts w:ascii="Times New Roman" w:eastAsiaTheme="minorEastAsia" w:hAnsi="Times New Roman" w:cs="Times New Roman"/>
+        </w:rPr>
+      </w:pPr>
+    </w:p>
+    <w:p>
+      <w:pPr>
+        <w:pStyle w:val="af2"/>
+        <w:rPr>
+          <w:ins w:id="161" w:author="Martin Ma [2]" w:date="2026-03-12T12:38:00Z" w16du:dateUtc="2026-03-12T19:38:00Z"/>
+          <w:rFonts w:ascii="Times New Roman" w:eastAsiaTheme="minorEastAsia" w:hAnsi="Times New Roman" w:cs="Times New Roman"/>
+        </w:rPr>
+      </w:pPr>
+    </w:p>
+    <w:p>
+      <w:pPr>
+        <w:pStyle w:val="af2"/>
+        <w:rPr>
+          <w:ins w:id="162" w:author="Martin Ma [2]" w:date="2026-03-12T12:38:00Z" w16du:dateUtc="2026-03-12T19:38:00Z"/>
+          <w:rFonts w:ascii="Times New Roman" w:eastAsiaTheme="minorEastAsia" w:hAnsi="Times New Roman" w:cs="Times New Roman"/>
+        </w:rPr>
+      </w:pPr>
+    </w:p>
+    <w:p>
+      <w:pPr>
+        <w:pStyle w:val="af2"/>
+        <w:rPr>
+          <w:ins w:id="163" w:author="Martin Ma [2]" w:date="2026-03-12T12:38:00Z" w16du:dateUtc="2026-03-12T19:38:00Z"/>
+          <w:rFonts w:ascii="Times New Roman" w:eastAsiaTheme="minorEastAsia" w:hAnsi="Times New Roman" w:cs="Times New Roman"/>
+        </w:rPr>
+      </w:pPr>
+    </w:p>
+    <w:p>
+      <w:pPr>
+        <w:pStyle w:val="af2"/>
+        <w:rPr>
+          <w:rFonts w:ascii="Times New Roman" w:eastAsiaTheme="minorEastAsia" w:hAnsi="Times New Roman" w:cs="Times New Roman"/>
+        </w:rPr>
+      </w:pPr>
+    </w:p>
+    <w:p>
+      <w:pPr>
+        <w:pStyle w:val="af2"/>
+        <w:rPr>
+          <w:rFonts w:ascii="Times New Roman" w:eastAsiaTheme="minorEastAsia" w:hAnsi="Times New Roman" w:cs="Times New Roman"/>
+        </w:rPr>
+      </w:pPr>
+    </w:p>
+    <w:p>
+      <w:pPr>
+        <w:pStyle w:val="af2"/>
+        <w:rPr>
+          <w:ins w:id="164" w:author="Martin Ma [2]" w:date="2026-03-12T12:50:00Z" w16du:dateUtc="2026-03-12T19:50:00Z"/>
           <w:rFonts w:ascii="Times New Roman" w:eastAsiaTheme="minorEastAsia" w:hAnsi="Times New Roman" w:cs="Times New Roman"/>
         </w:rPr>
       </w:pPr>
@@ -7360,7 +8540,958 @@
       <w:pPr>
         <w:pStyle w:val="af2"/>
         <w:rPr>
-          <w:rFonts w:ascii="Times New Roman" w:eastAsiaTheme="minorEastAsia" w:hAnsi="Times New Roman" w:cs="Times New Roman" w:hint="eastAsia"/>
+          <w:ins w:id="165" w:author="Martin Ma" w:date="2026-03-13T00:03:00Z" w16du:dateUtc="2026-03-13T07:03:00Z"/>
+          <w:rFonts w:asciiTheme="minorEastAsia" w:eastAsiaTheme="minorEastAsia" w:hAnsiTheme="minorEastAsia" w:cs="Times New Roman" w:hint="eastAsia"/>
+          <w:b/>
+          <w:bCs/>
+          <w:rPrChange w:id="166" w:author="Martin Ma" w:date="2026-03-13T00:03:00Z" w16du:dateUtc="2026-03-13T07:03:00Z">
+            <w:rPr>
+              <w:ins w:id="167" w:author="Martin Ma" w:date="2026-03-13T00:03:00Z" w16du:dateUtc="2026-03-13T07:03:00Z"/>
+              <w:rFonts w:ascii="Times New Roman" w:eastAsiaTheme="minorEastAsia" w:hAnsi="Times New Roman" w:cs="Times New Roman" w:hint="eastAsia"/>
+            </w:rPr>
+          </w:rPrChange>
+        </w:rPr>
+      </w:pPr>
+      <w:ins w:id="168" w:author="Martin Ma" w:date="2026-03-13T00:03:00Z" w16du:dateUtc="2026-03-13T07:03:00Z">
+        <w:r>
+          <w:rPr>
+            <w:rFonts w:ascii="Times New Roman" w:eastAsiaTheme="minorEastAsia" w:hAnsi="Times New Roman" w:cs="Times New Roman"/>
+          </w:rPr>
+          <w:tab/>
+        </w:r>
+        <w:r>
+          <w:rPr>
+            <w:rFonts w:asciiTheme="minorEastAsia" w:eastAsiaTheme="minorEastAsia" w:hAnsiTheme="minorEastAsia" w:cs="Times New Roman" w:hint="eastAsia"/>
+            <w:b/>
+            <w:bCs/>
+            <w:rPrChange w:id="169" w:author="Martin Ma" w:date="2026-03-13T00:03:00Z" w16du:dateUtc="2026-03-13T07:03:00Z">
+              <w:rPr>
+                <w:rFonts w:ascii="Times New Roman" w:eastAsiaTheme="minorEastAsia" w:hAnsi="Times New Roman" w:cs="Times New Roman" w:hint="eastAsia"/>
+              </w:rPr>
+            </w:rPrChange>
+          </w:rPr>
+          <w:t xml:space="preserve"> </w:t>
+        </w:r>
+        <w:r>
+          <w:rPr>
+            <w:rFonts w:asciiTheme="minorEastAsia" w:eastAsiaTheme="minorEastAsia" w:hAnsiTheme="minorEastAsia" w:cs="Times New Roman" w:hint="eastAsia"/>
+            <w:b/>
+            <w:bCs/>
+            <w:rPrChange w:id="170" w:author="Martin Ma" w:date="2026-03-13T00:03:00Z" w16du:dateUtc="2026-03-13T07:03:00Z">
+              <w:rPr>
+                <w:rFonts w:ascii="Times New Roman" w:eastAsiaTheme="minorEastAsia" w:hAnsi="Times New Roman" w:cs="Times New Roman" w:hint="eastAsia"/>
+              </w:rPr>
+            </w:rPrChange>
+          </w:rPr>
+          <w:t>从句</w:t>
+        </w:r>
+        <w:r>
+          <w:rPr>
+            <w:rFonts w:asciiTheme="minorEastAsia" w:eastAsiaTheme="minorEastAsia" w:hAnsiTheme="minorEastAsia" w:cs="Times New Roman" w:hint="eastAsia"/>
+            <w:b/>
+            <w:bCs/>
+            <w:rPrChange w:id="171" w:author="Martin Ma" w:date="2026-03-13T00:03:00Z" w16du:dateUtc="2026-03-13T07:03:00Z">
+              <w:rPr>
+                <w:rFonts w:ascii="Times New Roman" w:eastAsiaTheme="minorEastAsia" w:hAnsi="Times New Roman" w:cs="Times New Roman" w:hint="eastAsia"/>
+              </w:rPr>
+            </w:rPrChange>
+          </w:rPr>
+          <w:t xml:space="preserve"> = </w:t>
+        </w:r>
+        <w:r>
+          <w:rPr>
+            <w:rFonts w:asciiTheme="minorEastAsia" w:eastAsiaTheme="minorEastAsia" w:hAnsiTheme="minorEastAsia" w:cs="Times New Roman" w:hint="eastAsia"/>
+            <w:b/>
+            <w:bCs/>
+            <w:rPrChange w:id="172" w:author="Martin Ma" w:date="2026-03-13T00:03:00Z" w16du:dateUtc="2026-03-13T07:03:00Z">
+              <w:rPr>
+                <w:rFonts w:ascii="Times New Roman" w:eastAsiaTheme="minorEastAsia" w:hAnsi="Times New Roman" w:cs="Times New Roman" w:hint="eastAsia"/>
+              </w:rPr>
+            </w:rPrChange>
+          </w:rPr>
+          <w:t>一个句子嵌套在另一个句子里面</w:t>
+        </w:r>
+      </w:ins>
+    </w:p>
+    <w:p>
+      <w:pPr>
+        <w:pStyle w:val="af2"/>
+        <w:ind w:firstLineChars="300" w:firstLine="480"/>
+        <w:rPr>
+          <w:ins w:id="173" w:author="Martin Ma" w:date="2026-03-13T00:16:00Z" w16du:dateUtc="2026-03-13T07:16:00Z"/>
+          <w:rFonts w:asciiTheme="minorEastAsia" w:eastAsiaTheme="minorEastAsia" w:hAnsiTheme="minorEastAsia" w:cs="Times New Roman"/>
+        </w:rPr>
+        <w:pPrChange w:id="174" w:author="Martin Ma" w:date="2026-03-13T00:17:00Z" w16du:dateUtc="2026-03-13T07:17:00Z">
+          <w:pPr>
+            <w:pStyle w:val="af2"/>
+            <w:ind w:left="709"/>
+          </w:pPr>
+        </w:pPrChange>
+      </w:pPr>
+      <w:ins w:id="175" w:author="Martin Ma" w:date="2026-03-13T00:11:00Z" w16du:dateUtc="2026-03-13T07:11:00Z">
+        <w:r>
+          <w:rPr>
+            <w:rFonts w:asciiTheme="minorEastAsia" w:eastAsiaTheme="minorEastAsia" w:hAnsiTheme="minorEastAsia" w:cs="Times New Roman" w:hint="eastAsia"/>
+          </w:rPr>
+          <w:t xml:space="preserve">① </w:t>
+        </w:r>
+      </w:ins>
+      <w:ins w:id="176" w:author="Martin Ma" w:date="2026-03-13T00:10:00Z" w16du:dateUtc="2026-03-13T07:10:00Z">
+        <w:r>
+          <w:rPr>
+            <w:rFonts w:asciiTheme="minorEastAsia" w:eastAsiaTheme="minorEastAsia" w:hAnsiTheme="minorEastAsia" w:cs="Times New Roman"/>
+            <w:rPrChange w:id="177" w:author="Martin Ma" w:date="2026-03-13T00:11:00Z" w16du:dateUtc="2026-03-13T07:11:00Z">
+              <w:rPr>
+                <w:rFonts w:ascii="Times New Roman" w:eastAsiaTheme="minorEastAsia" w:hAnsi="Times New Roman" w:cs="Times New Roman" w:hint="eastAsia"/>
+              </w:rPr>
+            </w:rPrChange>
+          </w:rPr>
+          <w:t>名词从句</w:t>
+        </w:r>
+        <w:r>
+          <w:rPr>
+            <w:rFonts w:asciiTheme="minorEastAsia" w:eastAsiaTheme="minorEastAsia" w:hAnsiTheme="minorEastAsia" w:cs="Times New Roman"/>
+            <w:rPrChange w:id="178" w:author="Martin Ma" w:date="2026-03-13T00:11:00Z" w16du:dateUtc="2026-03-13T07:11:00Z">
+              <w:rPr>
+                <w:rFonts w:ascii="Times New Roman" w:eastAsiaTheme="minorEastAsia" w:hAnsi="Times New Roman" w:cs="Times New Roman" w:hint="eastAsia"/>
+              </w:rPr>
+            </w:rPrChange>
+          </w:rPr>
+          <w:t xml:space="preserve"> (Noun Clause)</w:t>
+        </w:r>
+      </w:ins>
+      <w:ins w:id="179" w:author="Martin Ma" w:date="2026-03-13T00:11:00Z" w16du:dateUtc="2026-03-13T07:11:00Z">
+        <w:r>
+          <w:rPr>
+            <w:rFonts w:asciiTheme="minorEastAsia" w:eastAsiaTheme="minorEastAsia" w:hAnsiTheme="minorEastAsia" w:cs="Times New Roman" w:hint="eastAsia"/>
+          </w:rPr>
+          <w:t xml:space="preserve">: </w:t>
+        </w:r>
+      </w:ins>
+      <w:ins w:id="180" w:author="Martin Ma" w:date="2026-03-13T00:11:00Z">
+        <w:r>
+          <w:rPr>
+            <w:rFonts w:asciiTheme="minorEastAsia" w:eastAsiaTheme="minorEastAsia" w:hAnsiTheme="minorEastAsia" w:cs="Times New Roman"/>
+          </w:rPr>
+          <w:t>一个句子当作名词使用</w:t>
+        </w:r>
+      </w:ins>
+      <w:ins w:id="181" w:author="Martin Ma" w:date="2026-03-13T00:12:00Z" w16du:dateUtc="2026-03-13T07:12:00Z">
+        <w:r>
+          <w:rPr>
+            <w:rFonts w:asciiTheme="minorEastAsia" w:eastAsiaTheme="minorEastAsia" w:hAnsiTheme="minorEastAsia" w:cs="Times New Roman" w:hint="eastAsia"/>
+          </w:rPr>
+          <w:t>。可以做: 主语, 宾语, 表语</w:t>
+        </w:r>
+      </w:ins>
+      <w:ins w:id="182" w:author="Martin Ma" w:date="2026-03-13T00:17:00Z" w16du:dateUtc="2026-03-13T07:17:00Z">
+        <w:r>
+          <w:rPr>
+            <w:rFonts w:asciiTheme="minorEastAsia" w:eastAsiaTheme="minorEastAsia" w:hAnsiTheme="minorEastAsia" w:cs="Times New Roman" w:hint="eastAsia"/>
+          </w:rPr>
+          <w:t xml:space="preserve"> </w:t>
+        </w:r>
+      </w:ins>
+      <w:ins w:id="183" w:author="Martin Ma" w:date="2026-03-13T00:16:00Z">
+        <w:r>
+          <w:rPr>
+            <w:rFonts w:ascii="Times New Roman" w:eastAsiaTheme="minorEastAsia" w:hAnsi="Times New Roman" w:cs="Times New Roman"/>
+            <w:b/>
+            <w:bCs/>
+            <w:rPrChange w:id="184" w:author="Martin Ma" w:date="2026-03-13T00:17:00Z" w16du:dateUtc="2026-03-13T07:17:00Z">
+              <w:rPr>
+                <w:rFonts w:asciiTheme="minorEastAsia" w:eastAsiaTheme="minorEastAsia" w:hAnsiTheme="minorEastAsia" w:cs="Times New Roman"/>
+              </w:rPr>
+            </w:rPrChange>
+          </w:rPr>
+          <w:t>that / what / whether</w:t>
+        </w:r>
+      </w:ins>
+    </w:p>
+    <w:p>
+      <w:pPr>
+        <w:pStyle w:val="af2"/>
+        <w:ind w:left="709"/>
+        <w:rPr>
+          <w:ins w:id="185" w:author="Martin Ma" w:date="2026-03-13T00:10:00Z" w16du:dateUtc="2026-03-13T07:10:00Z"/>
+          <w:rFonts w:asciiTheme="minorEastAsia" w:eastAsiaTheme="minorEastAsia" w:hAnsiTheme="minorEastAsia" w:cs="Times New Roman" w:hint="eastAsia"/>
+          <w:rPrChange w:id="186" w:author="Martin Ma" w:date="2026-03-13T00:11:00Z" w16du:dateUtc="2026-03-13T07:11:00Z">
+            <w:rPr>
+              <w:ins w:id="187" w:author="Martin Ma" w:date="2026-03-13T00:10:00Z" w16du:dateUtc="2026-03-13T07:10:00Z"/>
+              <w:rFonts w:ascii="Times New Roman" w:eastAsiaTheme="minorEastAsia" w:hAnsi="Times New Roman" w:cs="Times New Roman" w:hint="eastAsia"/>
+            </w:rPr>
+          </w:rPrChange>
+        </w:rPr>
+        <w:pPrChange w:id="188" w:author="Martin Ma" w:date="2026-03-13T00:11:00Z" w16du:dateUtc="2026-03-13T07:11:00Z">
+          <w:pPr>
+            <w:pStyle w:val="af2"/>
+          </w:pPr>
+        </w:pPrChange>
+      </w:pPr>
+    </w:p>
+    <w:p>
+      <w:pPr>
+        <w:pStyle w:val="af2"/>
+        <w:ind w:firstLineChars="300" w:firstLine="480"/>
+        <w:rPr>
+          <w:ins w:id="189" w:author="Martin Ma" w:date="2026-03-13T00:10:00Z" w16du:dateUtc="2026-03-13T07:10:00Z"/>
+          <w:rFonts w:ascii="Times New Roman" w:eastAsiaTheme="minorEastAsia" w:hAnsi="Times New Roman" w:cs="Times New Roman" w:hint="eastAsia"/>
+        </w:rPr>
+        <w:pPrChange w:id="190" w:author="Martin Ma" w:date="2026-03-13T00:13:00Z" w16du:dateUtc="2026-03-13T07:13:00Z">
+          <w:pPr>
+            <w:pStyle w:val="af2"/>
+          </w:pPr>
+        </w:pPrChange>
+      </w:pPr>
+      <w:ins w:id="191" w:author="Martin Ma" w:date="2026-03-13T00:13:00Z" w16du:dateUtc="2026-03-13T07:13:00Z">
+        <w:r>
+          <w:rPr>
+            <w:rFonts w:asciiTheme="minorEastAsia" w:eastAsiaTheme="minorEastAsia" w:hAnsiTheme="minorEastAsia" w:cs="Times New Roman" w:hint="eastAsia"/>
+          </w:rPr>
+          <w:t xml:space="preserve">② </w:t>
+        </w:r>
+      </w:ins>
+      <w:ins w:id="192" w:author="Martin Ma" w:date="2026-03-13T00:10:00Z" w16du:dateUtc="2026-03-13T07:10:00Z">
+        <w:r>
+          <w:rPr>
+            <w:rFonts w:asciiTheme="minorEastAsia" w:eastAsiaTheme="minorEastAsia" w:hAnsiTheme="minorEastAsia" w:cs="Times New Roman"/>
+            <w:rPrChange w:id="193" w:author="Martin Ma" w:date="2026-03-13T00:11:00Z" w16du:dateUtc="2026-03-13T07:11:00Z">
+              <w:rPr>
+                <w:rFonts w:ascii="Times New Roman" w:eastAsiaTheme="minorEastAsia" w:hAnsi="Times New Roman" w:cs="Times New Roman" w:hint="eastAsia"/>
+              </w:rPr>
+            </w:rPrChange>
+          </w:rPr>
+          <w:t>定语从句</w:t>
+        </w:r>
+        <w:r>
+          <w:rPr>
+            <w:rFonts w:asciiTheme="minorEastAsia" w:eastAsiaTheme="minorEastAsia" w:hAnsiTheme="minorEastAsia" w:cs="Times New Roman"/>
+            <w:rPrChange w:id="194" w:author="Martin Ma" w:date="2026-03-13T00:11:00Z" w16du:dateUtc="2026-03-13T07:11:00Z">
+              <w:rPr>
+                <w:rFonts w:ascii="Times New Roman" w:eastAsiaTheme="minorEastAsia" w:hAnsi="Times New Roman" w:cs="Times New Roman" w:hint="eastAsia"/>
+              </w:rPr>
+            </w:rPrChange>
+          </w:rPr>
+          <w:t xml:space="preserve"> (Relative Clause)</w:t>
+        </w:r>
+      </w:ins>
+      <w:ins w:id="195" w:author="Martin Ma" w:date="2026-03-13T00:13:00Z" w16du:dateUtc="2026-03-13T07:13:00Z">
+        <w:r>
+          <w:rPr>
+            <w:rFonts w:asciiTheme="minorEastAsia" w:eastAsiaTheme="minorEastAsia" w:hAnsiTheme="minorEastAsia" w:cs="Times New Roman" w:hint="eastAsia"/>
+          </w:rPr>
+          <w:t xml:space="preserve">: </w:t>
+        </w:r>
+      </w:ins>
+      <w:ins w:id="196" w:author="Martin Ma" w:date="2026-03-13T00:13:00Z">
+        <w:r>
+          <w:rPr>
+            <w:rFonts w:asciiTheme="minorEastAsia" w:eastAsiaTheme="minorEastAsia" w:hAnsiTheme="minorEastAsia" w:cs="Times New Roman"/>
+          </w:rPr>
+          <w:t>修饰名词</w:t>
+        </w:r>
+      </w:ins>
+      <w:ins w:id="197" w:author="Martin Ma" w:date="2026-03-13T00:16:00Z" w16du:dateUtc="2026-03-13T07:16:00Z">
+        <w:r>
+          <w:rPr>
+            <w:rFonts w:asciiTheme="minorEastAsia" w:eastAsiaTheme="minorEastAsia" w:hAnsiTheme="minorEastAsia" w:cs="Times New Roman" w:hint="eastAsia"/>
+          </w:rPr>
+          <w:t xml:space="preserve"> </w:t>
+        </w:r>
+      </w:ins>
+      <w:ins w:id="198" w:author="Martin Ma" w:date="2026-03-13T00:16:00Z">
+        <w:r>
+          <w:rPr>
+            <w:rFonts w:ascii="Times New Roman" w:eastAsiaTheme="minorEastAsia" w:hAnsi="Times New Roman" w:cs="Times New Roman"/>
+            <w:b/>
+            <w:bCs/>
+            <w:rPrChange w:id="199" w:author="Martin Ma" w:date="2026-03-13T00:17:00Z" w16du:dateUtc="2026-03-13T07:17:00Z">
+              <w:rPr>
+                <w:rFonts w:asciiTheme="minorEastAsia" w:eastAsiaTheme="minorEastAsia" w:hAnsiTheme="minorEastAsia" w:cs="Times New Roman"/>
+              </w:rPr>
+            </w:rPrChange>
+          </w:rPr>
+          <w:t>who / which / that</w:t>
+        </w:r>
+      </w:ins>
+      <w:ins w:id="200" w:author="Martin Ma" w:date="2026-03-13T00:21:00Z" w16du:dateUtc="2026-03-13T07:21:00Z">
+        <w:r>
+          <w:rPr>
+            <w:rFonts w:ascii="Times New Roman" w:eastAsiaTheme="minorEastAsia" w:hAnsi="Times New Roman" w:cs="Times New Roman" w:hint="eastAsia"/>
+            <w:b/>
+            <w:bCs/>
+          </w:rPr>
+          <w:t xml:space="preserve"> / whose</w:t>
+        </w:r>
+      </w:ins>
+    </w:p>
+    <w:p>
+      <w:pPr>
+        <w:pStyle w:val="af2"/>
+        <w:ind w:firstLineChars="300" w:firstLine="480"/>
+        <w:rPr>
+          <w:ins w:id="201" w:author="Martin Ma" w:date="2026-03-13T00:14:00Z" w16du:dateUtc="2026-03-13T07:14:00Z"/>
+          <w:rFonts w:asciiTheme="minorEastAsia" w:eastAsiaTheme="minorEastAsia" w:hAnsiTheme="minorEastAsia" w:cs="Times New Roman" w:hint="eastAsia"/>
+        </w:rPr>
+      </w:pPr>
+      <w:ins w:id="202" w:author="Martin Ma" w:date="2026-03-13T00:14:00Z" w16du:dateUtc="2026-03-13T07:14:00Z">
+        <w:r>
+          <w:rPr>
+            <w:rFonts w:asciiTheme="minorEastAsia" w:eastAsiaTheme="minorEastAsia" w:hAnsiTheme="minorEastAsia" w:cs="Times New Roman" w:hint="eastAsia"/>
+          </w:rPr>
+          <w:t xml:space="preserve">   </w:t>
+        </w:r>
+      </w:ins>
+    </w:p>
+    <w:tbl>
+      <w:tblPr>
+        <w:tblStyle w:val="af4"/>
+        <w:tblW w:w="0" w:type="auto"/>
+        <w:tblInd w:w="988" w:type="dxa"/>
+        <w:tblLook w:val="04A0" w:firstRow="1" w:lastRow="0" w:firstColumn="1" w:lastColumn="0" w:noHBand="0" w:noVBand="1"/>
+        <w:tblPrChange w:id="203" w:author="Martin Ma" w:date="2026-03-13T00:15:00Z" w16du:dateUtc="2026-03-13T07:15:00Z">
+          <w:tblPr>
+            <w:tblStyle w:val="af4"/>
+            <w:tblW w:w="0" w:type="auto"/>
+            <w:tblInd w:w="988" w:type="dxa"/>
+            <w:tblLook w:val="04A0" w:firstRow="1" w:lastRow="0" w:firstColumn="1" w:lastColumn="0" w:noHBand="0" w:noVBand="1"/>
+          </w:tblPr>
+        </w:tblPrChange>
+      </w:tblPr>
+      <w:tblGrid>
+        <w:gridCol w:w="992"/>
+        <w:gridCol w:w="992"/>
+        <w:tblGridChange w:id="204">
+          <w:tblGrid>
+            <w:gridCol w:w="992"/>
+            <w:gridCol w:w="143"/>
+            <w:gridCol w:w="849"/>
+            <w:gridCol w:w="487"/>
+          </w:tblGrid>
+        </w:tblGridChange>
+      </w:tblGrid>
+      <w:tr>
+        <w:trPr>
+          <w:ins w:id="205" w:author="Martin Ma" w:date="2026-03-13T00:14:00Z"/>
+        </w:trPr>
+        <w:tc>
+          <w:tcPr>
+            <w:tcW w:w="992" w:type="dxa"/>
+            <w:vAlign w:val="center"/>
+            <w:hideMark/>
+            <w:tcPrChange w:id="206" w:author="Martin Ma" w:date="2026-03-13T00:15:00Z" w16du:dateUtc="2026-03-13T07:15:00Z">
+              <w:tcPr>
+                <w:tcW w:w="992" w:type="dxa"/>
+                <w:gridSpan w:val="2"/>
+                <w:hideMark/>
+              </w:tcPr>
+            </w:tcPrChange>
+          </w:tcPr>
+          <w:p>
+            <w:pPr>
+              <w:pStyle w:val="af2"/>
+              <w:jc w:val="center"/>
+              <w:rPr>
+                <w:ins w:id="207" w:author="Martin Ma" w:date="2026-03-13T00:14:00Z"/>
+                <w:rFonts w:asciiTheme="minorEastAsia" w:hAnsiTheme="minorEastAsia" w:cs="Times New Roman"/>
+                <w:b/>
+                <w:bCs/>
+              </w:rPr>
+              <w:pPrChange w:id="208" w:author="Martin Ma" w:date="2026-03-13T00:14:00Z" w16du:dateUtc="2026-03-13T07:14:00Z">
+                <w:pPr>
+                  <w:pStyle w:val="af2"/>
+                  <w:ind w:firstLineChars="300" w:firstLine="482"/>
+                </w:pPr>
+              </w:pPrChange>
+            </w:pPr>
+            <w:ins w:id="209" w:author="Martin Ma" w:date="2026-03-13T00:14:00Z">
+              <w:r>
+                <w:rPr>
+                  <w:rFonts w:asciiTheme="minorEastAsia" w:hAnsiTheme="minorEastAsia" w:cs="Times New Roman"/>
+                  <w:b/>
+                  <w:bCs/>
+                </w:rPr>
+                <w:t>词</w:t>
+              </w:r>
+            </w:ins>
+          </w:p>
+        </w:tc>
+        <w:tc>
+          <w:tcPr>
+            <w:tcW w:w="992" w:type="dxa"/>
+            <w:vAlign w:val="center"/>
+            <w:hideMark/>
+            <w:tcPrChange w:id="210" w:author="Martin Ma" w:date="2026-03-13T00:15:00Z" w16du:dateUtc="2026-03-13T07:15:00Z">
+              <w:tcPr>
+                <w:tcW w:w="1336" w:type="dxa"/>
+                <w:gridSpan w:val="2"/>
+                <w:hideMark/>
+              </w:tcPr>
+            </w:tcPrChange>
+          </w:tcPr>
+          <w:p>
+            <w:pPr>
+              <w:pStyle w:val="af2"/>
+              <w:jc w:val="center"/>
+              <w:rPr>
+                <w:ins w:id="211" w:author="Martin Ma" w:date="2026-03-13T00:14:00Z"/>
+                <w:rFonts w:asciiTheme="minorEastAsia" w:hAnsiTheme="minorEastAsia" w:cs="Times New Roman"/>
+                <w:b/>
+                <w:bCs/>
+              </w:rPr>
+              <w:pPrChange w:id="212" w:author="Martin Ma" w:date="2026-03-13T00:14:00Z" w16du:dateUtc="2026-03-13T07:14:00Z">
+                <w:pPr>
+                  <w:pStyle w:val="af2"/>
+                  <w:ind w:firstLineChars="300" w:firstLine="482"/>
+                </w:pPr>
+              </w:pPrChange>
+            </w:pPr>
+            <w:proofErr w:type="spellStart"/>
+            <w:ins w:id="213" w:author="Martin Ma" w:date="2026-03-13T00:14:00Z">
+              <w:r>
+                <w:rPr>
+                  <w:rFonts w:asciiTheme="minorEastAsia" w:hAnsiTheme="minorEastAsia" w:cs="Times New Roman"/>
+                  <w:b/>
+                  <w:bCs/>
+                </w:rPr>
+                <w:t>用法</w:t>
+              </w:r>
+              <w:proofErr w:type="spellEnd"/>
+            </w:ins>
+          </w:p>
+        </w:tc>
+      </w:tr>
+      <w:tr>
+        <w:trPr>
+          <w:ins w:id="214" w:author="Martin Ma" w:date="2026-03-13T00:14:00Z"/>
+        </w:trPr>
+        <w:tc>
+          <w:tcPr>
+            <w:tcW w:w="992" w:type="dxa"/>
+            <w:vAlign w:val="center"/>
+            <w:hideMark/>
+            <w:tcPrChange w:id="215" w:author="Martin Ma" w:date="2026-03-13T00:15:00Z" w16du:dateUtc="2026-03-13T07:15:00Z">
+              <w:tcPr>
+                <w:tcW w:w="992" w:type="dxa"/>
+                <w:gridSpan w:val="2"/>
+                <w:hideMark/>
+              </w:tcPr>
+            </w:tcPrChange>
+          </w:tcPr>
+          <w:p>
+            <w:pPr>
+              <w:pStyle w:val="af2"/>
+              <w:jc w:val="center"/>
+              <w:rPr>
+                <w:ins w:id="216" w:author="Martin Ma" w:date="2026-03-13T00:14:00Z"/>
+                <w:rFonts w:asciiTheme="minorEastAsia" w:hAnsiTheme="minorEastAsia" w:cs="Times New Roman"/>
+              </w:rPr>
+              <w:pPrChange w:id="217" w:author="Martin Ma" w:date="2026-03-13T00:14:00Z" w16du:dateUtc="2026-03-13T07:14:00Z">
+                <w:pPr>
+                  <w:pStyle w:val="af2"/>
+                  <w:ind w:firstLineChars="300" w:firstLine="480"/>
+                </w:pPr>
+              </w:pPrChange>
+            </w:pPr>
+            <w:ins w:id="218" w:author="Martin Ma" w:date="2026-03-13T00:14:00Z">
+              <w:r>
+                <w:rPr>
+                  <w:rFonts w:asciiTheme="minorEastAsia" w:hAnsiTheme="minorEastAsia" w:cs="Times New Roman"/>
+                </w:rPr>
+                <w:t>who</w:t>
+              </w:r>
+            </w:ins>
+          </w:p>
+        </w:tc>
+        <w:tc>
+          <w:tcPr>
+            <w:tcW w:w="992" w:type="dxa"/>
+            <w:vAlign w:val="center"/>
+            <w:hideMark/>
+            <w:tcPrChange w:id="219" w:author="Martin Ma" w:date="2026-03-13T00:15:00Z" w16du:dateUtc="2026-03-13T07:15:00Z">
+              <w:tcPr>
+                <w:tcW w:w="1336" w:type="dxa"/>
+                <w:gridSpan w:val="2"/>
+                <w:hideMark/>
+              </w:tcPr>
+            </w:tcPrChange>
+          </w:tcPr>
+          <w:p>
+            <w:pPr>
+              <w:pStyle w:val="af2"/>
+              <w:jc w:val="center"/>
+              <w:rPr>
+                <w:ins w:id="220" w:author="Martin Ma" w:date="2026-03-13T00:14:00Z"/>
+                <w:rFonts w:asciiTheme="minorEastAsia" w:hAnsiTheme="minorEastAsia" w:cs="Times New Roman"/>
+              </w:rPr>
+              <w:pPrChange w:id="221" w:author="Martin Ma" w:date="2026-03-13T00:14:00Z" w16du:dateUtc="2026-03-13T07:14:00Z">
+                <w:pPr>
+                  <w:pStyle w:val="af2"/>
+                  <w:ind w:firstLineChars="300" w:firstLine="480"/>
+                </w:pPr>
+              </w:pPrChange>
+            </w:pPr>
+            <w:ins w:id="222" w:author="Martin Ma" w:date="2026-03-13T00:14:00Z">
+              <w:r>
+                <w:rPr>
+                  <w:rFonts w:asciiTheme="minorEastAsia" w:hAnsiTheme="minorEastAsia" w:cs="Times New Roman"/>
+                </w:rPr>
+                <w:t>人</w:t>
+              </w:r>
+            </w:ins>
+          </w:p>
+        </w:tc>
+      </w:tr>
+      <w:tr>
+        <w:trPr>
+          <w:ins w:id="223" w:author="Martin Ma" w:date="2026-03-13T00:14:00Z"/>
+        </w:trPr>
+        <w:tc>
+          <w:tcPr>
+            <w:tcW w:w="992" w:type="dxa"/>
+            <w:vAlign w:val="center"/>
+            <w:hideMark/>
+            <w:tcPrChange w:id="224" w:author="Martin Ma" w:date="2026-03-13T00:15:00Z" w16du:dateUtc="2026-03-13T07:15:00Z">
+              <w:tcPr>
+                <w:tcW w:w="992" w:type="dxa"/>
+                <w:gridSpan w:val="2"/>
+                <w:hideMark/>
+              </w:tcPr>
+            </w:tcPrChange>
+          </w:tcPr>
+          <w:p>
+            <w:pPr>
+              <w:pStyle w:val="af2"/>
+              <w:jc w:val="center"/>
+              <w:rPr>
+                <w:ins w:id="225" w:author="Martin Ma" w:date="2026-03-13T00:14:00Z"/>
+                <w:rFonts w:asciiTheme="minorEastAsia" w:hAnsiTheme="minorEastAsia" w:cs="Times New Roman"/>
+              </w:rPr>
+              <w:pPrChange w:id="226" w:author="Martin Ma" w:date="2026-03-13T00:14:00Z" w16du:dateUtc="2026-03-13T07:14:00Z">
+                <w:pPr>
+                  <w:pStyle w:val="af2"/>
+                  <w:ind w:firstLineChars="300" w:firstLine="480"/>
+                </w:pPr>
+              </w:pPrChange>
+            </w:pPr>
+            <w:ins w:id="227" w:author="Martin Ma" w:date="2026-03-13T00:14:00Z">
+              <w:r>
+                <w:rPr>
+                  <w:rFonts w:asciiTheme="minorEastAsia" w:hAnsiTheme="minorEastAsia" w:cs="Times New Roman"/>
+                </w:rPr>
+                <w:t>which</w:t>
+              </w:r>
+            </w:ins>
+          </w:p>
+        </w:tc>
+        <w:tc>
+          <w:tcPr>
+            <w:tcW w:w="992" w:type="dxa"/>
+            <w:vAlign w:val="center"/>
+            <w:hideMark/>
+            <w:tcPrChange w:id="228" w:author="Martin Ma" w:date="2026-03-13T00:15:00Z" w16du:dateUtc="2026-03-13T07:15:00Z">
+              <w:tcPr>
+                <w:tcW w:w="1336" w:type="dxa"/>
+                <w:gridSpan w:val="2"/>
+                <w:hideMark/>
+              </w:tcPr>
+            </w:tcPrChange>
+          </w:tcPr>
+          <w:p>
+            <w:pPr>
+              <w:pStyle w:val="af2"/>
+              <w:jc w:val="center"/>
+              <w:rPr>
+                <w:ins w:id="229" w:author="Martin Ma" w:date="2026-03-13T00:14:00Z"/>
+                <w:rFonts w:asciiTheme="minorEastAsia" w:hAnsiTheme="minorEastAsia" w:cs="Times New Roman"/>
+              </w:rPr>
+              <w:pPrChange w:id="230" w:author="Martin Ma" w:date="2026-03-13T00:14:00Z" w16du:dateUtc="2026-03-13T07:14:00Z">
+                <w:pPr>
+                  <w:pStyle w:val="af2"/>
+                  <w:ind w:firstLineChars="300" w:firstLine="480"/>
+                </w:pPr>
+              </w:pPrChange>
+            </w:pPr>
+            <w:ins w:id="231" w:author="Martin Ma" w:date="2026-03-13T00:14:00Z">
+              <w:r>
+                <w:rPr>
+                  <w:rFonts w:asciiTheme="minorEastAsia" w:hAnsiTheme="minorEastAsia" w:cs="Times New Roman"/>
+                </w:rPr>
+                <w:t>物</w:t>
+              </w:r>
+            </w:ins>
+          </w:p>
+        </w:tc>
+      </w:tr>
+      <w:tr>
+        <w:trPr>
+          <w:ins w:id="232" w:author="Martin Ma" w:date="2026-03-13T00:14:00Z"/>
+        </w:trPr>
+        <w:tc>
+          <w:tcPr>
+            <w:tcW w:w="992" w:type="dxa"/>
+            <w:vAlign w:val="center"/>
+            <w:hideMark/>
+            <w:tcPrChange w:id="233" w:author="Martin Ma" w:date="2026-03-13T00:15:00Z" w16du:dateUtc="2026-03-13T07:15:00Z">
+              <w:tcPr>
+                <w:tcW w:w="992" w:type="dxa"/>
+                <w:gridSpan w:val="2"/>
+                <w:hideMark/>
+              </w:tcPr>
+            </w:tcPrChange>
+          </w:tcPr>
+          <w:p>
+            <w:pPr>
+              <w:pStyle w:val="af2"/>
+              <w:jc w:val="center"/>
+              <w:rPr>
+                <w:ins w:id="234" w:author="Martin Ma" w:date="2026-03-13T00:14:00Z"/>
+                <w:rFonts w:asciiTheme="minorEastAsia" w:hAnsiTheme="minorEastAsia" w:cs="Times New Roman"/>
+              </w:rPr>
+              <w:pPrChange w:id="235" w:author="Martin Ma" w:date="2026-03-13T00:14:00Z" w16du:dateUtc="2026-03-13T07:14:00Z">
+                <w:pPr>
+                  <w:pStyle w:val="af2"/>
+                  <w:ind w:firstLineChars="300" w:firstLine="480"/>
+                </w:pPr>
+              </w:pPrChange>
+            </w:pPr>
+            <w:ins w:id="236" w:author="Martin Ma" w:date="2026-03-13T00:14:00Z">
+              <w:r>
+                <w:rPr>
+                  <w:rFonts w:asciiTheme="minorEastAsia" w:hAnsiTheme="minorEastAsia" w:cs="Times New Roman"/>
+                </w:rPr>
+                <w:t>that</w:t>
+              </w:r>
+            </w:ins>
+          </w:p>
+        </w:tc>
+        <w:tc>
+          <w:tcPr>
+            <w:tcW w:w="992" w:type="dxa"/>
+            <w:vAlign w:val="center"/>
+            <w:hideMark/>
+            <w:tcPrChange w:id="237" w:author="Martin Ma" w:date="2026-03-13T00:15:00Z" w16du:dateUtc="2026-03-13T07:15:00Z">
+              <w:tcPr>
+                <w:tcW w:w="1336" w:type="dxa"/>
+                <w:gridSpan w:val="2"/>
+                <w:hideMark/>
+              </w:tcPr>
+            </w:tcPrChange>
+          </w:tcPr>
+          <w:p>
+            <w:pPr>
+              <w:pStyle w:val="af2"/>
+              <w:jc w:val="center"/>
+              <w:rPr>
+                <w:ins w:id="238" w:author="Martin Ma" w:date="2026-03-13T00:14:00Z"/>
+                <w:rFonts w:asciiTheme="minorEastAsia" w:hAnsiTheme="minorEastAsia" w:cs="Times New Roman"/>
+              </w:rPr>
+              <w:pPrChange w:id="239" w:author="Martin Ma" w:date="2026-03-13T00:14:00Z" w16du:dateUtc="2026-03-13T07:14:00Z">
+                <w:pPr>
+                  <w:pStyle w:val="af2"/>
+                  <w:ind w:firstLineChars="300" w:firstLine="480"/>
+                </w:pPr>
+              </w:pPrChange>
+            </w:pPr>
+            <w:ins w:id="240" w:author="Martin Ma" w:date="2026-03-13T00:14:00Z">
+              <w:r>
+                <w:rPr>
+                  <w:rFonts w:asciiTheme="minorEastAsia" w:hAnsiTheme="minorEastAsia" w:cs="Times New Roman"/>
+                </w:rPr>
+                <w:t>人/物</w:t>
+              </w:r>
+            </w:ins>
+          </w:p>
+        </w:tc>
+      </w:tr>
+      <w:tr>
+        <w:trPr>
+          <w:ins w:id="241" w:author="Martin Ma" w:date="2026-03-13T00:14:00Z"/>
+        </w:trPr>
+        <w:tc>
+          <w:tcPr>
+            <w:tcW w:w="992" w:type="dxa"/>
+            <w:vAlign w:val="center"/>
+            <w:hideMark/>
+            <w:tcPrChange w:id="242" w:author="Martin Ma" w:date="2026-03-13T00:15:00Z" w16du:dateUtc="2026-03-13T07:15:00Z">
+              <w:tcPr>
+                <w:tcW w:w="992" w:type="dxa"/>
+                <w:gridSpan w:val="2"/>
+                <w:hideMark/>
+              </w:tcPr>
+            </w:tcPrChange>
+          </w:tcPr>
+          <w:p>
+            <w:pPr>
+              <w:pStyle w:val="af2"/>
+              <w:jc w:val="center"/>
+              <w:rPr>
+                <w:ins w:id="243" w:author="Martin Ma" w:date="2026-03-13T00:14:00Z"/>
+                <w:rFonts w:asciiTheme="minorEastAsia" w:hAnsiTheme="minorEastAsia" w:cs="Times New Roman"/>
+              </w:rPr>
+              <w:pPrChange w:id="244" w:author="Martin Ma" w:date="2026-03-13T00:14:00Z" w16du:dateUtc="2026-03-13T07:14:00Z">
+                <w:pPr>
+                  <w:pStyle w:val="af2"/>
+                  <w:ind w:firstLineChars="300" w:firstLine="480"/>
+                </w:pPr>
+              </w:pPrChange>
+            </w:pPr>
+            <w:ins w:id="245" w:author="Martin Ma" w:date="2026-03-13T00:14:00Z">
+              <w:r>
+                <w:rPr>
+                  <w:rFonts w:asciiTheme="minorEastAsia" w:hAnsiTheme="minorEastAsia" w:cs="Times New Roman"/>
+                </w:rPr>
+                <w:t>whose</w:t>
+              </w:r>
+            </w:ins>
+          </w:p>
+        </w:tc>
+        <w:tc>
+          <w:tcPr>
+            <w:tcW w:w="992" w:type="dxa"/>
+            <w:vAlign w:val="center"/>
+            <w:hideMark/>
+            <w:tcPrChange w:id="246" w:author="Martin Ma" w:date="2026-03-13T00:15:00Z" w16du:dateUtc="2026-03-13T07:15:00Z">
+              <w:tcPr>
+                <w:tcW w:w="1336" w:type="dxa"/>
+                <w:gridSpan w:val="2"/>
+                <w:hideMark/>
+              </w:tcPr>
+            </w:tcPrChange>
+          </w:tcPr>
+          <w:p>
+            <w:pPr>
+              <w:pStyle w:val="af2"/>
+              <w:jc w:val="center"/>
+              <w:rPr>
+                <w:ins w:id="247" w:author="Martin Ma" w:date="2026-03-13T00:14:00Z"/>
+                <w:rFonts w:asciiTheme="minorEastAsia" w:hAnsiTheme="minorEastAsia" w:cs="Times New Roman"/>
+              </w:rPr>
+              <w:pPrChange w:id="248" w:author="Martin Ma" w:date="2026-03-13T00:14:00Z" w16du:dateUtc="2026-03-13T07:14:00Z">
+                <w:pPr>
+                  <w:pStyle w:val="af2"/>
+                  <w:ind w:firstLineChars="300" w:firstLine="480"/>
+                </w:pPr>
+              </w:pPrChange>
+            </w:pPr>
+            <w:proofErr w:type="spellStart"/>
+            <w:ins w:id="249" w:author="Martin Ma" w:date="2026-03-13T00:14:00Z">
+              <w:r>
+                <w:rPr>
+                  <w:rFonts w:asciiTheme="minorEastAsia" w:hAnsiTheme="minorEastAsia" w:cs="Times New Roman"/>
+                </w:rPr>
+                <w:t>所有关系</w:t>
+              </w:r>
+              <w:proofErr w:type="spellEnd"/>
+            </w:ins>
+          </w:p>
+        </w:tc>
+      </w:tr>
+    </w:tbl>
+    <w:p>
+      <w:pPr>
+        <w:pStyle w:val="af2"/>
+        <w:rPr>
+          <w:ins w:id="250" w:author="Martin Ma" w:date="2026-03-13T00:13:00Z" w16du:dateUtc="2026-03-13T07:13:00Z"/>
+          <w:rFonts w:asciiTheme="minorEastAsia" w:eastAsiaTheme="minorEastAsia" w:hAnsiTheme="minorEastAsia" w:cs="Times New Roman" w:hint="eastAsia"/>
+        </w:rPr>
+        <w:pPrChange w:id="251" w:author="Martin Ma" w:date="2026-03-13T00:15:00Z" w16du:dateUtc="2026-03-13T07:15:00Z">
+          <w:pPr>
+            <w:pStyle w:val="af2"/>
+            <w:ind w:firstLineChars="300" w:firstLine="480"/>
+          </w:pPr>
+        </w:pPrChange>
+      </w:pPr>
+    </w:p>
+    <w:p>
+      <w:pPr>
+        <w:pStyle w:val="af2"/>
+        <w:ind w:firstLineChars="300" w:firstLine="480"/>
+        <w:rPr>
+          <w:ins w:id="252" w:author="Martin Ma" w:date="2026-03-13T00:17:00Z" w16du:dateUtc="2026-03-13T07:17:00Z"/>
+          <w:rFonts w:asciiTheme="minorEastAsia" w:eastAsiaTheme="minorEastAsia" w:hAnsiTheme="minorEastAsia" w:cs="Times New Roman"/>
+          <w:b/>
+          <w:bCs/>
+        </w:rPr>
+      </w:pPr>
+      <w:ins w:id="253" w:author="Martin Ma" w:date="2026-03-13T00:13:00Z" w16du:dateUtc="2026-03-13T07:13:00Z">
+        <w:r>
+          <w:rPr>
+            <w:rFonts w:asciiTheme="minorEastAsia" w:eastAsiaTheme="minorEastAsia" w:hAnsiTheme="minorEastAsia" w:cs="Times New Roman" w:hint="eastAsia"/>
+          </w:rPr>
+          <w:t xml:space="preserve">③ </w:t>
+        </w:r>
+      </w:ins>
+      <w:ins w:id="254" w:author="Martin Ma" w:date="2026-03-13T00:10:00Z" w16du:dateUtc="2026-03-13T07:10:00Z">
+        <w:r>
+          <w:rPr>
+            <w:rFonts w:asciiTheme="minorEastAsia" w:eastAsiaTheme="minorEastAsia" w:hAnsiTheme="minorEastAsia" w:cs="Times New Roman"/>
+            <w:rPrChange w:id="255" w:author="Martin Ma" w:date="2026-03-13T00:11:00Z" w16du:dateUtc="2026-03-13T07:11:00Z">
+              <w:rPr>
+                <w:rFonts w:ascii="Times New Roman" w:eastAsiaTheme="minorEastAsia" w:hAnsi="Times New Roman" w:cs="Times New Roman" w:hint="eastAsia"/>
+              </w:rPr>
+            </w:rPrChange>
+          </w:rPr>
+          <w:t>状语从句</w:t>
+        </w:r>
+        <w:r>
+          <w:rPr>
+            <w:rFonts w:asciiTheme="minorEastAsia" w:eastAsiaTheme="minorEastAsia" w:hAnsiTheme="minorEastAsia" w:cs="Times New Roman"/>
+            <w:rPrChange w:id="256" w:author="Martin Ma" w:date="2026-03-13T00:11:00Z" w16du:dateUtc="2026-03-13T07:11:00Z">
+              <w:rPr>
+                <w:rFonts w:ascii="Times New Roman" w:eastAsiaTheme="minorEastAsia" w:hAnsi="Times New Roman" w:cs="Times New Roman" w:hint="eastAsia"/>
+              </w:rPr>
+            </w:rPrChange>
+          </w:rPr>
+          <w:t xml:space="preserve"> (Adverbial Clause)</w:t>
+        </w:r>
+      </w:ins>
+      <w:ins w:id="257" w:author="Martin Ma" w:date="2026-03-13T00:15:00Z" w16du:dateUtc="2026-03-13T07:15:00Z">
+        <w:r>
+          <w:rPr>
+            <w:rFonts w:asciiTheme="minorEastAsia" w:eastAsiaTheme="minorEastAsia" w:hAnsiTheme="minorEastAsia" w:cs="Times New Roman" w:hint="eastAsia"/>
+          </w:rPr>
+          <w:t xml:space="preserve">: </w:t>
+        </w:r>
+      </w:ins>
+      <w:ins w:id="258" w:author="Martin Ma" w:date="2026-03-13T00:15:00Z">
+        <w:r>
+          <w:rPr>
+            <w:rFonts w:asciiTheme="minorEastAsia" w:eastAsiaTheme="minorEastAsia" w:hAnsiTheme="minorEastAsia" w:cs="Times New Roman"/>
+          </w:rPr>
+          <w:t>表示</w:t>
+        </w:r>
+        <w:r>
+          <w:rPr>
+            <w:rFonts w:asciiTheme="minorEastAsia" w:eastAsiaTheme="minorEastAsia" w:hAnsiTheme="minorEastAsia" w:cs="Times New Roman"/>
+            <w:rPrChange w:id="259" w:author="Martin Ma" w:date="2026-03-13T00:17:00Z" w16du:dateUtc="2026-03-13T07:17:00Z">
+              <w:rPr>
+                <w:rFonts w:asciiTheme="minorEastAsia" w:eastAsiaTheme="minorEastAsia" w:hAnsiTheme="minorEastAsia" w:cs="Times New Roman"/>
+                <w:b/>
+                <w:bCs/>
+              </w:rPr>
+            </w:rPrChange>
+          </w:rPr>
+          <w:t>逻辑关系</w:t>
+        </w:r>
+      </w:ins>
+      <w:ins w:id="260" w:author="Martin Ma" w:date="2026-03-13T00:15:00Z" w16du:dateUtc="2026-03-13T07:15:00Z">
+        <w:r>
+          <w:rPr>
+            <w:rFonts w:asciiTheme="minorEastAsia" w:eastAsiaTheme="minorEastAsia" w:hAnsiTheme="minorEastAsia" w:cs="Times New Roman" w:hint="eastAsia"/>
+            <w:rPrChange w:id="261" w:author="Martin Ma" w:date="2026-03-13T00:17:00Z" w16du:dateUtc="2026-03-13T07:17:00Z">
+              <w:rPr>
+                <w:rFonts w:asciiTheme="minorEastAsia" w:eastAsiaTheme="minorEastAsia" w:hAnsiTheme="minorEastAsia" w:cs="Times New Roman" w:hint="eastAsia"/>
+                <w:b/>
+                <w:bCs/>
+              </w:rPr>
+            </w:rPrChange>
+          </w:rPr>
+          <w:t>。</w:t>
+        </w:r>
+        <w:r>
+          <w:rPr>
+            <w:rFonts w:asciiTheme="minorEastAsia" w:eastAsiaTheme="minorEastAsia" w:hAnsiTheme="minorEastAsia" w:cs="Times New Roman" w:hint="eastAsia"/>
+            <w:b/>
+            <w:bCs/>
+          </w:rPr>
+          <w:t xml:space="preserve">时间, 地点, 原因, </w:t>
+        </w:r>
+      </w:ins>
+      <w:ins w:id="262" w:author="Martin Ma" w:date="2026-03-13T00:16:00Z" w16du:dateUtc="2026-03-13T07:16:00Z">
+        <w:r>
+          <w:rPr>
+            <w:rFonts w:asciiTheme="minorEastAsia" w:eastAsiaTheme="minorEastAsia" w:hAnsiTheme="minorEastAsia" w:cs="Times New Roman" w:hint="eastAsia"/>
+            <w:b/>
+            <w:bCs/>
+          </w:rPr>
+          <w:t>条件, 让步(转折)</w:t>
+        </w:r>
+      </w:ins>
+    </w:p>
+    <w:p>
+      <w:pPr>
+        <w:pStyle w:val="af2"/>
+        <w:ind w:firstLineChars="300" w:firstLine="480"/>
+        <w:rPr>
+          <w:ins w:id="263" w:author="Martin Ma" w:date="2026-03-13T00:03:00Z" w16du:dateUtc="2026-03-13T07:03:00Z"/>
+          <w:rFonts w:ascii="Times New Roman" w:eastAsiaTheme="minorEastAsia" w:hAnsi="Times New Roman" w:cs="Times New Roman"/>
+        </w:rPr>
+        <w:pPrChange w:id="264" w:author="Martin Ma" w:date="2026-03-13T00:13:00Z" w16du:dateUtc="2026-03-13T07:13:00Z">
+          <w:pPr>
+            <w:pStyle w:val="af2"/>
+          </w:pPr>
+        </w:pPrChange>
+      </w:pPr>
+      <w:ins w:id="265" w:author="Martin Ma" w:date="2026-03-13T00:17:00Z" w16du:dateUtc="2026-03-13T07:17:00Z">
+        <w:r>
+          <w:rPr>
+            <w:rFonts w:asciiTheme="minorEastAsia" w:eastAsiaTheme="minorEastAsia" w:hAnsiTheme="minorEastAsia" w:cs="Times New Roman" w:hint="eastAsia"/>
+            <w:b/>
+            <w:bCs/>
+          </w:rPr>
+          <w:t xml:space="preserve">                             </w:t>
+        </w:r>
+      </w:ins>
+      <w:ins w:id="266" w:author="Martin Ma" w:date="2026-03-13T00:17:00Z">
+        <w:r>
+          <w:rPr>
+            <w:rFonts w:ascii="Times New Roman" w:eastAsiaTheme="minorEastAsia" w:hAnsi="Times New Roman" w:cs="Times New Roman"/>
+            <w:b/>
+            <w:bCs/>
+            <w:rPrChange w:id="267" w:author="Martin Ma" w:date="2026-03-13T00:17:00Z" w16du:dateUtc="2026-03-13T07:17:00Z">
+              <w:rPr>
+                <w:rFonts w:asciiTheme="minorEastAsia" w:eastAsiaTheme="minorEastAsia" w:hAnsiTheme="minorEastAsia" w:cs="Times New Roman"/>
+                <w:b/>
+                <w:bCs/>
+              </w:rPr>
+            </w:rPrChange>
+          </w:rPr>
+          <w:t>because / if / when / although</w:t>
+        </w:r>
+      </w:ins>
+    </w:p>
+    <w:p>
+      <w:pPr>
+        <w:pStyle w:val="af2"/>
+        <w:rPr>
+          <w:ins w:id="268" w:author="Martin Ma" w:date="2026-03-13T00:03:00Z" w16du:dateUtc="2026-03-13T07:03:00Z"/>
+          <w:rFonts w:ascii="Times New Roman" w:eastAsiaTheme="minorEastAsia" w:hAnsi="Times New Roman" w:cs="Times New Roman"/>
+        </w:rPr>
+      </w:pPr>
+    </w:p>
+    <w:p>
+      <w:pPr>
+        <w:pStyle w:val="af2"/>
+        <w:rPr>
+          <w:ins w:id="269" w:author="Martin Ma" w:date="2026-03-13T00:03:00Z" w16du:dateUtc="2026-03-13T07:03:00Z"/>
+          <w:rFonts w:ascii="Times New Roman" w:eastAsiaTheme="minorEastAsia" w:hAnsi="Times New Roman" w:cs="Times New Roman"/>
+        </w:rPr>
+      </w:pPr>
+    </w:p>
+    <w:p>
+      <w:pPr>
+        <w:pStyle w:val="af2"/>
+        <w:rPr>
+          <w:ins w:id="270" w:author="Martin Ma" w:date="2026-03-13T00:03:00Z" w16du:dateUtc="2026-03-13T07:03:00Z"/>
+          <w:rFonts w:ascii="Times New Roman" w:eastAsiaTheme="minorEastAsia" w:hAnsi="Times New Roman" w:cs="Times New Roman"/>
+        </w:rPr>
+      </w:pPr>
+    </w:p>
+    <w:p>
+      <w:pPr>
+        <w:pStyle w:val="af2"/>
+        <w:rPr>
+          <w:rFonts w:ascii="Times New Roman" w:eastAsiaTheme="minorEastAsia" w:hAnsi="Times New Roman" w:cs="Times New Roman" w:hint="eastAsia"/>
+        </w:rPr>
+      </w:pPr>
+    </w:p>
+    <w:p>
+      <w:pPr>
+        <w:pStyle w:val="af2"/>
+        <w:rPr>
+          <w:ins w:id="271" w:author="Martin Ma [2]" w:date="2026-03-12T12:50:00Z" w16du:dateUtc="2026-03-12T19:50:00Z"/>
+          <w:rFonts w:ascii="Times New Roman" w:eastAsiaTheme="minorEastAsia" w:hAnsi="Times New Roman" w:cs="Times New Roman"/>
         </w:rPr>
       </w:pPr>
       <w:r>
@@ -7386,7 +9517,16 @@
       <w:pPr>
         <w:pStyle w:val="af2"/>
         <w:rPr>
-          <w:rFonts w:ascii="Times New Roman" w:eastAsiaTheme="minorEastAsia" w:hAnsi="Times New Roman" w:cs="Times New Roman" w:hint="eastAsia"/>
+          <w:rFonts w:ascii="Times New Roman" w:eastAsiaTheme="minorEastAsia" w:hAnsi="Times New Roman" w:cs="Times New Roman"/>
+        </w:rPr>
+      </w:pPr>
+    </w:p>
+    <w:p>
+      <w:pPr>
+        <w:pStyle w:val="af2"/>
+        <w:rPr>
+          <w:ins w:id="272" w:author="Martin Ma [2]" w:date="2026-03-12T12:49:00Z" w16du:dateUtc="2026-03-12T19:49:00Z"/>
+          <w:rFonts w:ascii="Times New Roman" w:eastAsiaTheme="minorEastAsia" w:hAnsi="Times New Roman" w:cs="Times New Roman"/>
         </w:rPr>
       </w:pPr>
       <w:r>
@@ -7412,22 +9552,1249 @@
       <w:pPr>
         <w:pStyle w:val="af2"/>
         <w:rPr>
-          <w:rFonts w:ascii="Times New Roman" w:eastAsiaTheme="minorEastAsia" w:hAnsi="Times New Roman" w:cs="Times New Roman" w:hint="eastAsia"/>
-        </w:rPr>
-      </w:pPr>
-    </w:p>
-    <w:p>
-      <w:pPr>
-        <w:pStyle w:val="af2"/>
-        <w:rPr>
-          <w:rFonts w:ascii="Times New Roman" w:eastAsiaTheme="minorEastAsia" w:hAnsi="Times New Roman" w:cs="Times New Roman"/>
-        </w:rPr>
-      </w:pPr>
-    </w:p>
-    <w:p>
-      <w:pPr>
-        <w:pStyle w:val="af2"/>
-        <w:rPr>
+          <w:ins w:id="273" w:author="Martin Ma [2]" w:date="2026-03-12T12:52:00Z" w16du:dateUtc="2026-03-12T19:52:00Z"/>
+          <w:rFonts w:ascii="Times New Roman" w:eastAsiaTheme="minorEastAsia" w:hAnsi="Times New Roman" w:cs="Times New Roman"/>
+        </w:rPr>
+      </w:pPr>
+      <w:ins w:id="274" w:author="Martin Ma [2]" w:date="2026-03-12T12:49:00Z" w16du:dateUtc="2026-03-12T19:49:00Z">
+        <w:r>
+          <w:rPr>
+            <w:rFonts w:ascii="Times New Roman" w:eastAsiaTheme="minorEastAsia" w:hAnsi="Times New Roman" w:cs="Times New Roman"/>
+          </w:rPr>
+          <w:tab/>
+        </w:r>
+      </w:ins>
+      <w:ins w:id="275" w:author="Martin Ma [2]" w:date="2026-03-12T12:50:00Z" w16du:dateUtc="2026-03-12T19:50:00Z">
+        <w:r>
+          <w:rPr>
+            <w:rFonts w:ascii="Times New Roman" w:eastAsiaTheme="minorEastAsia" w:hAnsi="Times New Roman" w:cs="Times New Roman" w:hint="eastAsia"/>
+          </w:rPr>
+          <w:t xml:space="preserve"> </w:t>
+        </w:r>
+        <w:r>
+          <w:rPr>
+            <w:rFonts w:ascii="Times New Roman" w:eastAsiaTheme="minorEastAsia" w:hAnsi="Times New Roman" w:cs="Times New Roman"/>
+          </w:rPr>
+          <w:t>情态动词不仅表达动作</w:t>
+        </w:r>
+        <w:r>
+          <w:rPr>
+            <w:rFonts w:ascii="Times New Roman" w:eastAsiaTheme="minorEastAsia" w:hAnsi="Times New Roman" w:cs="Times New Roman" w:hint="eastAsia"/>
+          </w:rPr>
+          <w:t xml:space="preserve">, </w:t>
+        </w:r>
+        <w:r>
+          <w:rPr>
+            <w:rFonts w:ascii="Times New Roman" w:eastAsiaTheme="minorEastAsia" w:hAnsi="Times New Roman" w:cs="Times New Roman"/>
+          </w:rPr>
+          <w:t>还表达态度</w:t>
+        </w:r>
+        <w:r>
+          <w:rPr>
+            <w:rFonts w:ascii="Times New Roman" w:eastAsiaTheme="minorEastAsia" w:hAnsi="Times New Roman" w:cs="Times New Roman" w:hint="eastAsia"/>
+          </w:rPr>
+          <w:t xml:space="preserve">, </w:t>
+        </w:r>
+        <w:r>
+          <w:rPr>
+            <w:rFonts w:ascii="Times New Roman" w:eastAsiaTheme="minorEastAsia" w:hAnsi="Times New Roman" w:cs="Times New Roman"/>
+          </w:rPr>
+          <w:t>可能性</w:t>
+        </w:r>
+        <w:r>
+          <w:rPr>
+            <w:rFonts w:ascii="Times New Roman" w:eastAsiaTheme="minorEastAsia" w:hAnsi="Times New Roman" w:cs="Times New Roman" w:hint="eastAsia"/>
+          </w:rPr>
+          <w:t xml:space="preserve">, </w:t>
+        </w:r>
+        <w:r>
+          <w:rPr>
+            <w:rFonts w:ascii="Times New Roman" w:eastAsiaTheme="minorEastAsia" w:hAnsi="Times New Roman" w:cs="Times New Roman"/>
+          </w:rPr>
+          <w:t>义务</w:t>
+        </w:r>
+        <w:r>
+          <w:rPr>
+            <w:rFonts w:ascii="Times New Roman" w:eastAsiaTheme="minorEastAsia" w:hAnsi="Times New Roman" w:cs="Times New Roman" w:hint="eastAsia"/>
+          </w:rPr>
+          <w:t xml:space="preserve">, </w:t>
+        </w:r>
+        <w:r>
+          <w:rPr>
+            <w:rFonts w:ascii="Times New Roman" w:eastAsiaTheme="minorEastAsia" w:hAnsi="Times New Roman" w:cs="Times New Roman"/>
+          </w:rPr>
+          <w:t>推测。</w:t>
+        </w:r>
+      </w:ins>
+    </w:p>
+    <w:p>
+      <w:pPr>
+        <w:pStyle w:val="af2"/>
+        <w:rPr>
+          <w:ins w:id="276" w:author="Martin Ma [2]" w:date="2026-03-12T12:53:00Z" w16du:dateUtc="2026-03-12T19:53:00Z"/>
+          <w:rFonts w:ascii="Times New Roman" w:eastAsiaTheme="minorEastAsia" w:hAnsi="Times New Roman" w:cs="Times New Roman"/>
+        </w:rPr>
+      </w:pPr>
+    </w:p>
+    <w:p>
+      <w:pPr>
+        <w:pStyle w:val="af2"/>
+        <w:rPr>
+          <w:ins w:id="277" w:author="Martin Ma [2]" w:date="2026-03-12T12:53:00Z" w16du:dateUtc="2026-03-12T19:53:00Z"/>
+          <w:rFonts w:ascii="Times New Roman" w:eastAsiaTheme="minorEastAsia" w:hAnsi="Times New Roman" w:cs="Times New Roman"/>
+        </w:rPr>
+      </w:pPr>
+      <w:ins w:id="278" w:author="Martin Ma [2]" w:date="2026-03-12T12:53:00Z" w16du:dateUtc="2026-03-12T19:53:00Z">
+        <w:r>
+          <w:rPr>
+            <w:rFonts w:ascii="Times New Roman" w:eastAsiaTheme="minorEastAsia" w:hAnsi="Times New Roman" w:cs="Times New Roman"/>
+          </w:rPr>
+          <w:tab/>
+        </w:r>
+        <w:r>
+          <w:rPr>
+            <w:rFonts w:ascii="Times New Roman" w:eastAsiaTheme="minorEastAsia" w:hAnsi="Times New Roman" w:cs="Times New Roman" w:hint="eastAsia"/>
+          </w:rPr>
+          <w:t xml:space="preserve"> </w:t>
+        </w:r>
+        <w:r>
+          <w:rPr>
+            <w:rFonts w:ascii="Times New Roman" w:eastAsiaTheme="minorEastAsia" w:hAnsi="Times New Roman" w:cs="Times New Roman"/>
+          </w:rPr>
+          <w:t>Subject + modal + verb</w:t>
+        </w:r>
+        <w:r>
+          <w:rPr>
+            <w:rFonts w:ascii="Times New Roman" w:eastAsiaTheme="minorEastAsia" w:hAnsi="Times New Roman" w:cs="Times New Roman" w:hint="eastAsia"/>
+          </w:rPr>
+          <w:t xml:space="preserve"> </w:t>
+        </w:r>
+        <w:r>
+          <w:rPr>
+            <w:rFonts w:ascii="Times New Roman" w:eastAsiaTheme="minorEastAsia" w:hAnsi="Times New Roman" w:cs="Times New Roman"/>
+          </w:rPr>
+          <w:t>情态动词后面一定是动词原形</w:t>
+        </w:r>
+      </w:ins>
+    </w:p>
+    <w:p>
+      <w:pPr>
+        <w:pStyle w:val="af2"/>
+        <w:rPr>
+          <w:rFonts w:ascii="Times New Roman" w:eastAsiaTheme="minorEastAsia" w:hAnsi="Times New Roman" w:cs="Times New Roman"/>
+        </w:rPr>
+      </w:pPr>
+    </w:p>
+    <w:tbl>
+      <w:tblPr>
+        <w:tblStyle w:val="af4"/>
+        <w:tblW w:w="0" w:type="auto"/>
+        <w:jc w:val="center"/>
+        <w:tblLook w:val="04A0" w:firstRow="1" w:lastRow="0" w:firstColumn="1" w:lastColumn="0" w:noHBand="0" w:noVBand="1"/>
+        <w:tblPrChange w:id="279" w:author="Martin Ma [2]" w:date="2026-03-12T12:52:00Z" w16du:dateUtc="2026-03-12T19:52:00Z">
+          <w:tblPr>
+            <w:tblStyle w:val="af4"/>
+            <w:tblW w:w="0" w:type="auto"/>
+            <w:tblLook w:val="04A0" w:firstRow="1" w:lastRow="0" w:firstColumn="1" w:lastColumn="0" w:noHBand="0" w:noVBand="1"/>
+          </w:tblPr>
+        </w:tblPrChange>
+      </w:tblPr>
+      <w:tblGrid>
+        <w:gridCol w:w="856"/>
+        <w:gridCol w:w="1061"/>
+        <w:tblGridChange w:id="280">
+          <w:tblGrid>
+            <w:gridCol w:w="856"/>
+            <w:gridCol w:w="1061"/>
+          </w:tblGrid>
+        </w:tblGridChange>
+      </w:tblGrid>
+      <w:tr>
+        <w:trPr>
+          <w:jc w:val="center"/>
+          <w:ins w:id="281" w:author="Martin Ma [2]" w:date="2026-03-12T12:52:00Z"/>
+        </w:trPr>
+        <w:tc>
+          <w:tcPr>
+            <w:tcW w:w="0" w:type="auto"/>
+            <w:hideMark/>
+            <w:tcPrChange w:id="282" w:author="Martin Ma [2]" w:date="2026-03-12T12:52:00Z" w16du:dateUtc="2026-03-12T19:52:00Z">
+              <w:tcPr>
+                <w:tcW w:w="0" w:type="auto"/>
+                <w:hideMark/>
+              </w:tcPr>
+            </w:tcPrChange>
+          </w:tcPr>
+          <w:p>
+            <w:pPr>
+              <w:pStyle w:val="af2"/>
+              <w:jc w:val="center"/>
+              <w:rPr>
+                <w:ins w:id="283" w:author="Martin Ma [2]" w:date="2026-03-12T12:52:00Z"/>
+                <w:rFonts w:ascii="Times New Roman" w:eastAsiaTheme="minorEastAsia" w:hAnsi="Times New Roman" w:cs="Times New Roman"/>
+                <w:b/>
+                <w:bCs/>
+                <w:rPrChange w:id="284" w:author="Martin Ma [2]" w:date="2026-03-12T12:52:00Z" w16du:dateUtc="2026-03-12T19:52:00Z">
+                  <w:rPr>
+                    <w:ins w:id="285" w:author="Martin Ma [2]" w:date="2026-03-12T12:52:00Z"/>
+                    <w:rFonts w:ascii="Times New Roman" w:hAnsi="Times New Roman" w:cs="Times New Roman"/>
+                    <w:b/>
+                    <w:bCs/>
+                  </w:rPr>
+                </w:rPrChange>
+              </w:rPr>
+              <w:pPrChange w:id="286" w:author="Martin Ma [2]" w:date="2026-03-12T12:52:00Z" w16du:dateUtc="2026-03-12T19:52:00Z">
+                <w:pPr>
+                  <w:pStyle w:val="af2"/>
+                </w:pPr>
+              </w:pPrChange>
+            </w:pPr>
+            <w:ins w:id="287" w:author="Martin Ma [2]" w:date="2026-03-12T12:52:00Z">
+              <w:r>
+                <w:rPr>
+                  <w:rFonts w:ascii="Times New Roman" w:eastAsiaTheme="minorEastAsia" w:hAnsi="Times New Roman" w:cs="Times New Roman" w:hint="eastAsia"/>
+                  <w:b/>
+                  <w:bCs/>
+                  <w:rPrChange w:id="288" w:author="Martin Ma [2]" w:date="2026-03-12T12:52:00Z" w16du:dateUtc="2026-03-12T19:52:00Z">
+                    <w:rPr>
+                      <w:rFonts w:ascii="宋体" w:eastAsia="宋体" w:hAnsi="宋体" w:cs="宋体" w:hint="eastAsia"/>
+                      <w:b/>
+                      <w:bCs/>
+                    </w:rPr>
+                  </w:rPrChange>
+                </w:rPr>
+                <w:t>情态动词</w:t>
+              </w:r>
+            </w:ins>
+          </w:p>
+        </w:tc>
+        <w:tc>
+          <w:tcPr>
+            <w:tcW w:w="0" w:type="auto"/>
+            <w:hideMark/>
+            <w:tcPrChange w:id="289" w:author="Martin Ma [2]" w:date="2026-03-12T12:52:00Z" w16du:dateUtc="2026-03-12T19:52:00Z">
+              <w:tcPr>
+                <w:tcW w:w="0" w:type="auto"/>
+                <w:hideMark/>
+              </w:tcPr>
+            </w:tcPrChange>
+          </w:tcPr>
+          <w:p>
+            <w:pPr>
+              <w:pStyle w:val="af2"/>
+              <w:jc w:val="center"/>
+              <w:rPr>
+                <w:ins w:id="290" w:author="Martin Ma [2]" w:date="2026-03-12T12:52:00Z"/>
+                <w:rFonts w:ascii="Times New Roman" w:eastAsiaTheme="minorEastAsia" w:hAnsi="Times New Roman" w:cs="Times New Roman"/>
+                <w:b/>
+                <w:bCs/>
+                <w:rPrChange w:id="291" w:author="Martin Ma [2]" w:date="2026-03-12T12:52:00Z" w16du:dateUtc="2026-03-12T19:52:00Z">
+                  <w:rPr>
+                    <w:ins w:id="292" w:author="Martin Ma [2]" w:date="2026-03-12T12:52:00Z"/>
+                    <w:rFonts w:ascii="Times New Roman" w:hAnsi="Times New Roman" w:cs="Times New Roman"/>
+                    <w:b/>
+                    <w:bCs/>
+                  </w:rPr>
+                </w:rPrChange>
+              </w:rPr>
+              <w:pPrChange w:id="293" w:author="Martin Ma [2]" w:date="2026-03-12T12:52:00Z" w16du:dateUtc="2026-03-12T19:52:00Z">
+                <w:pPr>
+                  <w:pStyle w:val="af2"/>
+                </w:pPr>
+              </w:pPrChange>
+            </w:pPr>
+            <w:ins w:id="294" w:author="Martin Ma [2]" w:date="2026-03-12T12:52:00Z">
+              <w:r>
+                <w:rPr>
+                  <w:rFonts w:ascii="Times New Roman" w:eastAsiaTheme="minorEastAsia" w:hAnsi="Times New Roman" w:cs="Times New Roman" w:hint="eastAsia"/>
+                  <w:b/>
+                  <w:bCs/>
+                  <w:rPrChange w:id="295" w:author="Martin Ma [2]" w:date="2026-03-12T12:52:00Z" w16du:dateUtc="2026-03-12T19:52:00Z">
+                    <w:rPr>
+                      <w:rFonts w:ascii="宋体" w:eastAsia="宋体" w:hAnsi="宋体" w:cs="宋体" w:hint="eastAsia"/>
+                      <w:b/>
+                      <w:bCs/>
+                    </w:rPr>
+                  </w:rPrChange>
+                </w:rPr>
+                <w:t>含义</w:t>
+              </w:r>
+            </w:ins>
+          </w:p>
+        </w:tc>
+      </w:tr>
+      <w:tr>
+        <w:trPr>
+          <w:jc w:val="center"/>
+          <w:ins w:id="296" w:author="Martin Ma [2]" w:date="2026-03-12T12:52:00Z"/>
+        </w:trPr>
+        <w:tc>
+          <w:tcPr>
+            <w:tcW w:w="0" w:type="auto"/>
+            <w:hideMark/>
+            <w:tcPrChange w:id="297" w:author="Martin Ma [2]" w:date="2026-03-12T12:52:00Z" w16du:dateUtc="2026-03-12T19:52:00Z">
+              <w:tcPr>
+                <w:tcW w:w="0" w:type="auto"/>
+                <w:hideMark/>
+              </w:tcPr>
+            </w:tcPrChange>
+          </w:tcPr>
+          <w:p>
+            <w:pPr>
+              <w:pStyle w:val="af2"/>
+              <w:rPr>
+                <w:ins w:id="298" w:author="Martin Ma [2]" w:date="2026-03-12T12:52:00Z"/>
+                <w:rFonts w:ascii="Times New Roman" w:eastAsiaTheme="minorEastAsia" w:hAnsi="Times New Roman" w:cs="Times New Roman"/>
+                <w:rPrChange w:id="299" w:author="Martin Ma [2]" w:date="2026-03-12T12:52:00Z" w16du:dateUtc="2026-03-12T19:52:00Z">
+                  <w:rPr>
+                    <w:ins w:id="300" w:author="Martin Ma [2]" w:date="2026-03-12T12:52:00Z"/>
+                    <w:rFonts w:ascii="Times New Roman" w:hAnsi="Times New Roman" w:cs="Times New Roman"/>
+                  </w:rPr>
+                </w:rPrChange>
+              </w:rPr>
+            </w:pPr>
+            <w:ins w:id="301" w:author="Martin Ma [2]" w:date="2026-03-12T12:52:00Z">
+              <w:r>
+                <w:rPr>
+                  <w:rFonts w:ascii="Times New Roman" w:eastAsiaTheme="minorEastAsia" w:hAnsi="Times New Roman" w:cs="Times New Roman"/>
+                  <w:rPrChange w:id="302" w:author="Martin Ma [2]" w:date="2026-03-12T12:52:00Z" w16du:dateUtc="2026-03-12T19:52:00Z">
+                    <w:rPr>
+                      <w:rFonts w:ascii="Times New Roman" w:hAnsi="Times New Roman" w:cs="Times New Roman"/>
+                    </w:rPr>
+                  </w:rPrChange>
+                </w:rPr>
+                <w:t>can</w:t>
+              </w:r>
+            </w:ins>
+          </w:p>
+        </w:tc>
+        <w:tc>
+          <w:tcPr>
+            <w:tcW w:w="0" w:type="auto"/>
+            <w:hideMark/>
+            <w:tcPrChange w:id="303" w:author="Martin Ma [2]" w:date="2026-03-12T12:52:00Z" w16du:dateUtc="2026-03-12T19:52:00Z">
+              <w:tcPr>
+                <w:tcW w:w="0" w:type="auto"/>
+                <w:hideMark/>
+              </w:tcPr>
+            </w:tcPrChange>
+          </w:tcPr>
+          <w:p>
+            <w:pPr>
+              <w:pStyle w:val="af2"/>
+              <w:rPr>
+                <w:ins w:id="304" w:author="Martin Ma [2]" w:date="2026-03-12T12:52:00Z"/>
+                <w:rFonts w:ascii="Times New Roman" w:eastAsiaTheme="minorEastAsia" w:hAnsi="Times New Roman" w:cs="Times New Roman"/>
+                <w:rPrChange w:id="305" w:author="Martin Ma [2]" w:date="2026-03-12T12:52:00Z" w16du:dateUtc="2026-03-12T19:52:00Z">
+                  <w:rPr>
+                    <w:ins w:id="306" w:author="Martin Ma [2]" w:date="2026-03-12T12:52:00Z"/>
+                    <w:rFonts w:ascii="Times New Roman" w:hAnsi="Times New Roman" w:cs="Times New Roman"/>
+                  </w:rPr>
+                </w:rPrChange>
+              </w:rPr>
+            </w:pPr>
+            <w:ins w:id="307" w:author="Martin Ma [2]" w:date="2026-03-12T12:52:00Z">
+              <w:r>
+                <w:rPr>
+                  <w:rFonts w:ascii="Times New Roman" w:eastAsiaTheme="minorEastAsia" w:hAnsi="Times New Roman" w:cs="Times New Roman" w:hint="eastAsia"/>
+                  <w:rPrChange w:id="308" w:author="Martin Ma [2]" w:date="2026-03-12T12:52:00Z" w16du:dateUtc="2026-03-12T19:52:00Z">
+                    <w:rPr>
+                      <w:rFonts w:ascii="宋体" w:eastAsia="宋体" w:hAnsi="宋体" w:cs="宋体" w:hint="eastAsia"/>
+                    </w:rPr>
+                  </w:rPrChange>
+                </w:rPr>
+                <w:t>能</w:t>
+              </w:r>
+            </w:ins>
+          </w:p>
+        </w:tc>
+      </w:tr>
+      <w:tr>
+        <w:trPr>
+          <w:jc w:val="center"/>
+          <w:ins w:id="309" w:author="Martin Ma [2]" w:date="2026-03-12T12:52:00Z"/>
+        </w:trPr>
+        <w:tc>
+          <w:tcPr>
+            <w:tcW w:w="0" w:type="auto"/>
+            <w:hideMark/>
+            <w:tcPrChange w:id="310" w:author="Martin Ma [2]" w:date="2026-03-12T12:52:00Z" w16du:dateUtc="2026-03-12T19:52:00Z">
+              <w:tcPr>
+                <w:tcW w:w="0" w:type="auto"/>
+                <w:hideMark/>
+              </w:tcPr>
+            </w:tcPrChange>
+          </w:tcPr>
+          <w:p>
+            <w:pPr>
+              <w:pStyle w:val="af2"/>
+              <w:rPr>
+                <w:ins w:id="311" w:author="Martin Ma [2]" w:date="2026-03-12T12:52:00Z"/>
+                <w:rFonts w:ascii="Times New Roman" w:eastAsiaTheme="minorEastAsia" w:hAnsi="Times New Roman" w:cs="Times New Roman"/>
+                <w:rPrChange w:id="312" w:author="Martin Ma [2]" w:date="2026-03-12T12:52:00Z" w16du:dateUtc="2026-03-12T19:52:00Z">
+                  <w:rPr>
+                    <w:ins w:id="313" w:author="Martin Ma [2]" w:date="2026-03-12T12:52:00Z"/>
+                    <w:rFonts w:ascii="Times New Roman" w:hAnsi="Times New Roman" w:cs="Times New Roman"/>
+                  </w:rPr>
+                </w:rPrChange>
+              </w:rPr>
+            </w:pPr>
+            <w:ins w:id="314" w:author="Martin Ma [2]" w:date="2026-03-12T12:52:00Z">
+              <w:r>
+                <w:rPr>
+                  <w:rFonts w:ascii="Times New Roman" w:eastAsiaTheme="minorEastAsia" w:hAnsi="Times New Roman" w:cs="Times New Roman"/>
+                  <w:rPrChange w:id="315" w:author="Martin Ma [2]" w:date="2026-03-12T12:52:00Z" w16du:dateUtc="2026-03-12T19:52:00Z">
+                    <w:rPr>
+                      <w:rFonts w:ascii="Times New Roman" w:hAnsi="Times New Roman" w:cs="Times New Roman"/>
+                    </w:rPr>
+                  </w:rPrChange>
+                </w:rPr>
+                <w:t>may</w:t>
+              </w:r>
+            </w:ins>
+          </w:p>
+        </w:tc>
+        <w:tc>
+          <w:tcPr>
+            <w:tcW w:w="0" w:type="auto"/>
+            <w:hideMark/>
+            <w:tcPrChange w:id="316" w:author="Martin Ma [2]" w:date="2026-03-12T12:52:00Z" w16du:dateUtc="2026-03-12T19:52:00Z">
+              <w:tcPr>
+                <w:tcW w:w="0" w:type="auto"/>
+                <w:hideMark/>
+              </w:tcPr>
+            </w:tcPrChange>
+          </w:tcPr>
+          <w:p>
+            <w:pPr>
+              <w:pStyle w:val="af2"/>
+              <w:rPr>
+                <w:ins w:id="317" w:author="Martin Ma [2]" w:date="2026-03-12T12:52:00Z"/>
+                <w:rFonts w:ascii="Times New Roman" w:eastAsiaTheme="minorEastAsia" w:hAnsi="Times New Roman" w:cs="Times New Roman"/>
+                <w:rPrChange w:id="318" w:author="Martin Ma [2]" w:date="2026-03-12T12:52:00Z" w16du:dateUtc="2026-03-12T19:52:00Z">
+                  <w:rPr>
+                    <w:ins w:id="319" w:author="Martin Ma [2]" w:date="2026-03-12T12:52:00Z"/>
+                    <w:rFonts w:ascii="Times New Roman" w:hAnsi="Times New Roman" w:cs="Times New Roman"/>
+                  </w:rPr>
+                </w:rPrChange>
+              </w:rPr>
+            </w:pPr>
+            <w:ins w:id="320" w:author="Martin Ma [2]" w:date="2026-03-12T12:52:00Z">
+              <w:r>
+                <w:rPr>
+                  <w:rFonts w:ascii="Times New Roman" w:eastAsiaTheme="minorEastAsia" w:hAnsi="Times New Roman" w:cs="Times New Roman" w:hint="eastAsia"/>
+                  <w:rPrChange w:id="321" w:author="Martin Ma [2]" w:date="2026-03-12T12:52:00Z" w16du:dateUtc="2026-03-12T19:52:00Z">
+                    <w:rPr>
+                      <w:rFonts w:ascii="宋体" w:eastAsia="宋体" w:hAnsi="宋体" w:cs="宋体" w:hint="eastAsia"/>
+                    </w:rPr>
+                  </w:rPrChange>
+                </w:rPr>
+                <w:t>可能</w:t>
+              </w:r>
+            </w:ins>
+          </w:p>
+        </w:tc>
+      </w:tr>
+      <w:tr>
+        <w:trPr>
+          <w:jc w:val="center"/>
+          <w:ins w:id="322" w:author="Martin Ma [2]" w:date="2026-03-12T12:52:00Z"/>
+        </w:trPr>
+        <w:tc>
+          <w:tcPr>
+            <w:tcW w:w="0" w:type="auto"/>
+            <w:hideMark/>
+            <w:tcPrChange w:id="323" w:author="Martin Ma [2]" w:date="2026-03-12T12:52:00Z" w16du:dateUtc="2026-03-12T19:52:00Z">
+              <w:tcPr>
+                <w:tcW w:w="0" w:type="auto"/>
+                <w:hideMark/>
+              </w:tcPr>
+            </w:tcPrChange>
+          </w:tcPr>
+          <w:p>
+            <w:pPr>
+              <w:pStyle w:val="af2"/>
+              <w:rPr>
+                <w:ins w:id="324" w:author="Martin Ma [2]" w:date="2026-03-12T12:52:00Z"/>
+                <w:rFonts w:ascii="Times New Roman" w:eastAsiaTheme="minorEastAsia" w:hAnsi="Times New Roman" w:cs="Times New Roman"/>
+                <w:rPrChange w:id="325" w:author="Martin Ma [2]" w:date="2026-03-12T12:52:00Z" w16du:dateUtc="2026-03-12T19:52:00Z">
+                  <w:rPr>
+                    <w:ins w:id="326" w:author="Martin Ma [2]" w:date="2026-03-12T12:52:00Z"/>
+                    <w:rFonts w:ascii="Times New Roman" w:hAnsi="Times New Roman" w:cs="Times New Roman"/>
+                  </w:rPr>
+                </w:rPrChange>
+              </w:rPr>
+            </w:pPr>
+            <w:ins w:id="327" w:author="Martin Ma [2]" w:date="2026-03-12T12:52:00Z">
+              <w:r>
+                <w:rPr>
+                  <w:rFonts w:ascii="Times New Roman" w:eastAsiaTheme="minorEastAsia" w:hAnsi="Times New Roman" w:cs="Times New Roman"/>
+                  <w:rPrChange w:id="328" w:author="Martin Ma [2]" w:date="2026-03-12T12:52:00Z" w16du:dateUtc="2026-03-12T19:52:00Z">
+                    <w:rPr>
+                      <w:rFonts w:ascii="Times New Roman" w:hAnsi="Times New Roman" w:cs="Times New Roman"/>
+                    </w:rPr>
+                  </w:rPrChange>
+                </w:rPr>
+                <w:t>might</w:t>
+              </w:r>
+            </w:ins>
+          </w:p>
+        </w:tc>
+        <w:tc>
+          <w:tcPr>
+            <w:tcW w:w="0" w:type="auto"/>
+            <w:hideMark/>
+            <w:tcPrChange w:id="329" w:author="Martin Ma [2]" w:date="2026-03-12T12:52:00Z" w16du:dateUtc="2026-03-12T19:52:00Z">
+              <w:tcPr>
+                <w:tcW w:w="0" w:type="auto"/>
+                <w:hideMark/>
+              </w:tcPr>
+            </w:tcPrChange>
+          </w:tcPr>
+          <w:p>
+            <w:pPr>
+              <w:pStyle w:val="af2"/>
+              <w:rPr>
+                <w:ins w:id="330" w:author="Martin Ma [2]" w:date="2026-03-12T12:52:00Z"/>
+                <w:rFonts w:ascii="Times New Roman" w:eastAsiaTheme="minorEastAsia" w:hAnsi="Times New Roman" w:cs="Times New Roman"/>
+                <w:rPrChange w:id="331" w:author="Martin Ma [2]" w:date="2026-03-12T12:52:00Z" w16du:dateUtc="2026-03-12T19:52:00Z">
+                  <w:rPr>
+                    <w:ins w:id="332" w:author="Martin Ma [2]" w:date="2026-03-12T12:52:00Z"/>
+                    <w:rFonts w:ascii="Times New Roman" w:hAnsi="Times New Roman" w:cs="Times New Roman"/>
+                  </w:rPr>
+                </w:rPrChange>
+              </w:rPr>
+            </w:pPr>
+            <w:ins w:id="333" w:author="Martin Ma [2]" w:date="2026-03-12T12:52:00Z">
+              <w:r>
+                <w:rPr>
+                  <w:rFonts w:ascii="Times New Roman" w:eastAsiaTheme="minorEastAsia" w:hAnsi="Times New Roman" w:cs="Times New Roman" w:hint="eastAsia"/>
+                  <w:rPrChange w:id="334" w:author="Martin Ma [2]" w:date="2026-03-12T12:52:00Z" w16du:dateUtc="2026-03-12T19:52:00Z">
+                    <w:rPr>
+                      <w:rFonts w:ascii="宋体" w:eastAsia="宋体" w:hAnsi="宋体" w:cs="宋体" w:hint="eastAsia"/>
+                    </w:rPr>
+                  </w:rPrChange>
+                </w:rPr>
+                <w:t>可能</w:t>
+              </w:r>
+            </w:ins>
+          </w:p>
+        </w:tc>
+      </w:tr>
+      <w:tr>
+        <w:trPr>
+          <w:jc w:val="center"/>
+          <w:ins w:id="335" w:author="Martin Ma [2]" w:date="2026-03-12T12:52:00Z"/>
+        </w:trPr>
+        <w:tc>
+          <w:tcPr>
+            <w:tcW w:w="0" w:type="auto"/>
+            <w:hideMark/>
+            <w:tcPrChange w:id="336" w:author="Martin Ma [2]" w:date="2026-03-12T12:52:00Z" w16du:dateUtc="2026-03-12T19:52:00Z">
+              <w:tcPr>
+                <w:tcW w:w="0" w:type="auto"/>
+                <w:hideMark/>
+              </w:tcPr>
+            </w:tcPrChange>
+          </w:tcPr>
+          <w:p>
+            <w:pPr>
+              <w:pStyle w:val="af2"/>
+              <w:rPr>
+                <w:ins w:id="337" w:author="Martin Ma [2]" w:date="2026-03-12T12:52:00Z"/>
+                <w:rFonts w:ascii="Times New Roman" w:eastAsiaTheme="minorEastAsia" w:hAnsi="Times New Roman" w:cs="Times New Roman"/>
+                <w:rPrChange w:id="338" w:author="Martin Ma [2]" w:date="2026-03-12T12:52:00Z" w16du:dateUtc="2026-03-12T19:52:00Z">
+                  <w:rPr>
+                    <w:ins w:id="339" w:author="Martin Ma [2]" w:date="2026-03-12T12:52:00Z"/>
+                    <w:rFonts w:ascii="Times New Roman" w:hAnsi="Times New Roman" w:cs="Times New Roman"/>
+                  </w:rPr>
+                </w:rPrChange>
+              </w:rPr>
+            </w:pPr>
+            <w:ins w:id="340" w:author="Martin Ma [2]" w:date="2026-03-12T12:52:00Z">
+              <w:r>
+                <w:rPr>
+                  <w:rFonts w:ascii="Times New Roman" w:eastAsiaTheme="minorEastAsia" w:hAnsi="Times New Roman" w:cs="Times New Roman"/>
+                  <w:rPrChange w:id="341" w:author="Martin Ma [2]" w:date="2026-03-12T12:52:00Z" w16du:dateUtc="2026-03-12T19:52:00Z">
+                    <w:rPr>
+                      <w:rFonts w:ascii="Times New Roman" w:hAnsi="Times New Roman" w:cs="Times New Roman"/>
+                    </w:rPr>
+                  </w:rPrChange>
+                </w:rPr>
+                <w:t>must</w:t>
+              </w:r>
+            </w:ins>
+          </w:p>
+        </w:tc>
+        <w:tc>
+          <w:tcPr>
+            <w:tcW w:w="0" w:type="auto"/>
+            <w:hideMark/>
+            <w:tcPrChange w:id="342" w:author="Martin Ma [2]" w:date="2026-03-12T12:52:00Z" w16du:dateUtc="2026-03-12T19:52:00Z">
+              <w:tcPr>
+                <w:tcW w:w="0" w:type="auto"/>
+                <w:hideMark/>
+              </w:tcPr>
+            </w:tcPrChange>
+          </w:tcPr>
+          <w:p>
+            <w:pPr>
+              <w:pStyle w:val="af2"/>
+              <w:rPr>
+                <w:ins w:id="343" w:author="Martin Ma [2]" w:date="2026-03-12T12:52:00Z"/>
+                <w:rFonts w:ascii="Times New Roman" w:eastAsiaTheme="minorEastAsia" w:hAnsi="Times New Roman" w:cs="Times New Roman"/>
+                <w:rPrChange w:id="344" w:author="Martin Ma [2]" w:date="2026-03-12T12:52:00Z" w16du:dateUtc="2026-03-12T19:52:00Z">
+                  <w:rPr>
+                    <w:ins w:id="345" w:author="Martin Ma [2]" w:date="2026-03-12T12:52:00Z"/>
+                    <w:rFonts w:ascii="Times New Roman" w:hAnsi="Times New Roman" w:cs="Times New Roman"/>
+                  </w:rPr>
+                </w:rPrChange>
+              </w:rPr>
+            </w:pPr>
+            <w:ins w:id="346" w:author="Martin Ma [2]" w:date="2026-03-12T12:52:00Z">
+              <w:r>
+                <w:rPr>
+                  <w:rFonts w:ascii="Times New Roman" w:eastAsiaTheme="minorEastAsia" w:hAnsi="Times New Roman" w:cs="Times New Roman" w:hint="eastAsia"/>
+                  <w:rPrChange w:id="347" w:author="Martin Ma [2]" w:date="2026-03-12T12:52:00Z" w16du:dateUtc="2026-03-12T19:52:00Z">
+                    <w:rPr>
+                      <w:rFonts w:ascii="宋体" w:eastAsia="宋体" w:hAnsi="宋体" w:cs="宋体" w:hint="eastAsia"/>
+                    </w:rPr>
+                  </w:rPrChange>
+                </w:rPr>
+                <w:t>必须</w:t>
+              </w:r>
+              <w:r>
+                <w:rPr>
+                  <w:rFonts w:ascii="Times New Roman" w:eastAsiaTheme="minorEastAsia" w:hAnsi="Times New Roman" w:cs="Times New Roman"/>
+                  <w:rPrChange w:id="348" w:author="Martin Ma [2]" w:date="2026-03-12T12:52:00Z" w16du:dateUtc="2026-03-12T19:52:00Z">
+                    <w:rPr>
+                      <w:rFonts w:ascii="Times New Roman" w:hAnsi="Times New Roman" w:cs="Times New Roman"/>
+                    </w:rPr>
+                  </w:rPrChange>
+                </w:rPr>
+                <w:t xml:space="preserve"> / </w:t>
+              </w:r>
+              <w:r>
+                <w:rPr>
+                  <w:rFonts w:ascii="Times New Roman" w:eastAsiaTheme="minorEastAsia" w:hAnsi="Times New Roman" w:cs="Times New Roman" w:hint="eastAsia"/>
+                  <w:rPrChange w:id="349" w:author="Martin Ma [2]" w:date="2026-03-12T12:52:00Z" w16du:dateUtc="2026-03-12T19:52:00Z">
+                    <w:rPr>
+                      <w:rFonts w:ascii="宋体" w:eastAsia="宋体" w:hAnsi="宋体" w:cs="宋体" w:hint="eastAsia"/>
+                    </w:rPr>
+                  </w:rPrChange>
+                </w:rPr>
+                <w:t>推测</w:t>
+              </w:r>
+            </w:ins>
+          </w:p>
+        </w:tc>
+      </w:tr>
+      <w:tr>
+        <w:trPr>
+          <w:jc w:val="center"/>
+          <w:ins w:id="350" w:author="Martin Ma [2]" w:date="2026-03-12T12:52:00Z"/>
+        </w:trPr>
+        <w:tc>
+          <w:tcPr>
+            <w:tcW w:w="0" w:type="auto"/>
+            <w:hideMark/>
+            <w:tcPrChange w:id="351" w:author="Martin Ma [2]" w:date="2026-03-12T12:52:00Z" w16du:dateUtc="2026-03-12T19:52:00Z">
+              <w:tcPr>
+                <w:tcW w:w="0" w:type="auto"/>
+                <w:hideMark/>
+              </w:tcPr>
+            </w:tcPrChange>
+          </w:tcPr>
+          <w:p>
+            <w:pPr>
+              <w:pStyle w:val="af2"/>
+              <w:rPr>
+                <w:ins w:id="352" w:author="Martin Ma [2]" w:date="2026-03-12T12:52:00Z"/>
+                <w:rFonts w:ascii="Times New Roman" w:eastAsiaTheme="minorEastAsia" w:hAnsi="Times New Roman" w:cs="Times New Roman"/>
+                <w:rPrChange w:id="353" w:author="Martin Ma [2]" w:date="2026-03-12T12:52:00Z" w16du:dateUtc="2026-03-12T19:52:00Z">
+                  <w:rPr>
+                    <w:ins w:id="354" w:author="Martin Ma [2]" w:date="2026-03-12T12:52:00Z"/>
+                    <w:rFonts w:ascii="Times New Roman" w:hAnsi="Times New Roman" w:cs="Times New Roman"/>
+                  </w:rPr>
+                </w:rPrChange>
+              </w:rPr>
+            </w:pPr>
+            <w:ins w:id="355" w:author="Martin Ma [2]" w:date="2026-03-12T12:52:00Z">
+              <w:r>
+                <w:rPr>
+                  <w:rFonts w:ascii="Times New Roman" w:eastAsiaTheme="minorEastAsia" w:hAnsi="Times New Roman" w:cs="Times New Roman"/>
+                  <w:rPrChange w:id="356" w:author="Martin Ma [2]" w:date="2026-03-12T12:52:00Z" w16du:dateUtc="2026-03-12T19:52:00Z">
+                    <w:rPr>
+                      <w:rFonts w:ascii="Times New Roman" w:hAnsi="Times New Roman" w:cs="Times New Roman"/>
+                    </w:rPr>
+                  </w:rPrChange>
+                </w:rPr>
+                <w:t>should</w:t>
+              </w:r>
+            </w:ins>
+          </w:p>
+        </w:tc>
+        <w:tc>
+          <w:tcPr>
+            <w:tcW w:w="0" w:type="auto"/>
+            <w:hideMark/>
+            <w:tcPrChange w:id="357" w:author="Martin Ma [2]" w:date="2026-03-12T12:52:00Z" w16du:dateUtc="2026-03-12T19:52:00Z">
+              <w:tcPr>
+                <w:tcW w:w="0" w:type="auto"/>
+                <w:hideMark/>
+              </w:tcPr>
+            </w:tcPrChange>
+          </w:tcPr>
+          <w:p>
+            <w:pPr>
+              <w:pStyle w:val="af2"/>
+              <w:rPr>
+                <w:ins w:id="358" w:author="Martin Ma [2]" w:date="2026-03-12T12:52:00Z"/>
+                <w:rFonts w:ascii="Times New Roman" w:eastAsiaTheme="minorEastAsia" w:hAnsi="Times New Roman" w:cs="Times New Roman"/>
+                <w:rPrChange w:id="359" w:author="Martin Ma [2]" w:date="2026-03-12T12:52:00Z" w16du:dateUtc="2026-03-12T19:52:00Z">
+                  <w:rPr>
+                    <w:ins w:id="360" w:author="Martin Ma [2]" w:date="2026-03-12T12:52:00Z"/>
+                    <w:rFonts w:ascii="Times New Roman" w:hAnsi="Times New Roman" w:cs="Times New Roman"/>
+                  </w:rPr>
+                </w:rPrChange>
+              </w:rPr>
+            </w:pPr>
+            <w:ins w:id="361" w:author="Martin Ma [2]" w:date="2026-03-12T12:52:00Z">
+              <w:r>
+                <w:rPr>
+                  <w:rFonts w:ascii="Times New Roman" w:eastAsiaTheme="minorEastAsia" w:hAnsi="Times New Roman" w:cs="Times New Roman" w:hint="eastAsia"/>
+                  <w:rPrChange w:id="362" w:author="Martin Ma [2]" w:date="2026-03-12T12:52:00Z" w16du:dateUtc="2026-03-12T19:52:00Z">
+                    <w:rPr>
+                      <w:rFonts w:ascii="宋体" w:eastAsia="宋体" w:hAnsi="宋体" w:cs="宋体" w:hint="eastAsia"/>
+                    </w:rPr>
+                  </w:rPrChange>
+                </w:rPr>
+                <w:t>应该</w:t>
+              </w:r>
+            </w:ins>
+          </w:p>
+        </w:tc>
+      </w:tr>
+      <w:tr>
+        <w:trPr>
+          <w:jc w:val="center"/>
+          <w:ins w:id="363" w:author="Martin Ma [2]" w:date="2026-03-12T12:52:00Z"/>
+        </w:trPr>
+        <w:tc>
+          <w:tcPr>
+            <w:tcW w:w="0" w:type="auto"/>
+            <w:hideMark/>
+            <w:tcPrChange w:id="364" w:author="Martin Ma [2]" w:date="2026-03-12T12:52:00Z" w16du:dateUtc="2026-03-12T19:52:00Z">
+              <w:tcPr>
+                <w:tcW w:w="0" w:type="auto"/>
+                <w:hideMark/>
+              </w:tcPr>
+            </w:tcPrChange>
+          </w:tcPr>
+          <w:p>
+            <w:pPr>
+              <w:pStyle w:val="af2"/>
+              <w:rPr>
+                <w:ins w:id="365" w:author="Martin Ma [2]" w:date="2026-03-12T12:52:00Z"/>
+                <w:rFonts w:ascii="Times New Roman" w:eastAsiaTheme="minorEastAsia" w:hAnsi="Times New Roman" w:cs="Times New Roman"/>
+                <w:rPrChange w:id="366" w:author="Martin Ma [2]" w:date="2026-03-12T12:52:00Z" w16du:dateUtc="2026-03-12T19:52:00Z">
+                  <w:rPr>
+                    <w:ins w:id="367" w:author="Martin Ma [2]" w:date="2026-03-12T12:52:00Z"/>
+                    <w:rFonts w:ascii="Times New Roman" w:hAnsi="Times New Roman" w:cs="Times New Roman"/>
+                  </w:rPr>
+                </w:rPrChange>
+              </w:rPr>
+            </w:pPr>
+            <w:ins w:id="368" w:author="Martin Ma [2]" w:date="2026-03-12T12:52:00Z">
+              <w:r>
+                <w:rPr>
+                  <w:rFonts w:ascii="Times New Roman" w:eastAsiaTheme="minorEastAsia" w:hAnsi="Times New Roman" w:cs="Times New Roman"/>
+                  <w:rPrChange w:id="369" w:author="Martin Ma [2]" w:date="2026-03-12T12:52:00Z" w16du:dateUtc="2026-03-12T19:52:00Z">
+                    <w:rPr>
+                      <w:rFonts w:ascii="Times New Roman" w:hAnsi="Times New Roman" w:cs="Times New Roman"/>
+                    </w:rPr>
+                  </w:rPrChange>
+                </w:rPr>
+                <w:t>will</w:t>
+              </w:r>
+            </w:ins>
+          </w:p>
+        </w:tc>
+        <w:tc>
+          <w:tcPr>
+            <w:tcW w:w="0" w:type="auto"/>
+            <w:hideMark/>
+            <w:tcPrChange w:id="370" w:author="Martin Ma [2]" w:date="2026-03-12T12:52:00Z" w16du:dateUtc="2026-03-12T19:52:00Z">
+              <w:tcPr>
+                <w:tcW w:w="0" w:type="auto"/>
+                <w:hideMark/>
+              </w:tcPr>
+            </w:tcPrChange>
+          </w:tcPr>
+          <w:p>
+            <w:pPr>
+              <w:pStyle w:val="af2"/>
+              <w:rPr>
+                <w:ins w:id="371" w:author="Martin Ma [2]" w:date="2026-03-12T12:52:00Z"/>
+                <w:rFonts w:ascii="Times New Roman" w:eastAsiaTheme="minorEastAsia" w:hAnsi="Times New Roman" w:cs="Times New Roman"/>
+                <w:rPrChange w:id="372" w:author="Martin Ma [2]" w:date="2026-03-12T12:52:00Z" w16du:dateUtc="2026-03-12T19:52:00Z">
+                  <w:rPr>
+                    <w:ins w:id="373" w:author="Martin Ma [2]" w:date="2026-03-12T12:52:00Z"/>
+                    <w:rFonts w:ascii="Times New Roman" w:hAnsi="Times New Roman" w:cs="Times New Roman"/>
+                  </w:rPr>
+                </w:rPrChange>
+              </w:rPr>
+            </w:pPr>
+            <w:ins w:id="374" w:author="Martin Ma [2]" w:date="2026-03-12T12:52:00Z">
+              <w:r>
+                <w:rPr>
+                  <w:rFonts w:ascii="Times New Roman" w:eastAsiaTheme="minorEastAsia" w:hAnsi="Times New Roman" w:cs="Times New Roman" w:hint="eastAsia"/>
+                  <w:rPrChange w:id="375" w:author="Martin Ma [2]" w:date="2026-03-12T12:52:00Z" w16du:dateUtc="2026-03-12T19:52:00Z">
+                    <w:rPr>
+                      <w:rFonts w:ascii="宋体" w:eastAsia="宋体" w:hAnsi="宋体" w:cs="宋体" w:hint="eastAsia"/>
+                    </w:rPr>
+                  </w:rPrChange>
+                </w:rPr>
+                <w:t>将会</w:t>
+              </w:r>
+            </w:ins>
+          </w:p>
+        </w:tc>
+      </w:tr>
+      <w:tr>
+        <w:trPr>
+          <w:jc w:val="center"/>
+          <w:ins w:id="376" w:author="Martin Ma [2]" w:date="2026-03-12T12:52:00Z"/>
+        </w:trPr>
+        <w:tc>
+          <w:tcPr>
+            <w:tcW w:w="0" w:type="auto"/>
+            <w:hideMark/>
+            <w:tcPrChange w:id="377" w:author="Martin Ma [2]" w:date="2026-03-12T12:52:00Z" w16du:dateUtc="2026-03-12T19:52:00Z">
+              <w:tcPr>
+                <w:tcW w:w="0" w:type="auto"/>
+                <w:hideMark/>
+              </w:tcPr>
+            </w:tcPrChange>
+          </w:tcPr>
+          <w:p>
+            <w:pPr>
+              <w:pStyle w:val="af2"/>
+              <w:rPr>
+                <w:ins w:id="378" w:author="Martin Ma [2]" w:date="2026-03-12T12:52:00Z"/>
+                <w:rFonts w:ascii="Times New Roman" w:eastAsiaTheme="minorEastAsia" w:hAnsi="Times New Roman" w:cs="Times New Roman"/>
+                <w:rPrChange w:id="379" w:author="Martin Ma [2]" w:date="2026-03-12T12:52:00Z" w16du:dateUtc="2026-03-12T19:52:00Z">
+                  <w:rPr>
+                    <w:ins w:id="380" w:author="Martin Ma [2]" w:date="2026-03-12T12:52:00Z"/>
+                    <w:rFonts w:ascii="Times New Roman" w:hAnsi="Times New Roman" w:cs="Times New Roman"/>
+                  </w:rPr>
+                </w:rPrChange>
+              </w:rPr>
+            </w:pPr>
+            <w:ins w:id="381" w:author="Martin Ma [2]" w:date="2026-03-12T12:52:00Z">
+              <w:r>
+                <w:rPr>
+                  <w:rFonts w:ascii="Times New Roman" w:eastAsiaTheme="minorEastAsia" w:hAnsi="Times New Roman" w:cs="Times New Roman"/>
+                  <w:rPrChange w:id="382" w:author="Martin Ma [2]" w:date="2026-03-12T12:52:00Z" w16du:dateUtc="2026-03-12T19:52:00Z">
+                    <w:rPr>
+                      <w:rFonts w:ascii="Times New Roman" w:hAnsi="Times New Roman" w:cs="Times New Roman"/>
+                    </w:rPr>
+                  </w:rPrChange>
+                </w:rPr>
+                <w:t>would</w:t>
+              </w:r>
+            </w:ins>
+          </w:p>
+        </w:tc>
+        <w:tc>
+          <w:tcPr>
+            <w:tcW w:w="0" w:type="auto"/>
+            <w:hideMark/>
+            <w:tcPrChange w:id="383" w:author="Martin Ma [2]" w:date="2026-03-12T12:52:00Z" w16du:dateUtc="2026-03-12T19:52:00Z">
+              <w:tcPr>
+                <w:tcW w:w="0" w:type="auto"/>
+                <w:hideMark/>
+              </w:tcPr>
+            </w:tcPrChange>
+          </w:tcPr>
+          <w:p>
+            <w:pPr>
+              <w:pStyle w:val="af2"/>
+              <w:rPr>
+                <w:ins w:id="384" w:author="Martin Ma [2]" w:date="2026-03-12T12:52:00Z"/>
+                <w:rFonts w:ascii="Times New Roman" w:eastAsiaTheme="minorEastAsia" w:hAnsi="Times New Roman" w:cs="Times New Roman"/>
+                <w:rPrChange w:id="385" w:author="Martin Ma [2]" w:date="2026-03-12T12:52:00Z" w16du:dateUtc="2026-03-12T19:52:00Z">
+                  <w:rPr>
+                    <w:ins w:id="386" w:author="Martin Ma [2]" w:date="2026-03-12T12:52:00Z"/>
+                    <w:rFonts w:ascii="Times New Roman" w:hAnsi="Times New Roman" w:cs="Times New Roman"/>
+                  </w:rPr>
+                </w:rPrChange>
+              </w:rPr>
+            </w:pPr>
+            <w:ins w:id="387" w:author="Martin Ma [2]" w:date="2026-03-12T12:52:00Z">
+              <w:r>
+                <w:rPr>
+                  <w:rFonts w:ascii="Times New Roman" w:eastAsiaTheme="minorEastAsia" w:hAnsi="Times New Roman" w:cs="Times New Roman" w:hint="eastAsia"/>
+                  <w:rPrChange w:id="388" w:author="Martin Ma [2]" w:date="2026-03-12T12:52:00Z" w16du:dateUtc="2026-03-12T19:52:00Z">
+                    <w:rPr>
+                      <w:rFonts w:ascii="宋体" w:eastAsia="宋体" w:hAnsi="宋体" w:cs="宋体" w:hint="eastAsia"/>
+                    </w:rPr>
+                  </w:rPrChange>
+                </w:rPr>
+                <w:t>会（假设）</w:t>
+              </w:r>
+            </w:ins>
+          </w:p>
+        </w:tc>
+      </w:tr>
+    </w:tbl>
+    <w:p>
+      <w:pPr>
+        <w:pStyle w:val="af2"/>
+        <w:rPr>
+          <w:rFonts w:ascii="Times New Roman" w:eastAsiaTheme="minorEastAsia" w:hAnsi="Times New Roman" w:cs="Times New Roman"/>
+          <w:lang w:val="en-CA"/>
+        </w:rPr>
+      </w:pPr>
+    </w:p>
+    <w:p>
+      <w:pPr>
+        <w:pStyle w:val="af2"/>
+        <w:spacing w:line="276" w:lineRule="auto"/>
+        <w:rPr>
+          <w:rFonts w:ascii="Times New Roman" w:eastAsiaTheme="minorEastAsia" w:hAnsi="Times New Roman" w:cs="Times New Roman"/>
+          <w:b/>
+          <w:bCs/>
+          <w:rPrChange w:id="389" w:author="Martin Ma" w:date="2026-03-12T23:59:00Z" w16du:dateUtc="2026-03-13T06:59:00Z">
+            <w:rPr>
+              <w:rFonts w:ascii="Times New Roman" w:eastAsiaTheme="minorEastAsia" w:hAnsi="Times New Roman" w:cs="Times New Roman"/>
+            </w:rPr>
+          </w:rPrChange>
+        </w:rPr>
+        <w:pPrChange w:id="390" w:author="Martin Ma [2]" w:date="2026-03-12T12:58:00Z" w16du:dateUtc="2026-03-12T19:58:00Z">
+          <w:pPr>
+            <w:pStyle w:val="af2"/>
+          </w:pPr>
+        </w:pPrChange>
+      </w:pPr>
+      <w:ins w:id="391" w:author="Martin Ma [2]" w:date="2026-03-12T12:57:00Z" w16du:dateUtc="2026-03-12T19:57:00Z">
+        <w:r>
+          <w:rPr>
+            <w:rFonts w:ascii="Times New Roman" w:eastAsiaTheme="minorEastAsia" w:hAnsi="Times New Roman" w:cs="Times New Roman"/>
+          </w:rPr>
+          <w:tab/>
+        </w:r>
+      </w:ins>
+      <w:ins w:id="392" w:author="Martin Ma [2]" w:date="2026-03-12T12:59:00Z" w16du:dateUtc="2026-03-12T19:59:00Z">
+        <w:r>
+          <w:rPr>
+            <w:rFonts w:ascii="Times New Roman" w:eastAsiaTheme="minorEastAsia" w:hAnsi="Times New Roman" w:cs="Times New Roman"/>
+            <w:b/>
+            <w:bCs/>
+            <w:rPrChange w:id="393" w:author="Martin Ma" w:date="2026-03-12T23:59:00Z" w16du:dateUtc="2026-03-13T06:59:00Z">
+              <w:rPr>
+                <w:rFonts w:ascii="Times New Roman" w:eastAsiaTheme="minorEastAsia" w:hAnsi="Times New Roman" w:cs="Times New Roman" w:hint="eastAsia"/>
+              </w:rPr>
+            </w:rPrChange>
+          </w:rPr>
+          <w:t xml:space="preserve"> </w:t>
+        </w:r>
+      </w:ins>
+      <w:ins w:id="394" w:author="Martin Ma [2]" w:date="2026-03-12T12:57:00Z">
+        <w:r>
+          <w:rPr>
+            <w:rFonts w:ascii="Times New Roman" w:eastAsiaTheme="minorEastAsia" w:hAnsi="Times New Roman" w:cs="Times New Roman"/>
+            <w:b/>
+            <w:bCs/>
+            <w:rPrChange w:id="395" w:author="Martin Ma" w:date="2026-03-12T23:59:00Z" w16du:dateUtc="2026-03-13T06:59:00Z">
+              <w:rPr>
+                <w:rFonts w:ascii="Times New Roman" w:eastAsiaTheme="minorEastAsia" w:hAnsi="Times New Roman" w:cs="Times New Roman"/>
+              </w:rPr>
+            </w:rPrChange>
+          </w:rPr>
+          <w:t>modal + have + done</w:t>
+        </w:r>
+      </w:ins>
+      <w:ins w:id="396" w:author="Martin Ma [2]" w:date="2026-03-12T12:57:00Z" w16du:dateUtc="2026-03-12T19:57:00Z">
+        <w:r>
+          <w:rPr>
+            <w:rFonts w:ascii="Times New Roman" w:eastAsiaTheme="minorEastAsia" w:hAnsi="Times New Roman" w:cs="Times New Roman"/>
+            <w:b/>
+            <w:bCs/>
+            <w:rPrChange w:id="397" w:author="Martin Ma" w:date="2026-03-12T23:59:00Z" w16du:dateUtc="2026-03-13T06:59:00Z">
+              <w:rPr>
+                <w:rFonts w:ascii="Times New Roman" w:eastAsiaTheme="minorEastAsia" w:hAnsi="Times New Roman" w:cs="Times New Roman" w:hint="eastAsia"/>
+              </w:rPr>
+            </w:rPrChange>
+          </w:rPr>
+          <w:t xml:space="preserve"> </w:t>
+        </w:r>
+        <w:r>
+          <w:rPr>
+            <w:rFonts w:ascii="Times New Roman" w:eastAsiaTheme="minorEastAsia" w:hAnsi="Times New Roman" w:cs="Times New Roman"/>
+            <w:b/>
+            <w:bCs/>
+            <w:rPrChange w:id="398" w:author="Martin Ma" w:date="2026-03-12T23:59:00Z" w16du:dateUtc="2026-03-13T06:59:00Z">
+              <w:rPr>
+                <w:rFonts w:ascii="Times New Roman" w:eastAsiaTheme="minorEastAsia" w:hAnsi="Times New Roman" w:cs="Times New Roman"/>
+              </w:rPr>
+            </w:rPrChange>
+          </w:rPr>
+          <w:t>表示对过去的推测或评价</w:t>
+        </w:r>
+      </w:ins>
+    </w:p>
+    <w:p>
+      <w:pPr>
+        <w:pStyle w:val="af2"/>
+        <w:ind w:left="851"/>
+        <w:rPr>
+          <w:ins w:id="399" w:author="Martin Ma [2]" w:date="2026-03-12T12:57:00Z" w16du:dateUtc="2026-03-12T19:57:00Z"/>
+          <w:rFonts w:ascii="Times New Roman" w:eastAsiaTheme="minorEastAsia" w:hAnsi="Times New Roman" w:cs="Times New Roman" w:hint="eastAsia"/>
+        </w:rPr>
+        <w:pPrChange w:id="400" w:author="Martin Ma [2]" w:date="2026-03-12T12:58:00Z" w16du:dateUtc="2026-03-12T19:58:00Z">
+          <w:pPr>
+            <w:pStyle w:val="af2"/>
+          </w:pPr>
+        </w:pPrChange>
+      </w:pPr>
+      <w:ins w:id="401" w:author="Martin Ma [2]" w:date="2026-03-12T13:10:00Z" w16du:dateUtc="2026-03-12T20:10:00Z">
+        <w:r>
+          <w:rPr>
+            <w:rFonts w:ascii="Times New Roman" w:eastAsiaTheme="minorEastAsia" w:hAnsi="Times New Roman" w:cs="Times New Roman" w:hint="eastAsia"/>
+          </w:rPr>
+          <w:t xml:space="preserve">could / </w:t>
+        </w:r>
+      </w:ins>
+      <w:ins w:id="402" w:author="Martin Ma [2]" w:date="2026-03-12T12:57:00Z" w16du:dateUtc="2026-03-12T19:57:00Z">
+        <w:r>
+          <w:rPr>
+            <w:rFonts w:ascii="Times New Roman" w:eastAsiaTheme="minorEastAsia" w:hAnsi="Times New Roman" w:cs="Times New Roman" w:hint="eastAsia"/>
+          </w:rPr>
+          <w:t>would have</w:t>
+        </w:r>
+      </w:ins>
+      <w:ins w:id="403" w:author="Martin Ma [2]" w:date="2026-03-12T13:06:00Z" w16du:dateUtc="2026-03-12T20:06:00Z">
+        <w:r>
+          <w:rPr>
+            <w:rFonts w:ascii="Times New Roman" w:eastAsiaTheme="minorEastAsia" w:hAnsi="Times New Roman" w:cs="Times New Roman" w:hint="eastAsia"/>
+          </w:rPr>
+          <w:t xml:space="preserve"> done</w:t>
+        </w:r>
+      </w:ins>
+      <w:ins w:id="404" w:author="Martin Ma [2]" w:date="2026-03-12T12:57:00Z" w16du:dateUtc="2026-03-12T19:57:00Z">
+        <w:r>
+          <w:rPr>
+            <w:rFonts w:ascii="Times New Roman" w:eastAsiaTheme="minorEastAsia" w:hAnsi="Times New Roman" w:cs="Times New Roman"/>
+          </w:rPr>
+          <w:t>本来会发生</w:t>
+        </w:r>
+        <w:r>
+          <w:rPr>
+            <w:rFonts w:ascii="Times New Roman" w:eastAsiaTheme="minorEastAsia" w:hAnsi="Times New Roman" w:cs="Times New Roman" w:hint="eastAsia"/>
+          </w:rPr>
+          <w:t xml:space="preserve">, </w:t>
+        </w:r>
+        <w:r>
+          <w:rPr>
+            <w:rFonts w:ascii="Times New Roman" w:eastAsiaTheme="minorEastAsia" w:hAnsi="Times New Roman" w:cs="Times New Roman"/>
+          </w:rPr>
+          <w:t>但实际上没有发生</w:t>
+        </w:r>
+        <w:r>
+          <w:rPr>
+            <w:rFonts w:ascii="Times New Roman" w:eastAsiaTheme="minorEastAsia" w:hAnsi="Times New Roman" w:cs="Times New Roman" w:hint="eastAsia"/>
+          </w:rPr>
+          <w:t>。</w:t>
+        </w:r>
+      </w:ins>
+      <w:ins w:id="405" w:author="Martin Ma" w:date="2026-03-13T00:02:00Z" w16du:dateUtc="2026-03-13T07:02:00Z">
+        <w:r>
+          <w:rPr>
+            <w:rFonts w:ascii="Times New Roman" w:eastAsiaTheme="minorEastAsia" w:hAnsi="Times New Roman" w:cs="Times New Roman" w:hint="eastAsia"/>
+          </w:rPr>
+          <w:t xml:space="preserve">(would </w:t>
+        </w:r>
+        <w:r>
+          <w:rPr>
+            <w:rFonts w:ascii="Times New Roman" w:eastAsiaTheme="minorEastAsia" w:hAnsi="Times New Roman" w:cs="Times New Roman" w:hint="eastAsia"/>
+          </w:rPr>
+          <w:t>是假设</w:t>
+        </w:r>
+        <w:r>
+          <w:rPr>
+            <w:rFonts w:ascii="Times New Roman" w:eastAsiaTheme="minorEastAsia" w:hAnsi="Times New Roman" w:cs="Times New Roman" w:hint="eastAsia"/>
+          </w:rPr>
+          <w:t>)</w:t>
+        </w:r>
+      </w:ins>
+    </w:p>
+    <w:p>
+      <w:pPr>
+        <w:pStyle w:val="af2"/>
+        <w:ind w:left="851"/>
+        <w:rPr>
+          <w:ins w:id="406" w:author="Martin Ma [2]" w:date="2026-03-12T12:57:00Z" w16du:dateUtc="2026-03-12T19:57:00Z"/>
+          <w:rFonts w:ascii="Times New Roman" w:eastAsiaTheme="minorEastAsia" w:hAnsi="Times New Roman" w:cs="Times New Roman"/>
+        </w:rPr>
+        <w:pPrChange w:id="407" w:author="Martin Ma [2]" w:date="2026-03-12T12:58:00Z" w16du:dateUtc="2026-03-12T19:58:00Z">
+          <w:pPr>
+            <w:pStyle w:val="af2"/>
+            <w:ind w:firstLine="420"/>
+          </w:pPr>
+        </w:pPrChange>
+      </w:pPr>
+      <w:ins w:id="408" w:author="Martin Ma [2]" w:date="2026-03-12T12:57:00Z" w16du:dateUtc="2026-03-12T19:57:00Z">
+        <w:r>
+          <w:rPr>
+            <w:rFonts w:ascii="Times New Roman" w:eastAsiaTheme="minorEastAsia" w:hAnsi="Times New Roman" w:cs="Times New Roman" w:hint="eastAsia"/>
+          </w:rPr>
+          <w:t xml:space="preserve">could have / may (might) have </w:t>
+        </w:r>
+      </w:ins>
+      <w:ins w:id="409" w:author="Martin Ma [2]" w:date="2026-03-12T13:06:00Z" w16du:dateUtc="2026-03-12T20:06:00Z">
+        <w:r>
+          <w:rPr>
+            <w:rFonts w:ascii="Times New Roman" w:eastAsiaTheme="minorEastAsia" w:hAnsi="Times New Roman" w:cs="Times New Roman" w:hint="eastAsia"/>
+          </w:rPr>
+          <w:t>done</w:t>
+        </w:r>
+      </w:ins>
+      <w:ins w:id="410" w:author="Martin Ma [2]" w:date="2026-03-12T12:57:00Z" w16du:dateUtc="2026-03-12T19:57:00Z">
+        <w:r>
+          <w:rPr>
+            <w:rFonts w:ascii="Times New Roman" w:eastAsiaTheme="minorEastAsia" w:hAnsi="Times New Roman" w:cs="Times New Roman" w:hint="eastAsia"/>
+          </w:rPr>
+          <w:t>推测可能发生了</w:t>
+        </w:r>
+        <w:r>
+          <w:rPr>
+            <w:rFonts w:ascii="Times New Roman" w:eastAsiaTheme="minorEastAsia" w:hAnsi="Times New Roman" w:cs="Times New Roman" w:hint="eastAsia"/>
+          </w:rPr>
+          <w:t>(</w:t>
+        </w:r>
+        <w:r>
+          <w:rPr>
+            <w:rFonts w:ascii="Times New Roman" w:eastAsiaTheme="minorEastAsia" w:hAnsi="Times New Roman" w:cs="Times New Roman" w:hint="eastAsia"/>
+          </w:rPr>
+          <w:t>但具体不知道</w:t>
+        </w:r>
+        <w:r>
+          <w:rPr>
+            <w:rFonts w:ascii="Times New Roman" w:eastAsiaTheme="minorEastAsia" w:hAnsi="Times New Roman" w:cs="Times New Roman" w:hint="eastAsia"/>
+          </w:rPr>
+          <w:t>)</w:t>
+        </w:r>
+      </w:ins>
+    </w:p>
+    <w:p>
+      <w:pPr>
+        <w:pStyle w:val="af2"/>
+        <w:rPr>
+          <w:rFonts w:ascii="Times New Roman" w:eastAsiaTheme="minorEastAsia" w:hAnsi="Times New Roman" w:cs="Times New Roman"/>
+        </w:rPr>
+      </w:pPr>
+      <w:ins w:id="411" w:author="Martin Ma [2]" w:date="2026-03-12T13:06:00Z" w16du:dateUtc="2026-03-12T20:06:00Z">
+        <w:r>
+          <w:rPr>
+            <w:rFonts w:ascii="Times New Roman" w:eastAsiaTheme="minorEastAsia" w:hAnsi="Times New Roman" w:cs="Times New Roman"/>
+          </w:rPr>
+          <w:tab/>
+        </w:r>
+        <w:r>
+          <w:rPr>
+            <w:rFonts w:ascii="Times New Roman" w:eastAsiaTheme="minorEastAsia" w:hAnsi="Times New Roman" w:cs="Times New Roman"/>
+          </w:rPr>
+          <w:tab/>
+        </w:r>
+        <w:r>
+          <w:rPr>
+            <w:rFonts w:ascii="Times New Roman" w:eastAsiaTheme="minorEastAsia" w:hAnsi="Times New Roman" w:cs="Times New Roman"/>
+          </w:rPr>
+          <w:t>must have done</w:t>
+        </w:r>
+        <w:r>
+          <w:rPr>
+            <w:rFonts w:ascii="Times New Roman" w:eastAsiaTheme="minorEastAsia" w:hAnsi="Times New Roman" w:cs="Times New Roman" w:hint="eastAsia"/>
+          </w:rPr>
+          <w:t xml:space="preserve"> </w:t>
+        </w:r>
+        <w:r>
+          <w:rPr>
+            <w:rFonts w:ascii="Times New Roman" w:eastAsiaTheme="minorEastAsia" w:hAnsi="Times New Roman" w:cs="Times New Roman"/>
+          </w:rPr>
+          <w:t>一定发生过</w:t>
+        </w:r>
+      </w:ins>
+    </w:p>
+    <w:p>
+      <w:pPr>
+        <w:pStyle w:val="af2"/>
+        <w:rPr>
+          <w:ins w:id="412" w:author="Martin Ma" w:date="2026-03-12T23:58:00Z" w16du:dateUtc="2026-03-13T06:58:00Z"/>
+          <w:rFonts w:ascii="Times New Roman" w:eastAsiaTheme="minorEastAsia" w:hAnsi="Times New Roman" w:cs="Times New Roman"/>
+        </w:rPr>
+      </w:pPr>
+    </w:p>
+    <w:p>
+      <w:pPr>
+        <w:pStyle w:val="af2"/>
+        <w:rPr>
+          <w:ins w:id="413" w:author="Martin Ma" w:date="2026-03-12T23:58:00Z" w16du:dateUtc="2026-03-13T06:58:00Z"/>
+          <w:rFonts w:ascii="Times New Roman" w:eastAsiaTheme="minorEastAsia" w:hAnsi="Times New Roman" w:cs="Times New Roman"/>
+        </w:rPr>
+      </w:pPr>
+    </w:p>
+    <w:p>
+      <w:pPr>
+        <w:pStyle w:val="af2"/>
+        <w:rPr>
+          <w:ins w:id="414" w:author="Martin Ma" w:date="2026-03-12T23:58:00Z" w16du:dateUtc="2026-03-13T06:58:00Z"/>
+          <w:rFonts w:ascii="Times New Roman" w:eastAsiaTheme="minorEastAsia" w:hAnsi="Times New Roman" w:cs="Times New Roman"/>
+        </w:rPr>
+      </w:pPr>
+    </w:p>
+    <w:p>
+      <w:pPr>
+        <w:pStyle w:val="af2"/>
+        <w:rPr>
+          <w:ins w:id="415" w:author="Martin Ma" w:date="2026-03-12T23:58:00Z" w16du:dateUtc="2026-03-13T06:58:00Z"/>
+          <w:rFonts w:ascii="Times New Roman" w:eastAsiaTheme="minorEastAsia" w:hAnsi="Times New Roman" w:cs="Times New Roman"/>
+        </w:rPr>
+      </w:pPr>
+    </w:p>
+    <w:p>
+      <w:pPr>
+        <w:pStyle w:val="af2"/>
+        <w:rPr>
+          <w:ins w:id="416" w:author="Martin Ma" w:date="2026-03-12T23:58:00Z" w16du:dateUtc="2026-03-13T06:58:00Z"/>
+          <w:rFonts w:ascii="Times New Roman" w:eastAsiaTheme="minorEastAsia" w:hAnsi="Times New Roman" w:cs="Times New Roman"/>
+        </w:rPr>
+      </w:pPr>
+    </w:p>
+    <w:p>
+      <w:pPr>
+        <w:pStyle w:val="af2"/>
+        <w:rPr>
+          <w:ins w:id="417" w:author="Martin Ma" w:date="2026-03-12T23:58:00Z" w16du:dateUtc="2026-03-13T06:58:00Z"/>
+          <w:rFonts w:ascii="Times New Roman" w:eastAsiaTheme="minorEastAsia" w:hAnsi="Times New Roman" w:cs="Times New Roman"/>
+        </w:rPr>
+      </w:pPr>
+    </w:p>
+    <w:p>
+      <w:pPr>
+        <w:pStyle w:val="af2"/>
+        <w:rPr>
+          <w:ins w:id="418" w:author="Martin Ma" w:date="2026-03-12T23:58:00Z" w16du:dateUtc="2026-03-13T06:58:00Z"/>
+          <w:rFonts w:ascii="Times New Roman" w:eastAsiaTheme="minorEastAsia" w:hAnsi="Times New Roman" w:cs="Times New Roman"/>
+        </w:rPr>
+      </w:pPr>
+    </w:p>
+    <w:p>
+      <w:pPr>
+        <w:pStyle w:val="af2"/>
+        <w:rPr>
+          <w:ins w:id="419" w:author="Martin Ma" w:date="2026-03-12T23:58:00Z" w16du:dateUtc="2026-03-13T06:58:00Z"/>
           <w:rFonts w:ascii="Times New Roman" w:eastAsiaTheme="minorEastAsia" w:hAnsi="Times New Roman" w:cs="Times New Roman"/>
         </w:rPr>
       </w:pPr>
@@ -7461,7 +10828,6 @@
           <w:i/>
           <w:iCs/>
         </w:rPr>
-        <w:lastRenderedPageBreak/>
         <w:t>4</w:t>
       </w:r>
       <w:r>
@@ -7881,7 +11247,7 @@
       <w:pPr>
         <w:pStyle w:val="af2"/>
         <w:rPr>
-          <w:rFonts w:ascii="Times New Roman" w:eastAsiaTheme="minorEastAsia" w:hAnsi="Times New Roman" w:cs="Times New Roman" w:hint="eastAsia"/>
+          <w:rFonts w:ascii="Times New Roman" w:eastAsiaTheme="minorEastAsia" w:hAnsi="Times New Roman" w:cs="Times New Roman"/>
         </w:rPr>
       </w:pPr>
     </w:p>
@@ -9540,10 +12906,110 @@
       </w:rPr>
     </w:lvl>
   </w:abstractNum>
+  <w:abstractNum w:abstractNumId="1" w15:restartNumberingAfterBreak="0">
+    <w:nsid w:val="78103D3B"/>
+    <w:multiLevelType w:val="hybridMultilevel"/>
+    <w:tmpl w:val="7898BB4E"/>
+    <w:lvl w:ilvl="0" w:tplc="0409000F">
+      <w:start w:val="1"/>
+      <w:numFmt w:val="decimal"/>
+      <w:lvlText w:val="%1."/>
+      <w:lvlJc w:val="left"/>
+      <w:pPr>
+        <w:ind w:left="860" w:hanging="440"/>
+      </w:pPr>
+    </w:lvl>
+    <w:lvl w:ilvl="1" w:tplc="04090019" w:tentative="1">
+      <w:start w:val="1"/>
+      <w:numFmt w:val="lowerLetter"/>
+      <w:lvlText w:val="%2)"/>
+      <w:lvlJc w:val="left"/>
+      <w:pPr>
+        <w:ind w:left="1300" w:hanging="440"/>
+      </w:pPr>
+    </w:lvl>
+    <w:lvl w:ilvl="2" w:tplc="0409001B" w:tentative="1">
+      <w:start w:val="1"/>
+      <w:numFmt w:val="lowerRoman"/>
+      <w:lvlText w:val="%3."/>
+      <w:lvlJc w:val="right"/>
+      <w:pPr>
+        <w:ind w:left="1740" w:hanging="440"/>
+      </w:pPr>
+    </w:lvl>
+    <w:lvl w:ilvl="3" w:tplc="0409000F" w:tentative="1">
+      <w:start w:val="1"/>
+      <w:numFmt w:val="decimal"/>
+      <w:lvlText w:val="%4."/>
+      <w:lvlJc w:val="left"/>
+      <w:pPr>
+        <w:ind w:left="2180" w:hanging="440"/>
+      </w:pPr>
+    </w:lvl>
+    <w:lvl w:ilvl="4" w:tplc="04090019" w:tentative="1">
+      <w:start w:val="1"/>
+      <w:numFmt w:val="lowerLetter"/>
+      <w:lvlText w:val="%5)"/>
+      <w:lvlJc w:val="left"/>
+      <w:pPr>
+        <w:ind w:left="2620" w:hanging="440"/>
+      </w:pPr>
+    </w:lvl>
+    <w:lvl w:ilvl="5" w:tplc="0409001B" w:tentative="1">
+      <w:start w:val="1"/>
+      <w:numFmt w:val="lowerRoman"/>
+      <w:lvlText w:val="%6."/>
+      <w:lvlJc w:val="right"/>
+      <w:pPr>
+        <w:ind w:left="3060" w:hanging="440"/>
+      </w:pPr>
+    </w:lvl>
+    <w:lvl w:ilvl="6" w:tplc="0409000F" w:tentative="1">
+      <w:start w:val="1"/>
+      <w:numFmt w:val="decimal"/>
+      <w:lvlText w:val="%7."/>
+      <w:lvlJc w:val="left"/>
+      <w:pPr>
+        <w:ind w:left="3500" w:hanging="440"/>
+      </w:pPr>
+    </w:lvl>
+    <w:lvl w:ilvl="7" w:tplc="04090019" w:tentative="1">
+      <w:start w:val="1"/>
+      <w:numFmt w:val="lowerLetter"/>
+      <w:lvlText w:val="%8)"/>
+      <w:lvlJc w:val="left"/>
+      <w:pPr>
+        <w:ind w:left="3940" w:hanging="440"/>
+      </w:pPr>
+    </w:lvl>
+    <w:lvl w:ilvl="8" w:tplc="0409001B" w:tentative="1">
+      <w:start w:val="1"/>
+      <w:numFmt w:val="lowerRoman"/>
+      <w:lvlText w:val="%9."/>
+      <w:lvlJc w:val="right"/>
+      <w:pPr>
+        <w:ind w:left="4380" w:hanging="440"/>
+      </w:pPr>
+    </w:lvl>
+  </w:abstractNum>
   <w:num w:numId="1" w16cid:durableId="748233206">
     <w:abstractNumId w:val="0"/>
   </w:num>
+  <w:num w:numId="2" w16cid:durableId="379326597">
+    <w:abstractNumId w:val="1"/>
+  </w:num>
 </w:numbering>
+</file>
+
+<file path=word/people.xml><?xml version="1.0" encoding="utf-8"?>
+<w15:people xmlns:wpc="http://schemas.microsoft.com/office/word/2010/wordprocessingCanvas" xmlns:cx="http://schemas.microsoft.com/office/drawing/2014/chartex" xmlns:cx1="http://schemas.microsoft.com/office/drawing/2015/9/8/chartex" xmlns:cx2="http://schemas.microsoft.com/office/drawing/2015/10/21/chartex" xmlns:cx3="http://schemas.microsoft.com/office/drawing/2016/5/9/chartex" xmlns:cx4="http://schemas.microsoft.com/office/drawing/2016/5/10/chartex" xmlns:cx5="http://schemas.microsoft.com/office/drawing/2016/5/11/chartex" xmlns:cx6="http://schemas.microsoft.com/office/drawing/2016/5/12/chartex" xmlns:cx7="http://schemas.microsoft.com/office/drawing/2016/5/13/chartex" xmlns:cx8="http://schemas.microsoft.com/office/drawing/2016/5/14/chartex" xmlns:mc="http://schemas.openxmlformats.org/markup-compatibility/2006" xmlns:aink="http://schemas.microsoft.com/office/drawing/2016/ink" xmlns:am3d="http://schemas.microsoft.com/office/drawing/2017/model3d" xmlns:o="urn:schemas-microsoft-com:office:office" xmlns:oel="http://schemas.microsoft.com/office/2019/extlst" xmlns:r="http://schemas.openxmlformats.org/officeDocument/2006/relationships" xmlns:m="http://schemas.openxmlformats.org/officeDocument/2006/math" xmlns:v="urn:schemas-microsoft-com:vml" xmlns:wp14="http://schemas.microsoft.com/office/word/2010/wordprocessingDrawing" xmlns:wp="http://schemas.openxmlformats.org/drawingml/2006/wordprocessingDrawing" xmlns:w10="urn:schemas-microsoft-com:office:word" xmlns:w="http://schemas.openxmlformats.org/wordprocessingml/2006/main" xmlns:w14="http://schemas.microsoft.com/office/word/2010/wordml" xmlns:w15="http://schemas.microsoft.com/office/word/2012/wordml" xmlns:w16cex="http://schemas.microsoft.com/office/word/2018/wordml/cex" xmlns:w16cid="http://schemas.microsoft.com/office/word/2016/wordml/cid" xmlns:w16="http://schemas.microsoft.com/office/word/2018/wordml" xmlns:w16du="http://schemas.microsoft.com/office/word/2023/wordml/word16du" xmlns:w16sdtdh="http://schemas.microsoft.com/office/word/2020/wordml/sdtdatahash" xmlns:w16sdtfl="http://schemas.microsoft.com/office/word/2024/wordml/sdtformatlock" xmlns:w16se="http://schemas.microsoft.com/office/word/2015/wordml/symex" xmlns:wpg="http://schemas.microsoft.com/office/word/2010/wordprocessingGroup" xmlns:wpi="http://schemas.microsoft.com/office/word/2010/wordprocessingInk" xmlns:wne="http://schemas.microsoft.com/office/word/2006/wordml" xmlns:wps="http://schemas.microsoft.com/office/word/2010/wordprocessingShape" mc:Ignorable="w14 w15 w16se w16cid w16 w16cex w16sdtdh w16sdtfl w16du wp14">
+  <w15:person w15:author="Martin Ma">
+    <w15:presenceInfo w15:providerId="Windows Live" w15:userId="48dde6409722e335"/>
+  </w15:person>
+  <w15:person w15:author="Martin Ma [2]">
+    <w15:presenceInfo w15:providerId="AD" w15:userId="S::Martin@advancedfreezer.com::4e2cc5cf-b720-4d20-b276-c11aea9d47d0"/>
+  </w15:person>
+</w15:people>
 </file>
 
 <file path=word/styles.xml><?xml version="1.0" encoding="utf-8"?>
@@ -10596,6 +14062,13 @@
       </w:tblBorders>
     </w:tblPr>
   </w:style>
+  <w:style w:type="paragraph" w:styleId="af5">
+    <w:name w:val="Revision"/>
+    <w:hidden/>
+    <w:uiPriority w:val="99"/>
+    <w:semiHidden/>
+    <w:rsid w:val="00BB01D3"/>
+  </w:style>
 </w:styles>
 </file>
 
